--- a/docs/物料管理规范.docx
+++ b/docs/物料管理规范.docx
@@ -28,7 +28,7 @@
         </w:p>
       </w:sdtContent>
     </w:sdt>
-    <w:bookmarkStart w:id="46" w:name="雏鹰之翼航模队--物料管理规范手册"/>
+    <w:bookmarkStart w:id="48" w:name="雏鹰之翼航模队--物料管理规范手册"/>
     <w:p>
       <w:pPr>
         <w:pStyle w:val="Heading1"/>
@@ -534,13 +534,58 @@
           <w:b/>
           <w:bCs/>
         </w:rPr>
-        <w:t xml:space="preserve">原则：账目只能通过流程变动</w:t>
+        <w:t xml:space="preserve">原则一：账目只能通过流程变动</w:t>
       </w:r>
       <w:r>
         <w:rPr>
           <w:rFonts w:hint="eastAsia"/>
         </w:rPr>
         <w:t xml:space="preserve">（领用/归还/盘点入账/采购入库），任何人不得为了"对齐数字"直接改数据库或绕过审批。</w:t>
+      </w:r>
+    </w:p>
+    <w:p>
+      <w:pPr>
+        <w:pStyle w:val="BodyText"/>
+      </w:pPr>
+      <w:r>
+        <w:rPr>
+          <w:rFonts w:hint="eastAsia"/>
+          <w:b/>
+          <w:bCs/>
+        </w:rPr>
+        <w:t xml:space="preserve">原则二：管理员操作同样留痕受审计。</w:t>
+      </w:r>
+      <w:r>
+        <w:t xml:space="preserve"> </w:t>
+      </w:r>
+      <w:r>
+        <w:rPr>
+          <w:rFonts w:hint="eastAsia"/>
+        </w:rPr>
+        <w:t xml:space="preserve">管理员领用是"直接放行"，但每一步都会写入操作日志（操作人、时间、来源</w:t>
+      </w:r>
+      <w:r>
+        <w:t xml:space="preserve"> </w:t>
+      </w:r>
+      <w:r>
+        <w:rPr>
+          <w:rFonts w:hint="eastAsia"/>
+        </w:rPr>
+        <w:t xml:space="preserve">IP），可被追溯。权限大不等于没有记录——</w:t>
+      </w:r>
+      <w:r>
+        <w:rPr>
+          <w:rFonts w:hint="eastAsia"/>
+          <w:b/>
+          <w:bCs/>
+        </w:rPr>
+        <w:t xml:space="preserve">越是管理员，越要按流程走</w:t>
+      </w:r>
+      <w:r>
+        <w:rPr>
+          <w:rFonts w:hint="eastAsia"/>
+        </w:rPr>
+        <w:t xml:space="preserve">，因为你的记录是别人对账时的唯一依据。</w:t>
       </w:r>
     </w:p>
     <w:bookmarkEnd w:id="10"/>
@@ -917,31 +962,367 @@
       <w:r>
         <w:rPr>
           <w:rFonts w:hint="eastAsia"/>
-        </w:rPr>
-        <w:t xml:space="preserve">单价是</w:t>
-      </w:r>
-      <w:r>
-        <w:rPr>
-          <w:rFonts w:hint="eastAsia"/>
-          <w:b/>
-          <w:bCs/>
-        </w:rPr>
-        <w:t xml:space="preserve">分级的唯一依据</w:t>
-      </w:r>
-      <w:r>
-        <w:rPr>
-          <w:rFonts w:hint="eastAsia"/>
-        </w:rPr>
-        <w:t xml:space="preserve">，录入时必须填真实单价，否则一律落成</w:t>
-      </w:r>
-      <w:r>
+          <w:b/>
+          <w:bCs/>
+        </w:rPr>
+        <w:t xml:space="preserve">单价是确定等级的主要依据</w:t>
+      </w:r>
+      <w:r>
+        <w:rPr>
+          <w:rFonts w:hint="eastAsia"/>
+        </w:rPr>
+        <w:t xml:space="preserve">，录入时必须填真实单价，否则贵重件会被当成耗材自助领走。</w:t>
+      </w:r>
+    </w:p>
+    <w:p>
+      <w:pPr>
+        <w:pStyle w:val="Compact"/>
+        <w:numPr>
+          <w:ilvl w:val="0"/>
+          <w:numId w:val="1002"/>
+        </w:numPr>
+      </w:pPr>
+      <w:r>
+        <w:rPr>
+          <w:rFonts w:hint="eastAsia"/>
+          <w:b/>
+          <w:bCs/>
+        </w:rPr>
+        <w:t xml:space="preserve">注意"自动定级"的真实行为</w:t>
+      </w:r>
+      <w:r>
+        <w:rPr>
+          <w:rFonts w:hint="eastAsia"/>
+        </w:rPr>
+        <w:t xml:space="preserve">（与早期描述不同，务必看清）：</w:t>
+      </w:r>
+    </w:p>
+    <w:p>
+      <w:pPr>
+        <w:pStyle w:val="Compact"/>
+        <w:numPr>
+          <w:ilvl w:val="1"/>
+          <w:numId w:val="1003"/>
+        </w:numPr>
+      </w:pPr>
+      <w:r>
+        <w:rPr>
+          <w:rFonts w:hint="eastAsia"/>
+          <w:b/>
+          <w:bCs/>
+        </w:rPr>
+        <w:t xml:space="preserve">新建</w:t>
+      </w:r>
+      <w:r>
+        <w:rPr>
+          <w:rFonts w:hint="eastAsia"/>
+        </w:rPr>
+        <w:t xml:space="preserve">物料时，等级初值默认是</w:t>
+      </w:r>
+      <w:r>
+        <w:t xml:space="preserve"> </w:t>
+      </w:r>
+      <w:r>
+        <w:rPr>
+          <w:b/>
+          <w:bCs/>
+        </w:rPr>
+        <w:t xml:space="preserve">C</w:t>
+      </w:r>
+      <w:r>
+        <w:rPr>
+          <w:rFonts w:hint="eastAsia"/>
+        </w:rPr>
+        <w:t xml:space="preserve">；单价填入且</w:t>
+      </w:r>
+      <w:r>
+        <w:t xml:space="preserve"> &gt; 0 </w:t>
+      </w:r>
+      <w:r>
+        <w:rPr>
+          <w:rFonts w:hint="eastAsia"/>
+        </w:rPr>
+        <w:t xml:space="preserve">时才会自动改判。</w:t>
+      </w:r>
+    </w:p>
+    <w:p>
+      <w:pPr>
+        <w:pStyle w:val="Compact"/>
+        <w:numPr>
+          <w:ilvl w:val="1"/>
+          <w:numId w:val="1003"/>
+        </w:numPr>
+      </w:pPr>
+      <w:r>
+        <w:rPr>
+          <w:rFonts w:hint="eastAsia"/>
+          <w:b/>
+          <w:bCs/>
+        </w:rPr>
+        <w:t xml:space="preserve">编辑</w:t>
+      </w:r>
+      <w:r>
+        <w:rPr>
+          <w:rFonts w:hint="eastAsia"/>
+        </w:rPr>
+        <w:t xml:space="preserve">已有物料时</w:t>
+      </w:r>
+      <w:r>
+        <w:rPr>
+          <w:rFonts w:hint="eastAsia"/>
+          <w:b/>
+          <w:bCs/>
+        </w:rPr>
+        <w:t xml:space="preserve">清空单价不会自动降级</w:t>
+      </w:r>
+      <w:r>
+        <w:rPr>
+          <w:rFonts w:hint="eastAsia"/>
+        </w:rPr>
+        <w:t xml:space="preserve">——一件</w:t>
+      </w:r>
+      <w:r>
+        <w:t xml:space="preserve"> A </w:t>
+      </w:r>
+      <w:r>
+        <w:rPr>
+          <w:rFonts w:hint="eastAsia"/>
+        </w:rPr>
+        <w:t xml:space="preserve">级物料把单价删掉，它仍是</w:t>
+      </w:r>
+      <w:r>
+        <w:t xml:space="preserve"> A </w:t>
+      </w:r>
+      <w:r>
+        <w:rPr>
+          <w:rFonts w:hint="eastAsia"/>
+        </w:rPr>
+        <w:t xml:space="preserve">级。</w:t>
+      </w:r>
+    </w:p>
+    <w:p>
+      <w:pPr>
+        <w:pStyle w:val="Compact"/>
+        <w:numPr>
+          <w:ilvl w:val="1"/>
+          <w:numId w:val="1003"/>
+        </w:numPr>
+      </w:pPr>
+      <w:r>
+        <w:rPr>
+          <w:rFonts w:hint="eastAsia"/>
+        </w:rPr>
+        <w:t xml:space="preserve">表单里的</w:t>
+      </w:r>
+      <w:r>
+        <w:rPr>
+          <w:rFonts w:hint="eastAsia"/>
+          <w:b/>
+          <w:bCs/>
+        </w:rPr>
+        <w:t xml:space="preserve">等级下拉框随时可以手动选</w:t>
+      </w:r>
+      <w:r>
+        <w:rPr>
+          <w:rFonts w:hint="eastAsia"/>
+        </w:rPr>
+        <w:t xml:space="preserve">，手动选择会覆盖自动判定。</w:t>
+      </w:r>
+    </w:p>
+    <w:p>
+      <w:pPr>
+        <w:pStyle w:val="Compact"/>
+        <w:numPr>
+          <w:ilvl w:val="1"/>
+          <w:numId w:val="1003"/>
+        </w:numPr>
+      </w:pPr>
+      <w:r>
+        <w:rPr>
+          <w:rFonts w:hint="eastAsia"/>
+        </w:rPr>
+        <w:t xml:space="preserve">结论：</w:t>
+      </w:r>
+      <w:r>
+        <w:rPr>
+          <w:rFonts w:hint="eastAsia"/>
+          <w:b/>
+          <w:bCs/>
+        </w:rPr>
+        <w:t xml:space="preserve">"单价留空就会落</w:t>
+      </w:r>
+      <w:r>
+        <w:rPr>
+          <w:b/>
+          <w:bCs/>
+        </w:rPr>
         <w:t xml:space="preserve"> C </w:t>
       </w:r>
       <w:r>
         <w:rPr>
           <w:rFonts w:hint="eastAsia"/>
-        </w:rPr>
-        <w:t xml:space="preserve">级（会导致贵重件被当成耗材自助领走）。</w:t>
+          <w:b/>
+          <w:bCs/>
+        </w:rPr>
+        <w:t xml:space="preserve">级"只在新建且没有手动选级时成立</w:t>
+      </w:r>
+      <w:r>
+        <w:rPr>
+          <w:rFonts w:hint="eastAsia"/>
+        </w:rPr>
+        <w:t xml:space="preserve">。不要指望系统替你兜底。</w:t>
+      </w:r>
+    </w:p>
+    <w:p>
+      <w:pPr>
+        <w:pStyle w:val="Compact"/>
+        <w:numPr>
+          <w:ilvl w:val="0"/>
+          <w:numId w:val="1002"/>
+        </w:numPr>
+      </w:pPr>
+      <w:r>
+        <w:rPr>
+          <w:rFonts w:hint="eastAsia"/>
+          <w:b/>
+          <w:bCs/>
+        </w:rPr>
+        <w:t xml:space="preserve">规范要求（由人守住，系统当前不拦）</w:t>
+      </w:r>
+      <w:r>
+        <w:rPr>
+          <w:rFonts w:hint="eastAsia"/>
+        </w:rPr>
+        <w:t xml:space="preserve">：新增/编辑物料时</w:t>
+      </w:r>
+      <w:r>
+        <w:rPr>
+          <w:rFonts w:hint="eastAsia"/>
+          <w:b/>
+          <w:bCs/>
+        </w:rPr>
+        <w:t xml:space="preserve">单价必填</w:t>
+      </w:r>
+      <w:r>
+        <w:rPr>
+          <w:rFonts w:hint="eastAsia"/>
+        </w:rPr>
+        <w:t xml:space="preserve">。确因赠品、拆机件等原因无单价时：</w:t>
+      </w:r>
+    </w:p>
+    <w:p>
+      <w:pPr>
+        <w:pStyle w:val="Compact"/>
+        <w:numPr>
+          <w:ilvl w:val="1"/>
+          <w:numId w:val="1004"/>
+        </w:numPr>
+      </w:pPr>
+      <w:r>
+        <w:rPr>
+          <w:rFonts w:hint="eastAsia"/>
+        </w:rPr>
+        <w:t xml:space="preserve">只能落在</w:t>
+      </w:r>
+      <w:r>
+        <w:t xml:space="preserve"> </w:t>
+      </w:r>
+      <w:r>
+        <w:rPr>
+          <w:b/>
+          <w:bCs/>
+        </w:rPr>
+        <w:t xml:space="preserve">B </w:t>
+      </w:r>
+      <w:r>
+        <w:rPr>
+          <w:rFonts w:hint="eastAsia"/>
+          <w:b/>
+          <w:bCs/>
+        </w:rPr>
+        <w:t xml:space="preserve">级或以上</w:t>
+      </w:r>
+      <w:r>
+        <w:rPr>
+          <w:rFonts w:hint="eastAsia"/>
+        </w:rPr>
+        <w:t xml:space="preserve">，</w:t>
+      </w:r>
+      <w:r>
+        <w:rPr>
+          <w:rFonts w:hint="eastAsia"/>
+          <w:b/>
+          <w:bCs/>
+        </w:rPr>
+        <w:t xml:space="preserve">不得留作</w:t>
+      </w:r>
+      <w:r>
+        <w:rPr>
+          <w:b/>
+          <w:bCs/>
+        </w:rPr>
+        <w:t xml:space="preserve"> C </w:t>
+      </w:r>
+      <w:r>
+        <w:rPr>
+          <w:rFonts w:hint="eastAsia"/>
+          <w:b/>
+          <w:bCs/>
+        </w:rPr>
+        <w:t xml:space="preserve">级</w:t>
+      </w:r>
+      <w:r>
+        <w:rPr>
+          <w:rFonts w:hint="eastAsia"/>
+        </w:rPr>
+        <w:t xml:space="preserve">（C</w:t>
+      </w:r>
+      <w:r>
+        <w:t xml:space="preserve"> </w:t>
+      </w:r>
+      <w:r>
+        <w:rPr>
+          <w:rFonts w:hint="eastAsia"/>
+        </w:rPr>
+        <w:t xml:space="preserve">级是自助领用，无人把关）；</w:t>
+      </w:r>
+    </w:p>
+    <w:p>
+      <w:pPr>
+        <w:pStyle w:val="Compact"/>
+        <w:numPr>
+          <w:ilvl w:val="1"/>
+          <w:numId w:val="1004"/>
+        </w:numPr>
+      </w:pPr>
+      <w:r>
+        <w:rPr>
+          <w:rFonts w:hint="eastAsia"/>
+        </w:rPr>
+        <w:t xml:space="preserve">并在</w:t>
+      </w:r>
+      <w:r>
+        <w:rPr>
+          <w:rFonts w:hint="eastAsia"/>
+          <w:b/>
+          <w:bCs/>
+        </w:rPr>
+        <w:t xml:space="preserve">备注里写明原因</w:t>
+      </w:r>
+      <w:r>
+        <w:rPr>
+          <w:rFonts w:hint="eastAsia"/>
+        </w:rPr>
+        <w:t xml:space="preserve">（如"赠品无单价，估</w:t>
+      </w:r>
+      <w:r>
+        <w:t xml:space="preserve"> </w:t>
+      </w:r>
+      <w:r>
+        <w:rPr>
+          <w:rFonts w:hint="eastAsia"/>
+        </w:rPr>
+        <w:t xml:space="preserve">¥1200"）。</w:t>
       </w:r>
     </w:p>
     <w:p>
@@ -1270,7 +1651,7 @@
               <w:rPr>
                 <w:rFonts w:hint="eastAsia"/>
               </w:rPr>
-              <w:t xml:space="preserve">整数、当前</w:t>
+              <w:t xml:space="preserve">整数、</w:t>
             </w:r>
             <w:r>
               <w:rPr>
@@ -1278,13 +1659,27 @@
                 <w:b/>
                 <w:bCs/>
               </w:rPr>
-              <w:t xml:space="preserve">实物在库</w:t>
-            </w:r>
-            <w:r>
-              <w:rPr>
-                <w:rFonts w:hint="eastAsia"/>
-              </w:rPr>
-              <w:t xml:space="preserve">数量（含正在使用中的，靠状态区分）</w:t>
+              <w:t xml:space="preserve">当前可用库存</w:t>
+            </w:r>
+            <w:r>
+              <w:rPr>
+                <w:rFonts w:hint="eastAsia"/>
+              </w:rPr>
+              <w:t xml:space="preserve">。领用一经批准就扣减，所以</w:t>
+            </w:r>
+            <w:r>
+              <w:rPr>
+                <w:rFonts w:hint="eastAsia"/>
+                <w:b/>
+                <w:bCs/>
+              </w:rPr>
+              <w:t xml:space="preserve">已借出未归还的部分不计入这个数字</w:t>
+            </w:r>
+            <w:r>
+              <w:rPr>
+                <w:rFonts w:hint="eastAsia"/>
+              </w:rPr>
+              <w:t xml:space="preserve">（实物还在队里，但不在架上）</w:t>
             </w:r>
           </w:p>
         </w:tc>
@@ -1310,7 +1705,7 @@
               <w:rPr>
                 <w:rFonts w:hint="eastAsia"/>
               </w:rPr>
-              <w:t xml:space="preserve">把已借出的算作没有</w:t>
+              <w:t xml:space="preserve">把已借出的也加进来</w:t>
             </w:r>
           </w:p>
         </w:tc>
@@ -1359,16 +1754,16 @@
               <w:rPr>
                 <w:rFonts w:hint="eastAsia"/>
               </w:rPr>
-              <w:t xml:space="preserve">留空（会掉到</w:t>
-            </w:r>
-            <w:r>
-              <w:t xml:space="preserve"> C </w:t>
-            </w:r>
-            <w:r>
-              <w:rPr>
-                <w:rFonts w:hint="eastAsia"/>
-              </w:rPr>
-              <w:t xml:space="preserve">级）</w:t>
+              <w:t xml:space="preserve">留空（见第</w:t>
+            </w:r>
+            <w:r>
+              <w:t xml:space="preserve"> 3 </w:t>
+            </w:r>
+            <w:r>
+              <w:rPr>
+                <w:rFonts w:hint="eastAsia"/>
+              </w:rPr>
+              <w:t xml:space="preserve">节，贵重件留空会被当耗材领走）</w:t>
             </w:r>
           </w:p>
         </w:tc>
@@ -1452,7 +1847,30 @@
               <w:rPr>
                 <w:rFonts w:hint="eastAsia"/>
               </w:rPr>
-              <w:t xml:space="preserve">该物料的主要使用部门；共用件留空</w:t>
+              <w:t xml:space="preserve">该物料的主要使用部门；共用件留空。</w:t>
+            </w:r>
+            <w:r>
+              <w:rPr>
+                <w:rFonts w:hint="eastAsia"/>
+                <w:b/>
+                <w:bCs/>
+              </w:rPr>
+              <w:t xml:space="preserve">仅用于说明归属，不参与审批流转</w:t>
+            </w:r>
+            <w:r>
+              <w:rPr>
+                <w:rFonts w:hint="eastAsia"/>
+              </w:rPr>
+              <w:t xml:space="preserve">（见第</w:t>
+            </w:r>
+            <w:r>
+              <w:t xml:space="preserve"> 8.1 </w:t>
+            </w:r>
+            <w:r>
+              <w:rPr>
+                <w:rFonts w:hint="eastAsia"/>
+              </w:rPr>
+              <w:t xml:space="preserve">节）</w:t>
             </w:r>
           </w:p>
         </w:tc>
@@ -1682,6 +2100,143 @@
         </w:tc>
       </w:tr>
     </w:tbl>
+    <w:p>
+      <w:pPr>
+        <w:pStyle w:val="BodyText"/>
+      </w:pPr>
+      <w:r>
+        <w:rPr>
+          <w:rFonts w:hint="eastAsia"/>
+          <w:b/>
+          <w:bCs/>
+        </w:rPr>
+        <w:t xml:space="preserve">数量口径的直观理解</w:t>
+      </w:r>
+      <w:r>
+        <w:rPr>
+          <w:rFonts w:hint="eastAsia"/>
+        </w:rPr>
+        <w:t xml:space="preserve">：一件记录代表"</w:t>
+      </w:r>
+      <w:r>
+        <w:rPr>
+          <w:rFonts w:hint="eastAsia"/>
+          <w:b/>
+          <w:bCs/>
+        </w:rPr>
+        <w:t xml:space="preserve">架子上能拿的</w:t>
+      </w:r>
+      <w:r>
+        <w:rPr>
+          <w:rFonts w:hint="eastAsia"/>
+        </w:rPr>
+        <w:t xml:space="preserve">"数量。5</w:t>
+      </w:r>
+      <w:r>
+        <w:t xml:space="preserve"> </w:t>
+      </w:r>
+      <w:r>
+        <w:rPr>
+          <w:rFonts w:hint="eastAsia"/>
+        </w:rPr>
+        <w:t xml:space="preserve">个电池借出</w:t>
+      </w:r>
+      <w:r>
+        <w:t xml:space="preserve"> 2 </w:t>
+      </w:r>
+      <w:r>
+        <w:rPr>
+          <w:rFonts w:hint="eastAsia"/>
+        </w:rPr>
+        <w:t xml:space="preserve">个后，数量显示</w:t>
+      </w:r>
+      <w:r>
+        <w:t xml:space="preserve"> </w:t>
+      </w:r>
+      <w:r>
+        <w:rPr>
+          <w:rStyle w:val="VerbatimChar"/>
+        </w:rPr>
+        <w:t xml:space="preserve">3</w:t>
+      </w:r>
+      <w:r>
+        <w:rPr>
+          <w:rFonts w:hint="eastAsia"/>
+        </w:rPr>
+        <w:t xml:space="preserve">；这</w:t>
+      </w:r>
+      <w:r>
+        <w:t xml:space="preserve"> 2 </w:t>
+      </w:r>
+      <w:r>
+        <w:rPr>
+          <w:rFonts w:hint="eastAsia"/>
+        </w:rPr>
+        <w:t xml:space="preserve">个还回来，数量回到</w:t>
+      </w:r>
+      <w:r>
+        <w:t xml:space="preserve"> </w:t>
+      </w:r>
+      <w:r>
+        <w:rPr>
+          <w:rStyle w:val="VerbatimChar"/>
+        </w:rPr>
+        <w:t xml:space="preserve">5</w:t>
+      </w:r>
+      <w:r>
+        <w:rPr>
+          <w:rFonts w:hint="eastAsia"/>
+        </w:rPr>
+        <w:t xml:space="preserve">。想要"队里一共几件"，要看</w:t>
+      </w:r>
+      <w:r>
+        <w:t xml:space="preserve"> </w:t>
+      </w:r>
+      <w:r>
+        <w:rPr>
+          <w:rStyle w:val="VerbatimChar"/>
+          <w:rFonts w:hint="eastAsia"/>
+        </w:rPr>
+        <w:t xml:space="preserve">数量</w:t>
+      </w:r>
+      <w:r>
+        <w:rPr>
+          <w:rStyle w:val="VerbatimChar"/>
+        </w:rPr>
+        <w:t xml:space="preserve"> + </w:t>
+      </w:r>
+      <w:r>
+        <w:rPr>
+          <w:rStyle w:val="VerbatimChar"/>
+          <w:rFonts w:hint="eastAsia"/>
+        </w:rPr>
+        <w:t xml:space="preserve">借出未还数</w:t>
+      </w:r>
+      <w:r>
+        <w:rPr>
+          <w:rFonts w:hint="eastAsia"/>
+        </w:rPr>
+        <w:t xml:space="preserve">，后者在「领用管理」里按</w:t>
+      </w:r>
+      <w:r>
+        <w:t xml:space="preserve"> </w:t>
+      </w:r>
+      <w:r>
+        <w:rPr>
+          <w:rStyle w:val="VerbatimChar"/>
+        </w:rPr>
+        <w:t xml:space="preserve">approved</w:t>
+      </w:r>
+      <w:r>
+        <w:t xml:space="preserve"> </w:t>
+      </w:r>
+      <w:r>
+        <w:rPr>
+          <w:rFonts w:hint="eastAsia"/>
+        </w:rPr>
+        <w:t xml:space="preserve">状态统计。</w:t>
+      </w:r>
+    </w:p>
     <w:p>
       <w:pPr>
         <w:pStyle w:val="BodyText"/>
@@ -1886,7 +2441,7 @@
               <w:rPr>
                 <w:rStyle w:val="VerbatimChar"/>
               </w:rPr>
-              <w:t xml:space="preserve">201</w:t>
+              <w:t xml:space="preserve">1012</w:t>
             </w:r>
             <w:r>
               <w:t xml:space="preserve"> </w:t>
@@ -1895,13 +2450,28 @@
               <w:rPr>
                 <w:rFonts w:hint="eastAsia"/>
               </w:rPr>
+              <w:t xml:space="preserve">实验室、</w:t>
+            </w:r>
+            <w:r>
+              <w:rPr>
+                <w:rStyle w:val="VerbatimChar"/>
+              </w:rPr>
+              <w:t xml:space="preserve">1030</w:t>
+            </w:r>
+            <w:r>
+              <w:t xml:space="preserve"> </w:t>
+            </w:r>
+            <w:r>
+              <w:rPr>
+                <w:rFonts w:hint="eastAsia"/>
+              </w:rPr>
               <w:t xml:space="preserve">库房、</w:t>
             </w:r>
             <w:r>
               <w:rPr>
                 <w:rStyle w:val="VerbatimChar"/>
               </w:rPr>
-              <w:t xml:space="preserve">1030</w:t>
+              <w:t xml:space="preserve">6011</w:t>
             </w:r>
             <w:r>
               <w:t xml:space="preserve"> </w:t>
@@ -1910,22 +2480,7 @@
               <w:rPr>
                 <w:rFonts w:hint="eastAsia"/>
               </w:rPr>
-              <w:t xml:space="preserve">库房、</w:t>
-            </w:r>
-            <w:r>
-              <w:rPr>
-                <w:rStyle w:val="VerbatimChar"/>
-              </w:rPr>
-              <w:t xml:space="preserve">6011</w:t>
-            </w:r>
-            <w:r>
-              <w:t xml:space="preserve"> </w:t>
-            </w:r>
-            <w:r>
-              <w:rPr>
-                <w:rFonts w:hint="eastAsia"/>
-              </w:rPr>
-              <w:t xml:space="preserve">电子电路/无人机试飞）</w:t>
+              <w:t xml:space="preserve">电子电路/无人机试飞实验室）</w:t>
             </w:r>
           </w:p>
         </w:tc>
@@ -1985,7 +2540,7 @@
               <w:rPr>
                 <w:rFonts w:hint="eastAsia"/>
               </w:rPr>
-              <w:t xml:space="preserve">…（房间内唯一）</w:t>
+              <w:t xml:space="preserve">…（房间内唯一货架编号）</w:t>
             </w:r>
           </w:p>
         </w:tc>
@@ -2448,7 +3003,7 @@
         <w:pStyle w:val="Compact"/>
         <w:numPr>
           <w:ilvl w:val="0"/>
-          <w:numId w:val="1003"/>
+          <w:numId w:val="1005"/>
         </w:numPr>
       </w:pPr>
       <w:r>
@@ -2493,7 +3048,7 @@
         <w:pStyle w:val="Compact"/>
         <w:numPr>
           <w:ilvl w:val="0"/>
-          <w:numId w:val="1003"/>
+          <w:numId w:val="1005"/>
         </w:numPr>
       </w:pPr>
       <w:r>
@@ -2541,7 +3096,7 @@
         <w:pStyle w:val="Compact"/>
         <w:numPr>
           <w:ilvl w:val="0"/>
-          <w:numId w:val="1003"/>
+          <w:numId w:val="1005"/>
         </w:numPr>
       </w:pPr>
       <w:r>
@@ -2579,7 +3134,7 @@
         <w:pStyle w:val="Compact"/>
         <w:numPr>
           <w:ilvl w:val="0"/>
-          <w:numId w:val="1003"/>
+          <w:numId w:val="1005"/>
         </w:numPr>
       </w:pPr>
       <w:r>
@@ -2638,7 +3193,7 @@
         <w:pStyle w:val="Compact"/>
         <w:numPr>
           <w:ilvl w:val="0"/>
-          <w:numId w:val="1004"/>
+          <w:numId w:val="1006"/>
         </w:numPr>
       </w:pPr>
       <w:r>
@@ -2667,7 +3222,7 @@
         <w:pStyle w:val="Compact"/>
         <w:numPr>
           <w:ilvl w:val="0"/>
-          <w:numId w:val="1004"/>
+          <w:numId w:val="1006"/>
         </w:numPr>
       </w:pPr>
       <w:r>
@@ -2682,7 +3237,7 @@
         <w:pStyle w:val="Compact"/>
         <w:numPr>
           <w:ilvl w:val="0"/>
-          <w:numId w:val="1004"/>
+          <w:numId w:val="1006"/>
         </w:numPr>
       </w:pPr>
       <w:r>
@@ -3025,13 +3580,16 @@
               <w:rPr>
                 <w:rFonts w:hint="eastAsia"/>
               </w:rPr>
-              <w:t xml:space="preserve">本章编码（</w:t>
+              <w:t xml:space="preserve">本章编码（如</w:t>
+            </w:r>
+            <w:r>
+              <w:t xml:space="preserve"> </w:t>
             </w:r>
             <w:r>
               <w:rPr>
                 <w:rStyle w:val="VerbatimChar"/>
               </w:rPr>
-              <w:t xml:space="preserve">BAT-0007</w:t>
+              <w:t xml:space="preserve">BAT-LIPO-6S3300MAH-2026-0007</w:t>
             </w:r>
             <w:r>
               <w:rPr>
@@ -3136,7 +3694,7 @@
           <w:rStyle w:val="VerbatimChar"/>
           <w:rFonts w:hint="eastAsia"/>
         </w:rPr>
-        <w:t xml:space="preserve">&lt;分类前缀&gt;-&lt;4</w:t>
+        <w:t xml:space="preserve">格式：&lt;分类前缀&gt;-&lt;准确物品号&gt;-&lt;型号&gt;-&lt;采购年份&gt;-&lt;4</w:t>
       </w:r>
       <w:r>
         <w:rPr>
@@ -3152,53 +3710,17 @@
         <w:t xml:space="preserve">位序号&gt;</w:t>
       </w:r>
       <w:r>
+        <w:br/>
+      </w:r>
+      <w:r>
+        <w:br/>
+      </w:r>
+      <w:r>
         <w:rPr>
           <w:rStyle w:val="VerbatimChar"/>
-        </w:rPr>
-        <w:t xml:space="preserve">            </w:t>
-      </w:r>
-      <w:r>
-        <w:rPr>
-          <w:rStyle w:val="VerbatimChar"/>
-          <w:rFonts w:hint="eastAsia"/>
-        </w:rPr>
-        <w:t xml:space="preserve">例：BAT-0007、FC-0021、TL-0103</w:t>
-      </w:r>
-      <w:r>
-        <w:br/>
-      </w:r>
-      <w:r>
-        <w:rPr>
-          <w:rStyle w:val="VerbatimChar"/>
-          <w:rFonts w:hint="eastAsia"/>
-        </w:rPr>
-        <w:t xml:space="preserve">&lt;分类前缀&gt;-&lt;年份&gt;-&lt;4</w:t>
-      </w:r>
-      <w:r>
-        <w:rPr>
-          <w:rStyle w:val="VerbatimChar"/>
-        </w:rPr>
-        <w:t xml:space="preserve"> </w:t>
-      </w:r>
-      <w:r>
-        <w:rPr>
-          <w:rStyle w:val="VerbatimChar"/>
-          <w:rFonts w:hint="eastAsia"/>
-        </w:rPr>
-        <w:t xml:space="preserve">位序号&gt;</w:t>
-      </w:r>
-      <w:r>
-        <w:rPr>
-          <w:rStyle w:val="VerbatimChar"/>
-        </w:rPr>
-        <w:t xml:space="preserve">      </w:t>
-      </w:r>
-      <w:r>
-        <w:rPr>
-          <w:rStyle w:val="VerbatimChar"/>
-          <w:rFonts w:hint="eastAsia"/>
-        </w:rPr>
-        <w:t xml:space="preserve">例：BAT-2026-0007（需要跨年区分时用）</w:t>
+          <w:rFonts w:hint="eastAsia"/>
+        </w:rPr>
+        <w:t xml:space="preserve">例：BAT-LIPO-6S3300MAH-2026-0007</w:t>
       </w:r>
     </w:p>
     <w:tbl>
@@ -3298,86 +3820,101 @@
                 <w:b/>
                 <w:bCs/>
               </w:rPr>
-              <w:t xml:space="preserve">序号</w:t>
-            </w:r>
-          </w:p>
-        </w:tc>
-        <w:tc>
-          <w:tcPr/>
-          <w:p>
-            <w:pPr>
-              <w:pStyle w:val="Compact"/>
-            </w:pPr>
-            <w:r>
-              <w:t xml:space="preserve">4 </w:t>
-            </w:r>
-            <w:r>
-              <w:rPr>
-                <w:rFonts w:hint="eastAsia"/>
-              </w:rPr>
-              <w:t xml:space="preserve">位、</w:t>
-            </w:r>
+              <w:t xml:space="preserve">准确物品号</w:t>
+            </w:r>
+          </w:p>
+        </w:tc>
+        <w:tc>
+          <w:tcPr/>
+          <w:p>
+            <w:pPr>
+              <w:pStyle w:val="Compact"/>
+            </w:pPr>
+            <w:r>
+              <w:rPr>
+                <w:rFonts w:hint="eastAsia"/>
+              </w:rPr>
+              <w:t xml:space="preserve">选择相关分类下容易识读的缩写（如</w:t>
+            </w:r>
+            <w:r>
+              <w:t xml:space="preserve"> </w:t>
+            </w:r>
+            <w:r>
+              <w:rPr>
+                <w:rStyle w:val="VerbatimChar"/>
+              </w:rPr>
+              <w:t xml:space="preserve">LIPO</w:t>
+            </w:r>
+            <w:r>
+              <w:t xml:space="preserve"> </w:t>
+            </w:r>
+            <w:r>
+              <w:rPr>
+                <w:rFonts w:hint="eastAsia"/>
+              </w:rPr>
+              <w:t xml:space="preserve">锂聚合物、</w:t>
+            </w:r>
+            <w:r>
+              <w:rPr>
+                <w:rStyle w:val="VerbatimChar"/>
+              </w:rPr>
+              <w:t xml:space="preserve">NIMH</w:t>
+            </w:r>
+            <w:r>
+              <w:t xml:space="preserve"> </w:t>
+            </w:r>
+            <w:r>
+              <w:rPr>
+                <w:rFonts w:hint="eastAsia"/>
+              </w:rPr>
+              <w:t xml:space="preserve">镍氢）</w:t>
+            </w:r>
+          </w:p>
+        </w:tc>
+      </w:tr>
+      <w:tr>
+        <w:tc>
+          <w:tcPr/>
+          <w:p>
+            <w:pPr>
+              <w:pStyle w:val="Compact"/>
+            </w:pPr>
             <w:r>
               <w:rPr>
                 <w:rFonts w:hint="eastAsia"/>
                 <w:b/>
                 <w:bCs/>
               </w:rPr>
-              <w:t xml:space="preserve">补零</w:t>
-            </w:r>
-            <w:r>
-              <w:rPr>
-                <w:rFonts w:hint="eastAsia"/>
-              </w:rPr>
-              <w:t xml:space="preserve">（</w:t>
+              <w:t xml:space="preserve">型号</w:t>
+            </w:r>
+          </w:p>
+        </w:tc>
+        <w:tc>
+          <w:tcPr/>
+          <w:p>
+            <w:pPr>
+              <w:pStyle w:val="Compact"/>
+            </w:pPr>
+            <w:r>
+              <w:rPr>
+                <w:rFonts w:hint="eastAsia"/>
+              </w:rPr>
+              <w:t xml:space="preserve">选择该物品主要特征型号（如</w:t>
+            </w:r>
+            <w:r>
+              <w:t xml:space="preserve"> </w:t>
             </w:r>
             <w:r>
               <w:rPr>
                 <w:rStyle w:val="VerbatimChar"/>
               </w:rPr>
-              <w:t xml:space="preserve">0007</w:t>
-            </w:r>
-            <w:r>
-              <w:t xml:space="preserve"> </w:t>
-            </w:r>
-            <w:r>
-              <w:rPr>
-                <w:rFonts w:hint="eastAsia"/>
-              </w:rPr>
-              <w:t xml:space="preserve">而不是</w:t>
-            </w:r>
-            <w:r>
-              <w:t xml:space="preserve"> </w:t>
-            </w:r>
-            <w:r>
-              <w:rPr>
-                <w:rStyle w:val="VerbatimChar"/>
-              </w:rPr>
-              <w:t xml:space="preserve">7</w:t>
-            </w:r>
-            <w:r>
-              <w:rPr>
-                <w:rFonts w:hint="eastAsia"/>
-              </w:rPr>
-              <w:t xml:space="preserve">），按前缀各自从</w:t>
-            </w:r>
-            <w:r>
-              <w:t xml:space="preserve"> </w:t>
-            </w:r>
-            <w:r>
-              <w:rPr>
-                <w:rStyle w:val="VerbatimChar"/>
-              </w:rPr>
-              <w:t xml:space="preserve">0001</w:t>
-            </w:r>
-            <w:r>
-              <w:t xml:space="preserve"> </w:t>
-            </w:r>
-            <w:r>
-              <w:rPr>
-                <w:rFonts w:hint="eastAsia"/>
-              </w:rPr>
-              <w:t xml:space="preserve">起</w:t>
+              <w:t xml:space="preserve">6S3300MAH</w:t>
+            </w:r>
+            <w:r>
+              <w:rPr>
+                <w:rFonts w:hint="eastAsia"/>
+              </w:rPr>
+              <w:t xml:space="preserve">）</w:t>
             </w:r>
           </w:p>
         </w:tc>
@@ -3395,54 +3932,24 @@
                 <w:b/>
                 <w:bCs/>
               </w:rPr>
-              <w:t xml:space="preserve">字符集</w:t>
-            </w:r>
-          </w:p>
-        </w:tc>
-        <w:tc>
-          <w:tcPr/>
-          <w:p>
-            <w:pPr>
-              <w:pStyle w:val="Compact"/>
-            </w:pPr>
-            <w:r>
-              <w:rPr>
-                <w:rFonts w:hint="eastAsia"/>
-              </w:rPr>
-              <w:t xml:space="preserve">只用</w:t>
-            </w:r>
-            <w:r>
-              <w:t xml:space="preserve"> </w:t>
-            </w:r>
-            <w:r>
-              <w:rPr>
-                <w:rStyle w:val="VerbatimChar"/>
-              </w:rPr>
-              <w:t xml:space="preserve">0-9</w:t>
-            </w:r>
-            <w:r>
-              <w:t xml:space="preserve"> </w:t>
-            </w:r>
-            <w:r>
-              <w:rPr>
-                <w:rFonts w:hint="eastAsia"/>
-              </w:rPr>
-              <w:t xml:space="preserve">与</w:t>
-            </w:r>
-            <w:r>
-              <w:t xml:space="preserve"> </w:t>
-            </w:r>
-            <w:r>
-              <w:rPr>
-                <w:rStyle w:val="VerbatimChar"/>
-              </w:rPr>
-              <w:t xml:space="preserve">A-Z</w:t>
-            </w:r>
-            <w:r>
-              <w:rPr>
-                <w:rFonts w:hint="eastAsia"/>
-              </w:rPr>
-              <w:t xml:space="preserve">，</w:t>
+              <w:t xml:space="preserve">采购年份</w:t>
+            </w:r>
+          </w:p>
+        </w:tc>
+        <w:tc>
+          <w:tcPr/>
+          <w:p>
+            <w:pPr>
+              <w:pStyle w:val="Compact"/>
+            </w:pPr>
+            <w:r>
+              <w:t xml:space="preserve">4 </w:t>
+            </w:r>
+            <w:r>
+              <w:rPr>
+                <w:rFonts w:hint="eastAsia"/>
+              </w:rPr>
+              <w:t xml:space="preserve">位年份，取</w:t>
             </w:r>
             <w:r>
               <w:rPr>
@@ -3450,187 +3957,394 @@
                 <w:b/>
                 <w:bCs/>
               </w:rPr>
-              <w:t xml:space="preserve">剔除易混字符</w:t>
-            </w:r>
-            <w:r>
-              <w:rPr>
+              <w:t xml:space="preserve">采购当年</w:t>
+            </w:r>
+            <w:r>
+              <w:rPr>
+                <w:rFonts w:hint="eastAsia"/>
+              </w:rPr>
+              <w:t xml:space="preserve">（如</w:t>
+            </w:r>
+            <w:r>
+              <w:t xml:space="preserve"> </w:t>
+            </w:r>
+            <w:r>
+              <w:rPr>
+                <w:rStyle w:val="VerbatimChar"/>
+              </w:rPr>
+              <w:t xml:space="preserve">2026</w:t>
+            </w:r>
+            <w:r>
+              <w:rPr>
+                <w:rFonts w:hint="eastAsia"/>
+              </w:rPr>
+              <w:t xml:space="preserve">）</w:t>
+            </w:r>
+          </w:p>
+        </w:tc>
+      </w:tr>
+      <w:tr>
+        <w:tc>
+          <w:tcPr/>
+          <w:p>
+            <w:pPr>
+              <w:pStyle w:val="Compact"/>
+            </w:pPr>
+            <w:r>
+              <w:rPr>
+                <w:rFonts w:hint="eastAsia"/>
                 <w:b/>
                 <w:bCs/>
               </w:rPr>
-              <w:t xml:space="preserve"> </w:t>
-            </w:r>
-            <w:r>
-              <w:rPr>
-                <w:rStyle w:val="VerbatimChar"/>
+              <w:t xml:space="preserve">序号</w:t>
+            </w:r>
+          </w:p>
+        </w:tc>
+        <w:tc>
+          <w:tcPr/>
+          <w:p>
+            <w:pPr>
+              <w:pStyle w:val="Compact"/>
+            </w:pPr>
+            <w:r>
+              <w:t xml:space="preserve">4 </w:t>
+            </w:r>
+            <w:r>
+              <w:rPr>
+                <w:rFonts w:hint="eastAsia"/>
+              </w:rPr>
+              <w:t xml:space="preserve">位、</w:t>
+            </w:r>
+            <w:r>
+              <w:rPr>
+                <w:rFonts w:hint="eastAsia"/>
                 <w:b/>
                 <w:bCs/>
               </w:rPr>
-              <w:t xml:space="preserve">I</w:t>
-            </w:r>
-            <w:r>
-              <w:rPr>
+              <w:t xml:space="preserve">补零</w:t>
+            </w:r>
+            <w:r>
+              <w:rPr>
+                <w:rFonts w:hint="eastAsia"/>
+              </w:rPr>
+              <w:t xml:space="preserve">（</w:t>
+            </w:r>
+            <w:r>
+              <w:rPr>
+                <w:rStyle w:val="VerbatimChar"/>
+              </w:rPr>
+              <w:t xml:space="preserve">0007</w:t>
+            </w:r>
+            <w:r>
+              <w:t xml:space="preserve"> </w:t>
+            </w:r>
+            <w:r>
+              <w:rPr>
+                <w:rFonts w:hint="eastAsia"/>
+              </w:rPr>
+              <w:t xml:space="preserve">而不是</w:t>
+            </w:r>
+            <w:r>
+              <w:t xml:space="preserve"> </w:t>
+            </w:r>
+            <w:r>
+              <w:rPr>
+                <w:rStyle w:val="VerbatimChar"/>
+              </w:rPr>
+              <w:t xml:space="preserve">7</w:t>
+            </w:r>
+            <w:r>
+              <w:rPr>
+                <w:rFonts w:hint="eastAsia"/>
+              </w:rPr>
+              <w:t xml:space="preserve">）</w:t>
+            </w:r>
+          </w:p>
+        </w:tc>
+      </w:tr>
+      <w:tr>
+        <w:tc>
+          <w:tcPr/>
+          <w:p>
+            <w:pPr>
+              <w:pStyle w:val="Compact"/>
+            </w:pPr>
+            <w:r>
+              <w:rPr>
+                <w:rFonts w:hint="eastAsia"/>
                 <w:b/>
                 <w:bCs/>
               </w:rPr>
-              <w:t xml:space="preserve"> </w:t>
-            </w:r>
-            <w:r>
-              <w:rPr>
-                <w:rStyle w:val="VerbatimChar"/>
+              <w:t xml:space="preserve">序号作用域</w:t>
+            </w:r>
+          </w:p>
+        </w:tc>
+        <w:tc>
+          <w:tcPr/>
+          <w:p>
+            <w:pPr>
+              <w:pStyle w:val="Compact"/>
+            </w:pPr>
+            <w:r>
+              <w:rPr>
+                <w:rFonts w:hint="eastAsia"/>
+              </w:rPr>
+              <w:t xml:space="preserve">按「前缀</w:t>
+            </w:r>
+            <w:r>
+              <w:t xml:space="preserve"> + </w:t>
+            </w:r>
+            <w:r>
+              <w:rPr>
+                <w:rFonts w:hint="eastAsia"/>
+              </w:rPr>
+              <w:t xml:space="preserve">准确物品号</w:t>
+            </w:r>
+            <w:r>
+              <w:t xml:space="preserve"> + </w:t>
+            </w:r>
+            <w:r>
+              <w:rPr>
+                <w:rFonts w:hint="eastAsia"/>
+              </w:rPr>
+              <w:t xml:space="preserve">型号</w:t>
+            </w:r>
+            <w:r>
+              <w:t xml:space="preserve"> + </w:t>
+            </w:r>
+            <w:r>
+              <w:rPr>
+                <w:rFonts w:hint="eastAsia"/>
+              </w:rPr>
+              <w:t xml:space="preserve">采购年份」</w:t>
+            </w:r>
+            <w:r>
+              <w:rPr>
+                <w:rFonts w:hint="eastAsia"/>
                 <w:b/>
                 <w:bCs/>
               </w:rPr>
-              <w:t xml:space="preserve">O</w:t>
-            </w:r>
-            <w:r>
-              <w:rPr>
+              <w:t xml:space="preserve">这一组合</w:t>
+            </w:r>
+            <w:r>
+              <w:rPr>
+                <w:rFonts w:hint="eastAsia"/>
+              </w:rPr>
+              <w:t xml:space="preserve">各自从</w:t>
+            </w:r>
+            <w:r>
+              <w:t xml:space="preserve"> </w:t>
+            </w:r>
+            <w:r>
+              <w:rPr>
+                <w:rStyle w:val="VerbatimChar"/>
+              </w:rPr>
+              <w:t xml:space="preserve">0001</w:t>
+            </w:r>
+            <w:r>
+              <w:t xml:space="preserve"> </w:t>
+            </w:r>
+            <w:r>
+              <w:rPr>
+                <w:rFonts w:hint="eastAsia"/>
+              </w:rPr>
+              <w:t xml:space="preserve">起。例：</w:t>
+            </w:r>
+            <w:r>
+              <w:rPr>
+                <w:rStyle w:val="VerbatimChar"/>
+              </w:rPr>
+              <w:t xml:space="preserve">BAT-LIPO-6S3300MAH-2026-0007</w:t>
+            </w:r>
+            <w:r>
+              <w:t xml:space="preserve"> </w:t>
+            </w:r>
+            <w:r>
+              <w:rPr>
+                <w:rFonts w:hint="eastAsia"/>
+              </w:rPr>
+              <w:t xml:space="preserve">与</w:t>
+            </w:r>
+            <w:r>
+              <w:t xml:space="preserve"> </w:t>
+            </w:r>
+            <w:r>
+              <w:rPr>
+                <w:rStyle w:val="VerbatimChar"/>
+              </w:rPr>
+              <w:t xml:space="preserve">BAT-LIPO-3S2200MAH-2026-0003</w:t>
+            </w:r>
+            <w:r>
+              <w:t xml:space="preserve"> </w:t>
+            </w:r>
+            <w:r>
+              <w:rPr>
+                <w:rFonts w:hint="eastAsia"/>
+              </w:rPr>
+              <w:t xml:space="preserve">各自独立编号</w:t>
+            </w:r>
+          </w:p>
+        </w:tc>
+      </w:tr>
+      <w:tr>
+        <w:tc>
+          <w:tcPr/>
+          <w:p>
+            <w:pPr>
+              <w:pStyle w:val="Compact"/>
+            </w:pPr>
+            <w:r>
+              <w:rPr>
+                <w:rFonts w:hint="eastAsia"/>
                 <w:b/>
                 <w:bCs/>
               </w:rPr>
+              <w:t xml:space="preserve">字符集</w:t>
+            </w:r>
+          </w:p>
+        </w:tc>
+        <w:tc>
+          <w:tcPr/>
+          <w:p>
+            <w:pPr>
+              <w:pStyle w:val="Compact"/>
+            </w:pPr>
+            <w:r>
+              <w:rPr>
+                <w:rFonts w:hint="eastAsia"/>
+              </w:rPr>
+              <w:t xml:space="preserve">只用数字</w:t>
+            </w:r>
+            <w:r>
               <w:t xml:space="preserve"> </w:t>
             </w:r>
             <w:r>
               <w:rPr>
                 <w:rStyle w:val="VerbatimChar"/>
+              </w:rPr>
+              <w:t xml:space="preserve">0-9</w:t>
+            </w:r>
+            <w:r>
+              <w:t xml:space="preserve"> </w:t>
+            </w:r>
+            <w:r>
+              <w:rPr>
+                <w:rFonts w:hint="eastAsia"/>
+              </w:rPr>
+              <w:t xml:space="preserve">与大写字母</w:t>
+            </w:r>
+            <w:r>
+              <w:t xml:space="preserve"> </w:t>
+            </w:r>
+            <w:r>
+              <w:rPr>
+                <w:rStyle w:val="VerbatimChar"/>
+              </w:rPr>
+              <w:t xml:space="preserve">A-Z</w:t>
+            </w:r>
+            <w:r>
+              <w:rPr>
+                <w:rFonts w:hint="eastAsia"/>
+              </w:rPr>
+              <w:t xml:space="preserve">，</w:t>
+            </w:r>
+            <w:r>
+              <w:rPr>
+                <w:rFonts w:hint="eastAsia"/>
                 <w:b/>
                 <w:bCs/>
               </w:rPr>
-              <w:t xml:space="preserve">Q</w:t>
-            </w:r>
-            <w:r>
-              <w:rPr>
+              <w:t xml:space="preserve">全串统一大写</w:t>
+            </w:r>
+            <w:r>
+              <w:rPr>
+                <w:rFonts w:hint="eastAsia"/>
+              </w:rPr>
+              <w:t xml:space="preserve">（</w:t>
+            </w:r>
+            <w:r>
+              <w:rPr>
+                <w:rStyle w:val="VerbatimChar"/>
+              </w:rPr>
+              <w:t xml:space="preserve">6S3300MAH</w:t>
+            </w:r>
+            <w:r>
+              <w:t xml:space="preserve"> </w:t>
+            </w:r>
+            <w:r>
+              <w:rPr>
+                <w:rFonts w:hint="eastAsia"/>
+              </w:rPr>
+              <w:t xml:space="preserve">不要写成</w:t>
+            </w:r>
+            <w:r>
+              <w:t xml:space="preserve"> </w:t>
+            </w:r>
+            <w:r>
+              <w:rPr>
+                <w:rStyle w:val="VerbatimChar"/>
+              </w:rPr>
+              <w:t xml:space="preserve">6s3300mah</w:t>
+            </w:r>
+            <w:r>
+              <w:rPr>
+                <w:rFonts w:hint="eastAsia"/>
+              </w:rPr>
+              <w:t xml:space="preserve">）。序号段是纯数字，天然不会有易混字符问题</w:t>
+            </w:r>
+          </w:p>
+        </w:tc>
+      </w:tr>
+      <w:tr>
+        <w:tc>
+          <w:tcPr/>
+          <w:p>
+            <w:pPr>
+              <w:pStyle w:val="Compact"/>
+            </w:pPr>
+            <w:r>
+              <w:rPr>
+                <w:rFonts w:hint="eastAsia"/>
                 <w:b/>
                 <w:bCs/>
               </w:rPr>
-              <w:t xml:space="preserve"> </w:t>
-            </w:r>
-            <w:r>
-              <w:rPr>
-                <w:rStyle w:val="VerbatimChar"/>
+              <w:t xml:space="preserve">唯一与复用</w:t>
+            </w:r>
+          </w:p>
+        </w:tc>
+        <w:tc>
+          <w:tcPr/>
+          <w:p>
+            <w:pPr>
+              <w:pStyle w:val="Compact"/>
+            </w:pPr>
+            <w:r>
+              <w:rPr>
+                <w:rFonts w:hint="eastAsia"/>
                 <w:b/>
                 <w:bCs/>
               </w:rPr>
-              <w:t xml:space="preserve">Z</w:t>
-            </w:r>
-            <w:r>
-              <w:rPr>
-                <w:rFonts w:hint="eastAsia"/>
-              </w:rPr>
-              <w:t xml:space="preserve">（贴纸磨损时最容易读错）</w:t>
-            </w:r>
-          </w:p>
-        </w:tc>
-      </w:tr>
-      <w:tr>
-        <w:tc>
-          <w:tcPr/>
-          <w:p>
-            <w:pPr>
-              <w:pStyle w:val="Compact"/>
-            </w:pPr>
+              <w:t xml:space="preserve">整串编码全队唯一</w:t>
+            </w:r>
+            <w:r>
+              <w:rPr>
+                <w:rFonts w:hint="eastAsia"/>
+              </w:rPr>
+              <w:t xml:space="preserve">；报废/转让后编码停用，</w:t>
+            </w:r>
             <w:r>
               <w:rPr>
                 <w:rFonts w:hint="eastAsia"/>
                 <w:b/>
                 <w:bCs/>
               </w:rPr>
-              <w:t xml:space="preserve">唯一与复用</w:t>
-            </w:r>
-          </w:p>
-        </w:tc>
-        <w:tc>
-          <w:tcPr/>
-          <w:p>
-            <w:pPr>
-              <w:pStyle w:val="Compact"/>
-            </w:pPr>
-            <w:r>
-              <w:rPr>
-                <w:rFonts w:hint="eastAsia"/>
-              </w:rPr>
-              <w:t xml:space="preserve">全队唯一；</w:t>
-            </w:r>
-            <w:r>
-              <w:rPr>
-                <w:rFonts w:hint="eastAsia"/>
-                <w:b/>
-                <w:bCs/>
-              </w:rPr>
-              <w:t xml:space="preserve">报废/转让后编码停用，绝不给新物品</w:t>
+              <w:t xml:space="preserve">绝不给新物品</w:t>
             </w:r>
             <w:r>
               <w:rPr>
                 <w:rFonts w:hint="eastAsia"/>
               </w:rPr>
               <w:t xml:space="preserve">（否则历史记录会串）</w:t>
-            </w:r>
-          </w:p>
-        </w:tc>
-      </w:tr>
-      <w:tr>
-        <w:tc>
-          <w:tcPr/>
-          <w:p>
-            <w:pPr>
-              <w:pStyle w:val="Compact"/>
-            </w:pPr>
-            <w:r>
-              <w:rPr>
-                <w:rFonts w:hint="eastAsia"/>
-                <w:b/>
-                <w:bCs/>
-              </w:rPr>
-              <w:t xml:space="preserve">校验位</w:t>
-            </w:r>
-          </w:p>
-        </w:tc>
-        <w:tc>
-          <w:tcPr/>
-          <w:p>
-            <w:pPr>
-              <w:pStyle w:val="Compact"/>
-            </w:pPr>
-            <w:r>
-              <w:rPr>
-                <w:rFonts w:hint="eastAsia"/>
-              </w:rPr>
-              <w:t xml:space="preserve">物品</w:t>
-            </w:r>
-            <w:r>
-              <w:t xml:space="preserve"> ≤ 2000 </w:t>
-            </w:r>
-            <w:r>
-              <w:rPr>
-                <w:rFonts w:hint="eastAsia"/>
-              </w:rPr>
-              <w:t xml:space="preserve">件可省；要加就</w:t>
-            </w:r>
-            <w:r>
-              <w:t xml:space="preserve"> 1 </w:t>
-            </w:r>
-            <w:r>
-              <w:rPr>
-                <w:rFonts w:hint="eastAsia"/>
-              </w:rPr>
-              <w:t xml:space="preserve">位</w:t>
-            </w:r>
-            <w:r>
-              <w:t xml:space="preserve"> </w:t>
-            </w:r>
-            <w:r>
-              <w:rPr>
-                <w:rFonts w:hint="eastAsia"/>
-              </w:rPr>
-              <w:t xml:space="preserve">mod-11，写在序号之后如</w:t>
-            </w:r>
-            <w:r>
-              <w:t xml:space="preserve"> </w:t>
-            </w:r>
-            <w:r>
-              <w:rPr>
-                <w:rStyle w:val="VerbatimChar"/>
-              </w:rPr>
-              <w:t xml:space="preserve">BAT-0007-3</w:t>
             </w:r>
           </w:p>
         </w:tc>
@@ -4047,20 +4761,47 @@
         </w:tc>
       </w:tr>
     </w:tbl>
-    <w:bookmarkEnd w:id="19"/>
-    <w:bookmarkStart w:id="20" w:name="Xc3dd50f283ee8cf4bb8375a7d92a3dc05611440"/>
-    <w:p>
-      <w:pPr>
-        <w:pStyle w:val="Heading3"/>
-      </w:pPr>
-      <w:r>
-        <w:t xml:space="preserve">6.3 </w:t>
-      </w:r>
-      <w:r>
-        <w:rPr>
-          <w:rFonts w:hint="eastAsia"/>
-        </w:rPr>
-        <w:t xml:space="preserve">二维码内容</w:t>
+    <w:p>
+      <w:pPr>
+        <w:pStyle w:val="BodyText"/>
+      </w:pPr>
+      <w:r>
+        <w:rPr>
+          <w:b/>
+          <w:bCs/>
+        </w:rPr>
+        <w:t xml:space="preserve">⚠ </w:t>
+      </w:r>
+      <w:r>
+        <w:rPr>
+          <w:rFonts w:hint="eastAsia"/>
+          <w:b/>
+          <w:bCs/>
+        </w:rPr>
+        <w:t xml:space="preserve">取号是人工环节，最容易出错。</w:t>
+      </w:r>
+      <w:r>
+        <w:t xml:space="preserve"> </w:t>
+      </w:r>
+      <w:r>
+        <w:rPr>
+          <w:rFonts w:hint="eastAsia"/>
+        </w:rPr>
+        <w:t xml:space="preserve">系统目前</w:t>
+      </w:r>
+      <w:r>
+        <w:rPr>
+          <w:rFonts w:hint="eastAsia"/>
+          <w:b/>
+          <w:bCs/>
+        </w:rPr>
+        <w:t xml:space="preserve">没有物料编码字段</w:t>
+      </w:r>
+      <w:r>
+        <w:rPr>
+          <w:rFonts w:hint="eastAsia"/>
+        </w:rPr>
+        <w:t xml:space="preserve">，不会自动生号、不能查重，序号撞车没有任何程序会拦住你。所以取号必须按这个顺序走：</w:t>
       </w:r>
     </w:p>
     <w:p>
@@ -4068,13 +4809,245 @@
         <w:pStyle w:val="Compact"/>
         <w:numPr>
           <w:ilvl w:val="0"/>
-          <w:numId w:val="1005"/>
+          <w:numId w:val="1007"/>
         </w:numPr>
       </w:pPr>
       <w:r>
         <w:rPr>
           <w:rFonts w:hint="eastAsia"/>
         </w:rPr>
+        <w:t xml:space="preserve">在库存页</w:t>
+      </w:r>
+      <w:r>
+        <w:rPr>
+          <w:rFonts w:hint="eastAsia"/>
+          <w:b/>
+          <w:bCs/>
+        </w:rPr>
+        <w:t xml:space="preserve">搜索同型号</w:t>
+      </w:r>
+      <w:r>
+        <w:rPr>
+          <w:rFonts w:hint="eastAsia"/>
+        </w:rPr>
+        <w:t xml:space="preserve">，找出这个组合下已有的最大序号；</w:t>
+      </w:r>
+    </w:p>
+    <w:p>
+      <w:pPr>
+        <w:pStyle w:val="Compact"/>
+        <w:numPr>
+          <w:ilvl w:val="0"/>
+          <w:numId w:val="1007"/>
+        </w:numPr>
+      </w:pPr>
+      <w:r>
+        <w:rPr>
+          <w:rFonts w:hint="eastAsia"/>
+        </w:rPr>
+        <w:t xml:space="preserve">新号</w:t>
+      </w:r>
+      <w:r>
+        <w:t xml:space="preserve"> = </w:t>
+      </w:r>
+      <w:r>
+        <w:rPr>
+          <w:rFonts w:hint="eastAsia"/>
+        </w:rPr>
+        <w:t xml:space="preserve">最大序号</w:t>
+      </w:r>
+      <w:r>
+        <w:t xml:space="preserve"> + </w:t>
+      </w:r>
+      <w:r>
+        <w:rPr>
+          <w:rFonts w:hint="eastAsia"/>
+        </w:rPr>
+        <w:t xml:space="preserve">1；没有任何记录就从</w:t>
+      </w:r>
+      <w:r>
+        <w:t xml:space="preserve"> </w:t>
+      </w:r>
+      <w:r>
+        <w:rPr>
+          <w:rStyle w:val="VerbatimChar"/>
+        </w:rPr>
+        <w:t xml:space="preserve">0001</w:t>
+      </w:r>
+      <w:r>
+        <w:t xml:space="preserve"> </w:t>
+      </w:r>
+      <w:r>
+        <w:rPr>
+          <w:rFonts w:hint="eastAsia"/>
+        </w:rPr>
+        <w:t xml:space="preserve">起；</w:t>
+      </w:r>
+    </w:p>
+    <w:p>
+      <w:pPr>
+        <w:pStyle w:val="Compact"/>
+        <w:numPr>
+          <w:ilvl w:val="0"/>
+          <w:numId w:val="1007"/>
+        </w:numPr>
+      </w:pPr>
+      <w:r>
+        <w:rPr>
+          <w:rFonts w:hint="eastAsia"/>
+        </w:rPr>
+        <w:t xml:space="preserve">把编码写进</w:t>
+      </w:r>
+      <w:r>
+        <w:rPr>
+          <w:rFonts w:hint="eastAsia"/>
+          <w:b/>
+          <w:bCs/>
+        </w:rPr>
+        <w:t xml:space="preserve">物料名称的开头或备注</w:t>
+      </w:r>
+      <w:r>
+        <w:rPr>
+          <w:rFonts w:hint="eastAsia"/>
+        </w:rPr>
+        <w:t xml:space="preserve">（如</w:t>
+      </w:r>
+      <w:r>
+        <w:t xml:space="preserve"> </w:t>
+      </w:r>
+      <w:r>
+        <w:rPr>
+          <w:rStyle w:val="VerbatimChar"/>
+        </w:rPr>
+        <w:t xml:space="preserve">[BAT-LIPO-6S3300MAH-2026-0007] 3S 3300mAh </w:t>
+      </w:r>
+      <w:r>
+        <w:rPr>
+          <w:rStyle w:val="VerbatimChar"/>
+          <w:rFonts w:hint="eastAsia"/>
+        </w:rPr>
+        <w:t xml:space="preserve">电池</w:t>
+      </w:r>
+      <w:r>
+        <w:rPr>
+          <w:rFonts w:hint="eastAsia"/>
+        </w:rPr>
+        <w:t xml:space="preserve">），让下一个人搜得到；</w:t>
+      </w:r>
+    </w:p>
+    <w:p>
+      <w:pPr>
+        <w:pStyle w:val="Compact"/>
+        <w:numPr>
+          <w:ilvl w:val="0"/>
+          <w:numId w:val="1007"/>
+        </w:numPr>
+      </w:pPr>
+      <w:r>
+        <w:rPr>
+          <w:rFonts w:hint="eastAsia"/>
+        </w:rPr>
+        <w:t xml:space="preserve">由部长在月度抽查时核对一遍"有没有重号"。</w:t>
+      </w:r>
+    </w:p>
+    <w:p>
+      <w:pPr>
+        <w:pStyle w:val="FirstParagraph"/>
+      </w:pPr>
+      <w:r>
+        <w:rPr>
+          <w:rFonts w:hint="eastAsia"/>
+          <w:b/>
+          <w:bCs/>
+        </w:rPr>
+        <w:t xml:space="preserve">判别人</w:t>
+      </w:r>
+      <w:r>
+        <w:rPr>
+          <w:rFonts w:hint="eastAsia"/>
+        </w:rPr>
+        <w:t xml:space="preserve">：取号人自己负责查重，</w:t>
+      </w:r>
+      <w:r>
+        <w:rPr>
+          <w:rFonts w:hint="eastAsia"/>
+          <w:b/>
+          <w:bCs/>
+        </w:rPr>
+        <w:t xml:space="preserve">部长负责复核</w:t>
+      </w:r>
+      <w:r>
+        <w:rPr>
+          <w:rFonts w:hint="eastAsia"/>
+        </w:rPr>
+        <w:t xml:space="preserve">。发现重号，立即停用其中一个并追查（见</w:t>
+      </w:r>
+      <w:r>
+        <w:t xml:space="preserve"> 6.5 </w:t>
+      </w:r>
+      <w:r>
+        <w:rPr>
+          <w:rFonts w:hint="eastAsia"/>
+        </w:rPr>
+        <w:t xml:space="preserve">第</w:t>
+      </w:r>
+      <w:r>
+        <w:t xml:space="preserve"> 4 </w:t>
+      </w:r>
+      <w:r>
+        <w:rPr>
+          <w:rFonts w:hint="eastAsia"/>
+        </w:rPr>
+        <w:t xml:space="preserve">条）。</w:t>
+      </w:r>
+    </w:p>
+    <w:bookmarkEnd w:id="19"/>
+    <w:bookmarkStart w:id="20" w:name="Xc3dd50f283ee8cf4bb8375a7d92a3dc05611440"/>
+    <w:p>
+      <w:pPr>
+        <w:pStyle w:val="Heading3"/>
+      </w:pPr>
+      <w:r>
+        <w:t xml:space="preserve">6.3 </w:t>
+      </w:r>
+      <w:r>
+        <w:rPr>
+          <w:rFonts w:hint="eastAsia"/>
+        </w:rPr>
+        <w:t xml:space="preserve">二维码内容</w:t>
+      </w:r>
+    </w:p>
+    <w:p>
+      <w:pPr>
+        <w:pStyle w:val="FirstParagraph"/>
+      </w:pPr>
+      <w:r>
+        <w:rPr>
+          <w:rFonts w:hint="eastAsia"/>
+          <w:b/>
+          <w:bCs/>
+        </w:rPr>
+        <w:t xml:space="preserve">目标形态</w:t>
+      </w:r>
+      <w:r>
+        <w:rPr>
+          <w:rFonts w:hint="eastAsia"/>
+        </w:rPr>
+        <w:t xml:space="preserve">（等系统支持后启用）：</w:t>
+      </w:r>
+    </w:p>
+    <w:p>
+      <w:pPr>
+        <w:pStyle w:val="Compact"/>
+        <w:numPr>
+          <w:ilvl w:val="0"/>
+          <w:numId w:val="1008"/>
+        </w:numPr>
+      </w:pPr>
+      <w:r>
+        <w:rPr>
+          <w:rFonts w:hint="eastAsia"/>
+        </w:rPr>
         <w:t xml:space="preserve">一律写</w:t>
       </w:r>
       <w:r>
@@ -4111,7 +5084,7 @@
         <w:rPr>
           <w:rStyle w:val="VerbatimChar"/>
         </w:rPr>
-        <w:t xml:space="preserve">https://team.example.com/i/BAT-0007</w:t>
+        <w:t xml:space="preserve">https://team.example.com/i/BAT-LIPO-6S3300MAH-2026-0007</w:t>
       </w:r>
       <w:r>
         <w:rPr>
@@ -4125,7 +5098,7 @@
         <w:pStyle w:val="Compact"/>
         <w:numPr>
           <w:ilvl w:val="1"/>
-          <w:numId w:val="1006"/>
+          <w:numId w:val="1009"/>
         </w:numPr>
       </w:pPr>
       <w:r>
@@ -4140,7 +5113,7 @@
         <w:pStyle w:val="Compact"/>
         <w:numPr>
           <w:ilvl w:val="1"/>
-          <w:numId w:val="1006"/>
+          <w:numId w:val="1009"/>
         </w:numPr>
       </w:pPr>
       <w:r>
@@ -4155,7 +5128,7 @@
         <w:pStyle w:val="Compact"/>
         <w:numPr>
           <w:ilvl w:val="0"/>
-          <w:numId w:val="1005"/>
+          <w:numId w:val="1008"/>
         </w:numPr>
       </w:pPr>
       <w:r>
@@ -4184,7 +5157,7 @@
         <w:pStyle w:val="Compact"/>
         <w:numPr>
           <w:ilvl w:val="0"/>
-          <w:numId w:val="1005"/>
+          <w:numId w:val="1008"/>
         </w:numPr>
       </w:pPr>
       <w:r>
@@ -4357,7 +5330,7 @@
               <w:rPr>
                 <w:rFonts w:hint="eastAsia"/>
               </w:rPr>
-              <w:t xml:space="preserve">不易磨损、不遮挡铭牌与接口的位置：电池贴侧面（避开膨胀面）、飞控贴底面、工具贴手柄内侧</w:t>
+              <w:t xml:space="preserve">不易磨损、不遮挡铭牌与接口的位置：电池贴侧面（避开膨胀面）、飞控贴侧面、工具贴手柄内侧</w:t>
             </w:r>
           </w:p>
         </w:tc>
@@ -4401,7 +5374,15 @@
               <w:rPr>
                 <w:rFonts w:hint="eastAsia"/>
               </w:rPr>
-              <w:t xml:space="preserve">；电池仓内用耐温标签</w:t>
+              <w:t xml:space="preserve">；电池仓内用</w:t>
+            </w:r>
+            <w:r>
+              <w:rPr>
+                <w:rFonts w:hint="eastAsia"/>
+                <w:b/>
+                <w:bCs/>
+              </w:rPr>
+              <w:t xml:space="preserve">耐温标签</w:t>
             </w:r>
           </w:p>
         </w:tc>
@@ -4484,16 +5465,7 @@
               <w:rPr>
                 <w:rFonts w:hint="eastAsia"/>
               </w:rPr>
-              <w:t xml:space="preserve">浏览器直接打印</w:t>
-            </w:r>
-            <w:r>
-              <w:t xml:space="preserve"> A4 </w:t>
-            </w:r>
-            <w:r>
-              <w:rPr>
-                <w:rFonts w:hint="eastAsia"/>
-              </w:rPr>
-              <w:t xml:space="preserve">不干胶网格（二维码</w:t>
+              <w:t xml:space="preserve">标签打印机直接打印对应大小标签（二维码</w:t>
             </w:r>
             <w:r>
               <w:t xml:space="preserve"> + </w:t>
@@ -4556,7 +5528,7 @@
         <w:pStyle w:val="Compact"/>
         <w:numPr>
           <w:ilvl w:val="0"/>
-          <w:numId w:val="1007"/>
+          <w:numId w:val="1010"/>
         </w:numPr>
       </w:pPr>
       <w:r>
@@ -4571,7 +5543,16 @@
         <w:rPr>
           <w:rFonts w:hint="eastAsia"/>
         </w:rPr>
-        <w:t xml:space="preserve">：在系统里新增该物料（填好名称、分类、单价），再按规则取号，两者保持一致</w:t>
+        <w:t xml:space="preserve">：在系统里新增该物料（填好名称、分类、单价），再按</w:t>
+      </w:r>
+      <w:r>
+        <w:t xml:space="preserve"> 6.2 </w:t>
+      </w:r>
+      <w:r>
+        <w:rPr>
+          <w:rFonts w:hint="eastAsia"/>
+        </w:rPr>
+        <w:t xml:space="preserve">的顺序取号，两者保持一致</w:t>
       </w:r>
     </w:p>
     <w:p>
@@ -4579,7 +5560,7 @@
         <w:pStyle w:val="Compact"/>
         <w:numPr>
           <w:ilvl w:val="0"/>
-          <w:numId w:val="1007"/>
+          <w:numId w:val="1010"/>
         </w:numPr>
       </w:pPr>
       <w:r>
@@ -4610,7 +5591,7 @@
         <w:pStyle w:val="Compact"/>
         <w:numPr>
           <w:ilvl w:val="0"/>
-          <w:numId w:val="1007"/>
+          <w:numId w:val="1010"/>
         </w:numPr>
       </w:pPr>
       <w:r>
@@ -4633,7 +5614,7 @@
         <w:pStyle w:val="Compact"/>
         <w:numPr>
           <w:ilvl w:val="0"/>
-          <w:numId w:val="1007"/>
+          <w:numId w:val="1010"/>
         </w:numPr>
       </w:pPr>
       <w:r>
@@ -4656,7 +5637,7 @@
         <w:pStyle w:val="Compact"/>
         <w:numPr>
           <w:ilvl w:val="0"/>
-          <w:numId w:val="1007"/>
+          <w:numId w:val="1010"/>
         </w:numPr>
       </w:pPr>
       <w:r>
@@ -4696,7 +5677,7 @@
       </w:r>
     </w:p>
     <w:bookmarkEnd w:id="22"/>
-    <w:bookmarkStart w:id="23" w:name="X58607f403ee24e354e6f0b1711e1da116cd3fbe"/>
+    <w:bookmarkStart w:id="23" w:name="X5901fd7bd4f0ee4cc908f8608f3ba238721cbfe"/>
     <w:p>
       <w:pPr>
         <w:pStyle w:val="Heading3"/>
@@ -4708,7 +5689,16 @@
         <w:rPr>
           <w:rFonts w:hint="eastAsia"/>
         </w:rPr>
-        <w:t xml:space="preserve">在当前系统里的落地方式</w:t>
+        <w:t xml:space="preserve">现阶段怎么落地（先看这一节，别照着</w:t>
+      </w:r>
+      <w:r>
+        <w:t xml:space="preserve"> 6.3 </w:t>
+      </w:r>
+      <w:r>
+        <w:rPr>
+          <w:rFonts w:hint="eastAsia"/>
+        </w:rPr>
+        <w:t xml:space="preserve">直接印码）</w:t>
       </w:r>
     </w:p>
     <w:p>
@@ -4718,37 +5708,150 @@
       <w:r>
         <w:rPr>
           <w:rFonts w:hint="eastAsia"/>
-        </w:rPr>
-        <w:t xml:space="preserve">系统目前是「</w:t>
-      </w:r>
-      <w:r>
-        <w:rPr>
-          <w:rFonts w:hint="eastAsia"/>
-          <w:b/>
-          <w:bCs/>
-        </w:rPr>
-        <w:t xml:space="preserve">种类</w:t>
-      </w:r>
-      <w:r>
-        <w:rPr>
-          <w:b/>
-          <w:bCs/>
-        </w:rPr>
-        <w:t xml:space="preserve"> + </w:t>
-      </w:r>
-      <w:r>
-        <w:rPr>
-          <w:rFonts w:hint="eastAsia"/>
-          <w:b/>
-          <w:bCs/>
-        </w:rPr>
-        <w:t xml:space="preserve">数量</w:t>
-      </w:r>
-      <w:r>
-        <w:rPr>
-          <w:rFonts w:hint="eastAsia"/>
-        </w:rPr>
-        <w:t xml:space="preserve">」模型（一条记录对应数量若干），没有单件字段。所以：</w:t>
+          <w:b/>
+          <w:bCs/>
+        </w:rPr>
+        <w:t xml:space="preserve">系统现状（已核对代码）</w:t>
+      </w:r>
+      <w:r>
+        <w:rPr>
+          <w:rFonts w:hint="eastAsia"/>
+        </w:rPr>
+        <w:t xml:space="preserve">：</w:t>
+      </w:r>
+    </w:p>
+    <w:p>
+      <w:pPr>
+        <w:pStyle w:val="Compact"/>
+        <w:numPr>
+          <w:ilvl w:val="0"/>
+          <w:numId w:val="1011"/>
+        </w:numPr>
+      </w:pPr>
+      <w:r>
+        <w:t xml:space="preserve">❌ </w:t>
+      </w:r>
+      <w:r>
+        <w:rPr>
+          <w:rFonts w:hint="eastAsia"/>
+        </w:rPr>
+        <w:t xml:space="preserve">没有「物料编码」字段——编码无处可存，只能写在名称或备注里；</w:t>
+      </w:r>
+    </w:p>
+    <w:p>
+      <w:pPr>
+        <w:pStyle w:val="Compact"/>
+        <w:numPr>
+          <w:ilvl w:val="0"/>
+          <w:numId w:val="1011"/>
+        </w:numPr>
+      </w:pPr>
+      <w:r>
+        <w:t xml:space="preserve">❌ </w:t>
+      </w:r>
+      <w:r>
+        <w:rPr>
+          <w:rFonts w:hint="eastAsia"/>
+        </w:rPr>
+        <w:t xml:space="preserve">没有自动生号、没有按编码查重；</w:t>
+      </w:r>
+    </w:p>
+    <w:p>
+      <w:pPr>
+        <w:pStyle w:val="Compact"/>
+        <w:numPr>
+          <w:ilvl w:val="0"/>
+          <w:numId w:val="1011"/>
+        </w:numPr>
+      </w:pPr>
+      <w:r>
+        <w:t xml:space="preserve">❌</w:t>
+      </w:r>
+      <w:r>
+        <w:t xml:space="preserve"> </w:t>
+      </w:r>
+      <w:r>
+        <w:rPr>
+          <w:rFonts w:hint="eastAsia"/>
+          <w:b/>
+          <w:bCs/>
+        </w:rPr>
+        <w:t xml:space="preserve">没有</w:t>
+      </w:r>
+      <w:r>
+        <w:rPr>
+          <w:b/>
+          <w:bCs/>
+        </w:rPr>
+        <w:t xml:space="preserve"> </w:t>
+      </w:r>
+      <w:r>
+        <w:rPr>
+          <w:rStyle w:val="VerbatimChar"/>
+          <w:rFonts w:hint="eastAsia"/>
+          <w:b/>
+          <w:bCs/>
+        </w:rPr>
+        <w:t xml:space="preserve">/i/&lt;编码&gt;</w:t>
+      </w:r>
+      <w:r>
+        <w:rPr>
+          <w:b/>
+          <w:bCs/>
+        </w:rPr>
+        <w:t xml:space="preserve"> </w:t>
+      </w:r>
+      <w:r>
+        <w:rPr>
+          <w:rFonts w:hint="eastAsia"/>
+          <w:b/>
+          <w:bCs/>
+        </w:rPr>
+        <w:t xml:space="preserve">短链路由</w:t>
+      </w:r>
+      <w:r>
+        <w:rPr>
+          <w:rFonts w:hint="eastAsia"/>
+        </w:rPr>
+        <w:t xml:space="preserve">——照</w:t>
+      </w:r>
+      <w:r>
+        <w:t xml:space="preserve"> 6.3 </w:t>
+      </w:r>
+      <w:r>
+        <w:rPr>
+          <w:rFonts w:hint="eastAsia"/>
+        </w:rPr>
+        <w:t xml:space="preserve">印出来的二维码</w:t>
+      </w:r>
+      <w:r>
+        <w:rPr>
+          <w:rFonts w:hint="eastAsia"/>
+          <w:b/>
+          <w:bCs/>
+        </w:rPr>
+        <w:t xml:space="preserve">扫开是</w:t>
+      </w:r>
+      <w:r>
+        <w:rPr>
+          <w:b/>
+          <w:bCs/>
+        </w:rPr>
+        <w:t xml:space="preserve"> 404</w:t>
+      </w:r>
+      <w:r>
+        <w:t xml:space="preserve">。</w:t>
+      </w:r>
+    </w:p>
+    <w:p>
+      <w:pPr>
+        <w:pStyle w:val="FirstParagraph"/>
+      </w:pPr>
+      <w:r>
+        <w:rPr>
+          <w:rFonts w:hint="eastAsia"/>
+        </w:rPr>
+        <w:t xml:space="preserve">所以：</w:t>
       </w:r>
     </w:p>
     <w:tbl>
@@ -4758,8 +5861,10 @@
         <w:tblLook w:firstRow="1" w:lastRow="0" w:firstColumn="0" w:lastColumn="0" w:noHBand="0" w:noVBand="0" w:val="0020"/>
       </w:tblPr>
       <w:tblGrid>
-        <w:gridCol w:w="3960"/>
-        <w:gridCol w:w="3960"/>
+        <w:gridCol w:w="1980"/>
+        <w:gridCol w:w="1980"/>
+        <w:gridCol w:w="1980"/>
+        <w:gridCol w:w="1980"/>
       </w:tblGrid>
       <w:tr>
         <w:trPr>
@@ -4775,21 +5880,49 @@
               <w:rPr>
                 <w:rFonts w:hint="eastAsia"/>
               </w:rPr>
-              <w:t xml:space="preserve">物料</w:t>
-            </w:r>
-          </w:p>
-        </w:tc>
-        <w:tc>
-          <w:tcPr/>
-          <w:p>
-            <w:pPr>
-              <w:pStyle w:val="Compact"/>
-            </w:pPr>
-            <w:r>
-              <w:rPr>
-                <w:rFonts w:hint="eastAsia"/>
-              </w:rPr>
-              <w:t xml:space="preserve">建议做法</w:t>
+              <w:t xml:space="preserve">阶段</w:t>
+            </w:r>
+          </w:p>
+        </w:tc>
+        <w:tc>
+          <w:tcPr/>
+          <w:p>
+            <w:pPr>
+              <w:pStyle w:val="Compact"/>
+            </w:pPr>
+            <w:r>
+              <w:rPr>
+                <w:rFonts w:hint="eastAsia"/>
+              </w:rPr>
+              <w:t xml:space="preserve">货位标签</w:t>
+            </w:r>
+          </w:p>
+        </w:tc>
+        <w:tc>
+          <w:tcPr/>
+          <w:p>
+            <w:pPr>
+              <w:pStyle w:val="Compact"/>
+            </w:pPr>
+            <w:r>
+              <w:rPr>
+                <w:rFonts w:hint="eastAsia"/>
+              </w:rPr>
+              <w:t xml:space="preserve">物品标签</w:t>
+            </w:r>
+          </w:p>
+        </w:tc>
+        <w:tc>
+          <w:tcPr/>
+          <w:p>
+            <w:pPr>
+              <w:pStyle w:val="Compact"/>
+            </w:pPr>
+            <w:r>
+              <w:rPr>
+                <w:rFonts w:hint="eastAsia"/>
+              </w:rPr>
+              <w:t xml:space="preserve">二维码内容</w:t>
             </w:r>
           </w:p>
         </w:tc>
@@ -4803,10 +5936,42 @@
             </w:pPr>
             <w:r>
               <w:rPr>
+                <w:rFonts w:hint="eastAsia"/>
                 <w:b/>
                 <w:bCs/>
               </w:rPr>
-              <w:t xml:space="preserve">A </w:t>
+              <w:t xml:space="preserve">现在</w:t>
+            </w:r>
+          </w:p>
+        </w:tc>
+        <w:tc>
+          <w:tcPr/>
+          <w:p>
+            <w:pPr>
+              <w:pStyle w:val="Compact"/>
+            </w:pPr>
+            <w:r>
+              <w:rPr>
+                <w:rFonts w:hint="eastAsia"/>
+              </w:rPr>
+              <w:t xml:space="preserve">正常贴（库位编码本身有效）</w:t>
+            </w:r>
+          </w:p>
+        </w:tc>
+        <w:tc>
+          <w:tcPr/>
+          <w:p>
+            <w:pPr>
+              <w:pStyle w:val="Compact"/>
+            </w:pPr>
+            <w:r>
+              <w:t xml:space="preserve">A/B </w:t>
+            </w:r>
+            <w:r>
+              <w:rPr>
+                <w:rFonts w:hint="eastAsia"/>
+              </w:rPr>
+              <w:t xml:space="preserve">级贴，但</w:t>
             </w:r>
             <w:r>
               <w:rPr>
@@ -4814,42 +5979,51 @@
                 <w:b/>
                 <w:bCs/>
               </w:rPr>
-              <w:t xml:space="preserve">级贵重件</w:t>
-            </w:r>
-          </w:p>
-        </w:tc>
-        <w:tc>
-          <w:tcPr/>
-          <w:p>
-            <w:pPr>
-              <w:pStyle w:val="Compact"/>
-            </w:pPr>
-            <w:r>
-              <w:rPr>
-                <w:rFonts w:hint="eastAsia"/>
+              <w:t xml:space="preserve">只印可读编码</w:t>
+            </w:r>
+            <w:r>
+              <w:rPr>
                 <w:b/>
                 <w:bCs/>
               </w:rPr>
-              <w:t xml:space="preserve">一件一条记录、数量填</w:t>
-            </w:r>
-            <w:r>
-              <w:rPr>
+              <w:t xml:space="preserve"> + </w:t>
+            </w:r>
+            <w:r>
+              <w:rPr>
+                <w:rFonts w:hint="eastAsia"/>
                 <w:b/>
                 <w:bCs/>
               </w:rPr>
-              <w:t xml:space="preserve"> 1</w:t>
-            </w:r>
-            <w:r>
-              <w:t xml:space="preserve"> </w:t>
-            </w:r>
-            <w:r>
-              <w:t xml:space="preserve">—— </w:t>
-            </w:r>
-            <w:r>
-              <w:rPr>
-                <w:rFonts w:hint="eastAsia"/>
-              </w:rPr>
-              <w:t xml:space="preserve">天然就是"单件资产"，每条配一个编码即可贴标签</w:t>
+              <w:t xml:space="preserve">名称</w:t>
+            </w:r>
+          </w:p>
+        </w:tc>
+        <w:tc>
+          <w:tcPr/>
+          <w:p>
+            <w:pPr>
+              <w:pStyle w:val="Compact"/>
+            </w:pPr>
+            <w:r>
+              <w:rPr>
+                <w:rFonts w:hint="eastAsia"/>
+                <w:b/>
+                <w:bCs/>
+              </w:rPr>
+              <w:t xml:space="preserve">不要印短链</w:t>
+            </w:r>
+            <w:r>
+              <w:rPr>
+                <w:rFonts w:hint="eastAsia"/>
+              </w:rPr>
+              <w:t xml:space="preserve">。要印二维码就指向库存页搜索：</w:t>
+            </w:r>
+            <w:r>
+              <w:rPr>
+                <w:rStyle w:val="VerbatimChar"/>
+                <w:rFonts w:hint="eastAsia"/>
+              </w:rPr>
+              <w:t xml:space="preserve">https://&lt;队里域名&gt;/inventory?search=&lt;名称关键词&gt;</w:t>
             </w:r>
           </w:p>
         </w:tc>
@@ -4863,94 +6037,113 @@
             </w:pPr>
             <w:r>
               <w:rPr>
+                <w:rFonts w:hint="eastAsia"/>
                 <w:b/>
                 <w:bCs/>
               </w:rPr>
-              <w:t xml:space="preserve">B </w:t>
-            </w:r>
-            <w:r>
-              <w:rPr>
-                <w:rFonts w:hint="eastAsia"/>
+              <w:t xml:space="preserve">系统支持编码字段</w:t>
+            </w:r>
+            <w:r>
+              <w:rPr>
                 <w:b/>
                 <w:bCs/>
               </w:rPr>
-              <w:t xml:space="preserve">级</w:t>
-            </w:r>
-          </w:p>
-        </w:tc>
-        <w:tc>
-          <w:tcPr/>
-          <w:p>
-            <w:pPr>
-              <w:pStyle w:val="Compact"/>
-            </w:pPr>
-            <w:r>
-              <w:rPr>
-                <w:rFonts w:hint="eastAsia"/>
-              </w:rPr>
-              <w:t xml:space="preserve">按种类管理，标签贴</w:t>
-            </w:r>
-            <w:r>
-              <w:rPr>
-                <w:rFonts w:hint="eastAsia"/>
+              <w:t xml:space="preserve"> +</w:t>
+            </w:r>
+            <w:r>
+              <w:rPr>
                 <w:b/>
                 <w:bCs/>
               </w:rPr>
-              <w:t xml:space="preserve">货位</w:t>
-            </w:r>
-            <w:r>
-              <w:rPr>
-                <w:rFonts w:hint="eastAsia"/>
-              </w:rPr>
-              <w:t xml:space="preserve">；型号易混的件可按</w:t>
-            </w:r>
-            <w:r>
-              <w:t xml:space="preserve"> A </w:t>
-            </w:r>
-            <w:r>
-              <w:rPr>
-                <w:rFonts w:hint="eastAsia"/>
-              </w:rPr>
-              <w:t xml:space="preserve">级方式一件一条</w:t>
-            </w:r>
-          </w:p>
-        </w:tc>
-      </w:tr>
-      <w:tr>
-        <w:tc>
-          <w:tcPr/>
-          <w:p>
-            <w:pPr>
-              <w:pStyle w:val="Compact"/>
-            </w:pPr>
-            <w:r>
-              <w:rPr>
+              <w:t xml:space="preserve"> </w:t>
+            </w:r>
+            <w:r>
+              <w:rPr>
+                <w:rStyle w:val="VerbatimChar"/>
                 <w:b/>
                 <w:bCs/>
               </w:rPr>
-              <w:t xml:space="preserve">C </w:t>
-            </w:r>
-            <w:r>
-              <w:rPr>
-                <w:rFonts w:hint="eastAsia"/>
+              <w:t xml:space="preserve">/i/</w:t>
+            </w:r>
+            <w:r>
+              <w:rPr>
                 <w:b/>
                 <w:bCs/>
               </w:rPr>
-              <w:t xml:space="preserve">级耗材</w:t>
-            </w:r>
-          </w:p>
-        </w:tc>
-        <w:tc>
-          <w:tcPr/>
-          <w:p>
-            <w:pPr>
-              <w:pStyle w:val="Compact"/>
-            </w:pPr>
-            <w:r>
-              <w:rPr>
-                <w:rFonts w:hint="eastAsia"/>
-              </w:rPr>
-              <w:t xml:space="preserve">按种类管理，只贴货位标签，不贴实物</w:t>
+              <w:t xml:space="preserve"> </w:t>
+            </w:r>
+            <w:r>
+              <w:rPr>
+                <w:rFonts w:hint="eastAsia"/>
+                <w:b/>
+                <w:bCs/>
+              </w:rPr>
+              <w:t xml:space="preserve">路由后</w:t>
+            </w:r>
+          </w:p>
+        </w:tc>
+        <w:tc>
+          <w:tcPr/>
+          <w:p>
+            <w:pPr>
+              <w:pStyle w:val="Compact"/>
+            </w:pPr>
+            <w:r>
+              <w:rPr>
+                <w:rFonts w:hint="eastAsia"/>
+              </w:rPr>
+              <w:t xml:space="preserve">不变</w:t>
+            </w:r>
+          </w:p>
+        </w:tc>
+        <w:tc>
+          <w:tcPr/>
+          <w:p>
+            <w:pPr>
+              <w:pStyle w:val="Compact"/>
+            </w:pPr>
+            <w:r>
+              <w:rPr>
+                <w:rFonts w:hint="eastAsia"/>
+              </w:rPr>
+              <w:t xml:space="preserve">不变</w:t>
+            </w:r>
+          </w:p>
+        </w:tc>
+        <w:tc>
+          <w:tcPr/>
+          <w:p>
+            <w:pPr>
+              <w:pStyle w:val="Compact"/>
+            </w:pPr>
+            <w:r>
+              <w:rPr>
+                <w:rFonts w:hint="eastAsia"/>
+              </w:rPr>
+              <w:t xml:space="preserve">按</w:t>
+            </w:r>
+            <w:r>
+              <w:t xml:space="preserve"> 6.3 </w:t>
+            </w:r>
+            <w:r>
+              <w:rPr>
+                <w:rFonts w:hint="eastAsia"/>
+              </w:rPr>
+              <w:t xml:space="preserve">改用短链，编码取值、前缀、补零规则与本节一致，</w:t>
+            </w:r>
+            <w:r>
+              <w:rPr>
+                <w:rFonts w:hint="eastAsia"/>
+                <w:b/>
+                <w:bCs/>
+              </w:rPr>
+              <w:t xml:space="preserve">无缝迁移</w:t>
+            </w:r>
+            <w:r>
+              <w:rPr>
+                <w:rFonts w:hint="eastAsia"/>
+              </w:rPr>
+              <w:t xml:space="preserve">（已贴的可读编码不必重印）</w:t>
             </w:r>
           </w:p>
         </w:tc>
@@ -4963,35 +6156,53 @@
       <w:r>
         <w:rPr>
           <w:rFonts w:hint="eastAsia"/>
-        </w:rPr>
-        <w:t xml:space="preserve">后续若给系统加上「物料编码字段</w:t>
-      </w:r>
-      <w:r>
-        <w:t xml:space="preserve"> + </w:t>
-      </w:r>
-      <w:r>
-        <w:rPr>
-          <w:rFonts w:hint="eastAsia"/>
-        </w:rPr>
-        <w:t xml:space="preserve">自动生号</w:t>
-      </w:r>
-      <w:r>
-        <w:t xml:space="preserve"> + </w:t>
-      </w:r>
-      <w:r>
-        <w:rPr>
-          <w:rFonts w:hint="eastAsia"/>
-        </w:rPr>
-        <w:t xml:space="preserve">按编码/扫码查询」，本节规则可直接落地；</w:t>
-      </w:r>
-      <w:r>
-        <w:t xml:space="preserve"> </w:t>
-      </w:r>
-      <w:r>
-        <w:rPr>
-          <w:rFonts w:hint="eastAsia"/>
-        </w:rPr>
-        <w:t xml:space="preserve">系统里编码的取值、前缀、补零规则与本节保持一致即可无缝迁移。</w:t>
+          <w:b/>
+          <w:bCs/>
+        </w:rPr>
+        <w:t xml:space="preserve">一句话</w:t>
+      </w:r>
+      <w:r>
+        <w:rPr>
+          <w:rFonts w:hint="eastAsia"/>
+        </w:rPr>
+        <w:t xml:space="preserve">：现在</w:t>
+      </w:r>
+      <w:r>
+        <w:rPr>
+          <w:rFonts w:hint="eastAsia"/>
+          <w:b/>
+          <w:bCs/>
+        </w:rPr>
+        <w:t xml:space="preserve">可以</w:t>
+      </w:r>
+      <w:r>
+        <w:rPr>
+          <w:rFonts w:hint="eastAsia"/>
+        </w:rPr>
+        <w:t xml:space="preserve">按第</w:t>
+      </w:r>
+      <w:r>
+        <w:t xml:space="preserve"> 6 </w:t>
+      </w:r>
+      <w:r>
+        <w:rPr>
+          <w:rFonts w:hint="eastAsia"/>
+        </w:rPr>
+        <w:t xml:space="preserve">节给物品编可读编码、贴在实物上；但</w:t>
+      </w:r>
+      <w:r>
+        <w:rPr>
+          <w:rFonts w:hint="eastAsia"/>
+          <w:b/>
+          <w:bCs/>
+        </w:rPr>
+        <w:t xml:space="preserve">短链二维码要等系统支持后再印</w:t>
+      </w:r>
+      <w:r>
+        <w:rPr>
+          <w:rFonts w:hint="eastAsia"/>
+        </w:rPr>
+        <w:t xml:space="preserve">，否则队员扫到的是一堆打不开的码，比不贴更糟。</w:t>
       </w:r>
     </w:p>
     <w:bookmarkEnd w:id="23"/>
@@ -5031,7 +6242,7 @@
         <w:pStyle w:val="Compact"/>
         <w:numPr>
           <w:ilvl w:val="0"/>
-          <w:numId w:val="1008"/>
+          <w:numId w:val="1012"/>
         </w:numPr>
       </w:pPr>
       <w:r>
@@ -5055,7 +6266,7 @@
         <w:pStyle w:val="Compact"/>
         <w:numPr>
           <w:ilvl w:val="0"/>
-          <w:numId w:val="1008"/>
+          <w:numId w:val="1012"/>
         </w:numPr>
       </w:pPr>
       <w:r>
@@ -5091,7 +6302,30 @@
         <w:rPr>
           <w:rFonts w:hint="eastAsia"/>
         </w:rPr>
-        <w:t xml:space="preserve">系统自动定级</w:t>
+        <w:t xml:space="preserve">系统自动定级（</w:t>
+      </w:r>
+      <w:r>
+        <w:rPr>
+          <w:rFonts w:hint="eastAsia"/>
+          <w:b/>
+          <w:bCs/>
+        </w:rPr>
+        <w:t xml:space="preserve">单价必填</w:t>
+      </w:r>
+      <w:r>
+        <w:rPr>
+          <w:rFonts w:hint="eastAsia"/>
+        </w:rPr>
+        <w:t xml:space="preserve">，见第</w:t>
+      </w:r>
+      <w:r>
+        <w:t xml:space="preserve"> 3 </w:t>
+      </w:r>
+      <w:r>
+        <w:rPr>
+          <w:rFonts w:hint="eastAsia"/>
+        </w:rPr>
+        <w:t xml:space="preserve">节）</w:t>
       </w:r>
     </w:p>
     <w:p>
@@ -5099,7 +6333,7 @@
         <w:pStyle w:val="Compact"/>
         <w:numPr>
           <w:ilvl w:val="0"/>
-          <w:numId w:val="1008"/>
+          <w:numId w:val="1012"/>
         </w:numPr>
       </w:pPr>
       <w:r>
@@ -5141,7 +6375,7 @@
         <w:pStyle w:val="Compact"/>
         <w:numPr>
           <w:ilvl w:val="0"/>
-          <w:numId w:val="1008"/>
+          <w:numId w:val="1012"/>
         </w:numPr>
       </w:pPr>
       <w:r>
@@ -5156,7 +6390,7 @@
         <w:pStyle w:val="Compact"/>
         <w:numPr>
           <w:ilvl w:val="0"/>
-          <w:numId w:val="1008"/>
+          <w:numId w:val="1012"/>
         </w:numPr>
       </w:pPr>
       <w:r>
@@ -5201,7 +6435,7 @@
         <w:pStyle w:val="Compact"/>
         <w:numPr>
           <w:ilvl w:val="0"/>
-          <w:numId w:val="1009"/>
+          <w:numId w:val="1013"/>
         </w:numPr>
       </w:pPr>
       <w:r>
@@ -5283,7 +6517,7 @@
         <w:pStyle w:val="Compact"/>
         <w:numPr>
           <w:ilvl w:val="0"/>
-          <w:numId w:val="1009"/>
+          <w:numId w:val="1013"/>
         </w:numPr>
       </w:pPr>
       <w:r>
@@ -5343,37 +6577,40 @@
         <w:pStyle w:val="Compact"/>
         <w:numPr>
           <w:ilvl w:val="0"/>
-          <w:numId w:val="1009"/>
+          <w:numId w:val="1013"/>
         </w:numPr>
       </w:pPr>
       <w:r>
         <w:rPr>
           <w:rFonts w:hint="eastAsia"/>
-        </w:rPr>
-        <w:t xml:space="preserve">导入前</w:t>
-      </w:r>
-      <w:r>
-        <w:rPr>
-          <w:rFonts w:hint="eastAsia"/>
-          <w:b/>
-          <w:bCs/>
-        </w:rPr>
-        <w:t xml:space="preserve">先核对列名与单位</w:t>
-      </w:r>
-      <w:r>
-        <w:rPr>
-          <w:rFonts w:hint="eastAsia"/>
-        </w:rPr>
-        <w:t xml:space="preserve">，导入后抽查</w:t>
-      </w:r>
-      <w:r>
-        <w:t xml:space="preserve"> 5 </w:t>
-      </w:r>
-      <w:r>
-        <w:rPr>
-          <w:rFonts w:hint="eastAsia"/>
-        </w:rPr>
-        <w:t xml:space="preserve">行；批量导入产生的低库存提醒同批共用同一阈值</w:t>
+          <w:b/>
+          <w:bCs/>
+        </w:rPr>
+        <w:t xml:space="preserve">导入前必须确认「单价」列非空</w:t>
+      </w:r>
+      <w:r>
+        <w:rPr>
+          <w:rFonts w:hint="eastAsia"/>
+        </w:rPr>
+        <w:t xml:space="preserve">：导入时单价为空同样会落</w:t>
+      </w:r>
+      <w:r>
+        <w:t xml:space="preserve"> C </w:t>
+      </w:r>
+      <w:r>
+        <w:rPr>
+          <w:rFonts w:hint="eastAsia"/>
+        </w:rPr>
+        <w:t xml:space="preserve">级，批量的</w:t>
+      </w:r>
+      <w:r>
+        <w:t xml:space="preserve"> C </w:t>
+      </w:r>
+      <w:r>
+        <w:rPr>
+          <w:rFonts w:hint="eastAsia"/>
+        </w:rPr>
+        <w:t xml:space="preserve">级贵重件是最难追回的事故</w:t>
       </w:r>
     </w:p>
     <w:p>
@@ -5381,7 +6618,45 @@
         <w:pStyle w:val="Compact"/>
         <w:numPr>
           <w:ilvl w:val="0"/>
-          <w:numId w:val="1009"/>
+          <w:numId w:val="1013"/>
+        </w:numPr>
+      </w:pPr>
+      <w:r>
+        <w:rPr>
+          <w:rFonts w:hint="eastAsia"/>
+        </w:rPr>
+        <w:t xml:space="preserve">导入前</w:t>
+      </w:r>
+      <w:r>
+        <w:rPr>
+          <w:rFonts w:hint="eastAsia"/>
+          <w:b/>
+          <w:bCs/>
+        </w:rPr>
+        <w:t xml:space="preserve">先核对列名与单位</w:t>
+      </w:r>
+      <w:r>
+        <w:rPr>
+          <w:rFonts w:hint="eastAsia"/>
+        </w:rPr>
+        <w:t xml:space="preserve">，导入后抽查</w:t>
+      </w:r>
+      <w:r>
+        <w:t xml:space="preserve"> 5 </w:t>
+      </w:r>
+      <w:r>
+        <w:rPr>
+          <w:rFonts w:hint="eastAsia"/>
+        </w:rPr>
+        <w:t xml:space="preserve">行；批量导入产生的低库存提醒同批共用同一阈值</w:t>
+      </w:r>
+    </w:p>
+    <w:p>
+      <w:pPr>
+        <w:pStyle w:val="Compact"/>
+        <w:numPr>
+          <w:ilvl w:val="0"/>
+          <w:numId w:val="1013"/>
         </w:numPr>
       </w:pPr>
       <w:r>
@@ -5420,7 +6695,21 @@
         <w:rPr>
           <w:rFonts w:hint="eastAsia"/>
         </w:rPr>
-        <w:t xml:space="preserve">审批流转（按申请人角色</w:t>
+        <w:t xml:space="preserve">审批流转（按</w:t>
+      </w:r>
+      <w:r>
+        <w:rPr>
+          <w:rFonts w:hint="eastAsia"/>
+          <w:b/>
+          <w:bCs/>
+        </w:rPr>
+        <w:t xml:space="preserve">申请人</w:t>
+      </w:r>
+      <w:r>
+        <w:rPr>
+          <w:rFonts w:hint="eastAsia"/>
+        </w:rPr>
+        <w:t xml:space="preserve">角色</w:t>
       </w:r>
       <w:r>
         <w:t xml:space="preserve"> × </w:t>
@@ -5567,7 +6856,7 @@
               <w:rPr>
                 <w:rFonts w:hint="eastAsia"/>
               </w:rPr>
-              <w:t xml:space="preserve">B（本部门有部长）</w:t>
+              <w:t xml:space="preserve">B（本人有部门且该部门有部长）</w:t>
             </w:r>
           </w:p>
         </w:tc>
@@ -5631,7 +6920,7 @@
               <w:rPr>
                 <w:rFonts w:hint="eastAsia"/>
               </w:rPr>
-              <w:t xml:space="preserve">B（无部门</w:t>
+              <w:t xml:space="preserve">B（本人无部门</w:t>
             </w:r>
             <w:r>
               <w:t xml:space="preserve"> / </w:t>
@@ -5640,7 +6929,7 @@
               <w:rPr>
                 <w:rFonts w:hint="eastAsia"/>
               </w:rPr>
-              <w:t xml:space="preserve">部门无部长）</w:t>
+              <w:t xml:space="preserve">本人部门无部长）</w:t>
             </w:r>
           </w:p>
         </w:tc>
@@ -5807,91 +7096,10 @@
       <w:r>
         <w:rPr>
           <w:rFonts w:hint="eastAsia"/>
-        </w:rPr>
-        <w:t xml:space="preserve">状态：</w:t>
-      </w:r>
-      <w:r>
-        <w:rPr>
-          <w:rStyle w:val="VerbatimChar"/>
-          <w:rFonts w:hint="eastAsia"/>
-        </w:rPr>
-        <w:t xml:space="preserve">待部门审批(pending_dept)</w:t>
-      </w:r>
-      <w:r>
-        <w:rPr>
-          <w:rStyle w:val="VerbatimChar"/>
-        </w:rPr>
-        <w:t xml:space="preserve"> → </w:t>
-      </w:r>
-      <w:r>
-        <w:rPr>
-          <w:rStyle w:val="VerbatimChar"/>
-          <w:rFonts w:hint="eastAsia"/>
-        </w:rPr>
-        <w:t xml:space="preserve">待管理员审批(pending_admin)</w:t>
-      </w:r>
-      <w:r>
-        <w:rPr>
-          <w:rStyle w:val="VerbatimChar"/>
-        </w:rPr>
-        <w:t xml:space="preserve"> → </w:t>
-      </w:r>
-      <w:r>
-        <w:rPr>
-          <w:rStyle w:val="VerbatimChar"/>
-          <w:rFonts w:hint="eastAsia"/>
-        </w:rPr>
-        <w:t xml:space="preserve">已批准(approved)</w:t>
-      </w:r>
-      <w:r>
-        <w:rPr>
-          <w:rStyle w:val="VerbatimChar"/>
-        </w:rPr>
-        <w:t xml:space="preserve"> → </w:t>
-      </w:r>
-      <w:r>
-        <w:rPr>
-          <w:rStyle w:val="VerbatimChar"/>
-          <w:rFonts w:hint="eastAsia"/>
-        </w:rPr>
-        <w:t xml:space="preserve">已归还(returned)</w:t>
-      </w:r>
-      <w:r>
-        <w:rPr>
-          <w:rFonts w:hint="eastAsia"/>
-        </w:rPr>
-        <w:t xml:space="preserve">；被驳回为</w:t>
-      </w:r>
-      <w:r>
-        <w:t xml:space="preserve"> </w:t>
-      </w:r>
-      <w:r>
-        <w:rPr>
-          <w:rStyle w:val="VerbatimChar"/>
-        </w:rPr>
-        <w:t xml:space="preserve">rejected</w:t>
-      </w:r>
-      <w:r>
-        <w:rPr>
-          <w:rFonts w:hint="eastAsia"/>
-        </w:rPr>
-        <w:t xml:space="preserve">（必须写驳回理由）。</w:t>
-      </w:r>
-    </w:p>
-    <w:bookmarkEnd w:id="28"/>
-    <w:bookmarkStart w:id="29" w:name="X13c2b99bb1a4d9c22b7b108a14ba1610525d826"/>
-    <w:p>
-      <w:pPr>
-        <w:pStyle w:val="Heading3"/>
-      </w:pPr>
-      <w:r>
-        <w:t xml:space="preserve">8.2 </w:t>
-      </w:r>
-      <w:r>
-        <w:rPr>
-          <w:rFonts w:hint="eastAsia"/>
-        </w:rPr>
-        <w:t xml:space="preserve">提交领用</w:t>
+          <w:b/>
+          <w:bCs/>
+        </w:rPr>
+        <w:t xml:space="preserve">关键澄清：审批看的是「申请人的部门」，不是「物料的归属部门」。</w:t>
       </w:r>
     </w:p>
     <w:p>
@@ -5899,53 +7107,42 @@
         <w:pStyle w:val="Compact"/>
         <w:numPr>
           <w:ilvl w:val="0"/>
-          <w:numId w:val="1010"/>
+          <w:numId w:val="1014"/>
         </w:numPr>
       </w:pPr>
       <w:r>
         <w:rPr>
           <w:rFonts w:hint="eastAsia"/>
         </w:rPr>
-        <w:t xml:space="preserve">数量必须</w:t>
-      </w:r>
-      <w:r>
-        <w:t xml:space="preserve"> </w:t>
-      </w:r>
-      <w:r>
-        <w:rPr>
-          <w:b/>
-          <w:bCs/>
-        </w:rPr>
-        <w:t xml:space="preserve">&gt; 0 </w:t>
-      </w:r>
-      <w:r>
-        <w:rPr>
-          <w:rFonts w:hint="eastAsia"/>
-          <w:b/>
-          <w:bCs/>
-        </w:rPr>
-        <w:t xml:space="preserve">且</w:t>
-      </w:r>
-      <w:r>
-        <w:rPr>
-          <w:b/>
-          <w:bCs/>
-        </w:rPr>
-        <w:t xml:space="preserve"> ≤ </w:t>
-      </w:r>
-      <w:r>
-        <w:rPr>
-          <w:rFonts w:hint="eastAsia"/>
-          <w:b/>
-          <w:bCs/>
-        </w:rPr>
-        <w:t xml:space="preserve">在库数量</w:t>
-      </w:r>
-      <w:r>
-        <w:rPr>
-          <w:rFonts w:hint="eastAsia"/>
-        </w:rPr>
-        <w:t xml:space="preserve">（系统会拦）</w:t>
+        <w:t xml:space="preserve">物料表单里的</w:t>
+      </w:r>
+      <w:r>
+        <w:rPr>
+          <w:rFonts w:hint="eastAsia"/>
+          <w:b/>
+          <w:bCs/>
+        </w:rPr>
+        <w:t xml:space="preserve">归属部门只表示这件东西主要给谁用，完全不参与审批流转</w:t>
+      </w:r>
+      <w:r>
+        <w:rPr>
+          <w:rFonts w:hint="eastAsia"/>
+        </w:rPr>
+        <w:t xml:space="preserve">。所以</w:t>
+      </w:r>
+      <w:r>
+        <w:rPr>
+          <w:rFonts w:hint="eastAsia"/>
+          <w:b/>
+          <w:bCs/>
+        </w:rPr>
+        <w:t xml:space="preserve">共用件（归属部门留空）不会导致没人审批</w:t>
+      </w:r>
+      <w:r>
+        <w:rPr>
+          <w:rFonts w:hint="eastAsia"/>
+        </w:rPr>
+        <w:t xml:space="preserve">——只要申请人有部长，就走部长审批。</w:t>
       </w:r>
     </w:p>
     <w:p>
@@ -5953,63 +7150,39 @@
         <w:pStyle w:val="Compact"/>
         <w:numPr>
           <w:ilvl w:val="0"/>
-          <w:numId w:val="1010"/>
+          <w:numId w:val="1014"/>
         </w:numPr>
       </w:pPr>
       <w:r>
         <w:rPr>
           <w:rFonts w:hint="eastAsia"/>
         </w:rPr>
-        <w:t xml:space="preserve">备注写清</w:t>
-      </w:r>
-      <w:r>
-        <w:rPr>
-          <w:rFonts w:hint="eastAsia"/>
-          <w:b/>
-          <w:bCs/>
-        </w:rPr>
-        <w:t xml:space="preserve">用途/项目/预计归还时间</w:t>
-      </w:r>
-      <w:r>
-        <w:rPr>
-          <w:rFonts w:hint="eastAsia"/>
-        </w:rPr>
-        <w:t xml:space="preserve">（如</w:t>
-      </w:r>
-      <w:r>
-        <w:t xml:space="preserve"> </w:t>
-      </w:r>
-      <w:r>
-        <w:rPr>
-          <w:rStyle w:val="VerbatimChar"/>
-        </w:rPr>
-        <w:t xml:space="preserve">CUADC </w:t>
-      </w:r>
-      <w:r>
-        <w:rPr>
-          <w:rStyle w:val="VerbatimChar"/>
-          <w:rFonts w:hint="eastAsia"/>
-        </w:rPr>
-        <w:t xml:space="preserve">备赛</w:t>
-      </w:r>
-      <w:r>
-        <w:rPr>
-          <w:rStyle w:val="VerbatimChar"/>
-        </w:rPr>
-        <w:t xml:space="preserve"> 4 </w:t>
-      </w:r>
-      <w:r>
-        <w:rPr>
-          <w:rStyle w:val="VerbatimChar"/>
-          <w:rFonts w:hint="eastAsia"/>
-        </w:rPr>
-        <w:t xml:space="preserve">轴，赛后归还</w:t>
-      </w:r>
-      <w:r>
-        <w:rPr>
-          <w:rFonts w:hint="eastAsia"/>
-        </w:rPr>
-        <w:t xml:space="preserve">）</w:t>
+        <w:t xml:space="preserve">触发"直接进管理员"的条件是：</w:t>
+      </w:r>
+      <w:r>
+        <w:rPr>
+          <w:rFonts w:hint="eastAsia"/>
+          <w:b/>
+          <w:bCs/>
+        </w:rPr>
+        <w:t xml:space="preserve">申请人本人</w:t>
+      </w:r>
+      <w:r>
+        <w:rPr>
+          <w:rFonts w:hint="eastAsia"/>
+        </w:rPr>
+        <w:t xml:space="preserve">没有部门，或申请人所在部门当前</w:t>
+      </w:r>
+      <w:r>
+        <w:rPr>
+          <w:rFonts w:hint="eastAsia"/>
+          <w:b/>
+          <w:bCs/>
+        </w:rPr>
+        <w:t xml:space="preserve">没有任命部长</w:t>
+      </w:r>
+      <w:r>
+        <w:t xml:space="preserve">。</w:t>
       </w:r>
     </w:p>
     <w:p>
@@ -6017,53 +7190,122 @@
         <w:pStyle w:val="Compact"/>
         <w:numPr>
           <w:ilvl w:val="0"/>
-          <w:numId w:val="1010"/>
+          <w:numId w:val="1014"/>
         </w:numPr>
       </w:pPr>
       <w:r>
         <w:rPr>
           <w:rFonts w:hint="eastAsia"/>
         </w:rPr>
-        <w:t xml:space="preserve">领用一经批准，库存</w:t>
-      </w:r>
-      <w:r>
-        <w:rPr>
-          <w:rFonts w:hint="eastAsia"/>
-          <w:b/>
-          <w:bCs/>
-        </w:rPr>
-        <w:t xml:space="preserve">立即扣减</w:t>
-      </w:r>
-      <w:r>
-        <w:rPr>
-          <w:rFonts w:hint="eastAsia"/>
-        </w:rPr>
-        <w:t xml:space="preserve">；扣到</w:t>
-      </w:r>
-      <w:r>
-        <w:t xml:space="preserve"> 0 </w:t>
-      </w:r>
-      <w:r>
-        <w:rPr>
-          <w:rFonts w:hint="eastAsia"/>
-        </w:rPr>
-        <w:t xml:space="preserve">时该物料状态自动变为"使用中"</w:t>
-      </w:r>
-    </w:p>
-    <w:bookmarkEnd w:id="29"/>
-    <w:bookmarkStart w:id="30" w:name="X080bf264c7544f6de93d857199b0adb6c2c08ab"/>
+        <w:t xml:space="preserve">部长只能审批</w:t>
+      </w:r>
+      <w:r>
+        <w:rPr>
+          <w:rFonts w:hint="eastAsia"/>
+          <w:b/>
+          <w:bCs/>
+        </w:rPr>
+        <w:t xml:space="preserve">本部门成员</w:t>
+      </w:r>
+      <w:r>
+        <w:rPr>
+          <w:rFonts w:hint="eastAsia"/>
+        </w:rPr>
+        <w:t xml:space="preserve">的领用；跨部门的申请请找对应部门部长或管理员。</w:t>
+      </w:r>
+    </w:p>
+    <w:p>
+      <w:pPr>
+        <w:pStyle w:val="FirstParagraph"/>
+      </w:pPr>
+      <w:r>
+        <w:rPr>
+          <w:rFonts w:hint="eastAsia"/>
+        </w:rPr>
+        <w:t xml:space="preserve">状态：</w:t>
+      </w:r>
+      <w:r>
+        <w:rPr>
+          <w:rStyle w:val="VerbatimChar"/>
+          <w:rFonts w:hint="eastAsia"/>
+        </w:rPr>
+        <w:t xml:space="preserve">待部门审批(pending_dept)</w:t>
+      </w:r>
+      <w:r>
+        <w:rPr>
+          <w:rStyle w:val="VerbatimChar"/>
+        </w:rPr>
+        <w:t xml:space="preserve"> → </w:t>
+      </w:r>
+      <w:r>
+        <w:rPr>
+          <w:rStyle w:val="VerbatimChar"/>
+          <w:rFonts w:hint="eastAsia"/>
+        </w:rPr>
+        <w:t xml:space="preserve">待管理员审批(pending_admin)</w:t>
+      </w:r>
+      <w:r>
+        <w:rPr>
+          <w:rStyle w:val="VerbatimChar"/>
+        </w:rPr>
+        <w:t xml:space="preserve"> → </w:t>
+      </w:r>
+      <w:r>
+        <w:rPr>
+          <w:rStyle w:val="VerbatimChar"/>
+          <w:rFonts w:hint="eastAsia"/>
+        </w:rPr>
+        <w:t xml:space="preserve">已批准(approved)</w:t>
+      </w:r>
+      <w:r>
+        <w:rPr>
+          <w:rStyle w:val="VerbatimChar"/>
+        </w:rPr>
+        <w:t xml:space="preserve"> → </w:t>
+      </w:r>
+      <w:r>
+        <w:rPr>
+          <w:rStyle w:val="VerbatimChar"/>
+          <w:rFonts w:hint="eastAsia"/>
+        </w:rPr>
+        <w:t xml:space="preserve">已归还(returned)</w:t>
+      </w:r>
+      <w:r>
+        <w:rPr>
+          <w:rFonts w:hint="eastAsia"/>
+        </w:rPr>
+        <w:t xml:space="preserve">；被驳回为</w:t>
+      </w:r>
+      <w:r>
+        <w:t xml:space="preserve"> </w:t>
+      </w:r>
+      <w:r>
+        <w:rPr>
+          <w:rStyle w:val="VerbatimChar"/>
+        </w:rPr>
+        <w:t xml:space="preserve">rejected</w:t>
+      </w:r>
+      <w:r>
+        <w:rPr>
+          <w:rFonts w:hint="eastAsia"/>
+        </w:rPr>
+        <w:t xml:space="preserve">（必须写驳回理由）。</w:t>
+      </w:r>
+    </w:p>
+    <w:bookmarkEnd w:id="28"/>
+    <w:bookmarkStart w:id="29" w:name="X13c2b99bb1a4d9c22b7b108a14ba1610525d826"/>
     <w:p>
       <w:pPr>
         <w:pStyle w:val="Heading3"/>
       </w:pPr>
       <w:r>
-        <w:t xml:space="preserve">8.3 </w:t>
-      </w:r>
-      <w:r>
-        <w:rPr>
-          <w:rFonts w:hint="eastAsia"/>
-        </w:rPr>
-        <w:t xml:space="preserve">归还</w:t>
+        <w:t xml:space="preserve">8.2 </w:t>
+      </w:r>
+      <w:r>
+        <w:rPr>
+          <w:rFonts w:hint="eastAsia"/>
+        </w:rPr>
+        <w:t xml:space="preserve">提交领用</w:t>
       </w:r>
     </w:p>
     <w:p>
@@ -6071,29 +7313,53 @@
         <w:pStyle w:val="Compact"/>
         <w:numPr>
           <w:ilvl w:val="0"/>
-          <w:numId w:val="1011"/>
+          <w:numId w:val="1015"/>
         </w:numPr>
       </w:pPr>
       <w:r>
         <w:rPr>
-          <w:b/>
-          <w:bCs/>
-        </w:rPr>
-        <w:t xml:space="preserve">C </w:t>
-      </w:r>
-      <w:r>
-        <w:rPr>
-          <w:rFonts w:hint="eastAsia"/>
-          <w:b/>
-          <w:bCs/>
-        </w:rPr>
-        <w:t xml:space="preserve">级耗材不归还</w:t>
-      </w:r>
-      <w:r>
-        <w:rPr>
-          <w:rFonts w:hint="eastAsia"/>
-        </w:rPr>
-        <w:t xml:space="preserve">（领用即消耗）</w:t>
+          <w:rFonts w:hint="eastAsia"/>
+        </w:rPr>
+        <w:t xml:space="preserve">数量必须</w:t>
+      </w:r>
+      <w:r>
+        <w:t xml:space="preserve"> </w:t>
+      </w:r>
+      <w:r>
+        <w:rPr>
+          <w:b/>
+          <w:bCs/>
+        </w:rPr>
+        <w:t xml:space="preserve">&gt; 0 </w:t>
+      </w:r>
+      <w:r>
+        <w:rPr>
+          <w:rFonts w:hint="eastAsia"/>
+          <w:b/>
+          <w:bCs/>
+        </w:rPr>
+        <w:t xml:space="preserve">且</w:t>
+      </w:r>
+      <w:r>
+        <w:rPr>
+          <w:b/>
+          <w:bCs/>
+        </w:rPr>
+        <w:t xml:space="preserve"> ≤ </w:t>
+      </w:r>
+      <w:r>
+        <w:rPr>
+          <w:rFonts w:hint="eastAsia"/>
+          <w:b/>
+          <w:bCs/>
+        </w:rPr>
+        <w:t xml:space="preserve">当前可用库存</w:t>
+      </w:r>
+      <w:r>
+        <w:rPr>
+          <w:rFonts w:hint="eastAsia"/>
+        </w:rPr>
+        <w:t xml:space="preserve">（系统会拦）</w:t>
       </w:r>
     </w:p>
     <w:p>
@@ -6101,52 +7367,50 @@
         <w:pStyle w:val="Compact"/>
         <w:numPr>
           <w:ilvl w:val="0"/>
-          <w:numId w:val="1011"/>
+          <w:numId w:val="1015"/>
         </w:numPr>
       </w:pPr>
       <w:r>
         <w:rPr>
-          <w:b/>
-          <w:bCs/>
-        </w:rPr>
-        <w:t xml:space="preserve">A </w:t>
-      </w:r>
-      <w:r>
-        <w:rPr>
-          <w:rFonts w:hint="eastAsia"/>
-          <w:b/>
-          <w:bCs/>
-        </w:rPr>
-        <w:t xml:space="preserve">级归还</w:t>
-      </w:r>
-      <w:r>
-        <w:rPr>
-          <w:rFonts w:hint="eastAsia"/>
-        </w:rPr>
-        <w:t xml:space="preserve">：必须上传照片</w:t>
-      </w:r>
-      <w:r>
-        <w:t xml:space="preserve"> + </w:t>
-      </w:r>
-      <w:r>
-        <w:rPr>
-          <w:rFonts w:hint="eastAsia"/>
-        </w:rPr>
-        <w:t xml:space="preserve">填写功能测试说明，</w:t>
-      </w:r>
-      <w:r>
-        <w:rPr>
-          <w:rFonts w:hint="eastAsia"/>
-          <w:b/>
-          <w:bCs/>
-        </w:rPr>
-        <w:t xml:space="preserve">由管理员/部长操作</w:t>
-      </w:r>
-      <w:r>
-        <w:rPr>
-          <w:rFonts w:hint="eastAsia"/>
-        </w:rPr>
-        <w:t xml:space="preserve">（队员界面上会提示）</w:t>
+          <w:rFonts w:hint="eastAsia"/>
+        </w:rPr>
+        <w:t xml:space="preserve">备注写清</w:t>
+      </w:r>
+      <w:r>
+        <w:rPr>
+          <w:rFonts w:hint="eastAsia"/>
+          <w:b/>
+          <w:bCs/>
+        </w:rPr>
+        <w:t xml:space="preserve">用途/项目/预计归还时间</w:t>
+      </w:r>
+      <w:r>
+        <w:rPr>
+          <w:rFonts w:hint="eastAsia"/>
+        </w:rPr>
+        <w:t xml:space="preserve">（如</w:t>
+      </w:r>
+      <w:r>
+        <w:t xml:space="preserve"> </w:t>
+      </w:r>
+      <w:r>
+        <w:rPr>
+          <w:rStyle w:val="VerbatimChar"/>
+        </w:rPr>
+        <w:t xml:space="preserve">CUADC </w:t>
+      </w:r>
+      <w:r>
+        <w:rPr>
+          <w:rStyle w:val="VerbatimChar"/>
+          <w:rFonts w:hint="eastAsia"/>
+        </w:rPr>
+        <w:t xml:space="preserve">备赛多旋翼，赛后归还</w:t>
+      </w:r>
+      <w:r>
+        <w:rPr>
+          <w:rFonts w:hint="eastAsia"/>
+        </w:rPr>
+        <w:t xml:space="preserve">）</w:t>
       </w:r>
     </w:p>
     <w:p>
@@ -6154,17 +7418,37 @@
         <w:pStyle w:val="Compact"/>
         <w:numPr>
           <w:ilvl w:val="0"/>
-          <w:numId w:val="1011"/>
+          <w:numId w:val="1015"/>
         </w:numPr>
       </w:pPr>
       <w:r>
-        <w:t xml:space="preserve">B </w:t>
-      </w:r>
-      <w:r>
-        <w:rPr>
-          <w:rFonts w:hint="eastAsia"/>
-        </w:rPr>
-        <w:t xml:space="preserve">级归还：正常归还，如有功能异常必须写明</w:t>
+        <w:rPr>
+          <w:rFonts w:hint="eastAsia"/>
+        </w:rPr>
+        <w:t xml:space="preserve">领用一经批准，库存</w:t>
+      </w:r>
+      <w:r>
+        <w:rPr>
+          <w:rFonts w:hint="eastAsia"/>
+          <w:b/>
+          <w:bCs/>
+        </w:rPr>
+        <w:t xml:space="preserve">立即扣减</w:t>
+      </w:r>
+      <w:r>
+        <w:rPr>
+          <w:rFonts w:hint="eastAsia"/>
+        </w:rPr>
+        <w:t xml:space="preserve">；扣到</w:t>
+      </w:r>
+      <w:r>
+        <w:t xml:space="preserve"> 0 </w:t>
+      </w:r>
+      <w:r>
+        <w:rPr>
+          <w:rFonts w:hint="eastAsia"/>
+        </w:rPr>
+        <w:t xml:space="preserve">时该物料状态自动变为"使用中"</w:t>
       </w:r>
     </w:p>
     <w:p>
@@ -6172,44 +7456,106 @@
         <w:pStyle w:val="Compact"/>
         <w:numPr>
           <w:ilvl w:val="0"/>
-          <w:numId w:val="1011"/>
+          <w:numId w:val="1015"/>
         </w:numPr>
       </w:pPr>
       <w:r>
         <w:rPr>
-          <w:rFonts w:hint="eastAsia"/>
-        </w:rPr>
-        <w:t xml:space="preserve">归还后数量自动回补；</w:t>
-      </w:r>
-      <w:r>
-        <w:rPr>
-          <w:rFonts w:hint="eastAsia"/>
-          <w:b/>
-          <w:bCs/>
-        </w:rPr>
-        <w:t xml:space="preserve">逾期未还</w:t>
-      </w:r>
-      <w:r>
-        <w:rPr>
-          <w:rFonts w:hint="eastAsia"/>
-        </w:rPr>
-        <w:t xml:space="preserve">由部长/管理员催办</w:t>
-      </w:r>
-    </w:p>
-    <w:bookmarkEnd w:id="30"/>
-    <w:bookmarkStart w:id="31" w:name="X752538159fd772005eebb14bdd7ad698f977271"/>
+          <w:b/>
+          <w:bCs/>
+        </w:rPr>
+        <w:t xml:space="preserve">⚠ </w:t>
+      </w:r>
+      <w:r>
+        <w:rPr>
+          <w:rFonts w:hint="eastAsia"/>
+          <w:b/>
+          <w:bCs/>
+        </w:rPr>
+        <w:t xml:space="preserve">提交申请时不会锁定库存。</w:t>
+      </w:r>
+      <w:r>
+        <w:t xml:space="preserve"> </w:t>
+      </w:r>
+      <w:r>
+        <w:rPr>
+          <w:rFonts w:hint="eastAsia"/>
+        </w:rPr>
+        <w:t xml:space="preserve">多个待审批的申请可以同时存在、总需求超过库存。系统按</w:t>
+      </w:r>
+      <w:r>
+        <w:rPr>
+          <w:rFonts w:hint="eastAsia"/>
+          <w:b/>
+          <w:bCs/>
+        </w:rPr>
+        <w:t xml:space="preserve">先批准先得</w:t>
+      </w:r>
+      <w:r>
+        <w:rPr>
+          <w:rFonts w:hint="eastAsia"/>
+        </w:rPr>
+        <w:t xml:space="preserve">处理：批到库存不足的那一单会被拒绝并提示"库存不足"。</w:t>
+      </w:r>
+    </w:p>
+    <w:p>
+      <w:pPr>
+        <w:pStyle w:val="Compact"/>
+        <w:numPr>
+          <w:ilvl w:val="1"/>
+          <w:numId w:val="1016"/>
+        </w:numPr>
+      </w:pPr>
+      <w:r>
+        <w:rPr>
+          <w:rFonts w:hint="eastAsia"/>
+        </w:rPr>
+        <w:t xml:space="preserve">因此：</w:t>
+      </w:r>
+      <w:r>
+        <w:rPr>
+          <w:rFonts w:hint="eastAsia"/>
+          <w:b/>
+          <w:bCs/>
+        </w:rPr>
+        <w:t xml:space="preserve">要抢的紧俏件，提交后当面催审批</w:t>
+      </w:r>
+      <w:r>
+        <w:rPr>
+          <w:rFonts w:hint="eastAsia"/>
+        </w:rPr>
+        <w:t xml:space="preserve">，别以为"提交了就占住了"。</w:t>
+      </w:r>
+    </w:p>
+    <w:p>
+      <w:pPr>
+        <w:pStyle w:val="Compact"/>
+        <w:numPr>
+          <w:ilvl w:val="1"/>
+          <w:numId w:val="1016"/>
+        </w:numPr>
+      </w:pPr>
+      <w:r>
+        <w:rPr>
+          <w:rFonts w:hint="eastAsia"/>
+        </w:rPr>
+        <w:t xml:space="preserve">部长/管理员审批时若看到"库存不足"，说明货已被更早批准的申请拿走，需要线下协调而不是反复点批准。</w:t>
+      </w:r>
+    </w:p>
+    <w:bookmarkEnd w:id="29"/>
+    <w:bookmarkStart w:id="30" w:name="X080bf264c7544f6de93d857199b0adb6c2c08ab"/>
     <w:p>
       <w:pPr>
         <w:pStyle w:val="Heading3"/>
       </w:pPr>
       <w:r>
-        <w:t xml:space="preserve">8.4 </w:t>
-      </w:r>
-      <w:r>
-        <w:rPr>
-          <w:rFonts w:hint="eastAsia"/>
-        </w:rPr>
-        <w:t xml:space="preserve">禁止事项</w:t>
+        <w:t xml:space="preserve">8.3 </w:t>
+      </w:r>
+      <w:r>
+        <w:rPr>
+          <w:rFonts w:hint="eastAsia"/>
+        </w:rPr>
+        <w:t xml:space="preserve">归还</w:t>
       </w:r>
     </w:p>
     <w:p>
@@ -6217,26 +7563,29 @@
         <w:pStyle w:val="Compact"/>
         <w:numPr>
           <w:ilvl w:val="0"/>
-          <w:numId w:val="1012"/>
+          <w:numId w:val="1017"/>
         </w:numPr>
       </w:pPr>
       <w:r>
-        <w:t xml:space="preserve">❌ </w:t>
-      </w:r>
-      <w:r>
-        <w:rPr>
-          <w:rFonts w:hint="eastAsia"/>
-        </w:rPr>
-        <w:t xml:space="preserve">借用贵重件（A</w:t>
-      </w:r>
-      <w:r>
-        <w:t xml:space="preserve"> </w:t>
-      </w:r>
-      <w:r>
-        <w:rPr>
-          <w:rFonts w:hint="eastAsia"/>
-        </w:rPr>
-        <w:t xml:space="preserve">级）不登记、不拍归还照片</w:t>
+        <w:rPr>
+          <w:b/>
+          <w:bCs/>
+        </w:rPr>
+        <w:t xml:space="preserve">C </w:t>
+      </w:r>
+      <w:r>
+        <w:rPr>
+          <w:rFonts w:hint="eastAsia"/>
+          <w:b/>
+          <w:bCs/>
+        </w:rPr>
+        <w:t xml:space="preserve">级耗材不归还</w:t>
+      </w:r>
+      <w:r>
+        <w:rPr>
+          <w:rFonts w:hint="eastAsia"/>
+        </w:rPr>
+        <w:t xml:space="preserve">（领用即消耗）</w:t>
       </w:r>
     </w:p>
     <w:p>
@@ -6244,17 +7593,52 @@
         <w:pStyle w:val="Compact"/>
         <w:numPr>
           <w:ilvl w:val="0"/>
-          <w:numId w:val="1012"/>
+          <w:numId w:val="1017"/>
         </w:numPr>
       </w:pPr>
       <w:r>
-        <w:t xml:space="preserve">❌ </w:t>
-      </w:r>
-      <w:r>
-        <w:rPr>
-          <w:rFonts w:hint="eastAsia"/>
-        </w:rPr>
-        <w:t xml:space="preserve">把耗材当资产反复归还（会虚增库存）</w:t>
+        <w:rPr>
+          <w:b/>
+          <w:bCs/>
+        </w:rPr>
+        <w:t xml:space="preserve">A </w:t>
+      </w:r>
+      <w:r>
+        <w:rPr>
+          <w:rFonts w:hint="eastAsia"/>
+          <w:b/>
+          <w:bCs/>
+        </w:rPr>
+        <w:t xml:space="preserve">级归还</w:t>
+      </w:r>
+      <w:r>
+        <w:rPr>
+          <w:rFonts w:hint="eastAsia"/>
+        </w:rPr>
+        <w:t xml:space="preserve">：必须上传照片</w:t>
+      </w:r>
+      <w:r>
+        <w:t xml:space="preserve"> + </w:t>
+      </w:r>
+      <w:r>
+        <w:rPr>
+          <w:rFonts w:hint="eastAsia"/>
+        </w:rPr>
+        <w:t xml:space="preserve">填写功能测试说明，</w:t>
+      </w:r>
+      <w:r>
+        <w:rPr>
+          <w:rFonts w:hint="eastAsia"/>
+          <w:b/>
+          <w:bCs/>
+        </w:rPr>
+        <w:t xml:space="preserve">由管理员/部长操作</w:t>
+      </w:r>
+      <w:r>
+        <w:rPr>
+          <w:rFonts w:hint="eastAsia"/>
+        </w:rPr>
+        <w:t xml:space="preserve">（队员界面上会提示）</w:t>
       </w:r>
     </w:p>
     <w:p>
@@ -6262,22 +7646,351 @@
         <w:pStyle w:val="Compact"/>
         <w:numPr>
           <w:ilvl w:val="0"/>
-          <w:numId w:val="1012"/>
+          <w:numId w:val="1017"/>
         </w:numPr>
       </w:pPr>
       <w:r>
+        <w:t xml:space="preserve">B </w:t>
+      </w:r>
+      <w:r>
+        <w:rPr>
+          <w:rFonts w:hint="eastAsia"/>
+        </w:rPr>
+        <w:t xml:space="preserve">级归还：正常归还，如有功能异常必须写明</w:t>
+      </w:r>
+    </w:p>
+    <w:p>
+      <w:pPr>
+        <w:pStyle w:val="Compact"/>
+        <w:numPr>
+          <w:ilvl w:val="0"/>
+          <w:numId w:val="1017"/>
+        </w:numPr>
+      </w:pPr>
+      <w:r>
+        <w:rPr>
+          <w:rFonts w:hint="eastAsia"/>
+        </w:rPr>
+        <w:t xml:space="preserve">归还后数量自动回补；</w:t>
+      </w:r>
+      <w:r>
+        <w:rPr>
+          <w:rFonts w:hint="eastAsia"/>
+          <w:b/>
+          <w:bCs/>
+        </w:rPr>
+        <w:t xml:space="preserve">逾期未还</w:t>
+      </w:r>
+      <w:r>
+        <w:rPr>
+          <w:rFonts w:hint="eastAsia"/>
+        </w:rPr>
+        <w:t xml:space="preserve">由部长/管理员催办</w:t>
+      </w:r>
+    </w:p>
+    <w:p>
+      <w:pPr>
+        <w:pStyle w:val="Compact"/>
+        <w:numPr>
+          <w:ilvl w:val="0"/>
+          <w:numId w:val="1017"/>
+        </w:numPr>
+      </w:pPr>
+      <w:r>
+        <w:rPr>
+          <w:b/>
+          <w:bCs/>
+        </w:rPr>
+        <w:t xml:space="preserve">⚠ </w:t>
+      </w:r>
+      <w:r>
+        <w:rPr>
+          <w:rFonts w:hint="eastAsia"/>
+          <w:b/>
+          <w:bCs/>
+        </w:rPr>
+        <w:t xml:space="preserve">系统不支持部分归还</w:t>
+      </w:r>
+      <w:r>
+        <w:rPr>
+          <w:rFonts w:hint="eastAsia"/>
+        </w:rPr>
+        <w:t xml:space="preserve">：归还按</w:t>
+      </w:r>
+      <w:r>
+        <w:rPr>
+          <w:rFonts w:hint="eastAsia"/>
+          <w:b/>
+          <w:bCs/>
+        </w:rPr>
+        <w:t xml:space="preserve">整单</w:t>
+      </w:r>
+      <w:r>
+        <w:rPr>
+          <w:rFonts w:hint="eastAsia"/>
+        </w:rPr>
+        <w:t xml:space="preserve">处理（一次性回补领用时的全部数量），界面上没有"归还数量"输入框。</w:t>
+      </w:r>
+    </w:p>
+    <w:p>
+      <w:pPr>
+        <w:pStyle w:val="Compact"/>
+        <w:numPr>
+          <w:ilvl w:val="1"/>
+          <w:numId w:val="1018"/>
+        </w:numPr>
+      </w:pPr>
+      <w:r>
+        <w:rPr>
+          <w:rFonts w:hint="eastAsia"/>
+          <w:b/>
+          <w:bCs/>
+        </w:rPr>
+        <w:t xml:space="preserve">领</w:t>
+      </w:r>
+      <w:r>
+        <w:rPr>
+          <w:b/>
+          <w:bCs/>
+        </w:rPr>
+        <w:t xml:space="preserve"> 5 </w:t>
+      </w:r>
+      <w:r>
+        <w:rPr>
+          <w:rFonts w:hint="eastAsia"/>
+          <w:b/>
+          <w:bCs/>
+        </w:rPr>
+        <w:t xml:space="preserve">个只还</w:t>
+      </w:r>
+      <w:r>
+        <w:rPr>
+          <w:b/>
+          <w:bCs/>
+        </w:rPr>
+        <w:t xml:space="preserve"> 3 </w:t>
+      </w:r>
+      <w:r>
+        <w:rPr>
+          <w:rFonts w:hint="eastAsia"/>
+          <w:b/>
+          <w:bCs/>
+        </w:rPr>
+        <w:t xml:space="preserve">个</w:t>
+      </w:r>
+      <w:r>
+        <w:rPr>
+          <w:rFonts w:hint="eastAsia"/>
+        </w:rPr>
+        <w:t xml:space="preserve">怎么办：先按整单归还</w:t>
+      </w:r>
+      <w:r>
+        <w:t xml:space="preserve"> 5 </w:t>
+      </w:r>
+      <w:r>
+        <w:rPr>
+          <w:rFonts w:hint="eastAsia"/>
+        </w:rPr>
+        <w:t xml:space="preserve">个（把</w:t>
+      </w:r>
+      <w:r>
+        <w:t xml:space="preserve"> 3 </w:t>
+      </w:r>
+      <w:r>
+        <w:rPr>
+          <w:rFonts w:hint="eastAsia"/>
+        </w:rPr>
+        <w:t xml:space="preserve">个实物放回、2</w:t>
+      </w:r>
+      <w:r>
+        <w:t xml:space="preserve"> </w:t>
+      </w:r>
+      <w:r>
+        <w:rPr>
+          <w:rFonts w:hint="eastAsia"/>
+        </w:rPr>
+        <w:t xml:space="preserve">个的位置留空），然后对那</w:t>
+      </w:r>
+      <w:r>
+        <w:t xml:space="preserve"> 2 </w:t>
+      </w:r>
+      <w:r>
+        <w:rPr>
+          <w:rFonts w:hint="eastAsia"/>
+        </w:rPr>
+        <w:t xml:space="preserve">个</w:t>
+      </w:r>
+      <w:r>
+        <w:rPr>
+          <w:rFonts w:hint="eastAsia"/>
+          <w:b/>
+          <w:bCs/>
+        </w:rPr>
+        <w:t xml:space="preserve">提交「遗失报备」</w:t>
+      </w:r>
+      <w:r>
+        <w:rPr>
+          <w:rFonts w:hint="eastAsia"/>
+        </w:rPr>
+        <w:t xml:space="preserve">，并在备注写明"需从库存扣减</w:t>
+      </w:r>
+      <w:r>
+        <w:t xml:space="preserve"> 2 </w:t>
+      </w:r>
+      <w:r>
+        <w:rPr>
+          <w:rFonts w:hint="eastAsia"/>
+        </w:rPr>
+        <w:t xml:space="preserve">个，待盘点入账"。</w:t>
+      </w:r>
+    </w:p>
+    <w:p>
+      <w:pPr>
+        <w:pStyle w:val="Compact"/>
+        <w:numPr>
+          <w:ilvl w:val="1"/>
+          <w:numId w:val="1018"/>
+        </w:numPr>
+      </w:pPr>
+      <w:r>
+        <w:rPr>
+          <w:rFonts w:hint="eastAsia"/>
+        </w:rPr>
+        <w:t xml:space="preserve">不要为了"凑成整单"把没还的东西也点成已归还——那会让库存虚增，属于第</w:t>
+      </w:r>
+      <w:r>
+        <w:t xml:space="preserve"> 8.4 </w:t>
+      </w:r>
+      <w:r>
+        <w:rPr>
+          <w:rFonts w:hint="eastAsia"/>
+        </w:rPr>
+        <w:t xml:space="preserve">条禁止的行为。</w:t>
+      </w:r>
+    </w:p>
+    <w:p>
+      <w:pPr>
+        <w:pStyle w:val="Compact"/>
+        <w:numPr>
+          <w:ilvl w:val="1"/>
+          <w:numId w:val="1018"/>
+        </w:numPr>
+      </w:pPr>
+      <w:r>
+        <w:rPr>
+          <w:rFonts w:hint="eastAsia"/>
+          <w:b/>
+          <w:bCs/>
+        </w:rPr>
+        <w:t xml:space="preserve">根治办法</w:t>
+      </w:r>
+      <w:r>
+        <w:rPr>
+          <w:rFonts w:hint="eastAsia"/>
+        </w:rPr>
+        <w:t xml:space="preserve">：领用时就按实际拿走的数量提交，不要一次申领远超需要的数量。</w:t>
+      </w:r>
+    </w:p>
+    <w:bookmarkEnd w:id="30"/>
+    <w:bookmarkStart w:id="31" w:name="X752538159fd772005eebb14bdd7ad698f977271"/>
+    <w:p>
+      <w:pPr>
+        <w:pStyle w:val="Heading3"/>
+      </w:pPr>
+      <w:r>
+        <w:t xml:space="preserve">8.4 </w:t>
+      </w:r>
+      <w:r>
+        <w:rPr>
+          <w:rFonts w:hint="eastAsia"/>
+        </w:rPr>
+        <w:t xml:space="preserve">禁止事项</w:t>
+      </w:r>
+    </w:p>
+    <w:p>
+      <w:pPr>
+        <w:pStyle w:val="Compact"/>
+        <w:numPr>
+          <w:ilvl w:val="0"/>
+          <w:numId w:val="1019"/>
+        </w:numPr>
+      </w:pPr>
+      <w:r>
         <w:t xml:space="preserve">❌ </w:t>
       </w:r>
       <w:r>
         <w:rPr>
           <w:rFonts w:hint="eastAsia"/>
         </w:rPr>
+        <w:t xml:space="preserve">借用贵重件（A</w:t>
+      </w:r>
+      <w:r>
+        <w:t xml:space="preserve"> </w:t>
+      </w:r>
+      <w:r>
+        <w:rPr>
+          <w:rFonts w:hint="eastAsia"/>
+        </w:rPr>
+        <w:t xml:space="preserve">级）不登记、不拍归还照片</w:t>
+      </w:r>
+    </w:p>
+    <w:p>
+      <w:pPr>
+        <w:pStyle w:val="Compact"/>
+        <w:numPr>
+          <w:ilvl w:val="0"/>
+          <w:numId w:val="1019"/>
+        </w:numPr>
+      </w:pPr>
+      <w:r>
+        <w:t xml:space="preserve">❌ </w:t>
+      </w:r>
+      <w:r>
+        <w:rPr>
+          <w:rFonts w:hint="eastAsia"/>
+        </w:rPr>
+        <w:t xml:space="preserve">把耗材当资产反复归还（会虚增库存）</w:t>
+      </w:r>
+    </w:p>
+    <w:p>
+      <w:pPr>
+        <w:pStyle w:val="Compact"/>
+        <w:numPr>
+          <w:ilvl w:val="0"/>
+          <w:numId w:val="1019"/>
+        </w:numPr>
+      </w:pPr>
+      <w:r>
+        <w:t xml:space="preserve">❌ </w:t>
+      </w:r>
+      <w:r>
+        <w:rPr>
+          <w:rFonts w:hint="eastAsia"/>
+        </w:rPr>
         <w:t xml:space="preserve">一人多领、代领不写备注</w:t>
+      </w:r>
+    </w:p>
+    <w:p>
+      <w:pPr>
+        <w:pStyle w:val="Compact"/>
+        <w:numPr>
+          <w:ilvl w:val="0"/>
+          <w:numId w:val="1019"/>
+        </w:numPr>
+      </w:pPr>
+      <w:r>
+        <w:t xml:space="preserve">❌ </w:t>
+      </w:r>
+      <w:r>
+        <w:rPr>
+          <w:rFonts w:hint="eastAsia"/>
+        </w:rPr>
+        <w:t xml:space="preserve">为了凑整单归还，把未归还的实物也点成"已归还"</w:t>
       </w:r>
     </w:p>
     <w:bookmarkEnd w:id="31"/>
     <w:bookmarkEnd w:id="32"/>
-    <w:bookmarkStart w:id="36" w:name="X6c40a387170456511fd268061036f62aae80d47"/>
+    <w:bookmarkStart w:id="37" w:name="X6c40a387170456511fd268061036f62aae80d47"/>
     <w:p>
       <w:pPr>
         <w:pStyle w:val="Heading2"/>
@@ -6622,7 +8335,7 @@
         <w:pStyle w:val="Compact"/>
         <w:numPr>
           <w:ilvl w:val="0"/>
-          <w:numId w:val="1013"/>
+          <w:numId w:val="1020"/>
         </w:numPr>
       </w:pPr>
       <w:r>
@@ -6644,997 +8357,6 @@
           <w:rFonts w:hint="eastAsia"/>
         </w:rPr>
         <w:t xml:space="preserve">后填实盘数，不得照抄系统数</w:t>
-      </w:r>
-    </w:p>
-    <w:p>
-      <w:pPr>
-        <w:pStyle w:val="Compact"/>
-        <w:numPr>
-          <w:ilvl w:val="0"/>
-          <w:numId w:val="1013"/>
-        </w:numPr>
-      </w:pPr>
-      <w:r>
-        <w:rPr>
-          <w:rFonts w:hint="eastAsia"/>
-        </w:rPr>
-        <w:t xml:space="preserve">有差异的项要写</w:t>
-      </w:r>
-      <w:r>
-        <w:rPr>
-          <w:rFonts w:hint="eastAsia"/>
-          <w:b/>
-          <w:bCs/>
-        </w:rPr>
-        <w:t xml:space="preserve">备注</w:t>
-      </w:r>
-      <w:r>
-        <w:rPr>
-          <w:rFonts w:hint="eastAsia"/>
-        </w:rPr>
-        <w:t xml:space="preserve">（如</w:t>
-      </w:r>
-      <w:r>
-        <w:t xml:space="preserve"> </w:t>
-      </w:r>
-      <w:r>
-        <w:rPr>
-          <w:rStyle w:val="VerbatimChar"/>
-          <w:rFonts w:hint="eastAsia"/>
-        </w:rPr>
-        <w:t xml:space="preserve">少了</w:t>
-      </w:r>
-      <w:r>
-        <w:rPr>
-          <w:rStyle w:val="VerbatimChar"/>
-        </w:rPr>
-        <w:t xml:space="preserve"> 2 </w:t>
-      </w:r>
-      <w:r>
-        <w:rPr>
-          <w:rStyle w:val="VerbatimChar"/>
-          <w:rFonts w:hint="eastAsia"/>
-        </w:rPr>
-        <w:t xml:space="preserve">个，疑上次未登记</w:t>
-      </w:r>
-      <w:r>
-        <w:rPr>
-          <w:rFonts w:hint="eastAsia"/>
-        </w:rPr>
-        <w:t xml:space="preserve">）</w:t>
-      </w:r>
-    </w:p>
-    <w:p>
-      <w:pPr>
-        <w:pStyle w:val="Compact"/>
-        <w:numPr>
-          <w:ilvl w:val="0"/>
-          <w:numId w:val="1013"/>
-        </w:numPr>
-      </w:pPr>
-      <w:r>
-        <w:rPr>
-          <w:rFonts w:hint="eastAsia"/>
-          <w:b/>
-          <w:bCs/>
-        </w:rPr>
-        <w:t xml:space="preserve">冻结后差异以实盘为准入账</w:t>
-      </w:r>
-      <w:r>
-        <w:rPr>
-          <w:rFonts w:hint="eastAsia"/>
-        </w:rPr>
-        <w:t xml:space="preserve">；任何人不许在盘点中途私自改库存来"消灭差异"</w:t>
-      </w:r>
-    </w:p>
-    <w:p>
-      <w:pPr>
-        <w:pStyle w:val="Compact"/>
-        <w:numPr>
-          <w:ilvl w:val="0"/>
-          <w:numId w:val="1013"/>
-        </w:numPr>
-      </w:pPr>
-      <w:r>
-        <w:rPr>
-          <w:rFonts w:hint="eastAsia"/>
-        </w:rPr>
-        <w:t xml:space="preserve">完成后由发起者核对差异清单再入账</w:t>
-      </w:r>
-    </w:p>
-    <w:bookmarkEnd w:id="35"/>
-    <w:bookmarkEnd w:id="36"/>
-    <w:bookmarkStart w:id="37" w:name="X9324988d3a74ce8087b4d1264afee6c825562d8"/>
-    <w:p>
-      <w:pPr>
-        <w:pStyle w:val="Heading2"/>
-      </w:pPr>
-      <w:r>
-        <w:t xml:space="preserve">10. </w:t>
-      </w:r>
-      <w:r>
-        <w:rPr>
-          <w:rFonts w:hint="eastAsia"/>
-        </w:rPr>
-        <w:t xml:space="preserve">损坏与遗失报备规范</w:t>
-      </w:r>
-    </w:p>
-    <w:p>
-      <w:pPr>
-        <w:pStyle w:val="Compact"/>
-        <w:numPr>
-          <w:ilvl w:val="0"/>
-          <w:numId w:val="1014"/>
-        </w:numPr>
-      </w:pPr>
-      <w:r>
-        <w:rPr>
-          <w:rFonts w:hint="eastAsia"/>
-        </w:rPr>
-        <w:t xml:space="preserve">类型：</w:t>
-      </w:r>
-      <w:r>
-        <w:rPr>
-          <w:rFonts w:hint="eastAsia"/>
-          <w:b/>
-          <w:bCs/>
-        </w:rPr>
-        <w:t xml:space="preserve">损坏(damage)</w:t>
-      </w:r>
-      <w:r>
-        <w:t xml:space="preserve"> </w:t>
-      </w:r>
-      <w:r>
-        <w:t xml:space="preserve">/</w:t>
-      </w:r>
-      <w:r>
-        <w:t xml:space="preserve"> </w:t>
-      </w:r>
-      <w:r>
-        <w:rPr>
-          <w:rFonts w:hint="eastAsia"/>
-          <w:b/>
-          <w:bCs/>
-        </w:rPr>
-        <w:t xml:space="preserve">遗失(loss)</w:t>
-      </w:r>
-      <w:r>
-        <w:rPr>
-          <w:rFonts w:hint="eastAsia"/>
-        </w:rPr>
-        <w:t xml:space="preserve">；报备损坏时物料状态自动置为"损坏"</w:t>
-      </w:r>
-    </w:p>
-    <w:p>
-      <w:pPr>
-        <w:pStyle w:val="Compact"/>
-        <w:numPr>
-          <w:ilvl w:val="0"/>
-          <w:numId w:val="1014"/>
-        </w:numPr>
-      </w:pPr>
-      <w:r>
-        <w:rPr>
-          <w:rFonts w:hint="eastAsia"/>
-        </w:rPr>
-        <w:t xml:space="preserve">描述必须写清：</w:t>
-      </w:r>
-      <w:r>
-        <w:rPr>
-          <w:rFonts w:hint="eastAsia"/>
-          <w:b/>
-          <w:bCs/>
-        </w:rPr>
-        <w:t xml:space="preserve">时间、地点、经过、已采取措施</w:t>
-      </w:r>
-      <w:r>
-        <w:rPr>
-          <w:rFonts w:hint="eastAsia"/>
-        </w:rPr>
-        <w:t xml:space="preserve">（例：</w:t>
-      </w:r>
-      <w:r>
-        <w:rPr>
-          <w:rStyle w:val="VerbatimChar"/>
-        </w:rPr>
-        <w:t xml:space="preserve">9/11 </w:t>
-      </w:r>
-      <w:r>
-        <w:rPr>
-          <w:rStyle w:val="VerbatimChar"/>
-          <w:rFonts w:hint="eastAsia"/>
-        </w:rPr>
-        <w:t xml:space="preserve">试飞时电机桨叶擦地，桨叶断裂，已回收碎片</w:t>
-      </w:r>
-      <w:r>
-        <w:rPr>
-          <w:rFonts w:hint="eastAsia"/>
-        </w:rPr>
-        <w:t xml:space="preserve">）</w:t>
-      </w:r>
-    </w:p>
-    <w:p>
-      <w:pPr>
-        <w:pStyle w:val="Compact"/>
-        <w:numPr>
-          <w:ilvl w:val="0"/>
-          <w:numId w:val="1014"/>
-        </w:numPr>
-      </w:pPr>
-      <w:r>
-        <w:rPr>
-          <w:rFonts w:hint="eastAsia"/>
-        </w:rPr>
-        <w:t xml:space="preserve">定责（管理员操作）：</w:t>
-      </w:r>
-    </w:p>
-    <w:p>
-      <w:pPr>
-        <w:pStyle w:val="Compact"/>
-        <w:numPr>
-          <w:ilvl w:val="1"/>
-          <w:numId w:val="1015"/>
-        </w:numPr>
-      </w:pPr>
-      <w:r>
-        <w:rPr>
-          <w:rStyle w:val="VerbatimChar"/>
-          <w:rFonts w:hint="eastAsia"/>
-        </w:rPr>
-        <w:t xml:space="preserve">待定责(pending)</w:t>
-      </w:r>
-      <w:r>
-        <w:t xml:space="preserve"> </w:t>
-      </w:r>
-      <w:r>
-        <w:t xml:space="preserve">→ </w:t>
-      </w:r>
-      <w:r>
-        <w:rPr>
-          <w:rFonts w:hint="eastAsia"/>
-        </w:rPr>
-        <w:t xml:space="preserve">核查后二选一</w:t>
-      </w:r>
-    </w:p>
-    <w:p>
-      <w:pPr>
-        <w:pStyle w:val="Compact"/>
-        <w:numPr>
-          <w:ilvl w:val="1"/>
-          <w:numId w:val="1015"/>
-        </w:numPr>
-      </w:pPr>
-      <w:r>
-        <w:rPr>
-          <w:rStyle w:val="VerbatimChar"/>
-          <w:rFonts w:hint="eastAsia"/>
-        </w:rPr>
-        <w:t xml:space="preserve">免责(exempt)</w:t>
-      </w:r>
-      <w:r>
-        <w:rPr>
-          <w:rFonts w:hint="eastAsia"/>
-        </w:rPr>
-        <w:t xml:space="preserve">：正常损耗/意外</w:t>
-      </w:r>
-    </w:p>
-    <w:p>
-      <w:pPr>
-        <w:pStyle w:val="Compact"/>
-        <w:numPr>
-          <w:ilvl w:val="1"/>
-          <w:numId w:val="1015"/>
-        </w:numPr>
-      </w:pPr>
-      <w:r>
-        <w:rPr>
-          <w:rStyle w:val="VerbatimChar"/>
-          <w:rFonts w:hint="eastAsia"/>
-        </w:rPr>
-        <w:t xml:space="preserve">需赔偿(compensate)</w:t>
-      </w:r>
-      <w:r>
-        <w:rPr>
-          <w:rFonts w:hint="eastAsia"/>
-        </w:rPr>
-        <w:t xml:space="preserve">：填赔偿金额，并写处理说明</w:t>
-      </w:r>
-    </w:p>
-    <w:p>
-      <w:pPr>
-        <w:pStyle w:val="Compact"/>
-        <w:numPr>
-          <w:ilvl w:val="0"/>
-          <w:numId w:val="1014"/>
-        </w:numPr>
-      </w:pPr>
-      <w:r>
-        <w:rPr>
-          <w:rFonts w:hint="eastAsia"/>
-          <w:b/>
-          <w:bCs/>
-        </w:rPr>
-        <w:t xml:space="preserve">时限</w:t>
-      </w:r>
-      <w:r>
-        <w:rPr>
-          <w:rFonts w:hint="eastAsia"/>
-        </w:rPr>
-        <w:t xml:space="preserve">：事故/损坏当天报备，最迟次日；涉及安全的同步在「事故与安全」登记</w:t>
-      </w:r>
-    </w:p>
-    <w:bookmarkEnd w:id="37"/>
-    <w:bookmarkStart w:id="38" w:name="Xdb2ca810d147aaac35ba075480def112b5f7721"/>
-    <w:p>
-      <w:pPr>
-        <w:pStyle w:val="Heading2"/>
-      </w:pPr>
-      <w:r>
-        <w:t xml:space="preserve">11. </w:t>
-      </w:r>
-      <w:r>
-        <w:rPr>
-          <w:rFonts w:hint="eastAsia"/>
-        </w:rPr>
-        <w:t xml:space="preserve">采购规范</w:t>
-      </w:r>
-    </w:p>
-    <w:p>
-      <w:pPr>
-        <w:pStyle w:val="Compact"/>
-        <w:numPr>
-          <w:ilvl w:val="0"/>
-          <w:numId w:val="1016"/>
-        </w:numPr>
-      </w:pPr>
-      <w:r>
-        <w:rPr>
-          <w:rFonts w:hint="eastAsia"/>
-        </w:rPr>
-        <w:t xml:space="preserve">流程：</w:t>
-      </w:r>
-      <w:r>
-        <w:rPr>
-          <w:rStyle w:val="VerbatimChar"/>
-          <w:rFonts w:hint="eastAsia"/>
-        </w:rPr>
-        <w:t xml:space="preserve">待审批(pending)</w:t>
-      </w:r>
-      <w:r>
-        <w:rPr>
-          <w:rStyle w:val="VerbatimChar"/>
-        </w:rPr>
-        <w:t xml:space="preserve"> → </w:t>
-      </w:r>
-      <w:r>
-        <w:rPr>
-          <w:rStyle w:val="VerbatimChar"/>
-          <w:rFonts w:hint="eastAsia"/>
-        </w:rPr>
-        <w:t xml:space="preserve">已批准(approved)</w:t>
-      </w:r>
-      <w:r>
-        <w:rPr>
-          <w:rStyle w:val="VerbatimChar"/>
-        </w:rPr>
-        <w:t xml:space="preserve"> → </w:t>
-      </w:r>
-      <w:r>
-        <w:rPr>
-          <w:rStyle w:val="VerbatimChar"/>
-          <w:rFonts w:hint="eastAsia"/>
-        </w:rPr>
-        <w:t xml:space="preserve">已购买(purchased)</w:t>
-      </w:r>
-      <w:r>
-        <w:rPr>
-          <w:rStyle w:val="VerbatimChar"/>
-        </w:rPr>
-        <w:t xml:space="preserve"> → </w:t>
-      </w:r>
-      <w:r>
-        <w:rPr>
-          <w:rStyle w:val="VerbatimChar"/>
-          <w:rFonts w:hint="eastAsia"/>
-        </w:rPr>
-        <w:t xml:space="preserve">已入库(received)</w:t>
-      </w:r>
-      <w:r>
-        <w:rPr>
-          <w:rFonts w:hint="eastAsia"/>
-        </w:rPr>
-        <w:t xml:space="preserve">；驳回为</w:t>
-      </w:r>
-      <w:r>
-        <w:t xml:space="preserve"> </w:t>
-      </w:r>
-      <w:r>
-        <w:rPr>
-          <w:rStyle w:val="VerbatimChar"/>
-        </w:rPr>
-        <w:t xml:space="preserve">rejected</w:t>
-      </w:r>
-    </w:p>
-    <w:p>
-      <w:pPr>
-        <w:pStyle w:val="Compact"/>
-        <w:numPr>
-          <w:ilvl w:val="0"/>
-          <w:numId w:val="1016"/>
-        </w:numPr>
-      </w:pPr>
-      <w:r>
-        <w:rPr>
-          <w:rFonts w:hint="eastAsia"/>
-        </w:rPr>
-        <w:t xml:space="preserve">申请必填：</w:t>
-      </w:r>
-      <w:r>
-        <w:rPr>
-          <w:rFonts w:hint="eastAsia"/>
-          <w:b/>
-          <w:bCs/>
-        </w:rPr>
-        <w:t xml:space="preserve">名称、数量、预计单价、理由</w:t>
-      </w:r>
-    </w:p>
-    <w:p>
-      <w:pPr>
-        <w:pStyle w:val="Compact"/>
-        <w:numPr>
-          <w:ilvl w:val="0"/>
-          <w:numId w:val="1016"/>
-        </w:numPr>
-      </w:pPr>
-      <w:r>
-        <w:rPr>
-          <w:rFonts w:hint="eastAsia"/>
-        </w:rPr>
-        <w:t xml:space="preserve">入库时</w:t>
-      </w:r>
-      <w:r>
-        <w:rPr>
-          <w:rFonts w:hint="eastAsia"/>
-          <w:b/>
-          <w:bCs/>
-        </w:rPr>
-        <w:t xml:space="preserve">必须在库存里建/更新对应物料</w:t>
-      </w:r>
-      <w:r>
-        <w:rPr>
-          <w:rFonts w:hint="eastAsia"/>
-        </w:rPr>
-        <w:t xml:space="preserve">（含单价与库位），不要只更新采购单状态</w:t>
-      </w:r>
-    </w:p>
-    <w:p>
-      <w:pPr>
-        <w:pStyle w:val="Compact"/>
-        <w:numPr>
-          <w:ilvl w:val="0"/>
-          <w:numId w:val="1016"/>
-        </w:numPr>
-      </w:pPr>
-      <w:r>
-        <w:rPr>
-          <w:rFonts w:hint="eastAsia"/>
-        </w:rPr>
-        <w:t xml:space="preserve">审批权限：部长/管理员；报表可查月度支出与待审批单</w:t>
-      </w:r>
-    </w:p>
-    <w:bookmarkEnd w:id="38"/>
-    <w:bookmarkStart w:id="39" w:name="X0bc089413fc7beb86fe3d9e5856bb0f8b310317"/>
-    <w:p>
-      <w:pPr>
-        <w:pStyle w:val="Heading2"/>
-      </w:pPr>
-      <w:r>
-        <w:t xml:space="preserve">12. </w:t>
-      </w:r>
-      <w:r>
-        <w:rPr>
-          <w:rFonts w:hint="eastAsia"/>
-        </w:rPr>
-        <w:t xml:space="preserve">低库存与补货规范</w:t>
-      </w:r>
-    </w:p>
-    <w:p>
-      <w:pPr>
-        <w:pStyle w:val="Compact"/>
-        <w:numPr>
-          <w:ilvl w:val="0"/>
-          <w:numId w:val="1017"/>
-        </w:numPr>
-      </w:pPr>
-      <w:r>
-        <w:rPr>
-          <w:rFonts w:hint="eastAsia"/>
-        </w:rPr>
-        <w:t xml:space="preserve">判定口径：</w:t>
-      </w:r>
-      <w:r>
-        <w:rPr>
-          <w:rFonts w:hint="eastAsia"/>
-          <w:b/>
-          <w:bCs/>
-        </w:rPr>
-        <w:t xml:space="preserve">数量</w:t>
-      </w:r>
-      <w:r>
-        <w:rPr>
-          <w:b/>
-          <w:bCs/>
-        </w:rPr>
-        <w:t xml:space="preserve"> &lt; </w:t>
-      </w:r>
-      <w:r>
-        <w:rPr>
-          <w:rFonts w:hint="eastAsia"/>
-          <w:b/>
-          <w:bCs/>
-        </w:rPr>
-        <w:t xml:space="preserve">阈值</w:t>
-      </w:r>
-      <w:r>
-        <w:rPr>
-          <w:rFonts w:hint="eastAsia"/>
-        </w:rPr>
-        <w:t xml:space="preserve">（阈值由管理员在「系统设置</w:t>
-      </w:r>
-      <w:r>
-        <w:t xml:space="preserve"> → </w:t>
-      </w:r>
-      <w:r>
-        <w:rPr>
-          <w:rFonts w:hint="eastAsia"/>
-        </w:rPr>
-        <w:t xml:space="preserve">库存」配置，默认</w:t>
-      </w:r>
-      <w:r>
-        <w:t xml:space="preserve"> </w:t>
-      </w:r>
-      <w:r>
-        <w:rPr>
-          <w:b/>
-          <w:bCs/>
-        </w:rPr>
-        <w:t xml:space="preserve">5</w:t>
-      </w:r>
-      <w:r>
-        <w:rPr>
-          <w:rFonts w:hint="eastAsia"/>
-        </w:rPr>
-        <w:t xml:space="preserve">）</w:t>
-      </w:r>
-    </w:p>
-    <w:p>
-      <w:pPr>
-        <w:pStyle w:val="Compact"/>
-        <w:numPr>
-          <w:ilvl w:val="0"/>
-          <w:numId w:val="1017"/>
-        </w:numPr>
-      </w:pPr>
-      <w:r>
-        <w:rPr>
-          <w:rFonts w:hint="eastAsia"/>
-        </w:rPr>
-        <w:t xml:space="preserve">仪表盘「低库存预警」默认只列</w:t>
-      </w:r>
-      <w:r>
-        <w:t xml:space="preserve"> </w:t>
-      </w:r>
-      <w:r>
-        <w:rPr>
-          <w:b/>
-          <w:bCs/>
-        </w:rPr>
-        <w:t xml:space="preserve">C </w:t>
-      </w:r>
-      <w:r>
-        <w:rPr>
-          <w:rFonts w:hint="eastAsia"/>
-          <w:b/>
-          <w:bCs/>
-        </w:rPr>
-        <w:t xml:space="preserve">级（耗材）</w:t>
-      </w:r>
-      <w:r>
-        <w:rPr>
-          <w:rFonts w:hint="eastAsia"/>
-        </w:rPr>
-        <w:t xml:space="preserve">（由</w:t>
-      </w:r>
-      <w:r>
-        <w:t xml:space="preserve"> </w:t>
-      </w:r>
-      <w:r>
-        <w:rPr>
-          <w:rStyle w:val="VerbatimChar"/>
-        </w:rPr>
-        <w:t xml:space="preserve">Inventory:LowStockGrade</w:t>
-      </w:r>
-      <w:r>
-        <w:t xml:space="preserve"> </w:t>
-      </w:r>
-      <w:r>
-        <w:rPr>
-          <w:rFonts w:hint="eastAsia"/>
-        </w:rPr>
-        <w:t xml:space="preserve">控制）；库存页的高亮不限等级</w:t>
-      </w:r>
-    </w:p>
-    <w:p>
-      <w:pPr>
-        <w:pStyle w:val="Compact"/>
-        <w:numPr>
-          <w:ilvl w:val="0"/>
-          <w:numId w:val="1017"/>
-        </w:numPr>
-      </w:pPr>
-      <w:r>
-        <w:rPr>
-          <w:rFonts w:hint="eastAsia"/>
-        </w:rPr>
-        <w:t xml:space="preserve">分级显示：数量</w:t>
-      </w:r>
-      <w:r>
-        <w:t xml:space="preserve"> ≤ </w:t>
-      </w:r>
-      <w:r>
-        <w:rPr>
-          <w:rFonts w:hint="eastAsia"/>
-        </w:rPr>
-        <w:t xml:space="preserve">阈值/3</w:t>
-      </w:r>
-      <w:r>
-        <w:t xml:space="preserve"> </w:t>
-      </w:r>
-      <w:r>
-        <w:rPr>
-          <w:rFonts w:hint="eastAsia"/>
-        </w:rPr>
-        <w:t xml:space="preserve">为</w:t>
-      </w:r>
-      <w:r>
-        <w:rPr>
-          <w:rFonts w:hint="eastAsia"/>
-          <w:b/>
-          <w:bCs/>
-        </w:rPr>
-        <w:t xml:space="preserve">严重</w:t>
-      </w:r>
-      <w:r>
-        <w:rPr>
-          <w:rFonts w:hint="eastAsia"/>
-        </w:rPr>
-        <w:t xml:space="preserve">（红），其余低于阈值为</w:t>
-      </w:r>
-      <w:r>
-        <w:rPr>
-          <w:rFonts w:hint="eastAsia"/>
-          <w:b/>
-          <w:bCs/>
-        </w:rPr>
-        <w:t xml:space="preserve">提醒</w:t>
-      </w:r>
-      <w:r>
-        <w:rPr>
-          <w:rFonts w:hint="eastAsia"/>
-        </w:rPr>
-        <w:t xml:space="preserve">（黄）</w:t>
-      </w:r>
-    </w:p>
-    <w:p>
-      <w:pPr>
-        <w:pStyle w:val="Compact"/>
-        <w:numPr>
-          <w:ilvl w:val="0"/>
-          <w:numId w:val="1017"/>
-        </w:numPr>
-      </w:pPr>
-      <w:r>
-        <w:rPr>
-          <w:rFonts w:hint="eastAsia"/>
-        </w:rPr>
-        <w:t xml:space="preserve">补货时限：</w:t>
-      </w:r>
-      <w:r>
-        <w:rPr>
-          <w:rFonts w:hint="eastAsia"/>
-          <w:b/>
-          <w:bCs/>
-        </w:rPr>
-        <w:t xml:space="preserve">严重</w:t>
-      </w:r>
-      <w:r>
-        <w:rPr>
-          <w:b/>
-          <w:bCs/>
-        </w:rPr>
-        <w:t xml:space="preserve"> → 3 </w:t>
-      </w:r>
-      <w:r>
-        <w:rPr>
-          <w:rFonts w:hint="eastAsia"/>
-          <w:b/>
-          <w:bCs/>
-        </w:rPr>
-        <w:t xml:space="preserve">天内</w:t>
-      </w:r>
-      <w:r>
-        <w:rPr>
-          <w:rFonts w:hint="eastAsia"/>
-        </w:rPr>
-        <w:t xml:space="preserve">提交采购申请；</w:t>
-      </w:r>
-      <w:r>
-        <w:rPr>
-          <w:rFonts w:hint="eastAsia"/>
-          <w:b/>
-          <w:bCs/>
-        </w:rPr>
-        <w:t xml:space="preserve">提醒</w:t>
-      </w:r>
-      <w:r>
-        <w:rPr>
-          <w:b/>
-          <w:bCs/>
-        </w:rPr>
-        <w:t xml:space="preserve"> → </w:t>
-      </w:r>
-      <w:r>
-        <w:rPr>
-          <w:rFonts w:hint="eastAsia"/>
-          <w:b/>
-          <w:bCs/>
-        </w:rPr>
-        <w:t xml:space="preserve">一周内</w:t>
-      </w:r>
-      <w:r>
-        <w:rPr>
-          <w:rFonts w:hint="eastAsia"/>
-        </w:rPr>
-        <w:t xml:space="preserve">处理</w:t>
-      </w:r>
-    </w:p>
-    <w:p>
-      <w:pPr>
-        <w:pStyle w:val="Compact"/>
-        <w:numPr>
-          <w:ilvl w:val="0"/>
-          <w:numId w:val="1017"/>
-        </w:numPr>
-      </w:pPr>
-      <w:r>
-        <w:rPr>
-          <w:rFonts w:hint="eastAsia"/>
-        </w:rPr>
-        <w:t xml:space="preserve">补货后及时更新数量，不要"等盘点时再改"</w:t>
-      </w:r>
-    </w:p>
-    <w:bookmarkEnd w:id="39"/>
-    <w:bookmarkStart w:id="40" w:name="Xda96a7a6813f3423a1b811c198b56004475ebf1"/>
-    <w:p>
-      <w:pPr>
-        <w:pStyle w:val="Heading2"/>
-      </w:pPr>
-      <w:r>
-        <w:t xml:space="preserve">13. </w:t>
-      </w:r>
-      <w:r>
-        <w:rPr>
-          <w:rFonts w:hint="eastAsia"/>
-        </w:rPr>
-        <w:t xml:space="preserve">数据与审计</w:t>
-      </w:r>
-    </w:p>
-    <w:p>
-      <w:pPr>
-        <w:pStyle w:val="Compact"/>
-        <w:numPr>
-          <w:ilvl w:val="0"/>
-          <w:numId w:val="1018"/>
-        </w:numPr>
-      </w:pPr>
-      <w:r>
-        <w:rPr>
-          <w:rFonts w:hint="eastAsia"/>
-        </w:rPr>
-        <w:t xml:space="preserve">所有关键操作（领用、审批、归还、盘点、报备、采购、删除）都会写入</w:t>
-      </w:r>
-      <w:r>
-        <w:rPr>
-          <w:rFonts w:hint="eastAsia"/>
-          <w:b/>
-          <w:bCs/>
-        </w:rPr>
-        <w:t xml:space="preserve">操作日志</w:t>
-      </w:r>
-      <w:r>
-        <w:rPr>
-          <w:rFonts w:hint="eastAsia"/>
-        </w:rPr>
-        <w:t xml:space="preserve">，含操作人、时间与来源</w:t>
-      </w:r>
-      <w:r>
-        <w:t xml:space="preserve"> IP</w:t>
-      </w:r>
-    </w:p>
-    <w:p>
-      <w:pPr>
-        <w:pStyle w:val="Compact"/>
-        <w:numPr>
-          <w:ilvl w:val="0"/>
-          <w:numId w:val="1018"/>
-        </w:numPr>
-      </w:pPr>
-      <w:r>
-        <w:rPr>
-          <w:rFonts w:hint="eastAsia"/>
-        </w:rPr>
-        <w:t xml:space="preserve">记录</w:t>
-      </w:r>
-      <w:r>
-        <w:rPr>
-          <w:rFonts w:hint="eastAsia"/>
-          <w:b/>
-          <w:bCs/>
-        </w:rPr>
-        <w:t xml:space="preserve">不物理删除</w:t>
-      </w:r>
-      <w:r>
-        <w:rPr>
-          <w:rFonts w:hint="eastAsia"/>
-        </w:rPr>
-        <w:t xml:space="preserve">：物料状态用</w:t>
-      </w:r>
-      <w:r>
-        <w:t xml:space="preserve"> </w:t>
-      </w:r>
-      <w:r>
-        <w:rPr>
-          <w:rStyle w:val="VerbatimChar"/>
-        </w:rPr>
-        <w:t xml:space="preserve">available / in_use / broken</w:t>
-      </w:r>
-      <w:r>
-        <w:t xml:space="preserve"> </w:t>
-      </w:r>
-      <w:r>
-        <w:rPr>
-          <w:rFonts w:hint="eastAsia"/>
-        </w:rPr>
-        <w:t xml:space="preserve">表达；确需清理走「回收站」</w:t>
-      </w:r>
-    </w:p>
-    <w:p>
-      <w:pPr>
-        <w:pStyle w:val="Compact"/>
-        <w:numPr>
-          <w:ilvl w:val="0"/>
-          <w:numId w:val="1018"/>
-        </w:numPr>
-      </w:pPr>
-      <w:r>
-        <w:rPr>
-          <w:rFonts w:hint="eastAsia"/>
-        </w:rPr>
-        <w:t xml:space="preserve">每周由部长抽查一次操作日志与库存差异，异常在队会上说明</w:t>
-      </w:r>
-    </w:p>
-    <w:bookmarkEnd w:id="40"/>
-    <w:bookmarkStart w:id="41" w:name="X2b107a26eaee4ca12a43815593890af1a10de83"/>
-    <w:p>
-      <w:pPr>
-        <w:pStyle w:val="Heading2"/>
-      </w:pPr>
-      <w:r>
-        <w:t xml:space="preserve">14. </w:t>
-      </w:r>
-      <w:r>
-        <w:rPr>
-          <w:rFonts w:hint="eastAsia"/>
-        </w:rPr>
-        <w:t xml:space="preserve">日常执行清单</w:t>
-      </w:r>
-    </w:p>
-    <w:p>
-      <w:pPr>
-        <w:pStyle w:val="FirstParagraph"/>
-      </w:pPr>
-      <w:r>
-        <w:rPr>
-          <w:rFonts w:hint="eastAsia"/>
-          <w:b/>
-          <w:bCs/>
-        </w:rPr>
-        <w:t xml:space="preserve">每周</w:t>
-      </w:r>
-    </w:p>
-    <w:p>
-      <w:pPr>
-        <w:pStyle w:val="Compact"/>
-        <w:numPr>
-          <w:ilvl w:val="0"/>
-          <w:numId w:val="1019"/>
-        </w:numPr>
-      </w:pPr>
-      <w:r>
-        <w:t xml:space="preserve">[ ] </w:t>
-      </w:r>
-      <w:r>
-        <w:rPr>
-          <w:rFonts w:hint="eastAsia"/>
-        </w:rPr>
-        <w:t xml:space="preserve">处理低库存预警（严重件</w:t>
-      </w:r>
-      <w:r>
-        <w:t xml:space="preserve"> 3 </w:t>
-      </w:r>
-      <w:r>
-        <w:rPr>
-          <w:rFonts w:hint="eastAsia"/>
-        </w:rPr>
-        <w:t xml:space="preserve">天内下单）</w:t>
-      </w:r>
-    </w:p>
-    <w:p>
-      <w:pPr>
-        <w:pStyle w:val="Compact"/>
-        <w:numPr>
-          <w:ilvl w:val="0"/>
-          <w:numId w:val="1019"/>
-        </w:numPr>
-      </w:pPr>
-      <w:r>
-        <w:t xml:space="preserve">[ ] </w:t>
-      </w:r>
-      <w:r>
-        <w:rPr>
-          <w:rFonts w:hint="eastAsia"/>
-        </w:rPr>
-        <w:t xml:space="preserve">催办逾期未还的</w:t>
-      </w:r>
-      <w:r>
-        <w:t xml:space="preserve"> A/B </w:t>
-      </w:r>
-      <w:r>
-        <w:rPr>
-          <w:rFonts w:hint="eastAsia"/>
-        </w:rPr>
-        <w:t xml:space="preserve">级领用</w:t>
-      </w:r>
-    </w:p>
-    <w:p>
-      <w:pPr>
-        <w:pStyle w:val="Compact"/>
-        <w:numPr>
-          <w:ilvl w:val="0"/>
-          <w:numId w:val="1019"/>
-        </w:numPr>
-      </w:pPr>
-      <w:r>
-        <w:t xml:space="preserve">[ ] </w:t>
-      </w:r>
-      <w:r>
-        <w:rPr>
-          <w:rFonts w:hint="eastAsia"/>
-        </w:rPr>
-        <w:t xml:space="preserve">完成本周盘点任务并入账差异</w:t>
-      </w:r>
-    </w:p>
-    <w:p>
-      <w:pPr>
-        <w:pStyle w:val="FirstParagraph"/>
-      </w:pPr>
-      <w:r>
-        <w:rPr>
-          <w:rFonts w:hint="eastAsia"/>
-          <w:b/>
-          <w:bCs/>
-        </w:rPr>
-        <w:t xml:space="preserve">每月</w:t>
       </w:r>
     </w:p>
     <w:p>
@@ -7646,40 +8368,53 @@
         </w:numPr>
       </w:pPr>
       <w:r>
-        <w:t xml:space="preserve">[ ] </w:t>
-      </w:r>
-      <w:r>
-        <w:rPr>
-          <w:rFonts w:hint="eastAsia"/>
-        </w:rPr>
-        <w:t xml:space="preserve">抽查</w:t>
-      </w:r>
-      <w:r>
-        <w:t xml:space="preserve"> 10 </w:t>
-      </w:r>
-      <w:r>
-        <w:rPr>
-          <w:rFonts w:hint="eastAsia"/>
-        </w:rPr>
-        <w:t xml:space="preserve">件物料的"账实库位"一致性（数量</w:t>
-      </w:r>
-      <w:r>
-        <w:t xml:space="preserve"> + </w:t>
-      </w:r>
-      <w:r>
-        <w:rPr>
-          <w:rFonts w:hint="eastAsia"/>
-        </w:rPr>
-        <w:t xml:space="preserve">位置</w:t>
-      </w:r>
-      <w:r>
-        <w:t xml:space="preserve"> + </w:t>
-      </w:r>
-      <w:r>
-        <w:rPr>
-          <w:rFonts w:hint="eastAsia"/>
-        </w:rPr>
-        <w:t xml:space="preserve">状态）</w:t>
+        <w:rPr>
+          <w:rFonts w:hint="eastAsia"/>
+        </w:rPr>
+        <w:t xml:space="preserve">有差异的项要写</w:t>
+      </w:r>
+      <w:r>
+        <w:rPr>
+          <w:rFonts w:hint="eastAsia"/>
+          <w:b/>
+          <w:bCs/>
+        </w:rPr>
+        <w:t xml:space="preserve">备注</w:t>
+      </w:r>
+      <w:r>
+        <w:rPr>
+          <w:rFonts w:hint="eastAsia"/>
+        </w:rPr>
+        <w:t xml:space="preserve">（如</w:t>
+      </w:r>
+      <w:r>
+        <w:t xml:space="preserve"> </w:t>
+      </w:r>
+      <w:r>
+        <w:rPr>
+          <w:rStyle w:val="VerbatimChar"/>
+          <w:rFonts w:hint="eastAsia"/>
+        </w:rPr>
+        <w:t xml:space="preserve">少了</w:t>
+      </w:r>
+      <w:r>
+        <w:rPr>
+          <w:rStyle w:val="VerbatimChar"/>
+        </w:rPr>
+        <w:t xml:space="preserve"> 2 </w:t>
+      </w:r>
+      <w:r>
+        <w:rPr>
+          <w:rStyle w:val="VerbatimChar"/>
+          <w:rFonts w:hint="eastAsia"/>
+        </w:rPr>
+        <w:t xml:space="preserve">个，疑上次未登记</w:t>
+      </w:r>
+      <w:r>
+        <w:rPr>
+          <w:rFonts w:hint="eastAsia"/>
+        </w:rPr>
+        <w:t xml:space="preserve">）</w:t>
       </w:r>
     </w:p>
     <w:p>
@@ -7691,13 +8426,18 @@
         </w:numPr>
       </w:pPr>
       <w:r>
-        <w:t xml:space="preserve">[ ] </w:t>
-      </w:r>
-      <w:r>
-        <w:rPr>
-          <w:rFonts w:hint="eastAsia"/>
-        </w:rPr>
-        <w:t xml:space="preserve">整理重复/命名不规范的物料记录</w:t>
+        <w:rPr>
+          <w:rFonts w:hint="eastAsia"/>
+          <w:b/>
+          <w:bCs/>
+        </w:rPr>
+        <w:t xml:space="preserve">冻结后差异以实盘为准入账</w:t>
+      </w:r>
+      <w:r>
+        <w:rPr>
+          <w:rFonts w:hint="eastAsia"/>
+        </w:rPr>
+        <w:t xml:space="preserve">；任何人不许在盘点中途私自改库存来"消灭差异"</w:t>
       </w:r>
     </w:p>
     <w:p>
@@ -7709,13 +8449,26 @@
         </w:numPr>
       </w:pPr>
       <w:r>
-        <w:t xml:space="preserve">[ ] </w:t>
-      </w:r>
-      <w:r>
-        <w:rPr>
-          <w:rFonts w:hint="eastAsia"/>
-        </w:rPr>
-        <w:t xml:space="preserve">核对采购单与库存是否一致</w:t>
+        <w:rPr>
+          <w:rFonts w:hint="eastAsia"/>
+        </w:rPr>
+        <w:t xml:space="preserve">完成后由发起者核对差异清单再入账</w:t>
+      </w:r>
+    </w:p>
+    <w:bookmarkEnd w:id="35"/>
+    <w:bookmarkStart w:id="36" w:name="X068e82d8cec12a296fb1ded319f8e4c1be2c2e9"/>
+    <w:p>
+      <w:pPr>
+        <w:pStyle w:val="Heading3"/>
+      </w:pPr>
+      <w:r>
+        <w:t xml:space="preserve">9.4 </w:t>
+      </w:r>
+      <w:r>
+        <w:rPr>
+          <w:rFonts w:hint="eastAsia"/>
+        </w:rPr>
+        <w:t xml:space="preserve">盘点期间的并发领用（必须知道）</w:t>
       </w:r>
     </w:p>
     <w:p>
@@ -7728,7 +8481,66 @@
           <w:b/>
           <w:bCs/>
         </w:rPr>
-        <w:t xml:space="preserve">每学期</w:t>
+        <w:t xml:space="preserve">系统数的快照是在"发起盘点"那一刻拍下的，不是在"冻结"那一刻。</w:t>
+      </w:r>
+      <w:r>
+        <w:t xml:space="preserve"> </w:t>
+      </w:r>
+      <w:r>
+        <w:rPr>
+          <w:rFonts w:hint="eastAsia"/>
+        </w:rPr>
+        <w:t xml:space="preserve">而入账的动作是</w:t>
+      </w:r>
+      <w:r>
+        <w:rPr>
+          <w:rFonts w:hint="eastAsia"/>
+          <w:b/>
+          <w:bCs/>
+        </w:rPr>
+        <w:t xml:space="preserve">用实盘数直接覆盖库存数量</w:t>
+      </w:r>
+      <w:r>
+        <w:rPr>
+          <w:rFonts w:hint="eastAsia"/>
+        </w:rPr>
+        <w:t xml:space="preserve">。两者合起来的后果是：</w:t>
+      </w:r>
+    </w:p>
+    <w:p>
+      <w:pPr>
+        <w:pStyle w:val="BlockText"/>
+      </w:pPr>
+      <w:r>
+        <w:rPr>
+          <w:rFonts w:hint="eastAsia"/>
+        </w:rPr>
+        <w:t xml:space="preserve">盘点进行中发生的任何领用、归还、采购入库，</w:t>
+      </w:r>
+      <w:r>
+        <w:rPr>
+          <w:rFonts w:hint="eastAsia"/>
+          <w:b/>
+          <w:bCs/>
+        </w:rPr>
+        <w:t xml:space="preserve">都不会体现在这次的差异里，还会在入账时被实盘数覆盖掉</w:t>
+      </w:r>
+      <w:r>
+        <w:rPr>
+          <w:rFonts w:hint="eastAsia"/>
+        </w:rPr>
+        <w:t xml:space="preserve">——那几笔账等于白记。</w:t>
+      </w:r>
+    </w:p>
+    <w:p>
+      <w:pPr>
+        <w:pStyle w:val="FirstParagraph"/>
+      </w:pPr>
+      <w:r>
+        <w:rPr>
+          <w:rFonts w:hint="eastAsia"/>
+        </w:rPr>
+        <w:t xml:space="preserve">对应的执行要求：</w:t>
       </w:r>
     </w:p>
     <w:p>
@@ -7740,22 +8552,27 @@
         </w:numPr>
       </w:pPr>
       <w:r>
-        <w:t xml:space="preserve">[ ] </w:t>
-      </w:r>
-      <w:r>
-        <w:rPr>
-          <w:rFonts w:hint="eastAsia"/>
-        </w:rPr>
-        <w:t xml:space="preserve">学期大盘（全量）+</w:t>
-      </w:r>
-      <w:r>
-        <w:t xml:space="preserve"> </w:t>
-      </w:r>
-      <w:r>
-        <w:rPr>
-          <w:rFonts w:hint="eastAsia"/>
-        </w:rPr>
-        <w:t xml:space="preserve">差异入账</w:t>
+        <w:rPr>
+          <w:rFonts w:hint="eastAsia"/>
+          <w:b/>
+          <w:bCs/>
+        </w:rPr>
+        <w:t xml:space="preserve">发起盘点前先催还</w:t>
+      </w:r>
+      <w:r>
+        <w:rPr>
+          <w:rFonts w:hint="eastAsia"/>
+        </w:rPr>
+        <w:t xml:space="preserve">：把在借的</w:t>
+      </w:r>
+      <w:r>
+        <w:t xml:space="preserve"> A/B </w:t>
+      </w:r>
+      <w:r>
+        <w:rPr>
+          <w:rFonts w:hint="eastAsia"/>
+        </w:rPr>
+        <w:t xml:space="preserve">级尽量收回，减少期间变动；</w:t>
       </w:r>
     </w:p>
     <w:p>
@@ -7767,13 +8584,32 @@
         </w:numPr>
       </w:pPr>
       <w:r>
-        <w:t xml:space="preserve">[ ] </w:t>
-      </w:r>
-      <w:r>
-        <w:rPr>
-          <w:rFonts w:hint="eastAsia"/>
-        </w:rPr>
-        <w:t xml:space="preserve">更新平面图（新增/搬动货架后必须更新）</w:t>
+        <w:rPr>
+          <w:rFonts w:hint="eastAsia"/>
+          <w:b/>
+          <w:bCs/>
+        </w:rPr>
+        <w:t xml:space="preserve">盘点期间尽量冻结相关物料的领用与归还</w:t>
+      </w:r>
+      <w:r>
+        <w:rPr>
+          <w:rFonts w:hint="eastAsia"/>
+        </w:rPr>
+        <w:t xml:space="preserve">（尤其是正在盘的那一级）；确需领用的，先领用、</w:t>
+      </w:r>
+      <w:r>
+        <w:rPr>
+          <w:rFonts w:hint="eastAsia"/>
+          <w:b/>
+          <w:bCs/>
+        </w:rPr>
+        <w:t xml:space="preserve">再开始数</w:t>
+      </w:r>
+      <w:r>
+        <w:rPr>
+          <w:rFonts w:hint="eastAsia"/>
+        </w:rPr>
+        <w:t xml:space="preserve">；</w:t>
       </w:r>
     </w:p>
     <w:p>
@@ -7785,8 +8621,1503 @@
         </w:numPr>
       </w:pPr>
       <w:r>
-        <w:t xml:space="preserve">[ ] </w:t>
-      </w:r>
+        <w:rPr>
+          <w:rFonts w:hint="eastAsia"/>
+          <w:b/>
+          <w:bCs/>
+        </w:rPr>
+        <w:t xml:space="preserve">凡在盘点期间发生的变动，必须写进该项的差异备注</w:t>
+      </w:r>
+      <w:r>
+        <w:rPr>
+          <w:rFonts w:hint="eastAsia"/>
+        </w:rPr>
+        <w:t xml:space="preserve">（如</w:t>
+      </w:r>
+      <w:r>
+        <w:t xml:space="preserve"> </w:t>
+      </w:r>
+      <w:r>
+        <w:rPr>
+          <w:rStyle w:val="VerbatimChar"/>
+          <w:rFonts w:hint="eastAsia"/>
+        </w:rPr>
+        <w:t xml:space="preserve">实盘</w:t>
+      </w:r>
+      <w:r>
+        <w:rPr>
+          <w:rStyle w:val="VerbatimChar"/>
+        </w:rPr>
+        <w:t xml:space="preserve"> </w:t>
+      </w:r>
+      <w:r>
+        <w:rPr>
+          <w:rStyle w:val="VerbatimChar"/>
+          <w:rFonts w:hint="eastAsia"/>
+        </w:rPr>
+        <w:t xml:space="preserve">3，期间小李领走</w:t>
+      </w:r>
+      <w:r>
+        <w:rPr>
+          <w:rStyle w:val="VerbatimChar"/>
+        </w:rPr>
+        <w:t xml:space="preserve"> 1</w:t>
+      </w:r>
+      <w:r>
+        <w:rPr>
+          <w:rFonts w:hint="eastAsia"/>
+        </w:rPr>
+        <w:t xml:space="preserve">），发起者入账前逐条核对；</w:t>
+      </w:r>
+    </w:p>
+    <w:p>
+      <w:pPr>
+        <w:pStyle w:val="Compact"/>
+        <w:numPr>
+          <w:ilvl w:val="0"/>
+          <w:numId w:val="1021"/>
+        </w:numPr>
+      </w:pPr>
+      <w:r>
+        <w:rPr>
+          <w:rFonts w:hint="eastAsia"/>
+        </w:rPr>
+        <w:t xml:space="preserve">入账前</w:t>
+      </w:r>
+      <w:r>
+        <w:rPr>
+          <w:rFonts w:hint="eastAsia"/>
+          <w:b/>
+          <w:bCs/>
+        </w:rPr>
+        <w:t xml:space="preserve">先看一遍操作日志</w:t>
+      </w:r>
+      <w:r>
+        <w:rPr>
+          <w:rFonts w:hint="eastAsia"/>
+        </w:rPr>
+        <w:t xml:space="preserve">里这段时间的领用/归还记录，与差异清单对得上再点"入账"。</w:t>
+      </w:r>
+    </w:p>
+    <w:bookmarkEnd w:id="36"/>
+    <w:bookmarkEnd w:id="37"/>
+    <w:bookmarkStart w:id="39" w:name="X9324988d3a74ce8087b4d1264afee6c825562d8"/>
+    <w:p>
+      <w:pPr>
+        <w:pStyle w:val="Heading2"/>
+      </w:pPr>
+      <w:r>
+        <w:t xml:space="preserve">10. </w:t>
+      </w:r>
+      <w:r>
+        <w:rPr>
+          <w:rFonts w:hint="eastAsia"/>
+        </w:rPr>
+        <w:t xml:space="preserve">损坏与遗失报备规范</w:t>
+      </w:r>
+    </w:p>
+    <w:p>
+      <w:pPr>
+        <w:pStyle w:val="Compact"/>
+        <w:numPr>
+          <w:ilvl w:val="0"/>
+          <w:numId w:val="1022"/>
+        </w:numPr>
+      </w:pPr>
+      <w:r>
+        <w:rPr>
+          <w:rFonts w:hint="eastAsia"/>
+        </w:rPr>
+        <w:t xml:space="preserve">类型：</w:t>
+      </w:r>
+      <w:r>
+        <w:rPr>
+          <w:rFonts w:hint="eastAsia"/>
+          <w:b/>
+          <w:bCs/>
+        </w:rPr>
+        <w:t xml:space="preserve">损坏(damage)</w:t>
+      </w:r>
+      <w:r>
+        <w:t xml:space="preserve"> </w:t>
+      </w:r>
+      <w:r>
+        <w:t xml:space="preserve">/</w:t>
+      </w:r>
+      <w:r>
+        <w:t xml:space="preserve"> </w:t>
+      </w:r>
+      <w:r>
+        <w:rPr>
+          <w:rFonts w:hint="eastAsia"/>
+          <w:b/>
+          <w:bCs/>
+        </w:rPr>
+        <w:t xml:space="preserve">遗失(loss)</w:t>
+      </w:r>
+      <w:r>
+        <w:rPr>
+          <w:rFonts w:hint="eastAsia"/>
+        </w:rPr>
+        <w:t xml:space="preserve">；报备损坏时物料状态自动置为"损坏"</w:t>
+      </w:r>
+    </w:p>
+    <w:p>
+      <w:pPr>
+        <w:pStyle w:val="Compact"/>
+        <w:numPr>
+          <w:ilvl w:val="0"/>
+          <w:numId w:val="1022"/>
+        </w:numPr>
+      </w:pPr>
+      <w:r>
+        <w:rPr>
+          <w:rFonts w:hint="eastAsia"/>
+        </w:rPr>
+        <w:t xml:space="preserve">描述必须写清：</w:t>
+      </w:r>
+      <w:r>
+        <w:rPr>
+          <w:rFonts w:hint="eastAsia"/>
+          <w:b/>
+          <w:bCs/>
+        </w:rPr>
+        <w:t xml:space="preserve">时间、地点、经过、已采取措施</w:t>
+      </w:r>
+      <w:r>
+        <w:rPr>
+          <w:rFonts w:hint="eastAsia"/>
+        </w:rPr>
+        <w:t xml:space="preserve">（例：</w:t>
+      </w:r>
+      <w:r>
+        <w:rPr>
+          <w:rStyle w:val="VerbatimChar"/>
+        </w:rPr>
+        <w:t xml:space="preserve">9/11 </w:t>
+      </w:r>
+      <w:r>
+        <w:rPr>
+          <w:rStyle w:val="VerbatimChar"/>
+          <w:rFonts w:hint="eastAsia"/>
+        </w:rPr>
+        <w:t xml:space="preserve">试飞时电机桨叶擦地，桨叶断裂，已回收碎片</w:t>
+      </w:r>
+      <w:r>
+        <w:rPr>
+          <w:rFonts w:hint="eastAsia"/>
+        </w:rPr>
+        <w:t xml:space="preserve">）</w:t>
+      </w:r>
+    </w:p>
+    <w:p>
+      <w:pPr>
+        <w:pStyle w:val="Compact"/>
+        <w:numPr>
+          <w:ilvl w:val="0"/>
+          <w:numId w:val="1022"/>
+        </w:numPr>
+      </w:pPr>
+      <w:r>
+        <w:rPr>
+          <w:rFonts w:hint="eastAsia"/>
+        </w:rPr>
+        <w:t xml:space="preserve">定责（管理员操作）：</w:t>
+      </w:r>
+    </w:p>
+    <w:p>
+      <w:pPr>
+        <w:pStyle w:val="Compact"/>
+        <w:numPr>
+          <w:ilvl w:val="1"/>
+          <w:numId w:val="1023"/>
+        </w:numPr>
+      </w:pPr>
+      <w:r>
+        <w:rPr>
+          <w:rStyle w:val="VerbatimChar"/>
+          <w:rFonts w:hint="eastAsia"/>
+        </w:rPr>
+        <w:t xml:space="preserve">待定责(pending)</w:t>
+      </w:r>
+      <w:r>
+        <w:t xml:space="preserve"> </w:t>
+      </w:r>
+      <w:r>
+        <w:t xml:space="preserve">→ </w:t>
+      </w:r>
+      <w:r>
+        <w:rPr>
+          <w:rFonts w:hint="eastAsia"/>
+        </w:rPr>
+        <w:t xml:space="preserve">核查后二选一</w:t>
+      </w:r>
+    </w:p>
+    <w:p>
+      <w:pPr>
+        <w:pStyle w:val="Compact"/>
+        <w:numPr>
+          <w:ilvl w:val="1"/>
+          <w:numId w:val="1023"/>
+        </w:numPr>
+      </w:pPr>
+      <w:r>
+        <w:rPr>
+          <w:rStyle w:val="VerbatimChar"/>
+          <w:rFonts w:hint="eastAsia"/>
+        </w:rPr>
+        <w:t xml:space="preserve">免责(exempt)</w:t>
+      </w:r>
+      <w:r>
+        <w:rPr>
+          <w:rFonts w:hint="eastAsia"/>
+        </w:rPr>
+        <w:t xml:space="preserve">：正常损耗/意外</w:t>
+      </w:r>
+    </w:p>
+    <w:p>
+      <w:pPr>
+        <w:pStyle w:val="Compact"/>
+        <w:numPr>
+          <w:ilvl w:val="1"/>
+          <w:numId w:val="1023"/>
+        </w:numPr>
+      </w:pPr>
+      <w:r>
+        <w:rPr>
+          <w:rStyle w:val="VerbatimChar"/>
+          <w:rFonts w:hint="eastAsia"/>
+        </w:rPr>
+        <w:t xml:space="preserve">需赔偿(compensate)</w:t>
+      </w:r>
+      <w:r>
+        <w:rPr>
+          <w:rFonts w:hint="eastAsia"/>
+        </w:rPr>
+        <w:t xml:space="preserve">：填赔偿金额，并写处理说明</w:t>
+      </w:r>
+    </w:p>
+    <w:p>
+      <w:pPr>
+        <w:pStyle w:val="Compact"/>
+        <w:numPr>
+          <w:ilvl w:val="0"/>
+          <w:numId w:val="1022"/>
+        </w:numPr>
+      </w:pPr>
+      <w:r>
+        <w:rPr>
+          <w:rFonts w:hint="eastAsia"/>
+          <w:b/>
+          <w:bCs/>
+        </w:rPr>
+        <w:t xml:space="preserve">时限</w:t>
+      </w:r>
+      <w:r>
+        <w:rPr>
+          <w:rFonts w:hint="eastAsia"/>
+        </w:rPr>
+        <w:t xml:space="preserve">：事故/损坏当天报备，最迟次日；涉及安全的同步在「事故与安全」登记</w:t>
+      </w:r>
+    </w:p>
+    <w:bookmarkStart w:id="38" w:name="X351d7101a7d97fc9111e571a09d523b6b69acf7"/>
+    <w:p>
+      <w:pPr>
+        <w:pStyle w:val="Heading3"/>
+      </w:pPr>
+      <w:r>
+        <w:t xml:space="preserve">10.1 </w:t>
+      </w:r>
+      <w:r>
+        <w:rPr>
+          <w:rFonts w:hint="eastAsia"/>
+        </w:rPr>
+        <w:t xml:space="preserve">报备不会自动扣账（最容易误解的一条）</w:t>
+      </w:r>
+    </w:p>
+    <w:p>
+      <w:pPr>
+        <w:pStyle w:val="FirstParagraph"/>
+      </w:pPr>
+      <w:r>
+        <w:rPr>
+          <w:rFonts w:hint="eastAsia"/>
+          <w:b/>
+          <w:bCs/>
+        </w:rPr>
+        <w:t xml:space="preserve">系统现状（已核对代码）：报损和报遗失都不会改变库存数量。</w:t>
+      </w:r>
+    </w:p>
+    <w:p>
+      <w:pPr>
+        <w:pStyle w:val="Compact"/>
+        <w:numPr>
+          <w:ilvl w:val="0"/>
+          <w:numId w:val="1024"/>
+        </w:numPr>
+      </w:pPr>
+      <w:r>
+        <w:rPr>
+          <w:rFonts w:hint="eastAsia"/>
+        </w:rPr>
+        <w:t xml:space="preserve">报"损坏"：只把物料状态置为</w:t>
+      </w:r>
+      <w:r>
+        <w:t xml:space="preserve"> </w:t>
+      </w:r>
+      <w:r>
+        <w:rPr>
+          <w:rStyle w:val="VerbatimChar"/>
+        </w:rPr>
+        <w:t xml:space="preserve">broken</w:t>
+      </w:r>
+      <w:r>
+        <w:rPr>
+          <w:rFonts w:hint="eastAsia"/>
+        </w:rPr>
+        <w:t xml:space="preserve">，</w:t>
+      </w:r>
+      <w:r>
+        <w:rPr>
+          <w:rFonts w:hint="eastAsia"/>
+          <w:b/>
+          <w:bCs/>
+        </w:rPr>
+        <w:t xml:space="preserve">数量一个都不减</w:t>
+      </w:r>
+      <w:r>
+        <w:rPr>
+          <w:rFonts w:hint="eastAsia"/>
+        </w:rPr>
+        <w:t xml:space="preserve">；</w:t>
+      </w:r>
+    </w:p>
+    <w:p>
+      <w:pPr>
+        <w:pStyle w:val="Compact"/>
+        <w:numPr>
+          <w:ilvl w:val="0"/>
+          <w:numId w:val="1024"/>
+        </w:numPr>
+      </w:pPr>
+      <w:r>
+        <w:rPr>
+          <w:rFonts w:hint="eastAsia"/>
+        </w:rPr>
+        <w:t xml:space="preserve">报"遗失"：</w:t>
+      </w:r>
+      <w:r>
+        <w:rPr>
+          <w:rFonts w:hint="eastAsia"/>
+          <w:b/>
+          <w:bCs/>
+        </w:rPr>
+        <w:t xml:space="preserve">连状态都不改</w:t>
+      </w:r>
+      <w:r>
+        <w:rPr>
+          <w:rFonts w:hint="eastAsia"/>
+        </w:rPr>
+        <w:t xml:space="preserve">，只留一条报备记录；</w:t>
+      </w:r>
+    </w:p>
+    <w:p>
+      <w:pPr>
+        <w:pStyle w:val="Compact"/>
+        <w:numPr>
+          <w:ilvl w:val="0"/>
+          <w:numId w:val="1024"/>
+        </w:numPr>
+      </w:pPr>
+      <w:r>
+        <w:rPr>
+          <w:rFonts w:hint="eastAsia"/>
+        </w:rPr>
+        <w:t xml:space="preserve">管理员定责完成：仍然</w:t>
+      </w:r>
+      <w:r>
+        <w:rPr>
+          <w:rFonts w:hint="eastAsia"/>
+          <w:b/>
+          <w:bCs/>
+        </w:rPr>
+        <w:t xml:space="preserve">不动数量、不动状态</w:t>
+      </w:r>
+      <w:r>
+        <w:t xml:space="preserve">。</w:t>
+      </w:r>
+    </w:p>
+    <w:p>
+      <w:pPr>
+        <w:pStyle w:val="FirstParagraph"/>
+      </w:pPr>
+      <w:r>
+        <w:rPr>
+          <w:rFonts w:hint="eastAsia"/>
+        </w:rPr>
+        <w:t xml:space="preserve">所以</w:t>
+      </w:r>
+      <w:r>
+        <w:rPr>
+          <w:rFonts w:hint="eastAsia"/>
+          <w:b/>
+          <w:bCs/>
+        </w:rPr>
+        <w:t xml:space="preserve">账实不符必须靠盘点收口</w:t>
+      </w:r>
+      <w:r>
+        <w:rPr>
+          <w:rFonts w:hint="eastAsia"/>
+        </w:rPr>
+        <w:t xml:space="preserve">，报备只是留痕和定责的依据：</w:t>
+      </w:r>
+    </w:p>
+    <w:p>
+      <w:pPr>
+        <w:pStyle w:val="Compact"/>
+        <w:numPr>
+          <w:ilvl w:val="0"/>
+          <w:numId w:val="1025"/>
+        </w:numPr>
+      </w:pPr>
+      <w:r>
+        <w:rPr>
+          <w:rFonts w:hint="eastAsia"/>
+        </w:rPr>
+        <w:t xml:space="preserve">报备</w:t>
+      </w:r>
+      <w:r>
+        <w:t xml:space="preserve"> → 2. </w:t>
+      </w:r>
+      <w:r>
+        <w:rPr>
+          <w:rFonts w:hint="eastAsia"/>
+        </w:rPr>
+        <w:t xml:space="preserve">管理员定责（免责/赔偿）→</w:t>
+      </w:r>
+      <w:r>
+        <w:t xml:space="preserve"> 3.</w:t>
+      </w:r>
+      <w:r>
+        <w:t xml:space="preserve"> </w:t>
+      </w:r>
+      <w:r>
+        <w:rPr>
+          <w:rFonts w:hint="eastAsia"/>
+          <w:b/>
+          <w:bCs/>
+        </w:rPr>
+        <w:t xml:space="preserve">在下一次盘点里把数量改成实物数，入账</w:t>
+      </w:r>
+      <w:r>
+        <w:rPr>
+          <w:rFonts w:hint="eastAsia"/>
+        </w:rPr>
+        <w:t xml:space="preserve">。三步缺一不可，只报备不入账，账永远是错的。</w:t>
+      </w:r>
+    </w:p>
+    <w:p>
+      <w:pPr>
+        <w:pStyle w:val="FirstParagraph"/>
+      </w:pPr>
+      <w:r>
+        <w:rPr>
+          <w:b/>
+          <w:bCs/>
+        </w:rPr>
+        <w:t xml:space="preserve">⚠ </w:t>
+      </w:r>
+      <w:r>
+        <w:rPr>
+          <w:rFonts w:hint="eastAsia"/>
+          <w:b/>
+          <w:bCs/>
+        </w:rPr>
+        <w:t xml:space="preserve">损坏件（</w:t>
+      </w:r>
+      <w:r>
+        <w:rPr>
+          <w:rStyle w:val="VerbatimChar"/>
+          <w:b/>
+          <w:bCs/>
+        </w:rPr>
+        <w:t xml:space="preserve">broken</w:t>
+      </w:r>
+      <w:r>
+        <w:rPr>
+          <w:rFonts w:hint="eastAsia"/>
+          <w:b/>
+          <w:bCs/>
+        </w:rPr>
+        <w:t xml:space="preserve">）不会阻止领用</w:t>
+      </w:r>
+      <w:r>
+        <w:rPr>
+          <w:rFonts w:hint="eastAsia"/>
+        </w:rPr>
+        <w:t xml:space="preserve">：系统不检查状态，一个已标损坏的物料</w:t>
+      </w:r>
+      <w:r>
+        <w:rPr>
+          <w:rFonts w:hint="eastAsia"/>
+          <w:b/>
+          <w:bCs/>
+        </w:rPr>
+        <w:t xml:space="preserve">仍然可以被正常领走</w:t>
+      </w:r>
+      <w:r>
+        <w:rPr>
+          <w:rFonts w:hint="eastAsia"/>
+        </w:rPr>
+        <w:t xml:space="preserve">。所以：</w:t>
+      </w:r>
+    </w:p>
+    <w:p>
+      <w:pPr>
+        <w:pStyle w:val="Compact"/>
+        <w:numPr>
+          <w:ilvl w:val="0"/>
+          <w:numId w:val="1026"/>
+        </w:numPr>
+      </w:pPr>
+      <w:r>
+        <w:rPr>
+          <w:rFonts w:hint="eastAsia"/>
+        </w:rPr>
+        <w:t xml:space="preserve">报备损坏后，</w:t>
+      </w:r>
+      <w:r>
+        <w:rPr>
+          <w:rFonts w:hint="eastAsia"/>
+          <w:b/>
+          <w:bCs/>
+        </w:rPr>
+        <w:t xml:space="preserve">立即把实物从货位撤下</w:t>
+      </w:r>
+      <w:r>
+        <w:rPr>
+          <w:rFonts w:hint="eastAsia"/>
+        </w:rPr>
+        <w:t xml:space="preserve">，或贴上醒目的"已损坏·禁用"标记；</w:t>
+      </w:r>
+    </w:p>
+    <w:p>
+      <w:pPr>
+        <w:pStyle w:val="Compact"/>
+        <w:numPr>
+          <w:ilvl w:val="0"/>
+          <w:numId w:val="1026"/>
+        </w:numPr>
+      </w:pPr>
+      <w:r>
+        <w:rPr>
+          <w:rFonts w:hint="eastAsia"/>
+        </w:rPr>
+        <w:t xml:space="preserve">需要走赔偿/维修流程的，在备注里写明当前实物存放位置；</w:t>
+      </w:r>
+    </w:p>
+    <w:p>
+      <w:pPr>
+        <w:pStyle w:val="Compact"/>
+        <w:numPr>
+          <w:ilvl w:val="0"/>
+          <w:numId w:val="1026"/>
+        </w:numPr>
+      </w:pPr>
+      <w:r>
+        <w:rPr>
+          <w:rFonts w:hint="eastAsia"/>
+        </w:rPr>
+        <w:t xml:space="preserve">部长盘点时优先复核所有</w:t>
+      </w:r>
+      <w:r>
+        <w:t xml:space="preserve"> </w:t>
+      </w:r>
+      <w:r>
+        <w:rPr>
+          <w:rStyle w:val="VerbatimChar"/>
+        </w:rPr>
+        <w:t xml:space="preserve">broken</w:t>
+      </w:r>
+      <w:r>
+        <w:t xml:space="preserve"> </w:t>
+      </w:r>
+      <w:r>
+        <w:rPr>
+          <w:rFonts w:hint="eastAsia"/>
+        </w:rPr>
+        <w:t xml:space="preserve">状态的物料。</w:t>
+      </w:r>
+    </w:p>
+    <w:bookmarkEnd w:id="38"/>
+    <w:bookmarkEnd w:id="39"/>
+    <w:bookmarkStart w:id="40" w:name="Xdb2ca810d147aaac35ba075480def112b5f7721"/>
+    <w:p>
+      <w:pPr>
+        <w:pStyle w:val="Heading2"/>
+      </w:pPr>
+      <w:r>
+        <w:t xml:space="preserve">11. </w:t>
+      </w:r>
+      <w:r>
+        <w:rPr>
+          <w:rFonts w:hint="eastAsia"/>
+        </w:rPr>
+        <w:t xml:space="preserve">采购规范</w:t>
+      </w:r>
+    </w:p>
+    <w:p>
+      <w:pPr>
+        <w:pStyle w:val="Compact"/>
+        <w:numPr>
+          <w:ilvl w:val="0"/>
+          <w:numId w:val="1027"/>
+        </w:numPr>
+      </w:pPr>
+      <w:r>
+        <w:rPr>
+          <w:rFonts w:hint="eastAsia"/>
+        </w:rPr>
+        <w:t xml:space="preserve">流程：</w:t>
+      </w:r>
+      <w:r>
+        <w:rPr>
+          <w:rStyle w:val="VerbatimChar"/>
+          <w:rFonts w:hint="eastAsia"/>
+        </w:rPr>
+        <w:t xml:space="preserve">待审批(pending)</w:t>
+      </w:r>
+      <w:r>
+        <w:rPr>
+          <w:rStyle w:val="VerbatimChar"/>
+        </w:rPr>
+        <w:t xml:space="preserve"> → </w:t>
+      </w:r>
+      <w:r>
+        <w:rPr>
+          <w:rStyle w:val="VerbatimChar"/>
+          <w:rFonts w:hint="eastAsia"/>
+        </w:rPr>
+        <w:t xml:space="preserve">已批准(approved)</w:t>
+      </w:r>
+      <w:r>
+        <w:rPr>
+          <w:rStyle w:val="VerbatimChar"/>
+        </w:rPr>
+        <w:t xml:space="preserve"> → </w:t>
+      </w:r>
+      <w:r>
+        <w:rPr>
+          <w:rStyle w:val="VerbatimChar"/>
+          <w:rFonts w:hint="eastAsia"/>
+        </w:rPr>
+        <w:t xml:space="preserve">已购买(purchased)</w:t>
+      </w:r>
+      <w:r>
+        <w:rPr>
+          <w:rStyle w:val="VerbatimChar"/>
+        </w:rPr>
+        <w:t xml:space="preserve"> → </w:t>
+      </w:r>
+      <w:r>
+        <w:rPr>
+          <w:rStyle w:val="VerbatimChar"/>
+          <w:rFonts w:hint="eastAsia"/>
+        </w:rPr>
+        <w:t xml:space="preserve">已入库(received)</w:t>
+      </w:r>
+      <w:r>
+        <w:rPr>
+          <w:rFonts w:hint="eastAsia"/>
+        </w:rPr>
+        <w:t xml:space="preserve">；驳回为</w:t>
+      </w:r>
+      <w:r>
+        <w:t xml:space="preserve"> </w:t>
+      </w:r>
+      <w:r>
+        <w:rPr>
+          <w:rStyle w:val="VerbatimChar"/>
+        </w:rPr>
+        <w:t xml:space="preserve">rejected</w:t>
+      </w:r>
+    </w:p>
+    <w:p>
+      <w:pPr>
+        <w:pStyle w:val="Compact"/>
+        <w:numPr>
+          <w:ilvl w:val="0"/>
+          <w:numId w:val="1027"/>
+        </w:numPr>
+      </w:pPr>
+      <w:r>
+        <w:rPr>
+          <w:rFonts w:hint="eastAsia"/>
+        </w:rPr>
+        <w:t xml:space="preserve">申请必填：</w:t>
+      </w:r>
+      <w:r>
+        <w:rPr>
+          <w:rFonts w:hint="eastAsia"/>
+          <w:b/>
+          <w:bCs/>
+        </w:rPr>
+        <w:t xml:space="preserve">名称、数量、预计单价、理由</w:t>
+      </w:r>
+    </w:p>
+    <w:p>
+      <w:pPr>
+        <w:pStyle w:val="Compact"/>
+        <w:numPr>
+          <w:ilvl w:val="0"/>
+          <w:numId w:val="1027"/>
+        </w:numPr>
+      </w:pPr>
+      <w:r>
+        <w:rPr>
+          <w:rFonts w:hint="eastAsia"/>
+        </w:rPr>
+        <w:t xml:space="preserve">入库时</w:t>
+      </w:r>
+      <w:r>
+        <w:rPr>
+          <w:rFonts w:hint="eastAsia"/>
+          <w:b/>
+          <w:bCs/>
+        </w:rPr>
+        <w:t xml:space="preserve">必须在库存里建/更新对应物料</w:t>
+      </w:r>
+      <w:r>
+        <w:rPr>
+          <w:rFonts w:hint="eastAsia"/>
+        </w:rPr>
+        <w:t xml:space="preserve">（含单价与库位），不要只更新采购单状态</w:t>
+      </w:r>
+    </w:p>
+    <w:p>
+      <w:pPr>
+        <w:pStyle w:val="Compact"/>
+        <w:numPr>
+          <w:ilvl w:val="0"/>
+          <w:numId w:val="1027"/>
+        </w:numPr>
+      </w:pPr>
+      <w:r>
+        <w:rPr>
+          <w:rFonts w:hint="eastAsia"/>
+        </w:rPr>
+        <w:t xml:space="preserve">审批权限：部长/管理员；报表可查月度支出与待审批单</w:t>
+      </w:r>
+    </w:p>
+    <w:bookmarkEnd w:id="40"/>
+    <w:bookmarkStart w:id="41" w:name="X0bc089413fc7beb86fe3d9e5856bb0f8b310317"/>
+    <w:p>
+      <w:pPr>
+        <w:pStyle w:val="Heading2"/>
+      </w:pPr>
+      <w:r>
+        <w:t xml:space="preserve">12. </w:t>
+      </w:r>
+      <w:r>
+        <w:rPr>
+          <w:rFonts w:hint="eastAsia"/>
+        </w:rPr>
+        <w:t xml:space="preserve">低库存与补货规范</w:t>
+      </w:r>
+    </w:p>
+    <w:p>
+      <w:pPr>
+        <w:pStyle w:val="Compact"/>
+        <w:numPr>
+          <w:ilvl w:val="0"/>
+          <w:numId w:val="1028"/>
+        </w:numPr>
+      </w:pPr>
+      <w:r>
+        <w:rPr>
+          <w:rFonts w:hint="eastAsia"/>
+        </w:rPr>
+        <w:t xml:space="preserve">判定口径：</w:t>
+      </w:r>
+      <w:r>
+        <w:rPr>
+          <w:rFonts w:hint="eastAsia"/>
+          <w:b/>
+          <w:bCs/>
+        </w:rPr>
+        <w:t xml:space="preserve">数量</w:t>
+      </w:r>
+      <w:r>
+        <w:rPr>
+          <w:b/>
+          <w:bCs/>
+        </w:rPr>
+        <w:t xml:space="preserve"> &lt; </w:t>
+      </w:r>
+      <w:r>
+        <w:rPr>
+          <w:rFonts w:hint="eastAsia"/>
+          <w:b/>
+          <w:bCs/>
+        </w:rPr>
+        <w:t xml:space="preserve">阈值</w:t>
+      </w:r>
+      <w:r>
+        <w:rPr>
+          <w:rFonts w:hint="eastAsia"/>
+        </w:rPr>
+        <w:t xml:space="preserve">（阈值由管理员在「系统设置</w:t>
+      </w:r>
+      <w:r>
+        <w:t xml:space="preserve"> → </w:t>
+      </w:r>
+      <w:r>
+        <w:rPr>
+          <w:rFonts w:hint="eastAsia"/>
+        </w:rPr>
+        <w:t xml:space="preserve">库存」配置，默认</w:t>
+      </w:r>
+      <w:r>
+        <w:t xml:space="preserve"> </w:t>
+      </w:r>
+      <w:r>
+        <w:rPr>
+          <w:b/>
+          <w:bCs/>
+        </w:rPr>
+        <w:t xml:space="preserve">5</w:t>
+      </w:r>
+      <w:r>
+        <w:rPr>
+          <w:rFonts w:hint="eastAsia"/>
+        </w:rPr>
+        <w:t xml:space="preserve">）</w:t>
+      </w:r>
+    </w:p>
+    <w:p>
+      <w:pPr>
+        <w:pStyle w:val="Compact"/>
+        <w:numPr>
+          <w:ilvl w:val="0"/>
+          <w:numId w:val="1028"/>
+        </w:numPr>
+      </w:pPr>
+      <w:r>
+        <w:rPr>
+          <w:rFonts w:hint="eastAsia"/>
+        </w:rPr>
+        <w:t xml:space="preserve">仪表盘「低库存预警」默认只列</w:t>
+      </w:r>
+      <w:r>
+        <w:t xml:space="preserve"> </w:t>
+      </w:r>
+      <w:r>
+        <w:rPr>
+          <w:b/>
+          <w:bCs/>
+        </w:rPr>
+        <w:t xml:space="preserve">C </w:t>
+      </w:r>
+      <w:r>
+        <w:rPr>
+          <w:rFonts w:hint="eastAsia"/>
+          <w:b/>
+          <w:bCs/>
+        </w:rPr>
+        <w:t xml:space="preserve">级（耗材）</w:t>
+      </w:r>
+      <w:r>
+        <w:rPr>
+          <w:rFonts w:hint="eastAsia"/>
+        </w:rPr>
+        <w:t xml:space="preserve">（由</w:t>
+      </w:r>
+      <w:r>
+        <w:t xml:space="preserve"> </w:t>
+      </w:r>
+      <w:r>
+        <w:rPr>
+          <w:rStyle w:val="VerbatimChar"/>
+        </w:rPr>
+        <w:t xml:space="preserve">Inventory:LowStockGrade</w:t>
+      </w:r>
+      <w:r>
+        <w:t xml:space="preserve"> </w:t>
+      </w:r>
+      <w:r>
+        <w:rPr>
+          <w:rFonts w:hint="eastAsia"/>
+        </w:rPr>
+        <w:t xml:space="preserve">控制）；库存页的高亮不限等级</w:t>
+      </w:r>
+    </w:p>
+    <w:p>
+      <w:pPr>
+        <w:pStyle w:val="Compact"/>
+        <w:numPr>
+          <w:ilvl w:val="0"/>
+          <w:numId w:val="1028"/>
+        </w:numPr>
+      </w:pPr>
+      <w:r>
+        <w:rPr>
+          <w:rFonts w:hint="eastAsia"/>
+        </w:rPr>
+        <w:t xml:space="preserve">分级显示：数量</w:t>
+      </w:r>
+      <w:r>
+        <w:t xml:space="preserve"> ≤ </w:t>
+      </w:r>
+      <w:r>
+        <w:rPr>
+          <w:rFonts w:hint="eastAsia"/>
+        </w:rPr>
+        <w:t xml:space="preserve">阈值/3</w:t>
+      </w:r>
+      <w:r>
+        <w:t xml:space="preserve"> </w:t>
+      </w:r>
+      <w:r>
+        <w:rPr>
+          <w:rFonts w:hint="eastAsia"/>
+        </w:rPr>
+        <w:t xml:space="preserve">为</w:t>
+      </w:r>
+      <w:r>
+        <w:rPr>
+          <w:rFonts w:hint="eastAsia"/>
+          <w:b/>
+          <w:bCs/>
+        </w:rPr>
+        <w:t xml:space="preserve">严重</w:t>
+      </w:r>
+      <w:r>
+        <w:rPr>
+          <w:rFonts w:hint="eastAsia"/>
+        </w:rPr>
+        <w:t xml:space="preserve">（红），其余低于阈值为</w:t>
+      </w:r>
+      <w:r>
+        <w:rPr>
+          <w:rFonts w:hint="eastAsia"/>
+          <w:b/>
+          <w:bCs/>
+        </w:rPr>
+        <w:t xml:space="preserve">提醒</w:t>
+      </w:r>
+      <w:r>
+        <w:rPr>
+          <w:rFonts w:hint="eastAsia"/>
+        </w:rPr>
+        <w:t xml:space="preserve">（黄）</w:t>
+      </w:r>
+    </w:p>
+    <w:p>
+      <w:pPr>
+        <w:pStyle w:val="Compact"/>
+        <w:numPr>
+          <w:ilvl w:val="0"/>
+          <w:numId w:val="1028"/>
+        </w:numPr>
+      </w:pPr>
+      <w:r>
+        <w:rPr>
+          <w:rFonts w:hint="eastAsia"/>
+        </w:rPr>
+        <w:t xml:space="preserve">补货时限：</w:t>
+      </w:r>
+      <w:r>
+        <w:rPr>
+          <w:rFonts w:hint="eastAsia"/>
+          <w:b/>
+          <w:bCs/>
+        </w:rPr>
+        <w:t xml:space="preserve">严重</w:t>
+      </w:r>
+      <w:r>
+        <w:rPr>
+          <w:b/>
+          <w:bCs/>
+        </w:rPr>
+        <w:t xml:space="preserve"> → 3 </w:t>
+      </w:r>
+      <w:r>
+        <w:rPr>
+          <w:rFonts w:hint="eastAsia"/>
+          <w:b/>
+          <w:bCs/>
+        </w:rPr>
+        <w:t xml:space="preserve">天内</w:t>
+      </w:r>
+      <w:r>
+        <w:rPr>
+          <w:rFonts w:hint="eastAsia"/>
+        </w:rPr>
+        <w:t xml:space="preserve">提交采购申请；</w:t>
+      </w:r>
+      <w:r>
+        <w:rPr>
+          <w:rFonts w:hint="eastAsia"/>
+          <w:b/>
+          <w:bCs/>
+        </w:rPr>
+        <w:t xml:space="preserve">提醒</w:t>
+      </w:r>
+      <w:r>
+        <w:rPr>
+          <w:b/>
+          <w:bCs/>
+        </w:rPr>
+        <w:t xml:space="preserve"> → </w:t>
+      </w:r>
+      <w:r>
+        <w:rPr>
+          <w:rFonts w:hint="eastAsia"/>
+          <w:b/>
+          <w:bCs/>
+        </w:rPr>
+        <w:t xml:space="preserve">一周内</w:t>
+      </w:r>
+      <w:r>
+        <w:rPr>
+          <w:rFonts w:hint="eastAsia"/>
+        </w:rPr>
+        <w:t xml:space="preserve">处理</w:t>
+      </w:r>
+    </w:p>
+    <w:p>
+      <w:pPr>
+        <w:pStyle w:val="Compact"/>
+        <w:numPr>
+          <w:ilvl w:val="0"/>
+          <w:numId w:val="1028"/>
+        </w:numPr>
+      </w:pPr>
+      <w:r>
+        <w:rPr>
+          <w:rFonts w:hint="eastAsia"/>
+        </w:rPr>
+        <w:t xml:space="preserve">补货后及时更新数量，不要"等盘点时再改"</w:t>
+      </w:r>
+    </w:p>
+    <w:bookmarkEnd w:id="41"/>
+    <w:bookmarkStart w:id="42" w:name="Xda96a7a6813f3423a1b811c198b56004475ebf1"/>
+    <w:p>
+      <w:pPr>
+        <w:pStyle w:val="Heading2"/>
+      </w:pPr>
+      <w:r>
+        <w:t xml:space="preserve">13. </w:t>
+      </w:r>
+      <w:r>
+        <w:rPr>
+          <w:rFonts w:hint="eastAsia"/>
+        </w:rPr>
+        <w:t xml:space="preserve">数据与审计</w:t>
+      </w:r>
+    </w:p>
+    <w:p>
+      <w:pPr>
+        <w:pStyle w:val="Compact"/>
+        <w:numPr>
+          <w:ilvl w:val="0"/>
+          <w:numId w:val="1029"/>
+        </w:numPr>
+      </w:pPr>
+      <w:r>
+        <w:rPr>
+          <w:rFonts w:hint="eastAsia"/>
+        </w:rPr>
+        <w:t xml:space="preserve">所有关键操作（领用、审批、归还、盘点、报备、采购、删除）都会写入</w:t>
+      </w:r>
+      <w:r>
+        <w:rPr>
+          <w:rFonts w:hint="eastAsia"/>
+          <w:b/>
+          <w:bCs/>
+        </w:rPr>
+        <w:t xml:space="preserve">操作日志</w:t>
+      </w:r>
+      <w:r>
+        <w:rPr>
+          <w:rFonts w:hint="eastAsia"/>
+        </w:rPr>
+        <w:t xml:space="preserve">，含操作人、时间与来源</w:t>
+      </w:r>
+      <w:r>
+        <w:t xml:space="preserve"> IP</w:t>
+      </w:r>
+    </w:p>
+    <w:p>
+      <w:pPr>
+        <w:pStyle w:val="Compact"/>
+        <w:numPr>
+          <w:ilvl w:val="0"/>
+          <w:numId w:val="1029"/>
+        </w:numPr>
+      </w:pPr>
+      <w:r>
+        <w:rPr>
+          <w:rFonts w:hint="eastAsia"/>
+          <w:b/>
+          <w:bCs/>
+        </w:rPr>
+        <w:t xml:space="preserve">管理员与部长的操作同样记录在案</w:t>
+      </w:r>
+      <w:r>
+        <w:rPr>
+          <w:rFonts w:hint="eastAsia"/>
+        </w:rPr>
+        <w:t xml:space="preserve">，没有"免审计"的角色；审批人、驳回理由、定责结果都可追溯</w:t>
+      </w:r>
+    </w:p>
+    <w:p>
+      <w:pPr>
+        <w:pStyle w:val="Compact"/>
+        <w:numPr>
+          <w:ilvl w:val="0"/>
+          <w:numId w:val="1029"/>
+        </w:numPr>
+      </w:pPr>
+      <w:r>
+        <w:rPr>
+          <w:rFonts w:hint="eastAsia"/>
+        </w:rPr>
+        <w:t xml:space="preserve">记录</w:t>
+      </w:r>
+      <w:r>
+        <w:rPr>
+          <w:rFonts w:hint="eastAsia"/>
+          <w:b/>
+          <w:bCs/>
+        </w:rPr>
+        <w:t xml:space="preserve">不物理删除</w:t>
+      </w:r>
+      <w:r>
+        <w:rPr>
+          <w:rFonts w:hint="eastAsia"/>
+        </w:rPr>
+        <w:t xml:space="preserve">：物料状态用</w:t>
+      </w:r>
+      <w:r>
+        <w:t xml:space="preserve"> </w:t>
+      </w:r>
+      <w:r>
+        <w:rPr>
+          <w:rStyle w:val="VerbatimChar"/>
+        </w:rPr>
+        <w:t xml:space="preserve">available / in_use / broken</w:t>
+      </w:r>
+      <w:r>
+        <w:t xml:space="preserve"> </w:t>
+      </w:r>
+      <w:r>
+        <w:rPr>
+          <w:rFonts w:hint="eastAsia"/>
+        </w:rPr>
+        <w:t xml:space="preserve">表达；确需清理走「回收站」</w:t>
+      </w:r>
+    </w:p>
+    <w:p>
+      <w:pPr>
+        <w:pStyle w:val="Compact"/>
+        <w:numPr>
+          <w:ilvl w:val="0"/>
+          <w:numId w:val="1029"/>
+        </w:numPr>
+      </w:pPr>
+      <w:r>
+        <w:rPr>
+          <w:rFonts w:hint="eastAsia"/>
+        </w:rPr>
+        <w:t xml:space="preserve">每周由部长抽查一次操作日志与库存差异，异常在队会上说明</w:t>
+      </w:r>
+    </w:p>
+    <w:bookmarkEnd w:id="42"/>
+    <w:bookmarkStart w:id="43" w:name="X2b107a26eaee4ca12a43815593890af1a10de83"/>
+    <w:p>
+      <w:pPr>
+        <w:pStyle w:val="Heading2"/>
+      </w:pPr>
+      <w:r>
+        <w:t xml:space="preserve">14. </w:t>
+      </w:r>
+      <w:r>
+        <w:rPr>
+          <w:rFonts w:hint="eastAsia"/>
+        </w:rPr>
+        <w:t xml:space="preserve">日常执行清单</w:t>
+      </w:r>
+    </w:p>
+    <w:p>
+      <w:pPr>
+        <w:pStyle w:val="FirstParagraph"/>
+      </w:pPr>
+      <w:r>
+        <w:rPr>
+          <w:rFonts w:hint="eastAsia"/>
+          <w:b/>
+          <w:bCs/>
+        </w:rPr>
+        <w:t xml:space="preserve">每周</w:t>
+      </w:r>
+    </w:p>
+    <w:p>
+      <w:pPr>
+        <w:pStyle w:val="Compact"/>
+        <w:numPr>
+          <w:ilvl w:val="0"/>
+          <w:numId w:val="1030"/>
+        </w:numPr>
+      </w:pPr>
+      <w:r>
+        <w:rPr>
+          <w:rFonts w:hint="eastAsia"/>
+        </w:rPr>
+        <w:t xml:space="preserve">处理低库存预警（严重件</w:t>
+      </w:r>
+      <w:r>
+        <w:t xml:space="preserve"> 3 </w:t>
+      </w:r>
+      <w:r>
+        <w:rPr>
+          <w:rFonts w:hint="eastAsia"/>
+        </w:rPr>
+        <w:t xml:space="preserve">天内下单）</w:t>
+      </w:r>
+    </w:p>
+    <w:p>
+      <w:pPr>
+        <w:pStyle w:val="Compact"/>
+        <w:numPr>
+          <w:ilvl w:val="0"/>
+          <w:numId w:val="1031"/>
+        </w:numPr>
+      </w:pPr>
+      <w:r>
+        <w:rPr>
+          <w:rFonts w:hint="eastAsia"/>
+        </w:rPr>
+        <w:t xml:space="preserve">催办逾期未还的</w:t>
+      </w:r>
+      <w:r>
+        <w:t xml:space="preserve"> A/B </w:t>
+      </w:r>
+      <w:r>
+        <w:rPr>
+          <w:rFonts w:hint="eastAsia"/>
+        </w:rPr>
+        <w:t xml:space="preserve">级领用（系统没有"逾期"字段，按领用备注里写的预计归还时间人工盯）</w:t>
+      </w:r>
+    </w:p>
+    <w:p>
+      <w:pPr>
+        <w:pStyle w:val="Compact"/>
+        <w:numPr>
+          <w:ilvl w:val="0"/>
+          <w:numId w:val="1032"/>
+        </w:numPr>
+      </w:pPr>
+      <w:r>
+        <w:rPr>
+          <w:rFonts w:hint="eastAsia"/>
+        </w:rPr>
+        <w:t xml:space="preserve">完成本周盘点任务并入账差异</w:t>
+      </w:r>
+    </w:p>
+    <w:p>
+      <w:pPr>
+        <w:pStyle w:val="Compact"/>
+        <w:numPr>
+          <w:ilvl w:val="0"/>
+          <w:numId w:val="1033"/>
+        </w:numPr>
+      </w:pPr>
+      <w:r>
+        <w:rPr>
+          <w:rFonts w:hint="eastAsia"/>
+        </w:rPr>
+        <w:t xml:space="preserve">复核</w:t>
+      </w:r>
+      <w:r>
+        <w:t xml:space="preserve"> </w:t>
+      </w:r>
+      <w:r>
+        <w:rPr>
+          <w:rStyle w:val="VerbatimChar"/>
+        </w:rPr>
+        <w:t xml:space="preserve">broken</w:t>
+      </w:r>
+      <w:r>
+        <w:t xml:space="preserve"> </w:t>
+      </w:r>
+      <w:r>
+        <w:rPr>
+          <w:rFonts w:hint="eastAsia"/>
+        </w:rPr>
+        <w:t xml:space="preserve">状态的物料：实物是否已撤下、是否已定责</w:t>
+      </w:r>
+    </w:p>
+    <w:p>
+      <w:pPr>
+        <w:pStyle w:val="FirstParagraph"/>
+      </w:pPr>
+      <w:r>
+        <w:rPr>
+          <w:rFonts w:hint="eastAsia"/>
+          <w:b/>
+          <w:bCs/>
+        </w:rPr>
+        <w:t xml:space="preserve">每月</w:t>
+      </w:r>
+    </w:p>
+    <w:p>
+      <w:pPr>
+        <w:pStyle w:val="Compact"/>
+        <w:numPr>
+          <w:ilvl w:val="0"/>
+          <w:numId w:val="1034"/>
+        </w:numPr>
+      </w:pPr>
+      <w:r>
+        <w:rPr>
+          <w:rFonts w:hint="eastAsia"/>
+        </w:rPr>
+        <w:t xml:space="preserve">抽查</w:t>
+      </w:r>
+      <w:r>
+        <w:t xml:space="preserve"> 10 </w:t>
+      </w:r>
+      <w:r>
+        <w:rPr>
+          <w:rFonts w:hint="eastAsia"/>
+        </w:rPr>
+        <w:t xml:space="preserve">件物料的"账实库位"一致性（数量</w:t>
+      </w:r>
+      <w:r>
+        <w:t xml:space="preserve"> + </w:t>
+      </w:r>
+      <w:r>
+        <w:rPr>
+          <w:rFonts w:hint="eastAsia"/>
+        </w:rPr>
+        <w:t xml:space="preserve">位置</w:t>
+      </w:r>
+      <w:r>
+        <w:t xml:space="preserve"> + </w:t>
+      </w:r>
+      <w:r>
+        <w:rPr>
+          <w:rFonts w:hint="eastAsia"/>
+        </w:rPr>
+        <w:t xml:space="preserve">状态）</w:t>
+      </w:r>
+    </w:p>
+    <w:p>
+      <w:pPr>
+        <w:pStyle w:val="Compact"/>
+        <w:numPr>
+          <w:ilvl w:val="0"/>
+          <w:numId w:val="1035"/>
+        </w:numPr>
+      </w:pPr>
+      <w:r>
+        <w:rPr>
+          <w:rFonts w:hint="eastAsia"/>
+        </w:rPr>
+        <w:t xml:space="preserve">整理重复/命名不规范的物料记录</w:t>
+      </w:r>
+    </w:p>
+    <w:p>
+      <w:pPr>
+        <w:pStyle w:val="Compact"/>
+        <w:numPr>
+          <w:ilvl w:val="0"/>
+          <w:numId w:val="1036"/>
+        </w:numPr>
+      </w:pPr>
+      <w:r>
+        <w:rPr>
+          <w:rFonts w:hint="eastAsia"/>
+        </w:rPr>
+        <w:t xml:space="preserve">核对采购单与库存是否一致</w:t>
+      </w:r>
+    </w:p>
+    <w:p>
+      <w:pPr>
+        <w:pStyle w:val="Compact"/>
+        <w:numPr>
+          <w:ilvl w:val="0"/>
+          <w:numId w:val="1037"/>
+        </w:numPr>
+      </w:pPr>
+      <w:r>
+        <w:rPr>
+          <w:rFonts w:hint="eastAsia"/>
+        </w:rPr>
+        <w:t xml:space="preserve">抽查物品编码有没有重号（系统不查重，只能人工）</w:t>
+      </w:r>
+    </w:p>
+    <w:p>
+      <w:pPr>
+        <w:pStyle w:val="FirstParagraph"/>
+      </w:pPr>
+      <w:r>
+        <w:rPr>
+          <w:rFonts w:hint="eastAsia"/>
+          <w:b/>
+          <w:bCs/>
+        </w:rPr>
+        <w:t xml:space="preserve">每学期</w:t>
+      </w:r>
+    </w:p>
+    <w:p>
+      <w:pPr>
+        <w:pStyle w:val="Compact"/>
+        <w:numPr>
+          <w:ilvl w:val="0"/>
+          <w:numId w:val="1038"/>
+        </w:numPr>
+      </w:pPr>
+      <w:r>
+        <w:rPr>
+          <w:rFonts w:hint="eastAsia"/>
+        </w:rPr>
+        <w:t xml:space="preserve">学期大盘（全量）+</w:t>
+      </w:r>
+      <w:r>
+        <w:t xml:space="preserve"> </w:t>
+      </w:r>
+      <w:r>
+        <w:rPr>
+          <w:rFonts w:hint="eastAsia"/>
+        </w:rPr>
+        <w:t xml:space="preserve">差异入账</w:t>
+      </w:r>
+    </w:p>
+    <w:p>
+      <w:pPr>
+        <w:pStyle w:val="Compact"/>
+        <w:numPr>
+          <w:ilvl w:val="0"/>
+          <w:numId w:val="1039"/>
+        </w:numPr>
+      </w:pPr>
+      <w:r>
+        <w:rPr>
+          <w:rFonts w:hint="eastAsia"/>
+        </w:rPr>
+        <w:t xml:space="preserve">更新平面图（新增/搬动货架后必须更新）</w:t>
+      </w:r>
+    </w:p>
+    <w:p>
+      <w:pPr>
+        <w:pStyle w:val="Compact"/>
+        <w:numPr>
+          <w:ilvl w:val="0"/>
+          <w:numId w:val="1040"/>
+        </w:numPr>
+      </w:pPr>
       <w:r>
         <w:rPr>
           <w:rFonts w:hint="eastAsia"/>
@@ -7794,8 +10125,8 @@
         <w:t xml:space="preserve">归档损坏/遗失的处理结果（赔偿到位/免责确认）</w:t>
       </w:r>
     </w:p>
-    <w:bookmarkEnd w:id="41"/>
-    <w:bookmarkStart w:id="42" w:name="附录-a分类字典"/>
+    <w:bookmarkEnd w:id="43"/>
+    <w:bookmarkStart w:id="44" w:name="附录-a分类字典"/>
     <w:p>
       <w:pPr>
         <w:pStyle w:val="Heading2"/>
@@ -7967,8 +10298,8 @@
         <w:t xml:space="preserve">（新增分类需管理员在系统层面确认，避免同义分类并存）</w:t>
       </w:r>
     </w:p>
-    <w:bookmarkEnd w:id="42"/>
-    <w:bookmarkStart w:id="43" w:name="附录-b状态字典"/>
+    <w:bookmarkEnd w:id="44"/>
+    <w:bookmarkStart w:id="45" w:name="附录-b状态字典"/>
     <w:p>
       <w:pPr>
         <w:pStyle w:val="Heading2"/>
@@ -8153,7 +10484,21 @@
               <w:rPr>
                 <w:rFonts w:hint="eastAsia"/>
               </w:rPr>
-              <w:t xml:space="preserve">已损坏待处理（报备损坏后自动置此状态）</w:t>
+              <w:t xml:space="preserve">已损坏待处理（报备损坏后自动置此状态；</w:t>
+            </w:r>
+            <w:r>
+              <w:rPr>
+                <w:rFonts w:hint="eastAsia"/>
+                <w:b/>
+                <w:bCs/>
+              </w:rPr>
+              <w:t xml:space="preserve">注意它不会阻止领用</w:t>
+            </w:r>
+            <w:r>
+              <w:rPr>
+                <w:rFonts w:hint="eastAsia"/>
+              </w:rPr>
+              <w:t xml:space="preserve">）</w:t>
             </w:r>
           </w:p>
         </w:tc>
@@ -8348,8 +10693,8 @@
         </w:tc>
       </w:tr>
     </w:tbl>
-    <w:bookmarkEnd w:id="43"/>
-    <w:bookmarkStart w:id="44" w:name="附录-c常见错误速查"/>
+    <w:bookmarkEnd w:id="45"/>
+    <w:bookmarkStart w:id="46" w:name="附录-c常见错误速查"/>
     <w:p>
       <w:pPr>
         <w:pStyle w:val="Heading2"/>
@@ -8488,7 +10833,15 @@
               <w:rPr>
                 <w:rFonts w:hint="eastAsia"/>
               </w:rPr>
-              <w:t xml:space="preserve">A；追回并补登记</w:t>
+              <w:t xml:space="preserve">A；追回并补登记。</w:t>
+            </w:r>
+            <w:r>
+              <w:rPr>
+                <w:rFonts w:hint="eastAsia"/>
+                <w:b/>
+                <w:bCs/>
+              </w:rPr>
+              <w:t xml:space="preserve">根治：新增物料时单价必填</w:t>
             </w:r>
           </w:p>
         </w:tc>
@@ -8504,35 +10857,35 @@
               <w:rPr>
                 <w:rFonts w:hint="eastAsia"/>
               </w:rPr>
-              <w:t xml:space="preserve">平面图里找不到某个货架</w:t>
-            </w:r>
-          </w:p>
-        </w:tc>
-        <w:tc>
-          <w:tcPr/>
-          <w:p>
-            <w:pPr>
-              <w:pStyle w:val="Compact"/>
-            </w:pPr>
-            <w:r>
-              <w:rPr>
-                <w:rFonts w:hint="eastAsia"/>
-              </w:rPr>
-              <w:t xml:space="preserve">房间/元素没画或编码不一致</w:t>
-            </w:r>
-          </w:p>
-        </w:tc>
-        <w:tc>
-          <w:tcPr/>
-          <w:p>
-            <w:pPr>
-              <w:pStyle w:val="Compact"/>
-            </w:pPr>
-            <w:r>
-              <w:rPr>
-                <w:rFonts w:hint="eastAsia"/>
-              </w:rPr>
-              <w:t xml:space="preserve">去「物料布局」补画，元素编码与库存一致</w:t>
+              <w:t xml:space="preserve">编辑物料时删了单价，等级却没变</w:t>
+            </w:r>
+          </w:p>
+        </w:tc>
+        <w:tc>
+          <w:tcPr/>
+          <w:p>
+            <w:pPr>
+              <w:pStyle w:val="Compact"/>
+            </w:pPr>
+            <w:r>
+              <w:rPr>
+                <w:rFonts w:hint="eastAsia"/>
+              </w:rPr>
+              <w:t xml:space="preserve">清空单价不会自动降级</w:t>
+            </w:r>
+          </w:p>
+        </w:tc>
+        <w:tc>
+          <w:tcPr/>
+          <w:p>
+            <w:pPr>
+              <w:pStyle w:val="Compact"/>
+            </w:pPr>
+            <w:r>
+              <w:rPr>
+                <w:rFonts w:hint="eastAsia"/>
+              </w:rPr>
+              <w:t xml:space="preserve">手动把等级改回来，并补填单价</w:t>
             </w:r>
           </w:p>
         </w:tc>
@@ -8548,44 +10901,35 @@
               <w:rPr>
                 <w:rFonts w:hint="eastAsia"/>
               </w:rPr>
-              <w:t xml:space="preserve">库存数量比实物多</w:t>
-            </w:r>
-          </w:p>
-        </w:tc>
-        <w:tc>
-          <w:tcPr/>
-          <w:p>
-            <w:pPr>
-              <w:pStyle w:val="Compact"/>
-            </w:pPr>
-            <w:r>
-              <w:rPr>
-                <w:rFonts w:hint="eastAsia"/>
-              </w:rPr>
-              <w:t xml:space="preserve">归还时虚增</w:t>
-            </w:r>
-            <w:r>
-              <w:t xml:space="preserve"> / </w:t>
-            </w:r>
-            <w:r>
-              <w:rPr>
-                <w:rFonts w:hint="eastAsia"/>
-              </w:rPr>
-              <w:t xml:space="preserve">领用没登记</w:t>
-            </w:r>
-          </w:p>
-        </w:tc>
-        <w:tc>
-          <w:tcPr/>
-          <w:p>
-            <w:pPr>
-              <w:pStyle w:val="Compact"/>
-            </w:pPr>
-            <w:r>
-              <w:rPr>
-                <w:rFonts w:hint="eastAsia"/>
-              </w:rPr>
-              <w:t xml:space="preserve">发起周盘点，差异按实盘入账</w:t>
+              <w:t xml:space="preserve">平面图里找不到某个货架</w:t>
+            </w:r>
+          </w:p>
+        </w:tc>
+        <w:tc>
+          <w:tcPr/>
+          <w:p>
+            <w:pPr>
+              <w:pStyle w:val="Compact"/>
+            </w:pPr>
+            <w:r>
+              <w:rPr>
+                <w:rFonts w:hint="eastAsia"/>
+              </w:rPr>
+              <w:t xml:space="preserve">房间/元素没画或编码不一致</w:t>
+            </w:r>
+          </w:p>
+        </w:tc>
+        <w:tc>
+          <w:tcPr/>
+          <w:p>
+            <w:pPr>
+              <w:pStyle w:val="Compact"/>
+            </w:pPr>
+            <w:r>
+              <w:rPr>
+                <w:rFonts w:hint="eastAsia"/>
+              </w:rPr>
+              <w:t xml:space="preserve">去「物料布局」补画，元素编码与库存一致</w:t>
             </w:r>
           </w:p>
         </w:tc>
@@ -8601,6 +10945,218 @@
               <w:rPr>
                 <w:rFonts w:hint="eastAsia"/>
               </w:rPr>
+              <w:t xml:space="preserve">库存数量比实物多</w:t>
+            </w:r>
+          </w:p>
+        </w:tc>
+        <w:tc>
+          <w:tcPr/>
+          <w:p>
+            <w:pPr>
+              <w:pStyle w:val="Compact"/>
+            </w:pPr>
+            <w:r>
+              <w:rPr>
+                <w:rFonts w:hint="eastAsia"/>
+              </w:rPr>
+              <w:t xml:space="preserve">归还时虚增</w:t>
+            </w:r>
+            <w:r>
+              <w:t xml:space="preserve"> / </w:t>
+            </w:r>
+            <w:r>
+              <w:rPr>
+                <w:rFonts w:hint="eastAsia"/>
+              </w:rPr>
+              <w:t xml:space="preserve">领用没登记</w:t>
+            </w:r>
+            <w:r>
+              <w:t xml:space="preserve"> / </w:t>
+            </w:r>
+            <w:r>
+              <w:rPr>
+                <w:rFonts w:hint="eastAsia"/>
+              </w:rPr>
+              <w:t xml:space="preserve">报备后没入账</w:t>
+            </w:r>
+          </w:p>
+        </w:tc>
+        <w:tc>
+          <w:tcPr/>
+          <w:p>
+            <w:pPr>
+              <w:pStyle w:val="Compact"/>
+            </w:pPr>
+            <w:r>
+              <w:rPr>
+                <w:rFonts w:hint="eastAsia"/>
+              </w:rPr>
+              <w:t xml:space="preserve">发起周盘点，差异按实盘入账</w:t>
+            </w:r>
+          </w:p>
+        </w:tc>
+      </w:tr>
+      <w:tr>
+        <w:tc>
+          <w:tcPr/>
+          <w:p>
+            <w:pPr>
+              <w:pStyle w:val="Compact"/>
+            </w:pPr>
+            <w:r>
+              <w:rPr>
+                <w:rFonts w:hint="eastAsia"/>
+              </w:rPr>
+              <w:t xml:space="preserve">报损了但库存没少</w:t>
+            </w:r>
+          </w:p>
+        </w:tc>
+        <w:tc>
+          <w:tcPr/>
+          <w:p>
+            <w:pPr>
+              <w:pStyle w:val="Compact"/>
+            </w:pPr>
+            <w:r>
+              <w:rPr>
+                <w:rFonts w:hint="eastAsia"/>
+              </w:rPr>
+              <w:t xml:space="preserve">报备不改变数量（见</w:t>
+            </w:r>
+            <w:r>
+              <w:t xml:space="preserve"> </w:t>
+            </w:r>
+            <w:r>
+              <w:rPr>
+                <w:rFonts w:hint="eastAsia"/>
+              </w:rPr>
+              <w:t xml:space="preserve">10.1）</w:t>
+            </w:r>
+          </w:p>
+        </w:tc>
+        <w:tc>
+          <w:tcPr/>
+          <w:p>
+            <w:pPr>
+              <w:pStyle w:val="Compact"/>
+            </w:pPr>
+            <w:r>
+              <w:rPr>
+                <w:rFonts w:hint="eastAsia"/>
+              </w:rPr>
+              <w:t xml:space="preserve">走盘点把数量改成实物数，报备只作留痕</w:t>
+            </w:r>
+          </w:p>
+        </w:tc>
+      </w:tr>
+      <w:tr>
+        <w:tc>
+          <w:tcPr/>
+          <w:p>
+            <w:pPr>
+              <w:pStyle w:val="Compact"/>
+            </w:pPr>
+            <w:r>
+              <w:rPr>
+                <w:rFonts w:hint="eastAsia"/>
+              </w:rPr>
+              <w:t xml:space="preserve">损坏的件还是被领走了</w:t>
+            </w:r>
+          </w:p>
+        </w:tc>
+        <w:tc>
+          <w:tcPr/>
+          <w:p>
+            <w:pPr>
+              <w:pStyle w:val="Compact"/>
+            </w:pPr>
+            <w:r>
+              <w:rPr>
+                <w:rStyle w:val="VerbatimChar"/>
+              </w:rPr>
+              <w:t xml:space="preserve">broken</w:t>
+            </w:r>
+            <w:r>
+              <w:t xml:space="preserve"> </w:t>
+            </w:r>
+            <w:r>
+              <w:rPr>
+                <w:rFonts w:hint="eastAsia"/>
+              </w:rPr>
+              <w:t xml:space="preserve">不阻止领用</w:t>
+            </w:r>
+          </w:p>
+        </w:tc>
+        <w:tc>
+          <w:tcPr/>
+          <w:p>
+            <w:pPr>
+              <w:pStyle w:val="Compact"/>
+            </w:pPr>
+            <w:r>
+              <w:rPr>
+                <w:rFonts w:hint="eastAsia"/>
+              </w:rPr>
+              <w:t xml:space="preserve">报备后立即把实物撤下或贴"禁用"标记</w:t>
+            </w:r>
+          </w:p>
+        </w:tc>
+      </w:tr>
+      <w:tr>
+        <w:tc>
+          <w:tcPr/>
+          <w:p>
+            <w:pPr>
+              <w:pStyle w:val="Compact"/>
+            </w:pPr>
+            <w:r>
+              <w:rPr>
+                <w:rFonts w:hint="eastAsia"/>
+              </w:rPr>
+              <w:t xml:space="preserve">盘点入账后，盘点期间的领用不见了</w:t>
+            </w:r>
+          </w:p>
+        </w:tc>
+        <w:tc>
+          <w:tcPr/>
+          <w:p>
+            <w:pPr>
+              <w:pStyle w:val="Compact"/>
+            </w:pPr>
+            <w:r>
+              <w:rPr>
+                <w:rFonts w:hint="eastAsia"/>
+              </w:rPr>
+              <w:t xml:space="preserve">快照是发起时的，入账用实盘数覆盖</w:t>
+            </w:r>
+          </w:p>
+        </w:tc>
+        <w:tc>
+          <w:tcPr/>
+          <w:p>
+            <w:pPr>
+              <w:pStyle w:val="Compact"/>
+            </w:pPr>
+            <w:r>
+              <w:rPr>
+                <w:rFonts w:hint="eastAsia"/>
+              </w:rPr>
+              <w:t xml:space="preserve">期间变动写进差异备注；入账前对一遍操作日志</w:t>
+            </w:r>
+          </w:p>
+        </w:tc>
+      </w:tr>
+      <w:tr>
+        <w:tc>
+          <w:tcPr/>
+          <w:p>
+            <w:pPr>
+              <w:pStyle w:val="Compact"/>
+            </w:pPr>
+            <w:r>
+              <w:rPr>
+                <w:rFonts w:hint="eastAsia"/>
+              </w:rPr>
               <w:t xml:space="preserve">盘点差异不敢入账</w:t>
             </w:r>
           </w:p>
@@ -8703,35 +11259,44 @@
               <w:rPr>
                 <w:rFonts w:hint="eastAsia"/>
               </w:rPr>
-              <w:t xml:space="preserve">文档/位置信息对不上</w:t>
-            </w:r>
-          </w:p>
-        </w:tc>
-        <w:tc>
-          <w:tcPr/>
-          <w:p>
-            <w:pPr>
-              <w:pStyle w:val="Compact"/>
-            </w:pPr>
-            <w:r>
-              <w:rPr>
-                <w:rFonts w:hint="eastAsia"/>
-              </w:rPr>
-              <w:t xml:space="preserve">物料挂在房间而非具体格位</w:t>
-            </w:r>
-          </w:p>
-        </w:tc>
-        <w:tc>
-          <w:tcPr/>
-          <w:p>
-            <w:pPr>
-              <w:pStyle w:val="Compact"/>
-            </w:pPr>
-            <w:r>
-              <w:rPr>
-                <w:rFonts w:hint="eastAsia"/>
-              </w:rPr>
-              <w:t xml:space="preserve">重新挂到层/位</w:t>
+              <w:t xml:space="preserve">两个物品贴了同一个编码</w:t>
+            </w:r>
+          </w:p>
+        </w:tc>
+        <w:tc>
+          <w:tcPr/>
+          <w:p>
+            <w:pPr>
+              <w:pStyle w:val="Compact"/>
+            </w:pPr>
+            <w:r>
+              <w:rPr>
+                <w:rFonts w:hint="eastAsia"/>
+              </w:rPr>
+              <w:t xml:space="preserve">取号时没查重（系统不查重）</w:t>
+            </w:r>
+          </w:p>
+        </w:tc>
+        <w:tc>
+          <w:tcPr/>
+          <w:p>
+            <w:pPr>
+              <w:pStyle w:val="Compact"/>
+            </w:pPr>
+            <w:r>
+              <w:rPr>
+                <w:rFonts w:hint="eastAsia"/>
+              </w:rPr>
+              <w:t xml:space="preserve">立即停用其中一个号，按</w:t>
+            </w:r>
+            <w:r>
+              <w:t xml:space="preserve"> 6.2 </w:t>
+            </w:r>
+            <w:r>
+              <w:rPr>
+                <w:rFonts w:hint="eastAsia"/>
+              </w:rPr>
+              <w:t xml:space="preserve">的取号顺序重新取号</w:t>
             </w:r>
           </w:p>
         </w:tc>
@@ -8747,35 +11312,35 @@
               <w:rPr>
                 <w:rFonts w:hint="eastAsia"/>
               </w:rPr>
-              <w:t xml:space="preserve">标签扫不出来</w:t>
-            </w:r>
-          </w:p>
-        </w:tc>
-        <w:tc>
-          <w:tcPr/>
-          <w:p>
-            <w:pPr>
-              <w:pStyle w:val="Compact"/>
-            </w:pPr>
-            <w:r>
-              <w:rPr>
-                <w:rFonts w:hint="eastAsia"/>
-              </w:rPr>
-              <w:t xml:space="preserve">印的是纯文本/太小/磨损</w:t>
-            </w:r>
-          </w:p>
-        </w:tc>
-        <w:tc>
-          <w:tcPr/>
-          <w:p>
-            <w:pPr>
-              <w:pStyle w:val="Compact"/>
-            </w:pPr>
-            <w:r>
-              <w:rPr>
-                <w:rFonts w:hint="eastAsia"/>
-              </w:rPr>
-              <w:t xml:space="preserve">二维码改用短链、加大尺寸、覆膜重印</w:t>
+              <w:t xml:space="preserve">文档/位置信息对不上</w:t>
+            </w:r>
+          </w:p>
+        </w:tc>
+        <w:tc>
+          <w:tcPr/>
+          <w:p>
+            <w:pPr>
+              <w:pStyle w:val="Compact"/>
+            </w:pPr>
+            <w:r>
+              <w:rPr>
+                <w:rFonts w:hint="eastAsia"/>
+              </w:rPr>
+              <w:t xml:space="preserve">物料挂在房间而非具体格位</w:t>
+            </w:r>
+          </w:p>
+        </w:tc>
+        <w:tc>
+          <w:tcPr/>
+          <w:p>
+            <w:pPr>
+              <w:pStyle w:val="Compact"/>
+            </w:pPr>
+            <w:r>
+              <w:rPr>
+                <w:rFonts w:hint="eastAsia"/>
+              </w:rPr>
+              <w:t xml:space="preserve">重新挂到层/位</w:t>
             </w:r>
           </w:p>
         </w:tc>
@@ -8791,6 +11356,65 @@
               <w:rPr>
                 <w:rFonts w:hint="eastAsia"/>
               </w:rPr>
+              <w:t xml:space="preserve">标签扫不出来</w:t>
+            </w:r>
+          </w:p>
+        </w:tc>
+        <w:tc>
+          <w:tcPr/>
+          <w:p>
+            <w:pPr>
+              <w:pStyle w:val="Compact"/>
+            </w:pPr>
+            <w:r>
+              <w:rPr>
+                <w:rFonts w:hint="eastAsia"/>
+              </w:rPr>
+              <w:t xml:space="preserve">印的是纯文本/太小/磨损，或印了尚不支持的短链</w:t>
+            </w:r>
+          </w:p>
+        </w:tc>
+        <w:tc>
+          <w:tcPr/>
+          <w:p>
+            <w:pPr>
+              <w:pStyle w:val="Compact"/>
+            </w:pPr>
+            <w:r>
+              <w:rPr>
+                <w:rFonts w:hint="eastAsia"/>
+              </w:rPr>
+              <w:t xml:space="preserve">二维码改用短链前先确认系统已支持</w:t>
+            </w:r>
+            <w:r>
+              <w:t xml:space="preserve"> </w:t>
+            </w:r>
+            <w:r>
+              <w:rPr>
+                <w:rStyle w:val="VerbatimChar"/>
+              </w:rPr>
+              <w:t xml:space="preserve">/i/</w:t>
+            </w:r>
+            <w:r>
+              <w:rPr>
+                <w:rFonts w:hint="eastAsia"/>
+              </w:rPr>
+              <w:t xml:space="preserve">；现阶段加大尺寸、覆膜重印可读编码</w:t>
+            </w:r>
+          </w:p>
+        </w:tc>
+      </w:tr>
+      <w:tr>
+        <w:tc>
+          <w:tcPr/>
+          <w:p>
+            <w:pPr>
+              <w:pStyle w:val="Compact"/>
+            </w:pPr>
+            <w:r>
+              <w:rPr>
+                <w:rFonts w:hint="eastAsia"/>
+              </w:rPr>
               <w:t xml:space="preserve">物品编码在别处查不到</w:t>
             </w:r>
           </w:p>
@@ -8820,13 +11444,57 @@
                 <w:rFonts w:hint="eastAsia"/>
               </w:rPr>
               <w:t xml:space="preserve">编码只表示"这是什么"，位置写系统字段</w:t>
+            </w:r>
+          </w:p>
+        </w:tc>
+      </w:tr>
+      <w:tr>
+        <w:tc>
+          <w:tcPr/>
+          <w:p>
+            <w:pPr>
+              <w:pStyle w:val="Compact"/>
+            </w:pPr>
+            <w:r>
+              <w:rPr>
+                <w:rFonts w:hint="eastAsia"/>
+              </w:rPr>
+              <w:t xml:space="preserve">提交了领用却拿不到货</w:t>
+            </w:r>
+          </w:p>
+        </w:tc>
+        <w:tc>
+          <w:tcPr/>
+          <w:p>
+            <w:pPr>
+              <w:pStyle w:val="Compact"/>
+            </w:pPr>
+            <w:r>
+              <w:rPr>
+                <w:rFonts w:hint="eastAsia"/>
+              </w:rPr>
+              <w:t xml:space="preserve">申请不锁定库存，先批准先得</w:t>
+            </w:r>
+          </w:p>
+        </w:tc>
+        <w:tc>
+          <w:tcPr/>
+          <w:p>
+            <w:pPr>
+              <w:pStyle w:val="Compact"/>
+            </w:pPr>
+            <w:r>
+              <w:rPr>
+                <w:rFonts w:hint="eastAsia"/>
+              </w:rPr>
+              <w:t xml:space="preserve">提交后当面催审批；急件直接找部长/管理员</w:t>
             </w:r>
           </w:p>
         </w:tc>
       </w:tr>
     </w:tbl>
-    <w:bookmarkEnd w:id="44"/>
-    <w:bookmarkStart w:id="45" w:name="附录-d物料编码前缀速查"/>
+    <w:bookmarkEnd w:id="46"/>
+    <w:bookmarkStart w:id="47" w:name="附录-d物料编码前缀速查"/>
     <w:p>
       <w:pPr>
         <w:pStyle w:val="Heading2"/>
@@ -9050,28 +11718,156 @@
           <w:rStyle w:val="VerbatimChar"/>
           <w:rFonts w:hint="eastAsia"/>
         </w:rPr>
-        <w:t xml:space="preserve">前缀-4位序号</w:t>
-      </w:r>
-      <w:r>
-        <w:rPr>
-          <w:rFonts w:hint="eastAsia"/>
-        </w:rPr>
-        <w:t xml:space="preserve">（如</w:t>
-      </w:r>
-      <w:r>
+        <w:t xml:space="preserve">&lt;分类前缀&gt;-&lt;准确物品号&gt;-&lt;型号&gt;-&lt;采购年份&gt;-&lt;4</w:t>
+      </w:r>
+      <w:r>
+        <w:rPr>
+          <w:rStyle w:val="VerbatimChar"/>
+        </w:rPr>
         <w:t xml:space="preserve"> </w:t>
       </w:r>
       <w:r>
         <w:rPr>
           <w:rStyle w:val="VerbatimChar"/>
-        </w:rPr>
-        <w:t xml:space="preserve">BAT-0007</w:t>
-      </w:r>
-      <w:r>
-        <w:rPr>
-          <w:rFonts w:hint="eastAsia"/>
-        </w:rPr>
-        <w:t xml:space="preserve">），规则见第</w:t>
+          <w:rFonts w:hint="eastAsia"/>
+        </w:rPr>
+        <w:t xml:space="preserve">位序号&gt;</w:t>
+      </w:r>
+    </w:p>
+    <w:p>
+      <w:pPr>
+        <w:pStyle w:val="BodyText"/>
+      </w:pPr>
+      <w:r>
+        <w:rPr>
+          <w:rFonts w:hint="eastAsia"/>
+        </w:rPr>
+        <w:t xml:space="preserve">例：</w:t>
+      </w:r>
+      <w:r>
+        <w:rPr>
+          <w:rStyle w:val="VerbatimChar"/>
+        </w:rPr>
+        <w:t xml:space="preserve">BAT-LIPO-6S3300MAH-2026-0007</w:t>
+      </w:r>
+      <w:r>
+        <w:t xml:space="preserve"> </w:t>
+      </w:r>
+      <w:r>
+        <w:t xml:space="preserve">→</w:t>
+      </w:r>
+      <w:r>
+        <w:t xml:space="preserve"> </w:t>
+      </w:r>
+      <w:r>
+        <w:rPr>
+          <w:rStyle w:val="VerbatimChar"/>
+        </w:rPr>
+        <w:t xml:space="preserve">BAT</w:t>
+      </w:r>
+      <w:r>
+        <w:t xml:space="preserve"> </w:t>
+      </w:r>
+      <w:r>
+        <w:rPr>
+          <w:rFonts w:hint="eastAsia"/>
+        </w:rPr>
+        <w:t xml:space="preserve">电池电源</w:t>
+      </w:r>
+      <w:r>
+        <w:t xml:space="preserve"> /</w:t>
+      </w:r>
+      <w:r>
+        <w:t xml:space="preserve"> </w:t>
+      </w:r>
+      <w:r>
+        <w:rPr>
+          <w:rStyle w:val="VerbatimChar"/>
+        </w:rPr>
+        <w:t xml:space="preserve">LIPO</w:t>
+      </w:r>
+      <w:r>
+        <w:t xml:space="preserve"> </w:t>
+      </w:r>
+      <w:r>
+        <w:rPr>
+          <w:rFonts w:hint="eastAsia"/>
+        </w:rPr>
+        <w:t xml:space="preserve">锂聚合物</w:t>
+      </w:r>
+      <w:r>
+        <w:t xml:space="preserve"> /</w:t>
+      </w:r>
+      <w:r>
+        <w:t xml:space="preserve"> </w:t>
+      </w:r>
+      <w:r>
+        <w:rPr>
+          <w:rStyle w:val="VerbatimChar"/>
+        </w:rPr>
+        <w:t xml:space="preserve">6S3300MAH</w:t>
+      </w:r>
+      <w:r>
+        <w:t xml:space="preserve"> </w:t>
+      </w:r>
+      <w:r>
+        <w:rPr>
+          <w:rFonts w:hint="eastAsia"/>
+        </w:rPr>
+        <w:t xml:space="preserve">型号</w:t>
+      </w:r>
+      <w:r>
+        <w:t xml:space="preserve"> /</w:t>
+      </w:r>
+      <w:r>
+        <w:t xml:space="preserve"> </w:t>
+      </w:r>
+      <w:r>
+        <w:rPr>
+          <w:rStyle w:val="VerbatimChar"/>
+        </w:rPr>
+        <w:t xml:space="preserve">2026</w:t>
+      </w:r>
+      <w:r>
+        <w:t xml:space="preserve"> </w:t>
+      </w:r>
+      <w:r>
+        <w:rPr>
+          <w:rFonts w:hint="eastAsia"/>
+        </w:rPr>
+        <w:t xml:space="preserve">采购年份</w:t>
+      </w:r>
+      <w:r>
+        <w:t xml:space="preserve"> /</w:t>
+      </w:r>
+      <w:r>
+        <w:t xml:space="preserve"> </w:t>
+      </w:r>
+      <w:r>
+        <w:rPr>
+          <w:rStyle w:val="VerbatimChar"/>
+        </w:rPr>
+        <w:t xml:space="preserve">0007</w:t>
+      </w:r>
+      <w:r>
+        <w:t xml:space="preserve"> </w:t>
+      </w:r>
+      <w:r>
+        <w:rPr>
+          <w:rFonts w:hint="eastAsia"/>
+        </w:rPr>
+        <w:t xml:space="preserve">序号</w:t>
+      </w:r>
+    </w:p>
+    <w:p>
+      <w:pPr>
+        <w:pStyle w:val="BodyText"/>
+      </w:pPr>
+      <w:r>
+        <w:rPr>
+          <w:rFonts w:hint="eastAsia"/>
+        </w:rPr>
+        <w:t xml:space="preserve">完整规则见第</w:t>
       </w:r>
       <w:r>
         <w:t xml:space="preserve"> 6 </w:t>
@@ -9083,8 +11879,8 @@
         <w:t xml:space="preserve">节。</w:t>
       </w:r>
     </w:p>
-    <w:bookmarkEnd w:id="45"/>
-    <w:bookmarkEnd w:id="46"/>
+    <w:bookmarkEnd w:id="47"/>
+    <w:bookmarkEnd w:id="48"/>
     <w:sectPr>
       <w:footnotePr>
         <w:numRestart w:val="eachSect"/>
@@ -9377,6 +12173,82 @@
       <w:start w:val="1"/>
       <w:numFmt w:val="decimal"/>
       <w:lvlText w:val="%9."/>
+      <w:lvlJc w:val="left"/>
+      <w:pPr>
+        <w:ind w:left="6480" w:hanging="360"/>
+      </w:pPr>
+    </w:lvl>
+  </w:abstractNum>
+  <w:abstractNum w:abstractNumId="992">
+    <w:nsid w:val="0000A992"/>
+    <w:multiLevelType w:val="multilevel"/>
+    <w:lvl w:ilvl="0">
+      <w:numFmt w:val="bullet"/>
+      <w:lvlText w:val="☐"/>
+      <w:lvlJc w:val="left"/>
+      <w:pPr>
+        <w:ind w:left="720" w:hanging="360"/>
+      </w:pPr>
+    </w:lvl>
+    <w:lvl w:ilvl="1">
+      <w:numFmt w:val="bullet"/>
+      <w:lvlText w:val="☐"/>
+      <w:lvlJc w:val="left"/>
+      <w:pPr>
+        <w:ind w:left="1440" w:hanging="360"/>
+      </w:pPr>
+    </w:lvl>
+    <w:lvl w:ilvl="2">
+      <w:numFmt w:val="bullet"/>
+      <w:lvlText w:val="☐"/>
+      <w:lvlJc w:val="left"/>
+      <w:pPr>
+        <w:ind w:left="2160" w:hanging="360"/>
+      </w:pPr>
+    </w:lvl>
+    <w:lvl w:ilvl="3">
+      <w:numFmt w:val="bullet"/>
+      <w:lvlText w:val="☐"/>
+      <w:lvlJc w:val="left"/>
+      <w:pPr>
+        <w:ind w:left="2880" w:hanging="360"/>
+      </w:pPr>
+    </w:lvl>
+    <w:lvl w:ilvl="4">
+      <w:numFmt w:val="bullet"/>
+      <w:lvlText w:val="☐"/>
+      <w:lvlJc w:val="left"/>
+      <w:pPr>
+        <w:ind w:left="3600" w:hanging="360"/>
+      </w:pPr>
+    </w:lvl>
+    <w:lvl w:ilvl="5">
+      <w:numFmt w:val="bullet"/>
+      <w:lvlText w:val="☐"/>
+      <w:lvlJc w:val="left"/>
+      <w:pPr>
+        <w:ind w:left="4320" w:hanging="360"/>
+      </w:pPr>
+    </w:lvl>
+    <w:lvl w:ilvl="6">
+      <w:numFmt w:val="bullet"/>
+      <w:lvlText w:val="☐"/>
+      <w:lvlJc w:val="left"/>
+      <w:pPr>
+        <w:ind w:left="5040" w:hanging="360"/>
+      </w:pPr>
+    </w:lvl>
+    <w:lvl w:ilvl="7">
+      <w:numFmt w:val="bullet"/>
+      <w:lvlText w:val="☐"/>
+      <w:lvlJc w:val="left"/>
+      <w:pPr>
+        <w:ind w:left="5760" w:hanging="360"/>
+      </w:pPr>
+    </w:lvl>
+    <w:lvl w:ilvl="8">
+      <w:numFmt w:val="bullet"/>
+      <w:lvlText w:val="☐"/>
       <w:lvlJc w:val="left"/>
       <w:pPr>
         <w:ind w:left="6480" w:hanging="360"/>
@@ -9435,6 +12307,12 @@
     </w:lvlOverride>
   </w:num>
   <w:num w:numId="1008">
+    <w:abstractNumId w:val="991"/>
+  </w:num>
+  <w:num w:numId="1009">
+    <w:abstractNumId w:val="991"/>
+  </w:num>
+  <w:num w:numId="1010">
     <w:abstractNumId w:val="99411"/>
     <w:lvlOverride w:ilvl="0">
       <w:startOverride w:val="1"/>
@@ -9464,17 +12342,38 @@
       <w:startOverride w:val="1"/>
     </w:lvlOverride>
   </w:num>
-  <w:num w:numId="1009">
-    <w:abstractNumId w:val="991"/>
-  </w:num>
-  <w:num w:numId="1010">
-    <w:abstractNumId w:val="991"/>
-  </w:num>
   <w:num w:numId="1011">
     <w:abstractNumId w:val="991"/>
   </w:num>
   <w:num w:numId="1012">
-    <w:abstractNumId w:val="991"/>
+    <w:abstractNumId w:val="99411"/>
+    <w:lvlOverride w:ilvl="0">
+      <w:startOverride w:val="1"/>
+    </w:lvlOverride>
+    <w:lvlOverride w:ilvl="1">
+      <w:startOverride w:val="1"/>
+    </w:lvlOverride>
+    <w:lvlOverride w:ilvl="2">
+      <w:startOverride w:val="1"/>
+    </w:lvlOverride>
+    <w:lvlOverride w:ilvl="3">
+      <w:startOverride w:val="1"/>
+    </w:lvlOverride>
+    <w:lvlOverride w:ilvl="4">
+      <w:startOverride w:val="1"/>
+    </w:lvlOverride>
+    <w:lvlOverride w:ilvl="5">
+      <w:startOverride w:val="1"/>
+    </w:lvlOverride>
+    <w:lvlOverride w:ilvl="6">
+      <w:startOverride w:val="1"/>
+    </w:lvlOverride>
+    <w:lvlOverride w:ilvl="7">
+      <w:startOverride w:val="1"/>
+    </w:lvlOverride>
+    <w:lvlOverride w:ilvl="8">
+      <w:startOverride w:val="1"/>
+    </w:lvlOverride>
   </w:num>
   <w:num w:numId="1013">
     <w:abstractNumId w:val="991"/>
@@ -9502,6 +12401,90 @@
   </w:num>
   <w:num w:numId="1021">
     <w:abstractNumId w:val="991"/>
+  </w:num>
+  <w:num w:numId="1022">
+    <w:abstractNumId w:val="991"/>
+  </w:num>
+  <w:num w:numId="1023">
+    <w:abstractNumId w:val="991"/>
+  </w:num>
+  <w:num w:numId="1024">
+    <w:abstractNumId w:val="991"/>
+  </w:num>
+  <w:num w:numId="1025">
+    <w:abstractNumId w:val="99411"/>
+    <w:lvlOverride w:ilvl="0">
+      <w:startOverride w:val="1"/>
+    </w:lvlOverride>
+    <w:lvlOverride w:ilvl="1">
+      <w:startOverride w:val="1"/>
+    </w:lvlOverride>
+    <w:lvlOverride w:ilvl="2">
+      <w:startOverride w:val="1"/>
+    </w:lvlOverride>
+    <w:lvlOverride w:ilvl="3">
+      <w:startOverride w:val="1"/>
+    </w:lvlOverride>
+    <w:lvlOverride w:ilvl="4">
+      <w:startOverride w:val="1"/>
+    </w:lvlOverride>
+    <w:lvlOverride w:ilvl="5">
+      <w:startOverride w:val="1"/>
+    </w:lvlOverride>
+    <w:lvlOverride w:ilvl="6">
+      <w:startOverride w:val="1"/>
+    </w:lvlOverride>
+    <w:lvlOverride w:ilvl="7">
+      <w:startOverride w:val="1"/>
+    </w:lvlOverride>
+    <w:lvlOverride w:ilvl="8">
+      <w:startOverride w:val="1"/>
+    </w:lvlOverride>
+  </w:num>
+  <w:num w:numId="1026">
+    <w:abstractNumId w:val="991"/>
+  </w:num>
+  <w:num w:numId="1027">
+    <w:abstractNumId w:val="991"/>
+  </w:num>
+  <w:num w:numId="1028">
+    <w:abstractNumId w:val="991"/>
+  </w:num>
+  <w:num w:numId="1029">
+    <w:abstractNumId w:val="991"/>
+  </w:num>
+  <w:num w:numId="1030">
+    <w:abstractNumId w:val="992"/>
+  </w:num>
+  <w:num w:numId="1031">
+    <w:abstractNumId w:val="992"/>
+  </w:num>
+  <w:num w:numId="1032">
+    <w:abstractNumId w:val="992"/>
+  </w:num>
+  <w:num w:numId="1033">
+    <w:abstractNumId w:val="992"/>
+  </w:num>
+  <w:num w:numId="1034">
+    <w:abstractNumId w:val="992"/>
+  </w:num>
+  <w:num w:numId="1035">
+    <w:abstractNumId w:val="992"/>
+  </w:num>
+  <w:num w:numId="1036">
+    <w:abstractNumId w:val="992"/>
+  </w:num>
+  <w:num w:numId="1037">
+    <w:abstractNumId w:val="992"/>
+  </w:num>
+  <w:num w:numId="1038">
+    <w:abstractNumId w:val="992"/>
+  </w:num>
+  <w:num w:numId="1039">
+    <w:abstractNumId w:val="992"/>
+  </w:num>
+  <w:num w:numId="1040">
+    <w:abstractNumId w:val="992"/>
   </w:num>
 </w:numbering>
 </file>

--- a/docs/物料管理规范.docx
+++ b/docs/物料管理规范.docx
@@ -1187,7 +1187,7 @@
           <w:b/>
           <w:bCs/>
         </w:rPr>
-        <w:t xml:space="preserve">规范要求（由人守住，系统当前不拦）</w:t>
+        <w:t xml:space="preserve">规范要求（由人守住）</w:t>
       </w:r>
       <w:r>
         <w:rPr>
@@ -1207,7 +1207,60 @@
         <w:rPr>
           <w:rFonts w:hint="eastAsia"/>
         </w:rPr>
-        <w:t xml:space="preserve">。确因赠品、拆机件等原因无单价时：</w:t>
+        <w:t xml:space="preserve">。系统</w:t>
+      </w:r>
+      <w:r>
+        <w:rPr>
+          <w:rFonts w:hint="eastAsia"/>
+          <w:b/>
+          <w:bCs/>
+        </w:rPr>
+        <w:t xml:space="preserve">不会</w:t>
+      </w:r>
+      <w:r>
+        <w:rPr>
+          <w:rFonts w:hint="eastAsia"/>
+        </w:rPr>
+        <w:t xml:space="preserve">禁止你留空，但在表单里会把后果直接写出来——</w:t>
+      </w:r>
+      <w:r>
+        <w:t xml:space="preserve"> </w:t>
+      </w:r>
+      <w:r>
+        <w:rPr>
+          <w:rFonts w:hint="eastAsia"/>
+        </w:rPr>
+        <w:t xml:space="preserve">单价为空且等级是</w:t>
+      </w:r>
+      <w:r>
+        <w:t xml:space="preserve"> C </w:t>
+      </w:r>
+      <w:r>
+        <w:rPr>
+          <w:rFonts w:hint="eastAsia"/>
+        </w:rPr>
+        <w:t xml:space="preserve">时，界面会显示红色警告"</w:t>
+      </w:r>
+      <w:r>
+        <w:rPr>
+          <w:b/>
+          <w:bCs/>
+        </w:rPr>
+        <w:t xml:space="preserve">C </w:t>
+      </w:r>
+      <w:r>
+        <w:rPr>
+          <w:rFonts w:hint="eastAsia"/>
+          <w:b/>
+          <w:bCs/>
+        </w:rPr>
+        <w:t xml:space="preserve">级物料无需审批、可被任何人自助领走</w:t>
+      </w:r>
+      <w:r>
+        <w:rPr>
+          <w:rFonts w:hint="eastAsia"/>
+        </w:rPr>
+        <w:t xml:space="preserve">"。看到这条就说明你把一件东西放进了无人把关的通道。确因赠品、拆机件等原因无单价时：</w:t>
       </w:r>
     </w:p>
     <w:p>
@@ -9125,7 +9178,7 @@
           <w:b/>
           <w:bCs/>
         </w:rPr>
-        <w:t xml:space="preserve">⚠ </w:t>
+        <w:t xml:space="preserve">✅ </w:t>
       </w:r>
       <w:r>
         <w:rPr>
@@ -9149,27 +9202,27 @@
           <w:b/>
           <w:bCs/>
         </w:rPr>
-        <w:t xml:space="preserve">）不会阻止领用</w:t>
-      </w:r>
-      <w:r>
-        <w:rPr>
-          <w:rFonts w:hint="eastAsia"/>
-        </w:rPr>
-        <w:t xml:space="preserve">：系统不检查状态，一个已标损坏的物料</w:t>
-      </w:r>
-      <w:r>
-        <w:rPr>
-          <w:rFonts w:hint="eastAsia"/>
-          <w:b/>
-          <w:bCs/>
-        </w:rPr>
-        <w:t xml:space="preserve">仍然可以被正常领走</w:t>
-      </w:r>
-      <w:r>
-        <w:rPr>
-          <w:rFonts w:hint="eastAsia"/>
-        </w:rPr>
-        <w:t xml:space="preserve">。所以：</w:t>
+        <w:t xml:space="preserve">）不能领用</w:t>
+      </w:r>
+      <w:r>
+        <w:rPr>
+          <w:rFonts w:hint="eastAsia"/>
+        </w:rPr>
+        <w:t xml:space="preserve">：系统会直接拒绝，提示"该物料已报损，不能领用"。即便如此，</w:t>
+      </w:r>
+      <w:r>
+        <w:rPr>
+          <w:rFonts w:hint="eastAsia"/>
+          <w:b/>
+          <w:bCs/>
+        </w:rPr>
+        <w:t xml:space="preserve">报备损坏后仍要立即处置实物</w:t>
+      </w:r>
+      <w:r>
+        <w:rPr>
+          <w:rFonts w:hint="eastAsia"/>
+        </w:rPr>
+        <w:t xml:space="preserve">：</w:t>
       </w:r>
     </w:p>
     <w:p>
@@ -9183,22 +9236,16 @@
       <w:r>
         <w:rPr>
           <w:rFonts w:hint="eastAsia"/>
-        </w:rPr>
-        <w:t xml:space="preserve">报备损坏后，</w:t>
-      </w:r>
-      <w:r>
-        <w:rPr>
-          <w:rFonts w:hint="eastAsia"/>
-          <w:b/>
-          <w:bCs/>
-        </w:rPr>
-        <w:t xml:space="preserve">立即把实物从货位撤下</w:t>
-      </w:r>
-      <w:r>
-        <w:rPr>
-          <w:rFonts w:hint="eastAsia"/>
-        </w:rPr>
-        <w:t xml:space="preserve">，或贴上醒目的"已损坏·禁用"标记；</w:t>
+          <w:b/>
+          <w:bCs/>
+        </w:rPr>
+        <w:t xml:space="preserve">把实物从货位撤下</w:t>
+      </w:r>
+      <w:r>
+        <w:rPr>
+          <w:rFonts w:hint="eastAsia"/>
+        </w:rPr>
+        <w:t xml:space="preserve">，或贴上醒目的"已损坏·禁用"标记——系统拦得住"走流程领用"，拦不住"随手拿走"；</w:t>
       </w:r>
     </w:p>
     <w:p>
@@ -9227,6 +9274,44 @@
       <w:r>
         <w:rPr>
           <w:rFonts w:hint="eastAsia"/>
+          <w:b/>
+          <w:bCs/>
+        </w:rPr>
+        <w:t xml:space="preserve">修复后如何恢复可用</w:t>
+      </w:r>
+      <w:r>
+        <w:rPr>
+          <w:rFonts w:hint="eastAsia"/>
+        </w:rPr>
+        <w:t xml:space="preserve">：由管理员在库存表单里把状态改回</w:t>
+      </w:r>
+      <w:r>
+        <w:t xml:space="preserve"> </w:t>
+      </w:r>
+      <w:r>
+        <w:rPr>
+          <w:rStyle w:val="VerbatimChar"/>
+        </w:rPr>
+        <w:t xml:space="preserve">available</w:t>
+      </w:r>
+      <w:r>
+        <w:rPr>
+          <w:rFonts w:hint="eastAsia"/>
+        </w:rPr>
+        <w:t xml:space="preserve">，或在归还流程中按"完好"归还；不要靠再报一次备来抵消；</w:t>
+      </w:r>
+    </w:p>
+    <w:p>
+      <w:pPr>
+        <w:pStyle w:val="Compact"/>
+        <w:numPr>
+          <w:ilvl w:val="0"/>
+          <w:numId w:val="1026"/>
+        </w:numPr>
+      </w:pPr>
+      <w:r>
+        <w:rPr>
+          <w:rFonts w:hint="eastAsia"/>
         </w:rPr>
         <w:t xml:space="preserve">部长盘点时优先复核所有</w:t>
       </w:r>
@@ -9955,7 +10040,16 @@
         <w:rPr>
           <w:rFonts w:hint="eastAsia"/>
         </w:rPr>
-        <w:t xml:space="preserve">状态的物料：实物是否已撤下、是否已定责</w:t>
+        <w:t xml:space="preserve">状态的物料：是否已定责、实物是否已撤下、修好后有没有及时改回</w:t>
+      </w:r>
+      <w:r>
+        <w:t xml:space="preserve"> </w:t>
+      </w:r>
+      <w:r>
+        <w:rPr>
+          <w:rStyle w:val="VerbatimChar"/>
+        </w:rPr>
+        <w:t xml:space="preserve">available</w:t>
       </w:r>
     </w:p>
     <w:p>
@@ -10492,13 +10586,31 @@
                 <w:b/>
                 <w:bCs/>
               </w:rPr>
-              <w:t xml:space="preserve">注意它不会阻止领用</w:t>
-            </w:r>
-            <w:r>
-              <w:rPr>
-                <w:rFonts w:hint="eastAsia"/>
-              </w:rPr>
-              <w:t xml:space="preserve">）</w:t>
+              <w:t xml:space="preserve">处于此状态时系统拒绝领用</w:t>
+            </w:r>
+            <w:r>
+              <w:rPr>
+                <w:rFonts w:hint="eastAsia"/>
+              </w:rPr>
+              <w:t xml:space="preserve">，需管理员改回</w:t>
+            </w:r>
+            <w:r>
+              <w:t xml:space="preserve"> </w:t>
+            </w:r>
+            <w:r>
+              <w:rPr>
+                <w:rStyle w:val="VerbatimChar"/>
+              </w:rPr>
+              <w:t xml:space="preserve">available</w:t>
+            </w:r>
+            <w:r>
+              <w:t xml:space="preserve"> </w:t>
+            </w:r>
+            <w:r>
+              <w:rPr>
+                <w:rFonts w:hint="eastAsia"/>
+              </w:rPr>
+              <w:t xml:space="preserve">才能再领）</w:t>
             </w:r>
           </w:p>
         </w:tc>
@@ -11060,7 +11172,7 @@
               <w:rPr>
                 <w:rFonts w:hint="eastAsia"/>
               </w:rPr>
-              <w:t xml:space="preserve">损坏的件还是被领走了</w:t>
+              <w:t xml:space="preserve">损坏的件还想领用，被系统拒绝</w:t>
             </w:r>
           </w:p>
         </w:tc>
@@ -11083,21 +11195,36 @@
               <w:rPr>
                 <w:rFonts w:hint="eastAsia"/>
               </w:rPr>
-              <w:t xml:space="preserve">不阻止领用</w:t>
-            </w:r>
-          </w:p>
-        </w:tc>
-        <w:tc>
-          <w:tcPr/>
-          <w:p>
-            <w:pPr>
-              <w:pStyle w:val="Compact"/>
-            </w:pPr>
-            <w:r>
-              <w:rPr>
-                <w:rFonts w:hint="eastAsia"/>
-              </w:rPr>
-              <w:t xml:space="preserve">报备后立即把实物撤下或贴"禁用"标记</w:t>
+              <w:t xml:space="preserve">状态禁止领用</w:t>
+            </w:r>
+          </w:p>
+        </w:tc>
+        <w:tc>
+          <w:tcPr/>
+          <w:p>
+            <w:pPr>
+              <w:pStyle w:val="Compact"/>
+            </w:pPr>
+            <w:r>
+              <w:rPr>
+                <w:rFonts w:hint="eastAsia"/>
+              </w:rPr>
+              <w:t xml:space="preserve">先由管理员完成定责/维修，把状态改回</w:t>
+            </w:r>
+            <w:r>
+              <w:t xml:space="preserve"> </w:t>
+            </w:r>
+            <w:r>
+              <w:rPr>
+                <w:rStyle w:val="VerbatimChar"/>
+              </w:rPr>
+              <w:t xml:space="preserve">available</w:t>
+            </w:r>
+            <w:r>
+              <w:rPr>
+                <w:rFonts w:hint="eastAsia"/>
+              </w:rPr>
+              <w:t xml:space="preserve">；实物未修复前不要恢复可用</w:t>
             </w:r>
           </w:p>
         </w:tc>

--- a/docs/物料管理规范.docx
+++ b/docs/物料管理规范.docx
@@ -1952,36 +1952,72 @@
                 <w:b/>
                 <w:bCs/>
               </w:rPr>
-              <w:t xml:space="preserve">项目标签</w:t>
-            </w:r>
-          </w:p>
-        </w:tc>
-        <w:tc>
-          <w:tcPr/>
-          <w:p>
-            <w:pPr>
-              <w:pStyle w:val="Compact"/>
-            </w:pPr>
-            <w:r>
-              <w:rPr>
-                <w:rFonts w:hint="eastAsia"/>
-              </w:rPr>
-              <w:t xml:space="preserve">专用于某项目的物料标注项目名（如</w:t>
-            </w:r>
-            <w:r>
-              <w:t xml:space="preserve"> </w:t>
-            </w:r>
-            <w:r>
-              <w:rPr>
-                <w:rStyle w:val="VerbatimChar"/>
-              </w:rPr>
-              <w:t xml:space="preserve">CUADC2026</w:t>
-            </w:r>
-            <w:r>
-              <w:rPr>
-                <w:rFonts w:hint="eastAsia"/>
-              </w:rPr>
-              <w:t xml:space="preserve">）</w:t>
+              <w:t xml:space="preserve">物料编码</w:t>
+            </w:r>
+          </w:p>
+        </w:tc>
+        <w:tc>
+          <w:tcPr/>
+          <w:p>
+            <w:pPr>
+              <w:pStyle w:val="Compact"/>
+            </w:pPr>
+            <w:r>
+              <w:rPr>
+                <w:rFonts w:hint="eastAsia"/>
+              </w:rPr>
+              <w:t xml:space="preserve">《规范》第</w:t>
+            </w:r>
+            <w:r>
+              <w:t xml:space="preserve"> 6.2 </w:t>
+            </w:r>
+            <w:r>
+              <w:rPr>
+                <w:rFonts w:hint="eastAsia"/>
+              </w:rPr>
+              <w:t xml:space="preserve">节的物品编码；可</w:t>
+            </w:r>
+            <w:r>
+              <w:rPr>
+                <w:rFonts w:hint="eastAsia"/>
+                <w:b/>
+                <w:bCs/>
+              </w:rPr>
+              <w:t xml:space="preserve">自动生成</w:t>
+            </w:r>
+            <w:r>
+              <w:rPr>
+                <w:rFonts w:hint="eastAsia"/>
+              </w:rPr>
+              <w:t xml:space="preserve">（填物品号/型号/年份后点按钮）也可</w:t>
+            </w:r>
+            <w:r>
+              <w:rPr>
+                <w:rFonts w:hint="eastAsia"/>
+                <w:b/>
+                <w:bCs/>
+              </w:rPr>
+              <w:t xml:space="preserve">手动填写</w:t>
+            </w:r>
+            <w:r>
+              <w:rPr>
+                <w:rFonts w:hint="eastAsia"/>
+              </w:rPr>
+              <w:t xml:space="preserve">，全串大写、全队唯一。</w:t>
+            </w:r>
+            <w:r>
+              <w:rPr>
+                <w:rFonts w:hint="eastAsia"/>
+                <w:b/>
+                <w:bCs/>
+              </w:rPr>
+              <w:t xml:space="preserve">可留空</w:t>
+            </w:r>
+            <w:r>
+              <w:rPr>
+                <w:rFonts w:hint="eastAsia"/>
+              </w:rPr>
+              <w:t xml:space="preserve">（还没贴标的先不填）</w:t>
             </w:r>
           </w:p>
         </w:tc>
@@ -1998,7 +2034,7 @@
               <w:rPr>
                 <w:rFonts w:hint="eastAsia"/>
               </w:rPr>
-              <w:t xml:space="preserve">把项目塞进名称里</w:t>
+              <w:t xml:space="preserve">同一个编码用在两件物品上</w:t>
             </w:r>
           </w:p>
         </w:tc>
@@ -2080,7 +2116,21 @@
               <w:rPr>
                 <w:rFonts w:hint="eastAsia"/>
               </w:rPr>
-              <w:t xml:space="preserve">节）</w:t>
+              <w:t xml:space="preserve">节）。</w:t>
+            </w:r>
+            <w:r>
+              <w:rPr>
+                <w:rFonts w:hint="eastAsia"/>
+                <w:b/>
+                <w:bCs/>
+              </w:rPr>
+              <w:t xml:space="preserve">可以留空</w:t>
+            </w:r>
+            <w:r>
+              <w:rPr>
+                <w:rFonts w:hint="eastAsia"/>
+              </w:rPr>
+              <w:t xml:space="preserve">——新到的物料可以先不归位，之后再补</w:t>
             </w:r>
           </w:p>
         </w:tc>
@@ -3261,13 +3311,27 @@
           <w:b/>
           <w:bCs/>
         </w:rPr>
-        <w:t xml:space="preserve">必须挂到具体格位</w:t>
-      </w:r>
-      <w:r>
-        <w:rPr>
-          <w:rFonts w:hint="eastAsia"/>
-        </w:rPr>
-        <w:t xml:space="preserve">（层/位），不要只挂在房间</w:t>
+        <w:t xml:space="preserve">应挂到具体格位</w:t>
+      </w:r>
+      <w:r>
+        <w:rPr>
+          <w:rFonts w:hint="eastAsia"/>
+        </w:rPr>
+        <w:t xml:space="preserve">（层/位），不要只挂在房间；</w:t>
+      </w:r>
+      <w:r>
+        <w:rPr>
+          <w:rFonts w:hint="eastAsia"/>
+          <w:b/>
+          <w:bCs/>
+        </w:rPr>
+        <w:t xml:space="preserve">库位确实还没定可以先留空</w:t>
+      </w:r>
+      <w:r>
+        <w:rPr>
+          <w:rFonts w:hint="eastAsia"/>
+        </w:rPr>
+        <w:t xml:space="preserve">（新到货、还没上架），但要尽快补上——留空的物料在按库位找东西时是查不到的</w:t>
       </w:r>
     </w:p>
     <w:p>
@@ -4820,18 +4884,11 @@
       </w:pPr>
       <w:r>
         <w:rPr>
-          <w:b/>
-          <w:bCs/>
-        </w:rPr>
-        <w:t xml:space="preserve">⚠ </w:t>
-      </w:r>
-      <w:r>
-        <w:rPr>
-          <w:rFonts w:hint="eastAsia"/>
-          <w:b/>
-          <w:bCs/>
-        </w:rPr>
-        <w:t xml:space="preserve">取号是人工环节，最容易出错。</w:t>
+          <w:rFonts w:hint="eastAsia"/>
+          <w:b/>
+          <w:bCs/>
+        </w:rPr>
+        <w:t xml:space="preserve">取号靠系统，不要靠人肉数。</w:t>
       </w:r>
       <w:r>
         <w:t xml:space="preserve"> </w:t>
@@ -4840,21 +4897,49 @@
         <w:rPr>
           <w:rFonts w:hint="eastAsia"/>
         </w:rPr>
-        <w:t xml:space="preserve">系统目前</w:t>
-      </w:r>
-      <w:r>
-        <w:rPr>
-          <w:rFonts w:hint="eastAsia"/>
-          <w:b/>
-          <w:bCs/>
-        </w:rPr>
-        <w:t xml:space="preserve">没有物料编码字段</w:t>
-      </w:r>
-      <w:r>
-        <w:rPr>
-          <w:rFonts w:hint="eastAsia"/>
-        </w:rPr>
-        <w:t xml:space="preserve">，不会自动生号、不能查重，序号撞车没有任何程序会拦住你。所以取号必须按这个顺序走：</w:t>
+        <w:t xml:space="preserve">在「添加零件」里填好</w:t>
+      </w:r>
+      <w:r>
+        <w:rPr>
+          <w:rFonts w:hint="eastAsia"/>
+          <w:b/>
+          <w:bCs/>
+        </w:rPr>
+        <w:t xml:space="preserve">物品号</w:t>
+      </w:r>
+      <w:r>
+        <w:rPr>
+          <w:rFonts w:hint="eastAsia"/>
+        </w:rPr>
+        <w:t xml:space="preserve">与</w:t>
+      </w:r>
+      <w:r>
+        <w:rPr>
+          <w:rFonts w:hint="eastAsia"/>
+          <w:b/>
+          <w:bCs/>
+        </w:rPr>
+        <w:t xml:space="preserve">型号</w:t>
+      </w:r>
+      <w:r>
+        <w:rPr>
+          <w:rFonts w:hint="eastAsia"/>
+        </w:rPr>
+        <w:t xml:space="preserve">，点「自动生成编码」，系统会按分类给前缀、按当前年份、取该池的下一个序号，并</w:t>
+      </w:r>
+      <w:r>
+        <w:rPr>
+          <w:rFonts w:hint="eastAsia"/>
+          <w:b/>
+          <w:bCs/>
+        </w:rPr>
+        <w:t xml:space="preserve">校验全队唯一</w:t>
+      </w:r>
+      <w:r>
+        <w:rPr>
+          <w:rFonts w:hint="eastAsia"/>
+        </w:rPr>
+        <w:t xml:space="preserve">（重号会被拒绝）：</w:t>
       </w:r>
     </w:p>
     <w:p>
@@ -4869,21 +4954,7 @@
         <w:rPr>
           <w:rFonts w:hint="eastAsia"/>
         </w:rPr>
-        <w:t xml:space="preserve">在库存页</w:t>
-      </w:r>
-      <w:r>
-        <w:rPr>
-          <w:rFonts w:hint="eastAsia"/>
-          <w:b/>
-          <w:bCs/>
-        </w:rPr>
-        <w:t xml:space="preserve">搜索同型号</w:t>
-      </w:r>
-      <w:r>
-        <w:rPr>
-          <w:rFonts w:hint="eastAsia"/>
-        </w:rPr>
-        <w:t xml:space="preserve">，找出这个组合下已有的最大序号；</w:t>
+        <w:t xml:space="preserve">分类选对（决定前缀）；</w:t>
       </w:r>
     </w:p>
     <w:p>
@@ -4898,25 +4969,7 @@
         <w:rPr>
           <w:rFonts w:hint="eastAsia"/>
         </w:rPr>
-        <w:t xml:space="preserve">新号</w:t>
-      </w:r>
-      <w:r>
-        <w:t xml:space="preserve"> = </w:t>
-      </w:r>
-      <w:r>
-        <w:rPr>
-          <w:rFonts w:hint="eastAsia"/>
-        </w:rPr>
-        <w:t xml:space="preserve">最大序号</w:t>
-      </w:r>
-      <w:r>
-        <w:t xml:space="preserve"> + </w:t>
-      </w:r>
-      <w:r>
-        <w:rPr>
-          <w:rFonts w:hint="eastAsia"/>
-        </w:rPr>
-        <w:t xml:space="preserve">1；没有任何记录就从</w:t>
+        <w:t xml:space="preserve">填物品号（如</w:t>
       </w:r>
       <w:r>
         <w:t xml:space="preserve"> </w:t>
@@ -4925,16 +4978,28 @@
         <w:rPr>
           <w:rStyle w:val="VerbatimChar"/>
         </w:rPr>
-        <w:t xml:space="preserve">0001</w:t>
+        <w:t xml:space="preserve">LIPO</w:t>
+      </w:r>
+      <w:r>
+        <w:rPr>
+          <w:rFonts w:hint="eastAsia"/>
+        </w:rPr>
+        <w:t xml:space="preserve">）与型号（如</w:t>
       </w:r>
       <w:r>
         <w:t xml:space="preserve"> </w:t>
       </w:r>
       <w:r>
         <w:rPr>
-          <w:rFonts w:hint="eastAsia"/>
-        </w:rPr>
-        <w:t xml:space="preserve">起；</w:t>
+          <w:rStyle w:val="VerbatimChar"/>
+        </w:rPr>
+        <w:t xml:space="preserve">6S3300MAH</w:t>
+      </w:r>
+      <w:r>
+        <w:rPr>
+          <w:rFonts w:hint="eastAsia"/>
+        </w:rPr>
+        <w:t xml:space="preserve">）；</w:t>
       </w:r>
     </w:p>
     <w:p>
@@ -4949,43 +5014,34 @@
         <w:rPr>
           <w:rFonts w:hint="eastAsia"/>
         </w:rPr>
-        <w:t xml:space="preserve">把编码写进</w:t>
-      </w:r>
-      <w:r>
-        <w:rPr>
-          <w:rFonts w:hint="eastAsia"/>
-          <w:b/>
-          <w:bCs/>
-        </w:rPr>
-        <w:t xml:space="preserve">物料名称的开头或备注</w:t>
-      </w:r>
-      <w:r>
-        <w:rPr>
-          <w:rFonts w:hint="eastAsia"/>
-        </w:rPr>
-        <w:t xml:space="preserve">（如</w:t>
+        <w:t xml:space="preserve">点「自动生成编码」→</w:t>
       </w:r>
       <w:r>
         <w:t xml:space="preserve"> </w:t>
       </w:r>
       <w:r>
         <w:rPr>
+          <w:rFonts w:hint="eastAsia"/>
+        </w:rPr>
+        <w:t xml:space="preserve">得到</w:t>
+      </w:r>
+      <w:r>
+        <w:t xml:space="preserve"> </w:t>
+      </w:r>
+      <w:r>
+        <w:rPr>
           <w:rStyle w:val="VerbatimChar"/>
         </w:rPr>
-        <w:t xml:space="preserve">[BAT-LIPO-6S3300MAH-2026-0007] 3S 3300mAh </w:t>
-      </w:r>
-      <w:r>
-        <w:rPr>
-          <w:rStyle w:val="VerbatimChar"/>
-          <w:rFonts w:hint="eastAsia"/>
-        </w:rPr>
-        <w:t xml:space="preserve">电池</w:t>
-      </w:r>
-      <w:r>
-        <w:rPr>
-          <w:rFonts w:hint="eastAsia"/>
-        </w:rPr>
-        <w:t xml:space="preserve">），让下一个人搜得到；</w:t>
+        <w:t xml:space="preserve">BAT-LIPO-6S3300MAH-2026-0007</w:t>
+      </w:r>
+      <w:r>
+        <w:t xml:space="preserve"> </w:t>
+      </w:r>
+      <w:r>
+        <w:rPr>
+          <w:rFonts w:hint="eastAsia"/>
+        </w:rPr>
+        <w:t xml:space="preserve">这样的编码；</w:t>
       </w:r>
     </w:p>
     <w:p>
@@ -5000,7 +5056,21 @@
         <w:rPr>
           <w:rFonts w:hint="eastAsia"/>
         </w:rPr>
-        <w:t xml:space="preserve">由部长在月度抽查时核对一遍"有没有重号"。</w:t>
+        <w:t xml:space="preserve">也可以不用自动生成，</w:t>
+      </w:r>
+      <w:r>
+        <w:rPr>
+          <w:rFonts w:hint="eastAsia"/>
+          <w:b/>
+          <w:bCs/>
+        </w:rPr>
+        <w:t xml:space="preserve">手动敲</w:t>
+      </w:r>
+      <w:r>
+        <w:rPr>
+          <w:rFonts w:hint="eastAsia"/>
+        </w:rPr>
+        <w:t xml:space="preserve">一个编码——同样全串大写、同样查重。</w:t>
       </w:r>
     </w:p>
     <w:p>
@@ -5019,21 +5089,21 @@
         <w:rPr>
           <w:rFonts w:hint="eastAsia"/>
         </w:rPr>
-        <w:t xml:space="preserve">：取号人自己负责查重，</w:t>
-      </w:r>
-      <w:r>
-        <w:rPr>
-          <w:rFonts w:hint="eastAsia"/>
-          <w:b/>
-          <w:bCs/>
-        </w:rPr>
-        <w:t xml:space="preserve">部长负责复核</w:t>
-      </w:r>
-      <w:r>
-        <w:rPr>
-          <w:rFonts w:hint="eastAsia"/>
-        </w:rPr>
-        <w:t xml:space="preserve">。发现重号，立即停用其中一个并追查（见</w:t>
+        <w:t xml:space="preserve">：编码由填单人负责（系统已挡住重号），</w:t>
+      </w:r>
+      <w:r>
+        <w:rPr>
+          <w:rFonts w:hint="eastAsia"/>
+          <w:b/>
+          <w:bCs/>
+        </w:rPr>
+        <w:t xml:space="preserve">部长在月度抽查时复核</w:t>
+      </w:r>
+      <w:r>
+        <w:rPr>
+          <w:rFonts w:hint="eastAsia"/>
+        </w:rPr>
+        <w:t xml:space="preserve">编码与实物是否对得上。发现同一个编码贴在两件实物上，立即停用其中一个并追查（见</w:t>
       </w:r>
       <w:r>
         <w:t xml:space="preserve"> 6.5 </w:t>
@@ -5052,6 +5122,104 @@
           <w:rFonts w:hint="eastAsia"/>
         </w:rPr>
         <w:t xml:space="preserve">条）。</w:t>
+      </w:r>
+    </w:p>
+    <w:p>
+      <w:pPr>
+        <w:pStyle w:val="BodyText"/>
+      </w:pPr>
+      <w:r>
+        <w:rPr>
+          <w:rFonts w:hint="eastAsia"/>
+          <w:b/>
+          <w:bCs/>
+        </w:rPr>
+        <w:t xml:space="preserve">唯一仍会出错的地方</w:t>
+      </w:r>
+      <w:r>
+        <w:rPr>
+          <w:rFonts w:hint="eastAsia"/>
+        </w:rPr>
+        <w:t xml:space="preserve">：物品号/型号是</w:t>
+      </w:r>
+      <w:r>
+        <w:rPr>
+          <w:rFonts w:hint="eastAsia"/>
+          <w:b/>
+          <w:bCs/>
+        </w:rPr>
+        <w:t xml:space="preserve">人填的字符串</w:t>
+      </w:r>
+      <w:r>
+        <w:rPr>
+          <w:rFonts w:hint="eastAsia"/>
+        </w:rPr>
+        <w:t xml:space="preserve">，不是字典。把</w:t>
+      </w:r>
+      <w:r>
+        <w:t xml:space="preserve"> </w:t>
+      </w:r>
+      <w:r>
+        <w:rPr>
+          <w:rStyle w:val="VerbatimChar"/>
+        </w:rPr>
+        <w:t xml:space="preserve">6S3300MAH</w:t>
+      </w:r>
+      <w:r>
+        <w:t xml:space="preserve"> </w:t>
+      </w:r>
+      <w:r>
+        <w:rPr>
+          <w:rFonts w:hint="eastAsia"/>
+        </w:rPr>
+        <w:t xml:space="preserve">写成</w:t>
+      </w:r>
+      <w:r>
+        <w:t xml:space="preserve"> </w:t>
+      </w:r>
+      <w:r>
+        <w:rPr>
+          <w:rStyle w:val="VerbatimChar"/>
+        </w:rPr>
+        <w:t xml:space="preserve">3300MAH</w:t>
+      </w:r>
+      <w:r>
+        <w:rPr>
+          <w:rFonts w:hint="eastAsia"/>
+        </w:rPr>
+        <w:t xml:space="preserve">，系统会认为这是另一个池子并从</w:t>
+      </w:r>
+      <w:r>
+        <w:t xml:space="preserve"> </w:t>
+      </w:r>
+      <w:r>
+        <w:rPr>
+          <w:rStyle w:val="VerbatimChar"/>
+        </w:rPr>
+        <w:t xml:space="preserve">0001</w:t>
+      </w:r>
+      <w:r>
+        <w:t xml:space="preserve"> </w:t>
+      </w:r>
+      <w:r>
+        <w:rPr>
+          <w:rFonts w:hint="eastAsia"/>
+        </w:rPr>
+        <w:t xml:space="preserve">重新起号——两条记录各自合法，实物上却是同一种电池。所以</w:t>
+      </w:r>
+      <w:r>
+        <w:rPr>
+          <w:rFonts w:hint="eastAsia"/>
+          <w:b/>
+          <w:bCs/>
+        </w:rPr>
+        <w:t xml:space="preserve">同型号必须写法一致</w:t>
+      </w:r>
+      <w:r>
+        <w:rPr>
+          <w:rFonts w:hint="eastAsia"/>
+        </w:rPr>
+        <w:t xml:space="preserve">，建议直接从已有物料复制。</w:t>
       </w:r>
     </w:p>
     <w:bookmarkEnd w:id="19"/>
@@ -5068,25 +5236,6 @@
           <w:rFonts w:hint="eastAsia"/>
         </w:rPr>
         <w:t xml:space="preserve">二维码内容</w:t>
-      </w:r>
-    </w:p>
-    <w:p>
-      <w:pPr>
-        <w:pStyle w:val="FirstParagraph"/>
-      </w:pPr>
-      <w:r>
-        <w:rPr>
-          <w:rFonts w:hint="eastAsia"/>
-          <w:b/>
-          <w:bCs/>
-        </w:rPr>
-        <w:t xml:space="preserve">目标形态</w:t>
-      </w:r>
-      <w:r>
-        <w:rPr>
-          <w:rFonts w:hint="eastAsia"/>
-        </w:rPr>
-        <w:t xml:space="preserve">（等系统支持后启用）：</w:t>
       </w:r>
     </w:p>
     <w:p>
@@ -5159,6 +5308,36 @@
           <w:rFonts w:hint="eastAsia"/>
         </w:rPr>
         <w:t xml:space="preserve">扫码直接进系统看到这件物料：名称、分类、等级、当前库位、在库数量、操作记录</w:t>
+      </w:r>
+    </w:p>
+    <w:p>
+      <w:pPr>
+        <w:pStyle w:val="Compact"/>
+        <w:numPr>
+          <w:ilvl w:val="1"/>
+          <w:numId w:val="1009"/>
+        </w:numPr>
+      </w:pPr>
+      <w:r>
+        <w:rPr>
+          <w:rFonts w:hint="eastAsia"/>
+        </w:rPr>
+        <w:t xml:space="preserve">比纯文本编码强：能记录"谁在什么时候扫的"，且不依赖扫码枪</w:t>
+      </w:r>
+    </w:p>
+    <w:p>
+      <w:pPr>
+        <w:pStyle w:val="Compact"/>
+        <w:numPr>
+          <w:ilvl w:val="1"/>
+          <w:numId w:val="1009"/>
+        </w:numPr>
+      </w:pPr>
+      <w:r>
+        <w:rPr>
+          <w:rFonts w:hint="eastAsia"/>
+        </w:rPr>
+        <w:t xml:space="preserve">大小写不敏感，标签磨损后手输不必纠结大小写</w:t>
       </w:r>
     </w:p>
     <w:p>
@@ -5590,13 +5769,73 @@
           <w:b/>
           <w:bCs/>
         </w:rPr>
-        <w:t xml:space="preserve">先建记录再生号</w:t>
-      </w:r>
-      <w:r>
-        <w:rPr>
-          <w:rFonts w:hint="eastAsia"/>
-        </w:rPr>
-        <w:t xml:space="preserve">：在系统里新增该物料（填好名称、分类、单价），再按</w:t>
+        <w:t xml:space="preserve">新增物料时就把编码定了</w:t>
+      </w:r>
+      <w:r>
+        <w:rPr>
+          <w:rFonts w:hint="eastAsia"/>
+        </w:rPr>
+        <w:t xml:space="preserve">：在「零件库存</w:t>
+      </w:r>
+      <w:r>
+        <w:t xml:space="preserve"> → </w:t>
+      </w:r>
+      <w:r>
+        <w:rPr>
+          <w:rFonts w:hint="eastAsia"/>
+        </w:rPr>
+        <w:t xml:space="preserve">添加零件」里填。系统可以</w:t>
+      </w:r>
+      <w:r>
+        <w:rPr>
+          <w:rFonts w:hint="eastAsia"/>
+          <w:b/>
+          <w:bCs/>
+        </w:rPr>
+        <w:t xml:space="preserve">自动生成</w:t>
+      </w:r>
+      <w:r>
+        <w:rPr>
+          <w:rFonts w:hint="eastAsia"/>
+        </w:rPr>
+        <w:t xml:space="preserve">，也可以</w:t>
+      </w:r>
+      <w:r>
+        <w:rPr>
+          <w:rFonts w:hint="eastAsia"/>
+          <w:b/>
+          <w:bCs/>
+        </w:rPr>
+        <w:t xml:space="preserve">手动填写</w:t>
+      </w:r>
+      <w:r>
+        <w:rPr>
+          <w:rFonts w:hint="eastAsia"/>
+        </w:rPr>
+        <w:t xml:space="preserve">：</w:t>
+      </w:r>
+    </w:p>
+    <w:p>
+      <w:pPr>
+        <w:pStyle w:val="Compact"/>
+        <w:numPr>
+          <w:ilvl w:val="1"/>
+          <w:numId w:val="1011"/>
+        </w:numPr>
+      </w:pPr>
+      <w:r>
+        <w:rPr>
+          <w:rFonts w:hint="eastAsia"/>
+          <w:b/>
+          <w:bCs/>
+        </w:rPr>
+        <w:t xml:space="preserve">自动生成</w:t>
+      </w:r>
+      <w:r>
+        <w:rPr>
+          <w:rFonts w:hint="eastAsia"/>
+        </w:rPr>
+        <w:t xml:space="preserve">：先填「物品号」「型号」「采购年份」（分类决定前缀），点「自动生成编码」，系统按</w:t>
       </w:r>
       <w:r>
         <w:t xml:space="preserve"> 6.2 </w:t>
@@ -5605,7 +5844,89 @@
         <w:rPr>
           <w:rFonts w:hint="eastAsia"/>
         </w:rPr>
-        <w:t xml:space="preserve">的顺序取号，两者保持一致</w:t>
+        <w:t xml:space="preserve">拼成</w:t>
+      </w:r>
+      <w:r>
+        <w:t xml:space="preserve"> </w:t>
+      </w:r>
+      <w:r>
+        <w:rPr>
+          <w:rStyle w:val="VerbatimChar"/>
+          <w:rFonts w:hint="eastAsia"/>
+        </w:rPr>
+        <w:t xml:space="preserve">前缀-物品号-型号-年份-序号</w:t>
+      </w:r>
+      <w:r>
+        <w:rPr>
+          <w:rFonts w:hint="eastAsia"/>
+        </w:rPr>
+        <w:t xml:space="preserve">，序号取该池的下一个；</w:t>
+      </w:r>
+    </w:p>
+    <w:p>
+      <w:pPr>
+        <w:pStyle w:val="Compact"/>
+        <w:numPr>
+          <w:ilvl w:val="1"/>
+          <w:numId w:val="1011"/>
+        </w:numPr>
+      </w:pPr>
+      <w:r>
+        <w:rPr>
+          <w:rFonts w:hint="eastAsia"/>
+          <w:b/>
+          <w:bCs/>
+        </w:rPr>
+        <w:t xml:space="preserve">手动填写</w:t>
+      </w:r>
+      <w:r>
+        <w:rPr>
+          <w:rFonts w:hint="eastAsia"/>
+        </w:rPr>
+        <w:t xml:space="preserve">：直接在编码框里敲。</w:t>
+      </w:r>
+      <w:r>
+        <w:rPr>
+          <w:rFonts w:hint="eastAsia"/>
+          <w:b/>
+          <w:bCs/>
+        </w:rPr>
+        <w:t xml:space="preserve">全串大写</w:t>
+      </w:r>
+      <w:r>
+        <w:rPr>
+          <w:rFonts w:hint="eastAsia"/>
+        </w:rPr>
+        <w:t xml:space="preserve">（手填小写系统会自动转大写），留空表示"还没贴标"；</w:t>
+      </w:r>
+    </w:p>
+    <w:p>
+      <w:pPr>
+        <w:pStyle w:val="Compact"/>
+        <w:numPr>
+          <w:ilvl w:val="1"/>
+          <w:numId w:val="1011"/>
+        </w:numPr>
+      </w:pPr>
+      <w:r>
+        <w:rPr>
+          <w:rFonts w:hint="eastAsia"/>
+        </w:rPr>
+        <w:t xml:space="preserve">编码</w:t>
+      </w:r>
+      <w:r>
+        <w:rPr>
+          <w:rFonts w:hint="eastAsia"/>
+          <w:b/>
+          <w:bCs/>
+        </w:rPr>
+        <w:t xml:space="preserve">全队唯一</w:t>
+      </w:r>
+      <w:r>
+        <w:rPr>
+          <w:rFonts w:hint="eastAsia"/>
+        </w:rPr>
+        <w:t xml:space="preserve">，重复会被系统拒绝并提示。</w:t>
       </w:r>
     </w:p>
     <w:p>
@@ -5729,8 +6050,95 @@
         <w:t xml:space="preserve">：能否扫得到、编码与系统记录是否一致、标签是否脱落</w:t>
       </w:r>
     </w:p>
+    <w:p>
+      <w:pPr>
+        <w:pStyle w:val="BlockText"/>
+      </w:pPr>
+      <w:r>
+        <w:rPr>
+          <w:rFonts w:hint="eastAsia"/>
+          <w:b/>
+          <w:bCs/>
+        </w:rPr>
+        <w:t xml:space="preserve">取号不再靠人肉查重。</w:t>
+      </w:r>
+      <w:r>
+        <w:t xml:space="preserve"> </w:t>
+      </w:r>
+      <w:r>
+        <w:rPr>
+          <w:rFonts w:hint="eastAsia"/>
+        </w:rPr>
+        <w:t xml:space="preserve">早期版本要求"先在库存页搜同型号、看最大序号</w:t>
+      </w:r>
+      <w:r>
+        <w:t xml:space="preserve"> </w:t>
+      </w:r>
+      <w:r>
+        <w:rPr>
+          <w:rFonts w:hint="eastAsia"/>
+        </w:rPr>
+        <w:t xml:space="preserve">+1"，那是最容易出错的一步。现在系统会自动取下一个序号并做唯一性校验，</w:t>
+      </w:r>
+      <w:r>
+        <w:rPr>
+          <w:rFonts w:hint="eastAsia"/>
+          <w:b/>
+          <w:bCs/>
+        </w:rPr>
+        <w:t xml:space="preserve">但前提是物品号与型号填得和之前一致</w:t>
+      </w:r>
+      <w:r>
+        <w:rPr>
+          <w:rFonts w:hint="eastAsia"/>
+        </w:rPr>
+        <w:t xml:space="preserve">——把</w:t>
+      </w:r>
+      <w:r>
+        <w:t xml:space="preserve"> </w:t>
+      </w:r>
+      <w:r>
+        <w:rPr>
+          <w:rStyle w:val="VerbatimChar"/>
+        </w:rPr>
+        <w:t xml:space="preserve">6S3300MAH</w:t>
+      </w:r>
+      <w:r>
+        <w:t xml:space="preserve"> </w:t>
+      </w:r>
+      <w:r>
+        <w:rPr>
+          <w:rFonts w:hint="eastAsia"/>
+        </w:rPr>
+        <w:t xml:space="preserve">写成</w:t>
+      </w:r>
+      <w:r>
+        <w:t xml:space="preserve"> </w:t>
+      </w:r>
+      <w:r>
+        <w:rPr>
+          <w:rStyle w:val="VerbatimChar"/>
+        </w:rPr>
+        <w:t xml:space="preserve">3300MAH</w:t>
+      </w:r>
+      <w:r>
+        <w:rPr>
+          <w:rFonts w:hint="eastAsia"/>
+        </w:rPr>
+        <w:t xml:space="preserve">，系统会当成都市新池子从</w:t>
+      </w:r>
+      <w:r>
+        <w:t xml:space="preserve"> 0001 </w:t>
+      </w:r>
+      <w:r>
+        <w:rPr>
+          <w:rFonts w:hint="eastAsia"/>
+        </w:rPr>
+        <w:t xml:space="preserve">重新开始。</w:t>
+      </w:r>
+    </w:p>
     <w:bookmarkEnd w:id="22"/>
-    <w:bookmarkStart w:id="23" w:name="X5901fd7bd4f0ee4cc908f8608f3ba238721cbfe"/>
+    <w:bookmarkStart w:id="23" w:name="X22ff98f4a74e54cc43976a5258fd26200a70cc6"/>
     <w:p>
       <w:pPr>
         <w:pStyle w:val="Heading3"/>
@@ -5742,16 +6150,7 @@
         <w:rPr>
           <w:rFonts w:hint="eastAsia"/>
         </w:rPr>
-        <w:t xml:space="preserve">现阶段怎么落地（先看这一节，别照着</w:t>
-      </w:r>
-      <w:r>
-        <w:t xml:space="preserve"> 6.3 </w:t>
-      </w:r>
-      <w:r>
-        <w:rPr>
-          <w:rFonts w:hint="eastAsia"/>
-        </w:rPr>
-        <w:t xml:space="preserve">直接印码）</w:t>
+        <w:t xml:space="preserve">系统支持情况（已落地）</w:t>
       </w:r>
     </w:p>
     <w:p>
@@ -5761,150 +6160,31 @@
       <w:r>
         <w:rPr>
           <w:rFonts w:hint="eastAsia"/>
-          <w:b/>
-          <w:bCs/>
-        </w:rPr>
-        <w:t xml:space="preserve">系统现状（已核对代码）</w:t>
-      </w:r>
-      <w:r>
-        <w:rPr>
-          <w:rFonts w:hint="eastAsia"/>
-        </w:rPr>
-        <w:t xml:space="preserve">：</w:t>
-      </w:r>
-    </w:p>
-    <w:p>
-      <w:pPr>
-        <w:pStyle w:val="Compact"/>
-        <w:numPr>
-          <w:ilvl w:val="0"/>
-          <w:numId w:val="1011"/>
-        </w:numPr>
-      </w:pPr>
-      <w:r>
-        <w:t xml:space="preserve">❌ </w:t>
-      </w:r>
-      <w:r>
-        <w:rPr>
-          <w:rFonts w:hint="eastAsia"/>
-        </w:rPr>
-        <w:t xml:space="preserve">没有「物料编码」字段——编码无处可存，只能写在名称或备注里；</w:t>
-      </w:r>
-    </w:p>
-    <w:p>
-      <w:pPr>
-        <w:pStyle w:val="Compact"/>
-        <w:numPr>
-          <w:ilvl w:val="0"/>
-          <w:numId w:val="1011"/>
-        </w:numPr>
-      </w:pPr>
-      <w:r>
-        <w:t xml:space="preserve">❌ </w:t>
-      </w:r>
-      <w:r>
-        <w:rPr>
-          <w:rFonts w:hint="eastAsia"/>
-        </w:rPr>
-        <w:t xml:space="preserve">没有自动生号、没有按编码查重；</w:t>
-      </w:r>
-    </w:p>
-    <w:p>
-      <w:pPr>
-        <w:pStyle w:val="Compact"/>
-        <w:numPr>
-          <w:ilvl w:val="0"/>
-          <w:numId w:val="1011"/>
-        </w:numPr>
-      </w:pPr>
-      <w:r>
-        <w:t xml:space="preserve">❌</w:t>
-      </w:r>
-      <w:r>
-        <w:t xml:space="preserve"> </w:t>
-      </w:r>
-      <w:r>
-        <w:rPr>
-          <w:rFonts w:hint="eastAsia"/>
-          <w:b/>
-          <w:bCs/>
-        </w:rPr>
-        <w:t xml:space="preserve">没有</w:t>
-      </w:r>
-      <w:r>
-        <w:rPr>
-          <w:b/>
-          <w:bCs/>
-        </w:rPr>
-        <w:t xml:space="preserve"> </w:t>
-      </w:r>
-      <w:r>
-        <w:rPr>
-          <w:rStyle w:val="VerbatimChar"/>
-          <w:rFonts w:hint="eastAsia"/>
-          <w:b/>
-          <w:bCs/>
-        </w:rPr>
-        <w:t xml:space="preserve">/i/&lt;编码&gt;</w:t>
-      </w:r>
-      <w:r>
-        <w:rPr>
-          <w:b/>
-          <w:bCs/>
-        </w:rPr>
-        <w:t xml:space="preserve"> </w:t>
-      </w:r>
-      <w:r>
-        <w:rPr>
-          <w:rFonts w:hint="eastAsia"/>
-          <w:b/>
-          <w:bCs/>
-        </w:rPr>
-        <w:t xml:space="preserve">短链路由</w:t>
-      </w:r>
-      <w:r>
-        <w:rPr>
-          <w:rFonts w:hint="eastAsia"/>
-        </w:rPr>
-        <w:t xml:space="preserve">——照</w:t>
-      </w:r>
-      <w:r>
-        <w:t xml:space="preserve"> 6.3 </w:t>
-      </w:r>
-      <w:r>
-        <w:rPr>
-          <w:rFonts w:hint="eastAsia"/>
-        </w:rPr>
-        <w:t xml:space="preserve">印出来的二维码</w:t>
-      </w:r>
-      <w:r>
-        <w:rPr>
-          <w:rFonts w:hint="eastAsia"/>
-          <w:b/>
-          <w:bCs/>
-        </w:rPr>
-        <w:t xml:space="preserve">扫开是</w:t>
-      </w:r>
-      <w:r>
-        <w:rPr>
-          <w:b/>
-          <w:bCs/>
-        </w:rPr>
-        <w:t xml:space="preserve"> 404</w:t>
-      </w:r>
-      <w:r>
-        <w:t xml:space="preserve">。</w:t>
-      </w:r>
-    </w:p>
-    <w:p>
-      <w:pPr>
-        <w:pStyle w:val="FirstParagraph"/>
-      </w:pPr>
-      <w:r>
-        <w:rPr>
-          <w:rFonts w:hint="eastAsia"/>
-        </w:rPr>
-        <w:t xml:space="preserve">所以：</w:t>
+        </w:rPr>
+        <w:t xml:space="preserve">以下能力</w:t>
+      </w:r>
+      <w:r>
+        <w:rPr>
+          <w:rFonts w:hint="eastAsia"/>
+          <w:b/>
+          <w:bCs/>
+        </w:rPr>
+        <w:t xml:space="preserve">已在系统里实现</w:t>
+      </w:r>
+      <w:r>
+        <w:rPr>
+          <w:rFonts w:hint="eastAsia"/>
+        </w:rPr>
+        <w:t xml:space="preserve">，可以放心照第</w:t>
+      </w:r>
+      <w:r>
+        <w:t xml:space="preserve"> 6 </w:t>
+      </w:r>
+      <w:r>
+        <w:rPr>
+          <w:rFonts w:hint="eastAsia"/>
+        </w:rPr>
+        <w:t xml:space="preserve">节执行：</w:t>
       </w:r>
     </w:p>
     <w:tbl>
@@ -5914,10 +6194,8 @@
         <w:tblLook w:firstRow="1" w:lastRow="0" w:firstColumn="0" w:lastColumn="0" w:noHBand="0" w:noVBand="0" w:val="0020"/>
       </w:tblPr>
       <w:tblGrid>
-        <w:gridCol w:w="1980"/>
-        <w:gridCol w:w="1980"/>
-        <w:gridCol w:w="1980"/>
-        <w:gridCol w:w="1980"/>
+        <w:gridCol w:w="3960"/>
+        <w:gridCol w:w="3960"/>
       </w:tblGrid>
       <w:tr>
         <w:trPr>
@@ -5933,49 +6211,21 @@
               <w:rPr>
                 <w:rFonts w:hint="eastAsia"/>
               </w:rPr>
-              <w:t xml:space="preserve">阶段</w:t>
-            </w:r>
-          </w:p>
-        </w:tc>
-        <w:tc>
-          <w:tcPr/>
-          <w:p>
-            <w:pPr>
-              <w:pStyle w:val="Compact"/>
-            </w:pPr>
-            <w:r>
-              <w:rPr>
-                <w:rFonts w:hint="eastAsia"/>
-              </w:rPr>
-              <w:t xml:space="preserve">货位标签</w:t>
-            </w:r>
-          </w:p>
-        </w:tc>
-        <w:tc>
-          <w:tcPr/>
-          <w:p>
-            <w:pPr>
-              <w:pStyle w:val="Compact"/>
-            </w:pPr>
-            <w:r>
-              <w:rPr>
-                <w:rFonts w:hint="eastAsia"/>
-              </w:rPr>
-              <w:t xml:space="preserve">物品标签</w:t>
-            </w:r>
-          </w:p>
-        </w:tc>
-        <w:tc>
-          <w:tcPr/>
-          <w:p>
-            <w:pPr>
-              <w:pStyle w:val="Compact"/>
-            </w:pPr>
-            <w:r>
-              <w:rPr>
-                <w:rFonts w:hint="eastAsia"/>
-              </w:rPr>
-              <w:t xml:space="preserve">二维码内容</w:t>
+              <w:t xml:space="preserve">能力</w:t>
+            </w:r>
+          </w:p>
+        </w:tc>
+        <w:tc>
+          <w:tcPr/>
+          <w:p>
+            <w:pPr>
+              <w:pStyle w:val="Compact"/>
+            </w:pPr>
+            <w:r>
+              <w:rPr>
+                <w:rFonts w:hint="eastAsia"/>
+              </w:rPr>
+              <w:t xml:space="preserve">在哪用</w:t>
             </w:r>
           </w:p>
         </w:tc>
@@ -5993,303 +6243,172 @@
                 <w:b/>
                 <w:bCs/>
               </w:rPr>
-              <w:t xml:space="preserve">现在</w:t>
-            </w:r>
-          </w:p>
-        </w:tc>
-        <w:tc>
-          <w:tcPr/>
-          <w:p>
-            <w:pPr>
-              <w:pStyle w:val="Compact"/>
-            </w:pPr>
-            <w:r>
-              <w:rPr>
-                <w:rFonts w:hint="eastAsia"/>
-              </w:rPr>
-              <w:t xml:space="preserve">正常贴（库位编码本身有效）</w:t>
-            </w:r>
-          </w:p>
-        </w:tc>
-        <w:tc>
-          <w:tcPr/>
-          <w:p>
-            <w:pPr>
-              <w:pStyle w:val="Compact"/>
-            </w:pPr>
-            <w:r>
-              <w:t xml:space="preserve">A/B </w:t>
-            </w:r>
-            <w:r>
-              <w:rPr>
-                <w:rFonts w:hint="eastAsia"/>
-              </w:rPr>
-              <w:t xml:space="preserve">级贴，但</w:t>
-            </w:r>
+              <w:t xml:space="preserve">物料编码字段</w:t>
+            </w:r>
+            <w:r>
+              <w:rPr>
+                <w:rFonts w:hint="eastAsia"/>
+              </w:rPr>
+              <w:t xml:space="preserve">（含自动生成、手填、唯一性校验）</w:t>
+            </w:r>
+          </w:p>
+        </w:tc>
+        <w:tc>
+          <w:tcPr/>
+          <w:p>
+            <w:pPr>
+              <w:pStyle w:val="Compact"/>
+            </w:pPr>
+            <w:r>
+              <w:rPr>
+                <w:rFonts w:hint="eastAsia"/>
+              </w:rPr>
+              <w:t xml:space="preserve">「零件库存</w:t>
+            </w:r>
+            <w:r>
+              <w:t xml:space="preserve"> → </w:t>
+            </w:r>
+            <w:r>
+              <w:rPr>
+                <w:rFonts w:hint="eastAsia"/>
+              </w:rPr>
+              <w:t xml:space="preserve">添加/编辑零件」的「物料编码」栏</w:t>
+            </w:r>
+          </w:p>
+        </w:tc>
+      </w:tr>
+      <w:tr>
+        <w:tc>
+          <w:tcPr/>
+          <w:p>
+            <w:pPr>
+              <w:pStyle w:val="Compact"/>
+            </w:pPr>
             <w:r>
               <w:rPr>
                 <w:rFonts w:hint="eastAsia"/>
                 <w:b/>
                 <w:bCs/>
               </w:rPr>
-              <w:t xml:space="preserve">只印可读编码</w:t>
-            </w:r>
-            <w:r>
-              <w:rPr>
+              <w:t xml:space="preserve">按编码查物料</w:t>
+            </w:r>
+            <w:r>
+              <w:rPr>
+                <w:rFonts w:hint="eastAsia"/>
+              </w:rPr>
+              <w:t xml:space="preserve">（大小写不敏感）</w:t>
+            </w:r>
+          </w:p>
+        </w:tc>
+        <w:tc>
+          <w:tcPr/>
+          <w:p>
+            <w:pPr>
+              <w:pStyle w:val="Compact"/>
+            </w:pPr>
+            <w:r>
+              <w:rPr>
+                <w:rFonts w:hint="eastAsia"/>
+              </w:rPr>
+              <w:t xml:space="preserve">扫码短链</w:t>
+            </w:r>
+            <w:r>
+              <w:t xml:space="preserve"> </w:t>
+            </w:r>
+            <w:r>
+              <w:rPr>
+                <w:rStyle w:val="VerbatimChar"/>
+                <w:rFonts w:hint="eastAsia"/>
+              </w:rPr>
+              <w:t xml:space="preserve">/i/&lt;编码&gt;</w:t>
+            </w:r>
+            <w:r>
+              <w:rPr>
+                <w:rFonts w:hint="eastAsia"/>
+              </w:rPr>
+              <w:t xml:space="preserve">；也可在地址栏直接敲</w:t>
+            </w:r>
+          </w:p>
+        </w:tc>
+      </w:tr>
+      <w:tr>
+        <w:tc>
+          <w:tcPr/>
+          <w:p>
+            <w:pPr>
+              <w:pStyle w:val="Compact"/>
+            </w:pPr>
+            <w:r>
+              <w:rPr>
+                <w:rFonts w:hint="eastAsia"/>
                 <w:b/>
                 <w:bCs/>
               </w:rPr>
+              <w:t xml:space="preserve">二维码标签</w:t>
+            </w:r>
+          </w:p>
+        </w:tc>
+        <w:tc>
+          <w:tcPr/>
+          <w:p>
+            <w:pPr>
+              <w:pStyle w:val="Compact"/>
+            </w:pPr>
+            <w:r>
+              <w:rPr>
+                <w:rFonts w:hint="eastAsia"/>
+              </w:rPr>
+              <w:t xml:space="preserve">库存列表里带编码的行，点二维码图标</w:t>
+            </w:r>
+            <w:r>
+              <w:t xml:space="preserve"> → </w:t>
+            </w:r>
+            <w:r>
+              <w:rPr>
+                <w:rFonts w:hint="eastAsia"/>
+              </w:rPr>
+              <w:t xml:space="preserve">弹窗显示二维码</w:t>
+            </w:r>
+            <w:r>
               <w:t xml:space="preserve"> + </w:t>
             </w:r>
             <w:r>
               <w:rPr>
                 <w:rFonts w:hint="eastAsia"/>
-                <w:b/>
-                <w:bCs/>
+              </w:rPr>
+              <w:t xml:space="preserve">可读编码</w:t>
+            </w:r>
+            <w:r>
+              <w:t xml:space="preserve"> + </w:t>
+            </w:r>
+            <w:r>
+              <w:rPr>
+                <w:rFonts w:hint="eastAsia"/>
               </w:rPr>
               <w:t xml:space="preserve">名称</w:t>
             </w:r>
-          </w:p>
-        </w:tc>
-        <w:tc>
-          <w:tcPr/>
-          <w:p>
-            <w:pPr>
-              <w:pStyle w:val="Compact"/>
-            </w:pPr>
-            <w:r>
-              <w:rPr>
-                <w:rFonts w:hint="eastAsia"/>
-                <w:b/>
-                <w:bCs/>
-              </w:rPr>
-              <w:t xml:space="preserve">不要印短链</w:t>
-            </w:r>
-            <w:r>
-              <w:rPr>
-                <w:rFonts w:hint="eastAsia"/>
-              </w:rPr>
-              <w:t xml:space="preserve">。要印二维码就指向库存页搜索：</w:t>
-            </w:r>
-            <w:r>
-              <w:rPr>
-                <w:rStyle w:val="VerbatimChar"/>
-                <w:rFonts w:hint="eastAsia"/>
-              </w:rPr>
-              <w:t xml:space="preserve">https://&lt;队里域名&gt;/inventory?search=&lt;名称关键词&gt;</w:t>
-            </w:r>
-          </w:p>
-        </w:tc>
-      </w:tr>
-      <w:tr>
-        <w:tc>
-          <w:tcPr/>
-          <w:p>
-            <w:pPr>
-              <w:pStyle w:val="Compact"/>
-            </w:pPr>
-            <w:r>
-              <w:rPr>
-                <w:rFonts w:hint="eastAsia"/>
-                <w:b/>
-                <w:bCs/>
-              </w:rPr>
-              <w:t xml:space="preserve">系统支持编码字段</w:t>
-            </w:r>
-            <w:r>
-              <w:rPr>
-                <w:b/>
-                <w:bCs/>
-              </w:rPr>
-              <w:t xml:space="preserve"> +</w:t>
-            </w:r>
-            <w:r>
-              <w:rPr>
-                <w:b/>
-                <w:bCs/>
-              </w:rPr>
-              <w:t xml:space="preserve"> </w:t>
-            </w:r>
-            <w:r>
-              <w:rPr>
-                <w:rStyle w:val="VerbatimChar"/>
-                <w:b/>
-                <w:bCs/>
-              </w:rPr>
-              <w:t xml:space="preserve">/i/</w:t>
-            </w:r>
-            <w:r>
-              <w:rPr>
-                <w:b/>
-                <w:bCs/>
-              </w:rPr>
-              <w:t xml:space="preserve"> </w:t>
-            </w:r>
-            <w:r>
-              <w:rPr>
-                <w:rFonts w:hint="eastAsia"/>
-                <w:b/>
-                <w:bCs/>
-              </w:rPr>
-              <w:t xml:space="preserve">路由后</w:t>
-            </w:r>
-          </w:p>
-        </w:tc>
-        <w:tc>
-          <w:tcPr/>
-          <w:p>
-            <w:pPr>
-              <w:pStyle w:val="Compact"/>
-            </w:pPr>
-            <w:r>
-              <w:rPr>
-                <w:rFonts w:hint="eastAsia"/>
-              </w:rPr>
-              <w:t xml:space="preserve">不变</w:t>
-            </w:r>
-          </w:p>
-        </w:tc>
-        <w:tc>
-          <w:tcPr/>
-          <w:p>
-            <w:pPr>
-              <w:pStyle w:val="Compact"/>
-            </w:pPr>
-            <w:r>
-              <w:rPr>
-                <w:rFonts w:hint="eastAsia"/>
-              </w:rPr>
-              <w:t xml:space="preserve">不变</w:t>
-            </w:r>
-          </w:p>
-        </w:tc>
-        <w:tc>
-          <w:tcPr/>
-          <w:p>
-            <w:pPr>
-              <w:pStyle w:val="Compact"/>
-            </w:pPr>
-            <w:r>
-              <w:rPr>
-                <w:rFonts w:hint="eastAsia"/>
-              </w:rPr>
-              <w:t xml:space="preserve">按</w:t>
-            </w:r>
-            <w:r>
-              <w:t xml:space="preserve"> 6.3 </w:t>
-            </w:r>
-            <w:r>
-              <w:rPr>
-                <w:rFonts w:hint="eastAsia"/>
-              </w:rPr>
-              <w:t xml:space="preserve">改用短链，编码取值、前缀、补零规则与本节一致，</w:t>
-            </w:r>
-            <w:r>
-              <w:rPr>
-                <w:rFonts w:hint="eastAsia"/>
-                <w:b/>
-                <w:bCs/>
-              </w:rPr>
-              <w:t xml:space="preserve">无缝迁移</w:t>
-            </w:r>
-            <w:r>
-              <w:rPr>
-                <w:rFonts w:hint="eastAsia"/>
-              </w:rPr>
-              <w:t xml:space="preserve">（已贴的可读编码不必重印）</w:t>
+            <w:r>
+              <w:t xml:space="preserve"> + </w:t>
+            </w:r>
+            <w:r>
+              <w:rPr>
+                <w:rFonts w:hint="eastAsia"/>
+              </w:rPr>
+              <w:t xml:space="preserve">库位</w:t>
+            </w:r>
+            <w:r>
+              <w:t xml:space="preserve"> + </w:t>
+            </w:r>
+            <w:r>
+              <w:rPr>
+                <w:rFonts w:hint="eastAsia"/>
+              </w:rPr>
+              <w:t xml:space="preserve">等级，可直接打印</w:t>
             </w:r>
           </w:p>
         </w:tc>
       </w:tr>
     </w:tbl>
-    <w:p>
-      <w:pPr>
-        <w:pStyle w:val="BlockText"/>
-      </w:pPr>
-      <w:r>
-        <w:rPr>
-          <w:rFonts w:hint="eastAsia"/>
-          <w:b/>
-          <w:bCs/>
-        </w:rPr>
-        <w:t xml:space="preserve">一句话</w:t>
-      </w:r>
-      <w:r>
-        <w:rPr>
-          <w:rFonts w:hint="eastAsia"/>
-        </w:rPr>
-        <w:t xml:space="preserve">：现在</w:t>
-      </w:r>
-      <w:r>
-        <w:rPr>
-          <w:rFonts w:hint="eastAsia"/>
-          <w:b/>
-          <w:bCs/>
-        </w:rPr>
-        <w:t xml:space="preserve">可以</w:t>
-      </w:r>
-      <w:r>
-        <w:rPr>
-          <w:rFonts w:hint="eastAsia"/>
-        </w:rPr>
-        <w:t xml:space="preserve">按第</w:t>
-      </w:r>
-      <w:r>
-        <w:t xml:space="preserve"> 6 </w:t>
-      </w:r>
-      <w:r>
-        <w:rPr>
-          <w:rFonts w:hint="eastAsia"/>
-        </w:rPr>
-        <w:t xml:space="preserve">节给物品编可读编码、贴在实物上；但</w:t>
-      </w:r>
-      <w:r>
-        <w:rPr>
-          <w:rFonts w:hint="eastAsia"/>
-          <w:b/>
-          <w:bCs/>
-        </w:rPr>
-        <w:t xml:space="preserve">短链二维码要等系统支持后再印</w:t>
-      </w:r>
-      <w:r>
-        <w:rPr>
-          <w:rFonts w:hint="eastAsia"/>
-        </w:rPr>
-        <w:t xml:space="preserve">，否则队员扫到的是一堆打不开的码，比不贴更糟。</w:t>
-      </w:r>
-    </w:p>
-    <w:bookmarkEnd w:id="23"/>
-    <w:bookmarkEnd w:id="24"/>
-    <w:bookmarkStart w:id="27" w:name="X2c9d0f951ccc6b561d7c510674c6ced85c2364a"/>
-    <w:p>
-      <w:pPr>
-        <w:pStyle w:val="Heading2"/>
-      </w:pPr>
-      <w:r>
-        <w:t xml:space="preserve">7. </w:t>
-      </w:r>
-      <w:r>
-        <w:rPr>
-          <w:rFonts w:hint="eastAsia"/>
-        </w:rPr>
-        <w:t xml:space="preserve">入库规范</w:t>
-      </w:r>
-    </w:p>
-    <w:bookmarkStart w:id="25" w:name="X57c4d37758ba68ed76b5c97d3b622d1f5c00970"/>
-    <w:p>
-      <w:pPr>
-        <w:pStyle w:val="Heading3"/>
-      </w:pPr>
-      <w:r>
-        <w:t xml:space="preserve">7.1 </w:t>
-      </w:r>
-      <w:r>
-        <w:rPr>
-          <w:rFonts w:hint="eastAsia"/>
-        </w:rPr>
-        <w:t xml:space="preserve">单件新增（表单）</w:t>
-      </w:r>
-    </w:p>
     <w:p>
       <w:pPr>
         <w:pStyle w:val="Compact"/>
@@ -6302,16 +6421,37 @@
         <w:rPr>
           <w:rFonts w:hint="eastAsia"/>
         </w:rPr>
-        <w:t xml:space="preserve">名称按第</w:t>
-      </w:r>
-      <w:r>
-        <w:t xml:space="preserve"> 4 </w:t>
-      </w:r>
-      <w:r>
-        <w:rPr>
-          <w:rFonts w:hint="eastAsia"/>
-        </w:rPr>
-        <w:t xml:space="preserve">节命名规范填写</w:t>
+        <w:t xml:space="preserve">二维码内容是</w:t>
+      </w:r>
+      <w:r>
+        <w:t xml:space="preserve"> </w:t>
+      </w:r>
+      <w:r>
+        <w:rPr>
+          <w:rStyle w:val="VerbatimChar"/>
+          <w:rFonts w:hint="eastAsia"/>
+        </w:rPr>
+        <w:t xml:space="preserve">https://&lt;队里域名&gt;/i/&lt;编码&gt;</w:t>
+      </w:r>
+      <w:r>
+        <w:rPr>
+          <w:rFonts w:hint="eastAsia"/>
+        </w:rPr>
+        <w:t xml:space="preserve">，扫码后</w:t>
+      </w:r>
+      <w:r>
+        <w:rPr>
+          <w:rFonts w:hint="eastAsia"/>
+          <w:b/>
+          <w:bCs/>
+        </w:rPr>
+        <w:t xml:space="preserve">需要登录</w:t>
+      </w:r>
+      <w:r>
+        <w:rPr>
+          <w:rFonts w:hint="eastAsia"/>
+        </w:rPr>
+        <w:t xml:space="preserve">（系统是内部系统）；未登录时会先跳到登录页，登录后再进。</w:t>
       </w:r>
     </w:p>
     <w:p>
@@ -6326,59 +6466,21 @@
         <w:rPr>
           <w:rFonts w:hint="eastAsia"/>
         </w:rPr>
-        <w:t xml:space="preserve">选分类</w:t>
-      </w:r>
-      <w:r>
-        <w:t xml:space="preserve"> → </w:t>
-      </w:r>
-      <w:r>
-        <w:rPr>
-          <w:rFonts w:hint="eastAsia"/>
-        </w:rPr>
-        <w:t xml:space="preserve">填数量与</w:t>
-      </w:r>
-      <w:r>
-        <w:rPr>
-          <w:rFonts w:hint="eastAsia"/>
-          <w:b/>
-          <w:bCs/>
-        </w:rPr>
-        <w:t xml:space="preserve">单价</w:t>
-      </w:r>
-      <w:r>
-        <w:t xml:space="preserve"> </w:t>
-      </w:r>
-      <w:r>
-        <w:t xml:space="preserve">→ </w:t>
-      </w:r>
-      <w:r>
-        <w:rPr>
-          <w:rFonts w:hint="eastAsia"/>
-        </w:rPr>
-        <w:t xml:space="preserve">系统自动定级（</w:t>
-      </w:r>
-      <w:r>
-        <w:rPr>
-          <w:rFonts w:hint="eastAsia"/>
-          <w:b/>
-          <w:bCs/>
-        </w:rPr>
-        <w:t xml:space="preserve">单价必填</w:t>
-      </w:r>
-      <w:r>
-        <w:rPr>
-          <w:rFonts w:hint="eastAsia"/>
-        </w:rPr>
-        <w:t xml:space="preserve">，见第</w:t>
-      </w:r>
-      <w:r>
-        <w:t xml:space="preserve"> 3 </w:t>
-      </w:r>
-      <w:r>
-        <w:rPr>
-          <w:rFonts w:hint="eastAsia"/>
-        </w:rPr>
-        <w:t xml:space="preserve">节）</w:t>
+        <w:t xml:space="preserve">标签上</w:t>
+      </w:r>
+      <w:r>
+        <w:rPr>
+          <w:rFonts w:hint="eastAsia"/>
+          <w:b/>
+          <w:bCs/>
+        </w:rPr>
+        <w:t xml:space="preserve">必须同时印可读编码</w:t>
+      </w:r>
+      <w:r>
+        <w:rPr>
+          <w:rFonts w:hint="eastAsia"/>
+        </w:rPr>
+        <w:t xml:space="preserve">（弹窗里已经带了），扫码枪坏了或二维码磨损时靠它手输。</w:t>
       </w:r>
     </w:p>
     <w:p>
@@ -6392,95 +6494,76 @@
       <w:r>
         <w:rPr>
           <w:rFonts w:hint="eastAsia"/>
-        </w:rPr>
-        <w:t xml:space="preserve">选「房间</w:t>
-      </w:r>
-      <w:r>
-        <w:t xml:space="preserve"> → </w:t>
-      </w:r>
-      <w:r>
-        <w:rPr>
-          <w:rFonts w:hint="eastAsia"/>
-        </w:rPr>
-        <w:t xml:space="preserve">元素</w:t>
-      </w:r>
-      <w:r>
-        <w:t xml:space="preserve"> → </w:t>
-      </w:r>
-      <w:r>
-        <w:rPr>
-          <w:rFonts w:hint="eastAsia"/>
-        </w:rPr>
-        <w:t xml:space="preserve">层</w:t>
-      </w:r>
-      <w:r>
-        <w:t xml:space="preserve"> → </w:t>
-      </w:r>
-      <w:r>
-        <w:rPr>
-          <w:rFonts w:hint="eastAsia"/>
-        </w:rPr>
-        <w:t xml:space="preserve">位」生成库位（找不到元素说明平面图没画，先去「物料布局」补）</w:t>
-      </w:r>
-    </w:p>
-    <w:p>
-      <w:pPr>
-        <w:pStyle w:val="Compact"/>
-        <w:numPr>
-          <w:ilvl w:val="0"/>
-          <w:numId w:val="1012"/>
-        </w:numPr>
-      </w:pPr>
-      <w:r>
-        <w:rPr>
-          <w:rFonts w:hint="eastAsia"/>
-        </w:rPr>
-        <w:t xml:space="preserve">需要时补照片、部门、项目标签</w:t>
-      </w:r>
-    </w:p>
-    <w:p>
-      <w:pPr>
-        <w:pStyle w:val="Compact"/>
-        <w:numPr>
-          <w:ilvl w:val="0"/>
-          <w:numId w:val="1012"/>
-        </w:numPr>
-      </w:pPr>
-      <w:r>
-        <w:rPr>
-          <w:rFonts w:hint="eastAsia"/>
-        </w:rPr>
-        <w:t xml:space="preserve">保存后</w:t>
-      </w:r>
-      <w:r>
-        <w:rPr>
-          <w:rFonts w:hint="eastAsia"/>
-          <w:b/>
-          <w:bCs/>
-        </w:rPr>
-        <w:t xml:space="preserve">当场复核</w:t>
-      </w:r>
-      <w:r>
-        <w:rPr>
-          <w:rFonts w:hint="eastAsia"/>
-        </w:rPr>
-        <w:t xml:space="preserve">列表里的数量与库位</w:t>
-      </w:r>
-    </w:p>
-    <w:bookmarkEnd w:id="25"/>
-    <w:bookmarkStart w:id="26" w:name="X86c0fea95dd3a22afe86fed69f7726a114a59e9"/>
+          <w:b/>
+          <w:bCs/>
+        </w:rPr>
+        <w:t xml:space="preserve">没有编码的物料不显示二维码入口</w:t>
+      </w:r>
+      <w:r>
+        <w:rPr>
+          <w:rFonts w:hint="eastAsia"/>
+        </w:rPr>
+        <w:t xml:space="preserve">——先补编码，再打印。</w:t>
+      </w:r>
+    </w:p>
+    <w:p>
+      <w:pPr>
+        <w:pStyle w:val="BlockText"/>
+      </w:pPr>
+      <w:r>
+        <w:rPr>
+          <w:rFonts w:hint="eastAsia"/>
+          <w:b/>
+          <w:bCs/>
+        </w:rPr>
+        <w:t xml:space="preserve">一句话</w:t>
+      </w:r>
+      <w:r>
+        <w:rPr>
+          <w:rFonts w:hint="eastAsia"/>
+        </w:rPr>
+        <w:t xml:space="preserve">：照</w:t>
+      </w:r>
+      <w:r>
+        <w:t xml:space="preserve"> 6.1/6.2 </w:t>
+      </w:r>
+      <w:r>
+        <w:rPr>
+          <w:rFonts w:hint="eastAsia"/>
+        </w:rPr>
+        <w:t xml:space="preserve">编码、用库存页的二维码按钮打印，扫开就是这件物料。库位可以之后再补，不影响编码生效。</w:t>
+      </w:r>
+    </w:p>
+    <w:bookmarkEnd w:id="23"/>
+    <w:bookmarkEnd w:id="24"/>
+    <w:bookmarkStart w:id="27" w:name="X2c9d0f951ccc6b561d7c510674c6ced85c2364a"/>
+    <w:p>
+      <w:pPr>
+        <w:pStyle w:val="Heading2"/>
+      </w:pPr>
+      <w:r>
+        <w:t xml:space="preserve">7. </w:t>
+      </w:r>
+      <w:r>
+        <w:rPr>
+          <w:rFonts w:hint="eastAsia"/>
+        </w:rPr>
+        <w:t xml:space="preserve">入库规范</w:t>
+      </w:r>
+    </w:p>
+    <w:bookmarkStart w:id="25" w:name="X57c4d37758ba68ed76b5c97d3b622d1f5c00970"/>
     <w:p>
       <w:pPr>
         <w:pStyle w:val="Heading3"/>
       </w:pPr>
       <w:r>
-        <w:t xml:space="preserve">7.2 </w:t>
-      </w:r>
-      <w:r>
-        <w:rPr>
-          <w:rFonts w:hint="eastAsia"/>
-        </w:rPr>
-        <w:t xml:space="preserve">批量导入（Excel）</w:t>
+        <w:t xml:space="preserve">7.1 </w:t>
+      </w:r>
+      <w:r>
+        <w:rPr>
+          <w:rFonts w:hint="eastAsia"/>
+        </w:rPr>
+        <w:t xml:space="preserve">单件新增（表单）</w:t>
       </w:r>
     </w:p>
     <w:p>
@@ -6495,74 +6578,16 @@
         <w:rPr>
           <w:rFonts w:hint="eastAsia"/>
         </w:rPr>
-        <w:t xml:space="preserve">表头（首行，可中英文）：</w:t>
-      </w:r>
-      <w:r>
-        <w:rPr>
-          <w:rStyle w:val="VerbatimChar"/>
-          <w:rFonts w:hint="eastAsia"/>
-        </w:rPr>
-        <w:t xml:space="preserve">名称/Name</w:t>
-      </w:r>
-      <w:r>
-        <w:t xml:space="preserve">、</w:t>
-      </w:r>
-      <w:r>
-        <w:rPr>
-          <w:rStyle w:val="VerbatimChar"/>
-          <w:rFonts w:hint="eastAsia"/>
-        </w:rPr>
-        <w:t xml:space="preserve">分类/Category</w:t>
-      </w:r>
-      <w:r>
-        <w:t xml:space="preserve">、</w:t>
-      </w:r>
-      <w:r>
-        <w:rPr>
-          <w:rStyle w:val="VerbatimChar"/>
-          <w:rFonts w:hint="eastAsia"/>
-        </w:rPr>
-        <w:t xml:space="preserve">数量/Qty</w:t>
-      </w:r>
-      <w:r>
-        <w:t xml:space="preserve">、</w:t>
-      </w:r>
-      <w:r>
-        <w:rPr>
-          <w:rStyle w:val="VerbatimChar"/>
-          <w:rFonts w:hint="eastAsia"/>
-        </w:rPr>
-        <w:t xml:space="preserve">库位/Location/位置</w:t>
-      </w:r>
-      <w:r>
-        <w:t xml:space="preserve">、</w:t>
-      </w:r>
-      <w:r>
-        <w:rPr>
-          <w:rStyle w:val="VerbatimChar"/>
-          <w:rFonts w:hint="eastAsia"/>
-        </w:rPr>
-        <w:t xml:space="preserve">状态/Status</w:t>
-      </w:r>
-      <w:r>
-        <w:t xml:space="preserve">、</w:t>
-      </w:r>
-      <w:r>
-        <w:rPr>
-          <w:rStyle w:val="VerbatimChar"/>
-          <w:rFonts w:hint="eastAsia"/>
-        </w:rPr>
-        <w:t xml:space="preserve">等级/Grade</w:t>
-      </w:r>
-      <w:r>
-        <w:t xml:space="preserve">、</w:t>
-      </w:r>
-      <w:r>
-        <w:rPr>
-          <w:rStyle w:val="VerbatimChar"/>
-          <w:rFonts w:hint="eastAsia"/>
-        </w:rPr>
-        <w:t xml:space="preserve">单价/UnitPrice</w:t>
+        <w:t xml:space="preserve">名称按第</w:t>
+      </w:r>
+      <w:r>
+        <w:t xml:space="preserve"> 4 </w:t>
+      </w:r>
+      <w:r>
+        <w:rPr>
+          <w:rFonts w:hint="eastAsia"/>
+        </w:rPr>
+        <w:t xml:space="preserve">节命名规范填写</w:t>
       </w:r>
     </w:p>
     <w:p>
@@ -6577,52 +6602,59 @@
         <w:rPr>
           <w:rFonts w:hint="eastAsia"/>
         </w:rPr>
-        <w:t xml:space="preserve">规则：名称为空的行跳过；分类为空记</w:t>
+        <w:t xml:space="preserve">选分类</w:t>
+      </w:r>
+      <w:r>
+        <w:t xml:space="preserve"> → </w:t>
+      </w:r>
+      <w:r>
+        <w:rPr>
+          <w:rFonts w:hint="eastAsia"/>
+        </w:rPr>
+        <w:t xml:space="preserve">填数量与</w:t>
+      </w:r>
+      <w:r>
+        <w:rPr>
+          <w:rFonts w:hint="eastAsia"/>
+          <w:b/>
+          <w:bCs/>
+        </w:rPr>
+        <w:t xml:space="preserve">单价</w:t>
       </w:r>
       <w:r>
         <w:t xml:space="preserve"> </w:t>
       </w:r>
       <w:r>
-        <w:rPr>
-          <w:rStyle w:val="VerbatimChar"/>
-          <w:rFonts w:hint="eastAsia"/>
-        </w:rPr>
-        <w:t xml:space="preserve">未分类</w:t>
-      </w:r>
-      <w:r>
-        <w:rPr>
-          <w:rFonts w:hint="eastAsia"/>
-        </w:rPr>
-        <w:t xml:space="preserve">；状态为空记</w:t>
-      </w:r>
-      <w:r>
-        <w:t xml:space="preserve"> </w:t>
-      </w:r>
-      <w:r>
-        <w:rPr>
-          <w:rStyle w:val="VerbatimChar"/>
-        </w:rPr>
-        <w:t xml:space="preserve">available</w:t>
-      </w:r>
-      <w:r>
-        <w:rPr>
-          <w:rFonts w:hint="eastAsia"/>
-        </w:rPr>
-        <w:t xml:space="preserve">；</w:t>
-      </w:r>
-      <w:r>
-        <w:rPr>
-          <w:rFonts w:hint="eastAsia"/>
-          <w:b/>
-          <w:bCs/>
-        </w:rPr>
-        <w:t xml:space="preserve">等级列优先</w:t>
-      </w:r>
-      <w:r>
-        <w:rPr>
-          <w:rFonts w:hint="eastAsia"/>
-        </w:rPr>
-        <w:t xml:space="preserve">，没有等级列就按单价自动判（&lt;¥100→C）</w:t>
+        <w:t xml:space="preserve">→ </w:t>
+      </w:r>
+      <w:r>
+        <w:rPr>
+          <w:rFonts w:hint="eastAsia"/>
+        </w:rPr>
+        <w:t xml:space="preserve">系统自动定级（</w:t>
+      </w:r>
+      <w:r>
+        <w:rPr>
+          <w:rFonts w:hint="eastAsia"/>
+          <w:b/>
+          <w:bCs/>
+        </w:rPr>
+        <w:t xml:space="preserve">单价必填</w:t>
+      </w:r>
+      <w:r>
+        <w:rPr>
+          <w:rFonts w:hint="eastAsia"/>
+        </w:rPr>
+        <w:t xml:space="preserve">，见第</w:t>
+      </w:r>
+      <w:r>
+        <w:t xml:space="preserve"> 3 </w:t>
+      </w:r>
+      <w:r>
+        <w:rPr>
+          <w:rFonts w:hint="eastAsia"/>
+        </w:rPr>
+        <w:t xml:space="preserve">节）</w:t>
       </w:r>
     </w:p>
     <w:p>
@@ -6636,34 +6668,35 @@
       <w:r>
         <w:rPr>
           <w:rFonts w:hint="eastAsia"/>
-          <w:b/>
-          <w:bCs/>
-        </w:rPr>
-        <w:t xml:space="preserve">导入前必须确认「单价」列非空</w:t>
-      </w:r>
-      <w:r>
-        <w:rPr>
-          <w:rFonts w:hint="eastAsia"/>
-        </w:rPr>
-        <w:t xml:space="preserve">：导入时单价为空同样会落</w:t>
-      </w:r>
-      <w:r>
-        <w:t xml:space="preserve"> C </w:t>
-      </w:r>
-      <w:r>
-        <w:rPr>
-          <w:rFonts w:hint="eastAsia"/>
-        </w:rPr>
-        <w:t xml:space="preserve">级，批量的</w:t>
-      </w:r>
-      <w:r>
-        <w:t xml:space="preserve"> C </w:t>
-      </w:r>
-      <w:r>
-        <w:rPr>
-          <w:rFonts w:hint="eastAsia"/>
-        </w:rPr>
-        <w:t xml:space="preserve">级贵重件是最难追回的事故</w:t>
+        </w:rPr>
+        <w:t xml:space="preserve">选「房间</w:t>
+      </w:r>
+      <w:r>
+        <w:t xml:space="preserve"> → </w:t>
+      </w:r>
+      <w:r>
+        <w:rPr>
+          <w:rFonts w:hint="eastAsia"/>
+        </w:rPr>
+        <w:t xml:space="preserve">元素</w:t>
+      </w:r>
+      <w:r>
+        <w:t xml:space="preserve"> → </w:t>
+      </w:r>
+      <w:r>
+        <w:rPr>
+          <w:rFonts w:hint="eastAsia"/>
+        </w:rPr>
+        <w:t xml:space="preserve">层</w:t>
+      </w:r>
+      <w:r>
+        <w:t xml:space="preserve"> → </w:t>
+      </w:r>
+      <w:r>
+        <w:rPr>
+          <w:rFonts w:hint="eastAsia"/>
+        </w:rPr>
+        <w:t xml:space="preserve">位」生成库位（找不到元素说明平面图没画，先去「物料布局」补）</w:t>
       </w:r>
     </w:p>
     <w:p>
@@ -6678,30 +6711,30 @@
         <w:rPr>
           <w:rFonts w:hint="eastAsia"/>
         </w:rPr>
-        <w:t xml:space="preserve">导入前</w:t>
-      </w:r>
-      <w:r>
-        <w:rPr>
-          <w:rFonts w:hint="eastAsia"/>
-          <w:b/>
-          <w:bCs/>
-        </w:rPr>
-        <w:t xml:space="preserve">先核对列名与单位</w:t>
-      </w:r>
-      <w:r>
-        <w:rPr>
-          <w:rFonts w:hint="eastAsia"/>
-        </w:rPr>
-        <w:t xml:space="preserve">，导入后抽查</w:t>
-      </w:r>
-      <w:r>
-        <w:t xml:space="preserve"> 5 </w:t>
-      </w:r>
-      <w:r>
-        <w:rPr>
-          <w:rFonts w:hint="eastAsia"/>
-        </w:rPr>
-        <w:t xml:space="preserve">行；批量导入产生的低库存提醒同批共用同一阈值</w:t>
+        <w:t xml:space="preserve">需要时补照片、部门、</w:t>
+      </w:r>
+      <w:r>
+        <w:rPr>
+          <w:rFonts w:hint="eastAsia"/>
+          <w:b/>
+          <w:bCs/>
+        </w:rPr>
+        <w:t xml:space="preserve">物料编码</w:t>
+      </w:r>
+      <w:r>
+        <w:rPr>
+          <w:rFonts w:hint="eastAsia"/>
+        </w:rPr>
+        <w:t xml:space="preserve">（见第</w:t>
+      </w:r>
+      <w:r>
+        <w:t xml:space="preserve"> 6 </w:t>
+      </w:r>
+      <w:r>
+        <w:rPr>
+          <w:rFonts w:hint="eastAsia"/>
+        </w:rPr>
+        <w:t xml:space="preserve">节）</w:t>
       </w:r>
     </w:p>
     <w:p>
@@ -6710,6 +6743,298 @@
         <w:numPr>
           <w:ilvl w:val="0"/>
           <w:numId w:val="1013"/>
+        </w:numPr>
+      </w:pPr>
+      <w:r>
+        <w:rPr>
+          <w:rFonts w:hint="eastAsia"/>
+        </w:rPr>
+        <w:t xml:space="preserve">保存后</w:t>
+      </w:r>
+      <w:r>
+        <w:rPr>
+          <w:rFonts w:hint="eastAsia"/>
+          <w:b/>
+          <w:bCs/>
+        </w:rPr>
+        <w:t xml:space="preserve">当场复核</w:t>
+      </w:r>
+      <w:r>
+        <w:rPr>
+          <w:rFonts w:hint="eastAsia"/>
+        </w:rPr>
+        <w:t xml:space="preserve">列表里的数量与库位</w:t>
+      </w:r>
+    </w:p>
+    <w:bookmarkEnd w:id="25"/>
+    <w:bookmarkStart w:id="26" w:name="X86c0fea95dd3a22afe86fed69f7726a114a59e9"/>
+    <w:p>
+      <w:pPr>
+        <w:pStyle w:val="Heading3"/>
+      </w:pPr>
+      <w:r>
+        <w:t xml:space="preserve">7.2 </w:t>
+      </w:r>
+      <w:r>
+        <w:rPr>
+          <w:rFonts w:hint="eastAsia"/>
+        </w:rPr>
+        <w:t xml:space="preserve">批量导入（Excel）</w:t>
+      </w:r>
+    </w:p>
+    <w:p>
+      <w:pPr>
+        <w:pStyle w:val="Compact"/>
+        <w:numPr>
+          <w:ilvl w:val="0"/>
+          <w:numId w:val="1014"/>
+        </w:numPr>
+      </w:pPr>
+      <w:r>
+        <w:rPr>
+          <w:rFonts w:hint="eastAsia"/>
+        </w:rPr>
+        <w:t xml:space="preserve">表头（首行，可中英文）：</w:t>
+      </w:r>
+      <w:r>
+        <w:rPr>
+          <w:rStyle w:val="VerbatimChar"/>
+          <w:rFonts w:hint="eastAsia"/>
+        </w:rPr>
+        <w:t xml:space="preserve">名称/Name</w:t>
+      </w:r>
+      <w:r>
+        <w:t xml:space="preserve">、</w:t>
+      </w:r>
+      <w:r>
+        <w:rPr>
+          <w:rStyle w:val="VerbatimChar"/>
+          <w:rFonts w:hint="eastAsia"/>
+        </w:rPr>
+        <w:t xml:space="preserve">分类/Category</w:t>
+      </w:r>
+      <w:r>
+        <w:t xml:space="preserve">、</w:t>
+      </w:r>
+      <w:r>
+        <w:rPr>
+          <w:rStyle w:val="VerbatimChar"/>
+          <w:rFonts w:hint="eastAsia"/>
+        </w:rPr>
+        <w:t xml:space="preserve">数量/Qty</w:t>
+      </w:r>
+      <w:r>
+        <w:t xml:space="preserve">、</w:t>
+      </w:r>
+      <w:r>
+        <w:rPr>
+          <w:rStyle w:val="VerbatimChar"/>
+          <w:rFonts w:hint="eastAsia"/>
+        </w:rPr>
+        <w:t xml:space="preserve">库位/Location/位置</w:t>
+      </w:r>
+      <w:r>
+        <w:t xml:space="preserve">、</w:t>
+      </w:r>
+      <w:r>
+        <w:rPr>
+          <w:rStyle w:val="VerbatimChar"/>
+          <w:rFonts w:hint="eastAsia"/>
+        </w:rPr>
+        <w:t xml:space="preserve">状态/Status</w:t>
+      </w:r>
+      <w:r>
+        <w:t xml:space="preserve">、</w:t>
+      </w:r>
+      <w:r>
+        <w:rPr>
+          <w:rStyle w:val="VerbatimChar"/>
+          <w:rFonts w:hint="eastAsia"/>
+        </w:rPr>
+        <w:t xml:space="preserve">等级/Grade</w:t>
+      </w:r>
+      <w:r>
+        <w:t xml:space="preserve">、</w:t>
+      </w:r>
+      <w:r>
+        <w:rPr>
+          <w:rStyle w:val="VerbatimChar"/>
+          <w:rFonts w:hint="eastAsia"/>
+        </w:rPr>
+        <w:t xml:space="preserve">单价/UnitPrice</w:t>
+      </w:r>
+      <w:r>
+        <w:t xml:space="preserve">、</w:t>
+      </w:r>
+      <w:r>
+        <w:rPr>
+          <w:rStyle w:val="VerbatimChar"/>
+          <w:rFonts w:hint="eastAsia"/>
+        </w:rPr>
+        <w:t xml:space="preserve">编码/Code</w:t>
+      </w:r>
+    </w:p>
+    <w:p>
+      <w:pPr>
+        <w:pStyle w:val="Compact"/>
+        <w:numPr>
+          <w:ilvl w:val="0"/>
+          <w:numId w:val="1014"/>
+        </w:numPr>
+      </w:pPr>
+      <w:r>
+        <w:rPr>
+          <w:rFonts w:hint="eastAsia"/>
+        </w:rPr>
+        <w:t xml:space="preserve">规则：名称为空的行跳过；分类为空记</w:t>
+      </w:r>
+      <w:r>
+        <w:t xml:space="preserve"> </w:t>
+      </w:r>
+      <w:r>
+        <w:rPr>
+          <w:rStyle w:val="VerbatimChar"/>
+          <w:rFonts w:hint="eastAsia"/>
+        </w:rPr>
+        <w:t xml:space="preserve">未分类</w:t>
+      </w:r>
+      <w:r>
+        <w:rPr>
+          <w:rFonts w:hint="eastAsia"/>
+        </w:rPr>
+        <w:t xml:space="preserve">；状态为空记</w:t>
+      </w:r>
+      <w:r>
+        <w:t xml:space="preserve"> </w:t>
+      </w:r>
+      <w:r>
+        <w:rPr>
+          <w:rStyle w:val="VerbatimChar"/>
+        </w:rPr>
+        <w:t xml:space="preserve">available</w:t>
+      </w:r>
+      <w:r>
+        <w:rPr>
+          <w:rFonts w:hint="eastAsia"/>
+        </w:rPr>
+        <w:t xml:space="preserve">；</w:t>
+      </w:r>
+      <w:r>
+        <w:rPr>
+          <w:rFonts w:hint="eastAsia"/>
+          <w:b/>
+          <w:bCs/>
+        </w:rPr>
+        <w:t xml:space="preserve">等级列优先</w:t>
+      </w:r>
+      <w:r>
+        <w:rPr>
+          <w:rFonts w:hint="eastAsia"/>
+        </w:rPr>
+        <w:t xml:space="preserve">，没有等级列就按单价自动判（&lt;¥100→C）；</w:t>
+      </w:r>
+      <w:r>
+        <w:rPr>
+          <w:rStyle w:val="VerbatimChar"/>
+          <w:rFonts w:hint="eastAsia"/>
+        </w:rPr>
+        <w:t xml:space="preserve">编码</w:t>
+      </w:r>
+      <w:r>
+        <w:t xml:space="preserve"> </w:t>
+      </w:r>
+      <w:r>
+        <w:rPr>
+          <w:rFonts w:hint="eastAsia"/>
+        </w:rPr>
+        <w:t xml:space="preserve">列可空，填了会转大写，重复会在导入时报错</w:t>
+      </w:r>
+    </w:p>
+    <w:p>
+      <w:pPr>
+        <w:pStyle w:val="Compact"/>
+        <w:numPr>
+          <w:ilvl w:val="0"/>
+          <w:numId w:val="1014"/>
+        </w:numPr>
+      </w:pPr>
+      <w:r>
+        <w:rPr>
+          <w:rFonts w:hint="eastAsia"/>
+          <w:b/>
+          <w:bCs/>
+        </w:rPr>
+        <w:t xml:space="preserve">导入前必须确认「单价」列非空</w:t>
+      </w:r>
+      <w:r>
+        <w:rPr>
+          <w:rFonts w:hint="eastAsia"/>
+        </w:rPr>
+        <w:t xml:space="preserve">：导入时单价为空同样会落</w:t>
+      </w:r>
+      <w:r>
+        <w:t xml:space="preserve"> C </w:t>
+      </w:r>
+      <w:r>
+        <w:rPr>
+          <w:rFonts w:hint="eastAsia"/>
+        </w:rPr>
+        <w:t xml:space="preserve">级，批量的</w:t>
+      </w:r>
+      <w:r>
+        <w:t xml:space="preserve"> C </w:t>
+      </w:r>
+      <w:r>
+        <w:rPr>
+          <w:rFonts w:hint="eastAsia"/>
+        </w:rPr>
+        <w:t xml:space="preserve">级贵重件是最难追回的事故</w:t>
+      </w:r>
+    </w:p>
+    <w:p>
+      <w:pPr>
+        <w:pStyle w:val="Compact"/>
+        <w:numPr>
+          <w:ilvl w:val="0"/>
+          <w:numId w:val="1014"/>
+        </w:numPr>
+      </w:pPr>
+      <w:r>
+        <w:rPr>
+          <w:rFonts w:hint="eastAsia"/>
+        </w:rPr>
+        <w:t xml:space="preserve">导入前</w:t>
+      </w:r>
+      <w:r>
+        <w:rPr>
+          <w:rFonts w:hint="eastAsia"/>
+          <w:b/>
+          <w:bCs/>
+        </w:rPr>
+        <w:t xml:space="preserve">先核对列名与单位</w:t>
+      </w:r>
+      <w:r>
+        <w:rPr>
+          <w:rFonts w:hint="eastAsia"/>
+        </w:rPr>
+        <w:t xml:space="preserve">，导入后抽查</w:t>
+      </w:r>
+      <w:r>
+        <w:t xml:space="preserve"> 5 </w:t>
+      </w:r>
+      <w:r>
+        <w:rPr>
+          <w:rFonts w:hint="eastAsia"/>
+        </w:rPr>
+        <w:t xml:space="preserve">行；批量导入产生的低库存提醒同批共用同一阈值</w:t>
+      </w:r>
+    </w:p>
+    <w:p>
+      <w:pPr>
+        <w:pStyle w:val="Compact"/>
+        <w:numPr>
+          <w:ilvl w:val="0"/>
+          <w:numId w:val="1014"/>
         </w:numPr>
       </w:pPr>
       <w:r>
@@ -7160,7 +7485,7 @@
         <w:pStyle w:val="Compact"/>
         <w:numPr>
           <w:ilvl w:val="0"/>
-          <w:numId w:val="1014"/>
+          <w:numId w:val="1015"/>
         </w:numPr>
       </w:pPr>
       <w:r>
@@ -7196,169 +7521,6 @@
           <w:rFonts w:hint="eastAsia"/>
         </w:rPr>
         <w:t xml:space="preserve">——只要申请人有部长，就走部长审批。</w:t>
-      </w:r>
-    </w:p>
-    <w:p>
-      <w:pPr>
-        <w:pStyle w:val="Compact"/>
-        <w:numPr>
-          <w:ilvl w:val="0"/>
-          <w:numId w:val="1014"/>
-        </w:numPr>
-      </w:pPr>
-      <w:r>
-        <w:rPr>
-          <w:rFonts w:hint="eastAsia"/>
-        </w:rPr>
-        <w:t xml:space="preserve">触发"直接进管理员"的条件是：</w:t>
-      </w:r>
-      <w:r>
-        <w:rPr>
-          <w:rFonts w:hint="eastAsia"/>
-          <w:b/>
-          <w:bCs/>
-        </w:rPr>
-        <w:t xml:space="preserve">申请人本人</w:t>
-      </w:r>
-      <w:r>
-        <w:rPr>
-          <w:rFonts w:hint="eastAsia"/>
-        </w:rPr>
-        <w:t xml:space="preserve">没有部门，或申请人所在部门当前</w:t>
-      </w:r>
-      <w:r>
-        <w:rPr>
-          <w:rFonts w:hint="eastAsia"/>
-          <w:b/>
-          <w:bCs/>
-        </w:rPr>
-        <w:t xml:space="preserve">没有任命部长</w:t>
-      </w:r>
-      <w:r>
-        <w:t xml:space="preserve">。</w:t>
-      </w:r>
-    </w:p>
-    <w:p>
-      <w:pPr>
-        <w:pStyle w:val="Compact"/>
-        <w:numPr>
-          <w:ilvl w:val="0"/>
-          <w:numId w:val="1014"/>
-        </w:numPr>
-      </w:pPr>
-      <w:r>
-        <w:rPr>
-          <w:rFonts w:hint="eastAsia"/>
-        </w:rPr>
-        <w:t xml:space="preserve">部长只能审批</w:t>
-      </w:r>
-      <w:r>
-        <w:rPr>
-          <w:rFonts w:hint="eastAsia"/>
-          <w:b/>
-          <w:bCs/>
-        </w:rPr>
-        <w:t xml:space="preserve">本部门成员</w:t>
-      </w:r>
-      <w:r>
-        <w:rPr>
-          <w:rFonts w:hint="eastAsia"/>
-        </w:rPr>
-        <w:t xml:space="preserve">的领用；跨部门的申请请找对应部门部长或管理员。</w:t>
-      </w:r>
-    </w:p>
-    <w:p>
-      <w:pPr>
-        <w:pStyle w:val="FirstParagraph"/>
-      </w:pPr>
-      <w:r>
-        <w:rPr>
-          <w:rFonts w:hint="eastAsia"/>
-        </w:rPr>
-        <w:t xml:space="preserve">状态：</w:t>
-      </w:r>
-      <w:r>
-        <w:rPr>
-          <w:rStyle w:val="VerbatimChar"/>
-          <w:rFonts w:hint="eastAsia"/>
-        </w:rPr>
-        <w:t xml:space="preserve">待部门审批(pending_dept)</w:t>
-      </w:r>
-      <w:r>
-        <w:rPr>
-          <w:rStyle w:val="VerbatimChar"/>
-        </w:rPr>
-        <w:t xml:space="preserve"> → </w:t>
-      </w:r>
-      <w:r>
-        <w:rPr>
-          <w:rStyle w:val="VerbatimChar"/>
-          <w:rFonts w:hint="eastAsia"/>
-        </w:rPr>
-        <w:t xml:space="preserve">待管理员审批(pending_admin)</w:t>
-      </w:r>
-      <w:r>
-        <w:rPr>
-          <w:rStyle w:val="VerbatimChar"/>
-        </w:rPr>
-        <w:t xml:space="preserve"> → </w:t>
-      </w:r>
-      <w:r>
-        <w:rPr>
-          <w:rStyle w:val="VerbatimChar"/>
-          <w:rFonts w:hint="eastAsia"/>
-        </w:rPr>
-        <w:t xml:space="preserve">已批准(approved)</w:t>
-      </w:r>
-      <w:r>
-        <w:rPr>
-          <w:rStyle w:val="VerbatimChar"/>
-        </w:rPr>
-        <w:t xml:space="preserve"> → </w:t>
-      </w:r>
-      <w:r>
-        <w:rPr>
-          <w:rStyle w:val="VerbatimChar"/>
-          <w:rFonts w:hint="eastAsia"/>
-        </w:rPr>
-        <w:t xml:space="preserve">已归还(returned)</w:t>
-      </w:r>
-      <w:r>
-        <w:rPr>
-          <w:rFonts w:hint="eastAsia"/>
-        </w:rPr>
-        <w:t xml:space="preserve">；被驳回为</w:t>
-      </w:r>
-      <w:r>
-        <w:t xml:space="preserve"> </w:t>
-      </w:r>
-      <w:r>
-        <w:rPr>
-          <w:rStyle w:val="VerbatimChar"/>
-        </w:rPr>
-        <w:t xml:space="preserve">rejected</w:t>
-      </w:r>
-      <w:r>
-        <w:rPr>
-          <w:rFonts w:hint="eastAsia"/>
-        </w:rPr>
-        <w:t xml:space="preserve">（必须写驳回理由）。</w:t>
-      </w:r>
-    </w:p>
-    <w:bookmarkEnd w:id="28"/>
-    <w:bookmarkStart w:id="29" w:name="X13c2b99bb1a4d9c22b7b108a14ba1610525d826"/>
-    <w:p>
-      <w:pPr>
-        <w:pStyle w:val="Heading3"/>
-      </w:pPr>
-      <w:r>
-        <w:t xml:space="preserve">8.2 </w:t>
-      </w:r>
-      <w:r>
-        <w:rPr>
-          <w:rFonts w:hint="eastAsia"/>
-        </w:rPr>
-        <w:t xml:space="preserve">提交领用</w:t>
       </w:r>
     </w:p>
     <w:p>
@@ -7373,46 +7535,32 @@
         <w:rPr>
           <w:rFonts w:hint="eastAsia"/>
         </w:rPr>
-        <w:t xml:space="preserve">数量必须</w:t>
-      </w:r>
-      <w:r>
-        <w:t xml:space="preserve"> </w:t>
-      </w:r>
-      <w:r>
-        <w:rPr>
-          <w:b/>
-          <w:bCs/>
-        </w:rPr>
-        <w:t xml:space="preserve">&gt; 0 </w:t>
-      </w:r>
-      <w:r>
-        <w:rPr>
-          <w:rFonts w:hint="eastAsia"/>
-          <w:b/>
-          <w:bCs/>
-        </w:rPr>
-        <w:t xml:space="preserve">且</w:t>
-      </w:r>
-      <w:r>
-        <w:rPr>
-          <w:b/>
-          <w:bCs/>
-        </w:rPr>
-        <w:t xml:space="preserve"> ≤ </w:t>
-      </w:r>
-      <w:r>
-        <w:rPr>
-          <w:rFonts w:hint="eastAsia"/>
-          <w:b/>
-          <w:bCs/>
-        </w:rPr>
-        <w:t xml:space="preserve">当前可用库存</w:t>
-      </w:r>
-      <w:r>
-        <w:rPr>
-          <w:rFonts w:hint="eastAsia"/>
-        </w:rPr>
-        <w:t xml:space="preserve">（系统会拦）</w:t>
+        <w:t xml:space="preserve">触发"直接进管理员"的条件是：</w:t>
+      </w:r>
+      <w:r>
+        <w:rPr>
+          <w:rFonts w:hint="eastAsia"/>
+          <w:b/>
+          <w:bCs/>
+        </w:rPr>
+        <w:t xml:space="preserve">申请人本人</w:t>
+      </w:r>
+      <w:r>
+        <w:rPr>
+          <w:rFonts w:hint="eastAsia"/>
+        </w:rPr>
+        <w:t xml:space="preserve">没有部门，或申请人所在部门当前</w:t>
+      </w:r>
+      <w:r>
+        <w:rPr>
+          <w:rFonts w:hint="eastAsia"/>
+          <w:b/>
+          <w:bCs/>
+        </w:rPr>
+        <w:t xml:space="preserve">没有任命部长</w:t>
+      </w:r>
+      <w:r>
+        <w:t xml:space="preserve">。</w:t>
       </w:r>
     </w:p>
     <w:p>
@@ -7427,21 +7575,84 @@
         <w:rPr>
           <w:rFonts w:hint="eastAsia"/>
         </w:rPr>
-        <w:t xml:space="preserve">备注写清</w:t>
-      </w:r>
-      <w:r>
-        <w:rPr>
-          <w:rFonts w:hint="eastAsia"/>
-          <w:b/>
-          <w:bCs/>
-        </w:rPr>
-        <w:t xml:space="preserve">用途/项目/预计归还时间</w:t>
-      </w:r>
-      <w:r>
-        <w:rPr>
-          <w:rFonts w:hint="eastAsia"/>
-        </w:rPr>
-        <w:t xml:space="preserve">（如</w:t>
+        <w:t xml:space="preserve">部长只能审批</w:t>
+      </w:r>
+      <w:r>
+        <w:rPr>
+          <w:rFonts w:hint="eastAsia"/>
+          <w:b/>
+          <w:bCs/>
+        </w:rPr>
+        <w:t xml:space="preserve">本部门成员</w:t>
+      </w:r>
+      <w:r>
+        <w:rPr>
+          <w:rFonts w:hint="eastAsia"/>
+        </w:rPr>
+        <w:t xml:space="preserve">的领用；跨部门的申请请找对应部门部长或管理员。</w:t>
+      </w:r>
+    </w:p>
+    <w:p>
+      <w:pPr>
+        <w:pStyle w:val="FirstParagraph"/>
+      </w:pPr>
+      <w:r>
+        <w:rPr>
+          <w:rFonts w:hint="eastAsia"/>
+        </w:rPr>
+        <w:t xml:space="preserve">状态：</w:t>
+      </w:r>
+      <w:r>
+        <w:rPr>
+          <w:rStyle w:val="VerbatimChar"/>
+          <w:rFonts w:hint="eastAsia"/>
+        </w:rPr>
+        <w:t xml:space="preserve">待部门审批(pending_dept)</w:t>
+      </w:r>
+      <w:r>
+        <w:rPr>
+          <w:rStyle w:val="VerbatimChar"/>
+        </w:rPr>
+        <w:t xml:space="preserve"> → </w:t>
+      </w:r>
+      <w:r>
+        <w:rPr>
+          <w:rStyle w:val="VerbatimChar"/>
+          <w:rFonts w:hint="eastAsia"/>
+        </w:rPr>
+        <w:t xml:space="preserve">待管理员审批(pending_admin)</w:t>
+      </w:r>
+      <w:r>
+        <w:rPr>
+          <w:rStyle w:val="VerbatimChar"/>
+        </w:rPr>
+        <w:t xml:space="preserve"> → </w:t>
+      </w:r>
+      <w:r>
+        <w:rPr>
+          <w:rStyle w:val="VerbatimChar"/>
+          <w:rFonts w:hint="eastAsia"/>
+        </w:rPr>
+        <w:t xml:space="preserve">已批准(approved)</w:t>
+      </w:r>
+      <w:r>
+        <w:rPr>
+          <w:rStyle w:val="VerbatimChar"/>
+        </w:rPr>
+        <w:t xml:space="preserve"> → </w:t>
+      </w:r>
+      <w:r>
+        <w:rPr>
+          <w:rStyle w:val="VerbatimChar"/>
+          <w:rFonts w:hint="eastAsia"/>
+        </w:rPr>
+        <w:t xml:space="preserve">已归还(returned)</w:t>
+      </w:r>
+      <w:r>
+        <w:rPr>
+          <w:rFonts w:hint="eastAsia"/>
+        </w:rPr>
+        <w:t xml:space="preserve">；被驳回为</w:t>
       </w:r>
       <w:r>
         <w:t xml:space="preserve"> </w:t>
@@ -7450,20 +7661,29 @@
         <w:rPr>
           <w:rStyle w:val="VerbatimChar"/>
         </w:rPr>
-        <w:t xml:space="preserve">CUADC </w:t>
-      </w:r>
-      <w:r>
-        <w:rPr>
-          <w:rStyle w:val="VerbatimChar"/>
-          <w:rFonts w:hint="eastAsia"/>
-        </w:rPr>
-        <w:t xml:space="preserve">备赛多旋翼，赛后归还</w:t>
-      </w:r>
-      <w:r>
-        <w:rPr>
-          <w:rFonts w:hint="eastAsia"/>
-        </w:rPr>
-        <w:t xml:space="preserve">）</w:t>
+        <w:t xml:space="preserve">rejected</w:t>
+      </w:r>
+      <w:r>
+        <w:rPr>
+          <w:rFonts w:hint="eastAsia"/>
+        </w:rPr>
+        <w:t xml:space="preserve">（必须写驳回理由）。</w:t>
+      </w:r>
+    </w:p>
+    <w:bookmarkEnd w:id="28"/>
+    <w:bookmarkStart w:id="29" w:name="X13c2b99bb1a4d9c22b7b108a14ba1610525d826"/>
+    <w:p>
+      <w:pPr>
+        <w:pStyle w:val="Heading3"/>
+      </w:pPr>
+      <w:r>
+        <w:t xml:space="preserve">8.2 </w:t>
+      </w:r>
+      <w:r>
+        <w:rPr>
+          <w:rFonts w:hint="eastAsia"/>
+        </w:rPr>
+        <w:t xml:space="preserve">提交领用</w:t>
       </w:r>
     </w:p>
     <w:p>
@@ -7471,37 +7691,53 @@
         <w:pStyle w:val="Compact"/>
         <w:numPr>
           <w:ilvl w:val="0"/>
-          <w:numId w:val="1015"/>
+          <w:numId w:val="1016"/>
         </w:numPr>
       </w:pPr>
       <w:r>
         <w:rPr>
           <w:rFonts w:hint="eastAsia"/>
         </w:rPr>
-        <w:t xml:space="preserve">领用一经批准，库存</w:t>
-      </w:r>
-      <w:r>
-        <w:rPr>
-          <w:rFonts w:hint="eastAsia"/>
-          <w:b/>
-          <w:bCs/>
-        </w:rPr>
-        <w:t xml:space="preserve">立即扣减</w:t>
-      </w:r>
-      <w:r>
-        <w:rPr>
-          <w:rFonts w:hint="eastAsia"/>
-        </w:rPr>
-        <w:t xml:space="preserve">；扣到</w:t>
-      </w:r>
-      <w:r>
-        <w:t xml:space="preserve"> 0 </w:t>
-      </w:r>
-      <w:r>
-        <w:rPr>
-          <w:rFonts w:hint="eastAsia"/>
-        </w:rPr>
-        <w:t xml:space="preserve">时该物料状态自动变为"使用中"</w:t>
+        <w:t xml:space="preserve">数量必须</w:t>
+      </w:r>
+      <w:r>
+        <w:t xml:space="preserve"> </w:t>
+      </w:r>
+      <w:r>
+        <w:rPr>
+          <w:b/>
+          <w:bCs/>
+        </w:rPr>
+        <w:t xml:space="preserve">&gt; 0 </w:t>
+      </w:r>
+      <w:r>
+        <w:rPr>
+          <w:rFonts w:hint="eastAsia"/>
+          <w:b/>
+          <w:bCs/>
+        </w:rPr>
+        <w:t xml:space="preserve">且</w:t>
+      </w:r>
+      <w:r>
+        <w:rPr>
+          <w:b/>
+          <w:bCs/>
+        </w:rPr>
+        <w:t xml:space="preserve"> ≤ </w:t>
+      </w:r>
+      <w:r>
+        <w:rPr>
+          <w:rFonts w:hint="eastAsia"/>
+          <w:b/>
+          <w:bCs/>
+        </w:rPr>
+        <w:t xml:space="preserve">当前可用库存</w:t>
+      </w:r>
+      <w:r>
+        <w:rPr>
+          <w:rFonts w:hint="eastAsia"/>
+        </w:rPr>
+        <w:t xml:space="preserve">（系统会拦）</w:t>
       </w:r>
     </w:p>
     <w:p>
@@ -7509,7 +7745,96 @@
         <w:pStyle w:val="Compact"/>
         <w:numPr>
           <w:ilvl w:val="0"/>
-          <w:numId w:val="1015"/>
+          <w:numId w:val="1016"/>
+        </w:numPr>
+      </w:pPr>
+      <w:r>
+        <w:rPr>
+          <w:rFonts w:hint="eastAsia"/>
+        </w:rPr>
+        <w:t xml:space="preserve">备注写清</w:t>
+      </w:r>
+      <w:r>
+        <w:rPr>
+          <w:rFonts w:hint="eastAsia"/>
+          <w:b/>
+          <w:bCs/>
+        </w:rPr>
+        <w:t xml:space="preserve">用途/项目/预计归还时间</w:t>
+      </w:r>
+      <w:r>
+        <w:rPr>
+          <w:rFonts w:hint="eastAsia"/>
+        </w:rPr>
+        <w:t xml:space="preserve">（如</w:t>
+      </w:r>
+      <w:r>
+        <w:t xml:space="preserve"> </w:t>
+      </w:r>
+      <w:r>
+        <w:rPr>
+          <w:rStyle w:val="VerbatimChar"/>
+        </w:rPr>
+        <w:t xml:space="preserve">CUADC </w:t>
+      </w:r>
+      <w:r>
+        <w:rPr>
+          <w:rStyle w:val="VerbatimChar"/>
+          <w:rFonts w:hint="eastAsia"/>
+        </w:rPr>
+        <w:t xml:space="preserve">备赛多旋翼，赛后归还</w:t>
+      </w:r>
+      <w:r>
+        <w:rPr>
+          <w:rFonts w:hint="eastAsia"/>
+        </w:rPr>
+        <w:t xml:space="preserve">）</w:t>
+      </w:r>
+    </w:p>
+    <w:p>
+      <w:pPr>
+        <w:pStyle w:val="Compact"/>
+        <w:numPr>
+          <w:ilvl w:val="0"/>
+          <w:numId w:val="1016"/>
+        </w:numPr>
+      </w:pPr>
+      <w:r>
+        <w:rPr>
+          <w:rFonts w:hint="eastAsia"/>
+        </w:rPr>
+        <w:t xml:space="preserve">领用一经批准，库存</w:t>
+      </w:r>
+      <w:r>
+        <w:rPr>
+          <w:rFonts w:hint="eastAsia"/>
+          <w:b/>
+          <w:bCs/>
+        </w:rPr>
+        <w:t xml:space="preserve">立即扣减</w:t>
+      </w:r>
+      <w:r>
+        <w:rPr>
+          <w:rFonts w:hint="eastAsia"/>
+        </w:rPr>
+        <w:t xml:space="preserve">；扣到</w:t>
+      </w:r>
+      <w:r>
+        <w:t xml:space="preserve"> 0 </w:t>
+      </w:r>
+      <w:r>
+        <w:rPr>
+          <w:rFonts w:hint="eastAsia"/>
+        </w:rPr>
+        <w:t xml:space="preserve">时该物料状态自动变为"使用中"</w:t>
+      </w:r>
+    </w:p>
+    <w:p>
+      <w:pPr>
+        <w:pStyle w:val="Compact"/>
+        <w:numPr>
+          <w:ilvl w:val="0"/>
+          <w:numId w:val="1016"/>
         </w:numPr>
       </w:pPr>
       <w:r>
@@ -7556,7 +7881,7 @@
         <w:pStyle w:val="Compact"/>
         <w:numPr>
           <w:ilvl w:val="1"/>
-          <w:numId w:val="1016"/>
+          <w:numId w:val="1017"/>
         </w:numPr>
       </w:pPr>
       <w:r>
@@ -7585,7 +7910,7 @@
         <w:pStyle w:val="Compact"/>
         <w:numPr>
           <w:ilvl w:val="1"/>
-          <w:numId w:val="1016"/>
+          <w:numId w:val="1017"/>
         </w:numPr>
       </w:pPr>
       <w:r>
@@ -7616,7 +7941,7 @@
         <w:pStyle w:val="Compact"/>
         <w:numPr>
           <w:ilvl w:val="0"/>
-          <w:numId w:val="1017"/>
+          <w:numId w:val="1018"/>
         </w:numPr>
       </w:pPr>
       <w:r>
@@ -7646,7 +7971,7 @@
         <w:pStyle w:val="Compact"/>
         <w:numPr>
           <w:ilvl w:val="0"/>
-          <w:numId w:val="1017"/>
+          <w:numId w:val="1018"/>
         </w:numPr>
       </w:pPr>
       <w:r>
@@ -7699,7 +8024,7 @@
         <w:pStyle w:val="Compact"/>
         <w:numPr>
           <w:ilvl w:val="0"/>
-          <w:numId w:val="1017"/>
+          <w:numId w:val="1018"/>
         </w:numPr>
       </w:pPr>
       <w:r>
@@ -7717,7 +8042,7 @@
         <w:pStyle w:val="Compact"/>
         <w:numPr>
           <w:ilvl w:val="0"/>
-          <w:numId w:val="1017"/>
+          <w:numId w:val="1018"/>
         </w:numPr>
       </w:pPr>
       <w:r>
@@ -7746,7 +8071,7 @@
         <w:pStyle w:val="Compact"/>
         <w:numPr>
           <w:ilvl w:val="0"/>
-          <w:numId w:val="1017"/>
+          <w:numId w:val="1018"/>
         </w:numPr>
       </w:pPr>
       <w:r>
@@ -7790,7 +8115,7 @@
         <w:pStyle w:val="Compact"/>
         <w:numPr>
           <w:ilvl w:val="1"/>
-          <w:numId w:val="1018"/>
+          <w:numId w:val="1019"/>
         </w:numPr>
       </w:pPr>
       <w:r>
@@ -7902,7 +8227,7 @@
         <w:pStyle w:val="Compact"/>
         <w:numPr>
           <w:ilvl w:val="1"/>
-          <w:numId w:val="1018"/>
+          <w:numId w:val="1019"/>
         </w:numPr>
       </w:pPr>
       <w:r>
@@ -7926,7 +8251,7 @@
         <w:pStyle w:val="Compact"/>
         <w:numPr>
           <w:ilvl w:val="1"/>
-          <w:numId w:val="1018"/>
+          <w:numId w:val="1019"/>
         </w:numPr>
       </w:pPr>
       <w:r>
@@ -7965,7 +8290,7 @@
         <w:pStyle w:val="Compact"/>
         <w:numPr>
           <w:ilvl w:val="0"/>
-          <w:numId w:val="1019"/>
+          <w:numId w:val="1020"/>
         </w:numPr>
       </w:pPr>
       <w:r>
@@ -7992,7 +8317,7 @@
         <w:pStyle w:val="Compact"/>
         <w:numPr>
           <w:ilvl w:val="0"/>
-          <w:numId w:val="1019"/>
+          <w:numId w:val="1020"/>
         </w:numPr>
       </w:pPr>
       <w:r>
@@ -8010,7 +8335,7 @@
         <w:pStyle w:val="Compact"/>
         <w:numPr>
           <w:ilvl w:val="0"/>
-          <w:numId w:val="1019"/>
+          <w:numId w:val="1020"/>
         </w:numPr>
       </w:pPr>
       <w:r>
@@ -8028,7 +8353,7 @@
         <w:pStyle w:val="Compact"/>
         <w:numPr>
           <w:ilvl w:val="0"/>
-          <w:numId w:val="1019"/>
+          <w:numId w:val="1020"/>
         </w:numPr>
       </w:pPr>
       <w:r>
@@ -8388,7 +8713,7 @@
         <w:pStyle w:val="Compact"/>
         <w:numPr>
           <w:ilvl w:val="0"/>
-          <w:numId w:val="1020"/>
+          <w:numId w:val="1021"/>
         </w:numPr>
       </w:pPr>
       <w:r>
@@ -8410,190 +8735,6 @@
           <w:rFonts w:hint="eastAsia"/>
         </w:rPr>
         <w:t xml:space="preserve">后填实盘数，不得照抄系统数</w:t>
-      </w:r>
-    </w:p>
-    <w:p>
-      <w:pPr>
-        <w:pStyle w:val="Compact"/>
-        <w:numPr>
-          <w:ilvl w:val="0"/>
-          <w:numId w:val="1020"/>
-        </w:numPr>
-      </w:pPr>
-      <w:r>
-        <w:rPr>
-          <w:rFonts w:hint="eastAsia"/>
-        </w:rPr>
-        <w:t xml:space="preserve">有差异的项要写</w:t>
-      </w:r>
-      <w:r>
-        <w:rPr>
-          <w:rFonts w:hint="eastAsia"/>
-          <w:b/>
-          <w:bCs/>
-        </w:rPr>
-        <w:t xml:space="preserve">备注</w:t>
-      </w:r>
-      <w:r>
-        <w:rPr>
-          <w:rFonts w:hint="eastAsia"/>
-        </w:rPr>
-        <w:t xml:space="preserve">（如</w:t>
-      </w:r>
-      <w:r>
-        <w:t xml:space="preserve"> </w:t>
-      </w:r>
-      <w:r>
-        <w:rPr>
-          <w:rStyle w:val="VerbatimChar"/>
-          <w:rFonts w:hint="eastAsia"/>
-        </w:rPr>
-        <w:t xml:space="preserve">少了</w:t>
-      </w:r>
-      <w:r>
-        <w:rPr>
-          <w:rStyle w:val="VerbatimChar"/>
-        </w:rPr>
-        <w:t xml:space="preserve"> 2 </w:t>
-      </w:r>
-      <w:r>
-        <w:rPr>
-          <w:rStyle w:val="VerbatimChar"/>
-          <w:rFonts w:hint="eastAsia"/>
-        </w:rPr>
-        <w:t xml:space="preserve">个，疑上次未登记</w:t>
-      </w:r>
-      <w:r>
-        <w:rPr>
-          <w:rFonts w:hint="eastAsia"/>
-        </w:rPr>
-        <w:t xml:space="preserve">）</w:t>
-      </w:r>
-    </w:p>
-    <w:p>
-      <w:pPr>
-        <w:pStyle w:val="Compact"/>
-        <w:numPr>
-          <w:ilvl w:val="0"/>
-          <w:numId w:val="1020"/>
-        </w:numPr>
-      </w:pPr>
-      <w:r>
-        <w:rPr>
-          <w:rFonts w:hint="eastAsia"/>
-          <w:b/>
-          <w:bCs/>
-        </w:rPr>
-        <w:t xml:space="preserve">冻结后差异以实盘为准入账</w:t>
-      </w:r>
-      <w:r>
-        <w:rPr>
-          <w:rFonts w:hint="eastAsia"/>
-        </w:rPr>
-        <w:t xml:space="preserve">；任何人不许在盘点中途私自改库存来"消灭差异"</w:t>
-      </w:r>
-    </w:p>
-    <w:p>
-      <w:pPr>
-        <w:pStyle w:val="Compact"/>
-        <w:numPr>
-          <w:ilvl w:val="0"/>
-          <w:numId w:val="1020"/>
-        </w:numPr>
-      </w:pPr>
-      <w:r>
-        <w:rPr>
-          <w:rFonts w:hint="eastAsia"/>
-        </w:rPr>
-        <w:t xml:space="preserve">完成后由发起者核对差异清单再入账</w:t>
-      </w:r>
-    </w:p>
-    <w:bookmarkEnd w:id="35"/>
-    <w:bookmarkStart w:id="36" w:name="X068e82d8cec12a296fb1ded319f8e4c1be2c2e9"/>
-    <w:p>
-      <w:pPr>
-        <w:pStyle w:val="Heading3"/>
-      </w:pPr>
-      <w:r>
-        <w:t xml:space="preserve">9.4 </w:t>
-      </w:r>
-      <w:r>
-        <w:rPr>
-          <w:rFonts w:hint="eastAsia"/>
-        </w:rPr>
-        <w:t xml:space="preserve">盘点期间的并发领用（必须知道）</w:t>
-      </w:r>
-    </w:p>
-    <w:p>
-      <w:pPr>
-        <w:pStyle w:val="FirstParagraph"/>
-      </w:pPr>
-      <w:r>
-        <w:rPr>
-          <w:rFonts w:hint="eastAsia"/>
-          <w:b/>
-          <w:bCs/>
-        </w:rPr>
-        <w:t xml:space="preserve">系统数的快照是在"发起盘点"那一刻拍下的，不是在"冻结"那一刻。</w:t>
-      </w:r>
-      <w:r>
-        <w:t xml:space="preserve"> </w:t>
-      </w:r>
-      <w:r>
-        <w:rPr>
-          <w:rFonts w:hint="eastAsia"/>
-        </w:rPr>
-        <w:t xml:space="preserve">而入账的动作是</w:t>
-      </w:r>
-      <w:r>
-        <w:rPr>
-          <w:rFonts w:hint="eastAsia"/>
-          <w:b/>
-          <w:bCs/>
-        </w:rPr>
-        <w:t xml:space="preserve">用实盘数直接覆盖库存数量</w:t>
-      </w:r>
-      <w:r>
-        <w:rPr>
-          <w:rFonts w:hint="eastAsia"/>
-        </w:rPr>
-        <w:t xml:space="preserve">。两者合起来的后果是：</w:t>
-      </w:r>
-    </w:p>
-    <w:p>
-      <w:pPr>
-        <w:pStyle w:val="BlockText"/>
-      </w:pPr>
-      <w:r>
-        <w:rPr>
-          <w:rFonts w:hint="eastAsia"/>
-        </w:rPr>
-        <w:t xml:space="preserve">盘点进行中发生的任何领用、归还、采购入库，</w:t>
-      </w:r>
-      <w:r>
-        <w:rPr>
-          <w:rFonts w:hint="eastAsia"/>
-          <w:b/>
-          <w:bCs/>
-        </w:rPr>
-        <w:t xml:space="preserve">都不会体现在这次的差异里，还会在入账时被实盘数覆盖掉</w:t>
-      </w:r>
-      <w:r>
-        <w:rPr>
-          <w:rFonts w:hint="eastAsia"/>
-        </w:rPr>
-        <w:t xml:space="preserve">——那几笔账等于白记。</w:t>
-      </w:r>
-    </w:p>
-    <w:p>
-      <w:pPr>
-        <w:pStyle w:val="FirstParagraph"/>
-      </w:pPr>
-      <w:r>
-        <w:rPr>
-          <w:rFonts w:hint="eastAsia"/>
-        </w:rPr>
-        <w:t xml:space="preserve">对应的执行要求：</w:t>
       </w:r>
     </w:p>
     <w:p>
@@ -8607,25 +8748,51 @@
       <w:r>
         <w:rPr>
           <w:rFonts w:hint="eastAsia"/>
-          <w:b/>
-          <w:bCs/>
-        </w:rPr>
-        <w:t xml:space="preserve">发起盘点前先催还</w:t>
-      </w:r>
-      <w:r>
-        <w:rPr>
-          <w:rFonts w:hint="eastAsia"/>
-        </w:rPr>
-        <w:t xml:space="preserve">：把在借的</w:t>
-      </w:r>
-      <w:r>
-        <w:t xml:space="preserve"> A/B </w:t>
-      </w:r>
-      <w:r>
-        <w:rPr>
-          <w:rFonts w:hint="eastAsia"/>
-        </w:rPr>
-        <w:t xml:space="preserve">级尽量收回，减少期间变动；</w:t>
+        </w:rPr>
+        <w:t xml:space="preserve">有差异的项要写</w:t>
+      </w:r>
+      <w:r>
+        <w:rPr>
+          <w:rFonts w:hint="eastAsia"/>
+          <w:b/>
+          <w:bCs/>
+        </w:rPr>
+        <w:t xml:space="preserve">备注</w:t>
+      </w:r>
+      <w:r>
+        <w:rPr>
+          <w:rFonts w:hint="eastAsia"/>
+        </w:rPr>
+        <w:t xml:space="preserve">（如</w:t>
+      </w:r>
+      <w:r>
+        <w:t xml:space="preserve"> </w:t>
+      </w:r>
+      <w:r>
+        <w:rPr>
+          <w:rStyle w:val="VerbatimChar"/>
+          <w:rFonts w:hint="eastAsia"/>
+        </w:rPr>
+        <w:t xml:space="preserve">少了</w:t>
+      </w:r>
+      <w:r>
+        <w:rPr>
+          <w:rStyle w:val="VerbatimChar"/>
+        </w:rPr>
+        <w:t xml:space="preserve"> 2 </w:t>
+      </w:r>
+      <w:r>
+        <w:rPr>
+          <w:rStyle w:val="VerbatimChar"/>
+          <w:rFonts w:hint="eastAsia"/>
+        </w:rPr>
+        <w:t xml:space="preserve">个，疑上次未登记</w:t>
+      </w:r>
+      <w:r>
+        <w:rPr>
+          <w:rFonts w:hint="eastAsia"/>
+        </w:rPr>
+        <w:t xml:space="preserve">）</w:t>
       </w:r>
     </w:p>
     <w:p>
@@ -8642,27 +8809,13 @@
           <w:b/>
           <w:bCs/>
         </w:rPr>
-        <w:t xml:space="preserve">盘点期间尽量冻结相关物料的领用与归还</w:t>
-      </w:r>
-      <w:r>
-        <w:rPr>
-          <w:rFonts w:hint="eastAsia"/>
-        </w:rPr>
-        <w:t xml:space="preserve">（尤其是正在盘的那一级）；确需领用的，先领用、</w:t>
-      </w:r>
-      <w:r>
-        <w:rPr>
-          <w:rFonts w:hint="eastAsia"/>
-          <w:b/>
-          <w:bCs/>
-        </w:rPr>
-        <w:t xml:space="preserve">再开始数</w:t>
-      </w:r>
-      <w:r>
-        <w:rPr>
-          <w:rFonts w:hint="eastAsia"/>
-        </w:rPr>
-        <w:t xml:space="preserve">；</w:t>
+        <w:t xml:space="preserve">冻结后差异以实盘为准入账</w:t>
+      </w:r>
+      <w:r>
+        <w:rPr>
+          <w:rFonts w:hint="eastAsia"/>
+        </w:rPr>
+        <w:t xml:space="preserve">；任何人不许在盘点中途私自改库存来"消灭差异"</w:t>
       </w:r>
     </w:p>
     <w:p>
@@ -8676,97 +8829,96 @@
       <w:r>
         <w:rPr>
           <w:rFonts w:hint="eastAsia"/>
-          <w:b/>
-          <w:bCs/>
-        </w:rPr>
-        <w:t xml:space="preserve">凡在盘点期间发生的变动，必须写进该项的差异备注</w:t>
-      </w:r>
-      <w:r>
-        <w:rPr>
-          <w:rFonts w:hint="eastAsia"/>
-        </w:rPr>
-        <w:t xml:space="preserve">（如</w:t>
+        </w:rPr>
+        <w:t xml:space="preserve">完成后由发起者核对差异清单再入账</w:t>
+      </w:r>
+    </w:p>
+    <w:bookmarkEnd w:id="35"/>
+    <w:bookmarkStart w:id="36" w:name="X068e82d8cec12a296fb1ded319f8e4c1be2c2e9"/>
+    <w:p>
+      <w:pPr>
+        <w:pStyle w:val="Heading3"/>
+      </w:pPr>
+      <w:r>
+        <w:t xml:space="preserve">9.4 </w:t>
+      </w:r>
+      <w:r>
+        <w:rPr>
+          <w:rFonts w:hint="eastAsia"/>
+        </w:rPr>
+        <w:t xml:space="preserve">盘点期间的并发领用（必须知道）</w:t>
+      </w:r>
+    </w:p>
+    <w:p>
+      <w:pPr>
+        <w:pStyle w:val="FirstParagraph"/>
+      </w:pPr>
+      <w:r>
+        <w:rPr>
+          <w:rFonts w:hint="eastAsia"/>
+          <w:b/>
+          <w:bCs/>
+        </w:rPr>
+        <w:t xml:space="preserve">系统数的快照是在"发起盘点"那一刻拍下的，不是在"冻结"那一刻。</w:t>
       </w:r>
       <w:r>
         <w:t xml:space="preserve"> </w:t>
       </w:r>
       <w:r>
         <w:rPr>
-          <w:rStyle w:val="VerbatimChar"/>
-          <w:rFonts w:hint="eastAsia"/>
-        </w:rPr>
-        <w:t xml:space="preserve">实盘</w:t>
-      </w:r>
-      <w:r>
-        <w:rPr>
-          <w:rStyle w:val="VerbatimChar"/>
-        </w:rPr>
-        <w:t xml:space="preserve"> </w:t>
-      </w:r>
-      <w:r>
-        <w:rPr>
-          <w:rStyle w:val="VerbatimChar"/>
-          <w:rFonts w:hint="eastAsia"/>
-        </w:rPr>
-        <w:t xml:space="preserve">3，期间小李领走</w:t>
-      </w:r>
-      <w:r>
-        <w:rPr>
-          <w:rStyle w:val="VerbatimChar"/>
-        </w:rPr>
-        <w:t xml:space="preserve"> 1</w:t>
-      </w:r>
-      <w:r>
-        <w:rPr>
-          <w:rFonts w:hint="eastAsia"/>
-        </w:rPr>
-        <w:t xml:space="preserve">），发起者入账前逐条核对；</w:t>
-      </w:r>
-    </w:p>
-    <w:p>
-      <w:pPr>
-        <w:pStyle w:val="Compact"/>
-        <w:numPr>
-          <w:ilvl w:val="0"/>
-          <w:numId w:val="1021"/>
-        </w:numPr>
-      </w:pPr>
-      <w:r>
-        <w:rPr>
-          <w:rFonts w:hint="eastAsia"/>
-        </w:rPr>
-        <w:t xml:space="preserve">入账前</w:t>
-      </w:r>
-      <w:r>
-        <w:rPr>
-          <w:rFonts w:hint="eastAsia"/>
-          <w:b/>
-          <w:bCs/>
-        </w:rPr>
-        <w:t xml:space="preserve">先看一遍操作日志</w:t>
-      </w:r>
-      <w:r>
-        <w:rPr>
-          <w:rFonts w:hint="eastAsia"/>
-        </w:rPr>
-        <w:t xml:space="preserve">里这段时间的领用/归还记录，与差异清单对得上再点"入账"。</w:t>
-      </w:r>
-    </w:p>
-    <w:bookmarkEnd w:id="36"/>
-    <w:bookmarkEnd w:id="37"/>
-    <w:bookmarkStart w:id="39" w:name="X9324988d3a74ce8087b4d1264afee6c825562d8"/>
-    <w:p>
-      <w:pPr>
-        <w:pStyle w:val="Heading2"/>
-      </w:pPr>
-      <w:r>
-        <w:t xml:space="preserve">10. </w:t>
-      </w:r>
-      <w:r>
-        <w:rPr>
-          <w:rFonts w:hint="eastAsia"/>
-        </w:rPr>
-        <w:t xml:space="preserve">损坏与遗失报备规范</w:t>
+          <w:rFonts w:hint="eastAsia"/>
+        </w:rPr>
+        <w:t xml:space="preserve">而入账的动作是</w:t>
+      </w:r>
+      <w:r>
+        <w:rPr>
+          <w:rFonts w:hint="eastAsia"/>
+          <w:b/>
+          <w:bCs/>
+        </w:rPr>
+        <w:t xml:space="preserve">用实盘数直接覆盖库存数量</w:t>
+      </w:r>
+      <w:r>
+        <w:rPr>
+          <w:rFonts w:hint="eastAsia"/>
+        </w:rPr>
+        <w:t xml:space="preserve">。两者合起来的后果是：</w:t>
+      </w:r>
+    </w:p>
+    <w:p>
+      <w:pPr>
+        <w:pStyle w:val="BlockText"/>
+      </w:pPr>
+      <w:r>
+        <w:rPr>
+          <w:rFonts w:hint="eastAsia"/>
+        </w:rPr>
+        <w:t xml:space="preserve">盘点进行中发生的任何领用、归还、采购入库，</w:t>
+      </w:r>
+      <w:r>
+        <w:rPr>
+          <w:rFonts w:hint="eastAsia"/>
+          <w:b/>
+          <w:bCs/>
+        </w:rPr>
+        <w:t xml:space="preserve">都不会体现在这次的差异里，还会在入账时被实盘数覆盖掉</w:t>
+      </w:r>
+      <w:r>
+        <w:rPr>
+          <w:rFonts w:hint="eastAsia"/>
+        </w:rPr>
+        <w:t xml:space="preserve">——那几笔账等于白记。</w:t>
+      </w:r>
+    </w:p>
+    <w:p>
+      <w:pPr>
+        <w:pStyle w:val="FirstParagraph"/>
+      </w:pPr>
+      <w:r>
+        <w:rPr>
+          <w:rFonts w:hint="eastAsia"/>
+        </w:rPr>
+        <w:t xml:space="preserve">对应的执行要求：</w:t>
       </w:r>
     </w:p>
     <w:p>
@@ -8780,39 +8932,25 @@
       <w:r>
         <w:rPr>
           <w:rFonts w:hint="eastAsia"/>
-        </w:rPr>
-        <w:t xml:space="preserve">类型：</w:t>
-      </w:r>
-      <w:r>
-        <w:rPr>
-          <w:rFonts w:hint="eastAsia"/>
-          <w:b/>
-          <w:bCs/>
-        </w:rPr>
-        <w:t xml:space="preserve">损坏(damage)</w:t>
-      </w:r>
-      <w:r>
-        <w:t xml:space="preserve"> </w:t>
-      </w:r>
-      <w:r>
-        <w:t xml:space="preserve">/</w:t>
-      </w:r>
-      <w:r>
-        <w:t xml:space="preserve"> </w:t>
-      </w:r>
-      <w:r>
-        <w:rPr>
-          <w:rFonts w:hint="eastAsia"/>
-          <w:b/>
-          <w:bCs/>
-        </w:rPr>
-        <w:t xml:space="preserve">遗失(loss)</w:t>
-      </w:r>
-      <w:r>
-        <w:rPr>
-          <w:rFonts w:hint="eastAsia"/>
-        </w:rPr>
-        <w:t xml:space="preserve">；报备损坏时物料状态自动置为"损坏"</w:t>
+          <w:b/>
+          <w:bCs/>
+        </w:rPr>
+        <w:t xml:space="preserve">发起盘点前先催还</w:t>
+      </w:r>
+      <w:r>
+        <w:rPr>
+          <w:rFonts w:hint="eastAsia"/>
+        </w:rPr>
+        <w:t xml:space="preserve">：把在借的</w:t>
+      </w:r>
+      <w:r>
+        <w:t xml:space="preserve"> A/B </w:t>
+      </w:r>
+      <w:r>
+        <w:rPr>
+          <w:rFonts w:hint="eastAsia"/>
+        </w:rPr>
+        <w:t xml:space="preserve">级尽量收回，减少期间变动；</w:t>
       </w:r>
     </w:p>
     <w:p>
@@ -8826,41 +8964,30 @@
       <w:r>
         <w:rPr>
           <w:rFonts w:hint="eastAsia"/>
-        </w:rPr>
-        <w:t xml:space="preserve">描述必须写清：</w:t>
-      </w:r>
-      <w:r>
-        <w:rPr>
-          <w:rFonts w:hint="eastAsia"/>
-          <w:b/>
-          <w:bCs/>
-        </w:rPr>
-        <w:t xml:space="preserve">时间、地点、经过、已采取措施</w:t>
-      </w:r>
-      <w:r>
-        <w:rPr>
-          <w:rFonts w:hint="eastAsia"/>
-        </w:rPr>
-        <w:t xml:space="preserve">（例：</w:t>
-      </w:r>
-      <w:r>
-        <w:rPr>
-          <w:rStyle w:val="VerbatimChar"/>
-        </w:rPr>
-        <w:t xml:space="preserve">9/11 </w:t>
-      </w:r>
-      <w:r>
-        <w:rPr>
-          <w:rStyle w:val="VerbatimChar"/>
-          <w:rFonts w:hint="eastAsia"/>
-        </w:rPr>
-        <w:t xml:space="preserve">试飞时电机桨叶擦地，桨叶断裂，已回收碎片</w:t>
-      </w:r>
-      <w:r>
-        <w:rPr>
-          <w:rFonts w:hint="eastAsia"/>
-        </w:rPr>
-        <w:t xml:space="preserve">）</w:t>
+          <w:b/>
+          <w:bCs/>
+        </w:rPr>
+        <w:t xml:space="preserve">盘点期间尽量冻结相关物料的领用与归还</w:t>
+      </w:r>
+      <w:r>
+        <w:rPr>
+          <w:rFonts w:hint="eastAsia"/>
+        </w:rPr>
+        <w:t xml:space="preserve">（尤其是正在盘的那一级）；确需领用的，先领用、</w:t>
+      </w:r>
+      <w:r>
+        <w:rPr>
+          <w:rFonts w:hint="eastAsia"/>
+          <w:b/>
+          <w:bCs/>
+        </w:rPr>
+        <w:t xml:space="preserve">再开始数</w:t>
+      </w:r>
+      <w:r>
+        <w:rPr>
+          <w:rFonts w:hint="eastAsia"/>
+        </w:rPr>
+        <w:t xml:space="preserve">；</w:t>
       </w:r>
     </w:p>
     <w:p>
@@ -8874,80 +9001,51 @@
       <w:r>
         <w:rPr>
           <w:rFonts w:hint="eastAsia"/>
-        </w:rPr>
-        <w:t xml:space="preserve">定责（管理员操作）：</w:t>
-      </w:r>
-    </w:p>
-    <w:p>
-      <w:pPr>
-        <w:pStyle w:val="Compact"/>
-        <w:numPr>
-          <w:ilvl w:val="1"/>
-          <w:numId w:val="1023"/>
-        </w:numPr>
-      </w:pPr>
+          <w:b/>
+          <w:bCs/>
+        </w:rPr>
+        <w:t xml:space="preserve">凡在盘点期间发生的变动，必须写进该项的差异备注</w:t>
+      </w:r>
+      <w:r>
+        <w:rPr>
+          <w:rFonts w:hint="eastAsia"/>
+        </w:rPr>
+        <w:t xml:space="preserve">（如</w:t>
+      </w:r>
+      <w:r>
+        <w:t xml:space="preserve"> </w:t>
+      </w:r>
       <w:r>
         <w:rPr>
           <w:rStyle w:val="VerbatimChar"/>
           <w:rFonts w:hint="eastAsia"/>
         </w:rPr>
-        <w:t xml:space="preserve">待定责(pending)</w:t>
-      </w:r>
-      <w:r>
+        <w:t xml:space="preserve">实盘</w:t>
+      </w:r>
+      <w:r>
+        <w:rPr>
+          <w:rStyle w:val="VerbatimChar"/>
+        </w:rPr>
         <w:t xml:space="preserve"> </w:t>
       </w:r>
       <w:r>
-        <w:t xml:space="preserve">→ </w:t>
-      </w:r>
-      <w:r>
-        <w:rPr>
-          <w:rFonts w:hint="eastAsia"/>
-        </w:rPr>
-        <w:t xml:space="preserve">核查后二选一</w:t>
-      </w:r>
-    </w:p>
-    <w:p>
-      <w:pPr>
-        <w:pStyle w:val="Compact"/>
-        <w:numPr>
-          <w:ilvl w:val="1"/>
-          <w:numId w:val="1023"/>
-        </w:numPr>
-      </w:pPr>
-      <w:r>
         <w:rPr>
           <w:rStyle w:val="VerbatimChar"/>
           <w:rFonts w:hint="eastAsia"/>
         </w:rPr>
-        <w:t xml:space="preserve">免责(exempt)</w:t>
-      </w:r>
-      <w:r>
-        <w:rPr>
-          <w:rFonts w:hint="eastAsia"/>
-        </w:rPr>
-        <w:t xml:space="preserve">：正常损耗/意外</w:t>
-      </w:r>
-    </w:p>
-    <w:p>
-      <w:pPr>
-        <w:pStyle w:val="Compact"/>
-        <w:numPr>
-          <w:ilvl w:val="1"/>
-          <w:numId w:val="1023"/>
-        </w:numPr>
-      </w:pPr>
+        <w:t xml:space="preserve">3，期间小李领走</w:t>
+      </w:r>
       <w:r>
         <w:rPr>
           <w:rStyle w:val="VerbatimChar"/>
-          <w:rFonts w:hint="eastAsia"/>
-        </w:rPr>
-        <w:t xml:space="preserve">需赔偿(compensate)</w:t>
-      </w:r>
-      <w:r>
-        <w:rPr>
-          <w:rFonts w:hint="eastAsia"/>
-        </w:rPr>
-        <w:t xml:space="preserve">：填赔偿金额，并写处理说明</w:t>
+        </w:rPr>
+        <w:t xml:space="preserve"> 1</w:t>
+      </w:r>
+      <w:r>
+        <w:rPr>
+          <w:rFonts w:hint="eastAsia"/>
+        </w:rPr>
+        <w:t xml:space="preserve">），发起者入账前逐条核对；</w:t>
       </w:r>
     </w:p>
     <w:p>
@@ -8961,44 +9059,39 @@
       <w:r>
         <w:rPr>
           <w:rFonts w:hint="eastAsia"/>
-          <w:b/>
-          <w:bCs/>
-        </w:rPr>
-        <w:t xml:space="preserve">时限</w:t>
-      </w:r>
-      <w:r>
-        <w:rPr>
-          <w:rFonts w:hint="eastAsia"/>
-        </w:rPr>
-        <w:t xml:space="preserve">：事故/损坏当天报备，最迟次日；涉及安全的同步在「事故与安全」登记</w:t>
-      </w:r>
-    </w:p>
-    <w:bookmarkStart w:id="38" w:name="X351d7101a7d97fc9111e571a09d523b6b69acf7"/>
-    <w:p>
-      <w:pPr>
-        <w:pStyle w:val="Heading3"/>
-      </w:pPr>
-      <w:r>
-        <w:t xml:space="preserve">10.1 </w:t>
-      </w:r>
-      <w:r>
-        <w:rPr>
-          <w:rFonts w:hint="eastAsia"/>
-        </w:rPr>
-        <w:t xml:space="preserve">报备不会自动扣账（最容易误解的一条）</w:t>
-      </w:r>
-    </w:p>
-    <w:p>
-      <w:pPr>
-        <w:pStyle w:val="FirstParagraph"/>
-      </w:pPr>
-      <w:r>
-        <w:rPr>
-          <w:rFonts w:hint="eastAsia"/>
-          <w:b/>
-          <w:bCs/>
-        </w:rPr>
-        <w:t xml:space="preserve">系统现状（已核对代码）：报损和报遗失都不会改变库存数量。</w:t>
+        </w:rPr>
+        <w:t xml:space="preserve">入账前</w:t>
+      </w:r>
+      <w:r>
+        <w:rPr>
+          <w:rFonts w:hint="eastAsia"/>
+          <w:b/>
+          <w:bCs/>
+        </w:rPr>
+        <w:t xml:space="preserve">先看一遍操作日志</w:t>
+      </w:r>
+      <w:r>
+        <w:rPr>
+          <w:rFonts w:hint="eastAsia"/>
+        </w:rPr>
+        <w:t xml:space="preserve">里这段时间的领用/归还记录，与差异清单对得上再点"入账"。</w:t>
+      </w:r>
+    </w:p>
+    <w:bookmarkEnd w:id="36"/>
+    <w:bookmarkEnd w:id="37"/>
+    <w:bookmarkStart w:id="39" w:name="X9324988d3a74ce8087b4d1264afee6c825562d8"/>
+    <w:p>
+      <w:pPr>
+        <w:pStyle w:val="Heading2"/>
+      </w:pPr>
+      <w:r>
+        <w:t xml:space="preserve">10. </w:t>
+      </w:r>
+      <w:r>
+        <w:rPr>
+          <w:rFonts w:hint="eastAsia"/>
+        </w:rPr>
+        <w:t xml:space="preserve">损坏与遗失报备规范</w:t>
       </w:r>
     </w:p>
     <w:p>
@@ -9006,43 +9099,45 @@
         <w:pStyle w:val="Compact"/>
         <w:numPr>
           <w:ilvl w:val="0"/>
-          <w:numId w:val="1024"/>
+          <w:numId w:val="1023"/>
         </w:numPr>
       </w:pPr>
       <w:r>
         <w:rPr>
           <w:rFonts w:hint="eastAsia"/>
         </w:rPr>
-        <w:t xml:space="preserve">报"损坏"：只把物料状态置为</w:t>
+        <w:t xml:space="preserve">类型：</w:t>
+      </w:r>
+      <w:r>
+        <w:rPr>
+          <w:rFonts w:hint="eastAsia"/>
+          <w:b/>
+          <w:bCs/>
+        </w:rPr>
+        <w:t xml:space="preserve">损坏(damage)</w:t>
       </w:r>
       <w:r>
         <w:t xml:space="preserve"> </w:t>
       </w:r>
       <w:r>
-        <w:rPr>
-          <w:rStyle w:val="VerbatimChar"/>
-        </w:rPr>
-        <w:t xml:space="preserve">broken</w:t>
-      </w:r>
-      <w:r>
-        <w:rPr>
-          <w:rFonts w:hint="eastAsia"/>
-        </w:rPr>
-        <w:t xml:space="preserve">，</w:t>
-      </w:r>
-      <w:r>
-        <w:rPr>
-          <w:rFonts w:hint="eastAsia"/>
-          <w:b/>
-          <w:bCs/>
-        </w:rPr>
-        <w:t xml:space="preserve">数量一个都不减</w:t>
-      </w:r>
-      <w:r>
-        <w:rPr>
-          <w:rFonts w:hint="eastAsia"/>
-        </w:rPr>
-        <w:t xml:space="preserve">；</w:t>
+        <w:t xml:space="preserve">/</w:t>
+      </w:r>
+      <w:r>
+        <w:t xml:space="preserve"> </w:t>
+      </w:r>
+      <w:r>
+        <w:rPr>
+          <w:rFonts w:hint="eastAsia"/>
+          <w:b/>
+          <w:bCs/>
+        </w:rPr>
+        <w:t xml:space="preserve">遗失(loss)</w:t>
+      </w:r>
+      <w:r>
+        <w:rPr>
+          <w:rFonts w:hint="eastAsia"/>
+        </w:rPr>
+        <w:t xml:space="preserve">；报备损坏时物料状态自动置为"损坏"</w:t>
       </w:r>
     </w:p>
     <w:p>
@@ -9050,28 +9145,47 @@
         <w:pStyle w:val="Compact"/>
         <w:numPr>
           <w:ilvl w:val="0"/>
-          <w:numId w:val="1024"/>
+          <w:numId w:val="1023"/>
         </w:numPr>
       </w:pPr>
       <w:r>
         <w:rPr>
           <w:rFonts w:hint="eastAsia"/>
         </w:rPr>
-        <w:t xml:space="preserve">报"遗失"：</w:t>
-      </w:r>
-      <w:r>
-        <w:rPr>
-          <w:rFonts w:hint="eastAsia"/>
-          <w:b/>
-          <w:bCs/>
-        </w:rPr>
-        <w:t xml:space="preserve">连状态都不改</w:t>
-      </w:r>
-      <w:r>
-        <w:rPr>
-          <w:rFonts w:hint="eastAsia"/>
-        </w:rPr>
-        <w:t xml:space="preserve">，只留一条报备记录；</w:t>
+        <w:t xml:space="preserve">描述必须写清：</w:t>
+      </w:r>
+      <w:r>
+        <w:rPr>
+          <w:rFonts w:hint="eastAsia"/>
+          <w:b/>
+          <w:bCs/>
+        </w:rPr>
+        <w:t xml:space="preserve">时间、地点、经过、已采取措施</w:t>
+      </w:r>
+      <w:r>
+        <w:rPr>
+          <w:rFonts w:hint="eastAsia"/>
+        </w:rPr>
+        <w:t xml:space="preserve">（例：</w:t>
+      </w:r>
+      <w:r>
+        <w:rPr>
+          <w:rStyle w:val="VerbatimChar"/>
+        </w:rPr>
+        <w:t xml:space="preserve">9/11 </w:t>
+      </w:r>
+      <w:r>
+        <w:rPr>
+          <w:rStyle w:val="VerbatimChar"/>
+          <w:rFonts w:hint="eastAsia"/>
+        </w:rPr>
+        <w:t xml:space="preserve">试飞时电机桨叶擦地，桨叶断裂，已回收碎片</w:t>
+      </w:r>
+      <w:r>
+        <w:rPr>
+          <w:rFonts w:hint="eastAsia"/>
+        </w:rPr>
+        <w:t xml:space="preserve">）</w:t>
       </w:r>
     </w:p>
     <w:p>
@@ -9079,25 +9193,124 @@
         <w:pStyle w:val="Compact"/>
         <w:numPr>
           <w:ilvl w:val="0"/>
+          <w:numId w:val="1023"/>
+        </w:numPr>
+      </w:pPr>
+      <w:r>
+        <w:rPr>
+          <w:rFonts w:hint="eastAsia"/>
+        </w:rPr>
+        <w:t xml:space="preserve">定责（管理员操作）：</w:t>
+      </w:r>
+    </w:p>
+    <w:p>
+      <w:pPr>
+        <w:pStyle w:val="Compact"/>
+        <w:numPr>
+          <w:ilvl w:val="1"/>
           <w:numId w:val="1024"/>
         </w:numPr>
       </w:pPr>
       <w:r>
         <w:rPr>
-          <w:rFonts w:hint="eastAsia"/>
-        </w:rPr>
-        <w:t xml:space="preserve">管理员定责完成：仍然</w:t>
-      </w:r>
-      <w:r>
-        <w:rPr>
-          <w:rFonts w:hint="eastAsia"/>
-          <w:b/>
-          <w:bCs/>
-        </w:rPr>
-        <w:t xml:space="preserve">不动数量、不动状态</w:t>
-      </w:r>
-      <w:r>
-        <w:t xml:space="preserve">。</w:t>
+          <w:rStyle w:val="VerbatimChar"/>
+          <w:rFonts w:hint="eastAsia"/>
+        </w:rPr>
+        <w:t xml:space="preserve">待定责(pending)</w:t>
+      </w:r>
+      <w:r>
+        <w:t xml:space="preserve"> </w:t>
+      </w:r>
+      <w:r>
+        <w:t xml:space="preserve">→ </w:t>
+      </w:r>
+      <w:r>
+        <w:rPr>
+          <w:rFonts w:hint="eastAsia"/>
+        </w:rPr>
+        <w:t xml:space="preserve">核查后二选一</w:t>
+      </w:r>
+    </w:p>
+    <w:p>
+      <w:pPr>
+        <w:pStyle w:val="Compact"/>
+        <w:numPr>
+          <w:ilvl w:val="1"/>
+          <w:numId w:val="1024"/>
+        </w:numPr>
+      </w:pPr>
+      <w:r>
+        <w:rPr>
+          <w:rStyle w:val="VerbatimChar"/>
+          <w:rFonts w:hint="eastAsia"/>
+        </w:rPr>
+        <w:t xml:space="preserve">免责(exempt)</w:t>
+      </w:r>
+      <w:r>
+        <w:rPr>
+          <w:rFonts w:hint="eastAsia"/>
+        </w:rPr>
+        <w:t xml:space="preserve">：正常损耗/意外</w:t>
+      </w:r>
+    </w:p>
+    <w:p>
+      <w:pPr>
+        <w:pStyle w:val="Compact"/>
+        <w:numPr>
+          <w:ilvl w:val="1"/>
+          <w:numId w:val="1024"/>
+        </w:numPr>
+      </w:pPr>
+      <w:r>
+        <w:rPr>
+          <w:rStyle w:val="VerbatimChar"/>
+          <w:rFonts w:hint="eastAsia"/>
+        </w:rPr>
+        <w:t xml:space="preserve">需赔偿(compensate)</w:t>
+      </w:r>
+      <w:r>
+        <w:rPr>
+          <w:rFonts w:hint="eastAsia"/>
+        </w:rPr>
+        <w:t xml:space="preserve">：填赔偿金额，并写处理说明</w:t>
+      </w:r>
+    </w:p>
+    <w:p>
+      <w:pPr>
+        <w:pStyle w:val="Compact"/>
+        <w:numPr>
+          <w:ilvl w:val="0"/>
+          <w:numId w:val="1023"/>
+        </w:numPr>
+      </w:pPr>
+      <w:r>
+        <w:rPr>
+          <w:rFonts w:hint="eastAsia"/>
+          <w:b/>
+          <w:bCs/>
+        </w:rPr>
+        <w:t xml:space="preserve">时限</w:t>
+      </w:r>
+      <w:r>
+        <w:rPr>
+          <w:rFonts w:hint="eastAsia"/>
+        </w:rPr>
+        <w:t xml:space="preserve">：事故/损坏当天报备，最迟次日；涉及安全的同步在「事故与安全」登记</w:t>
+      </w:r>
+    </w:p>
+    <w:bookmarkStart w:id="38" w:name="X351d7101a7d97fc9111e571a09d523b6b69acf7"/>
+    <w:p>
+      <w:pPr>
+        <w:pStyle w:val="Heading3"/>
+      </w:pPr>
+      <w:r>
+        <w:t xml:space="preserve">10.1 </w:t>
+      </w:r>
+      <w:r>
+        <w:rPr>
+          <w:rFonts w:hint="eastAsia"/>
+        </w:rPr>
+        <w:t xml:space="preserve">报备不会自动扣账（最容易误解的一条）</w:t>
       </w:r>
     </w:p>
     <w:p>
@@ -9107,22 +9320,10 @@
       <w:r>
         <w:rPr>
           <w:rFonts w:hint="eastAsia"/>
-        </w:rPr>
-        <w:t xml:space="preserve">所以</w:t>
-      </w:r>
-      <w:r>
-        <w:rPr>
-          <w:rFonts w:hint="eastAsia"/>
-          <w:b/>
-          <w:bCs/>
-        </w:rPr>
-        <w:t xml:space="preserve">账实不符必须靠盘点收口</w:t>
-      </w:r>
-      <w:r>
-        <w:rPr>
-          <w:rFonts w:hint="eastAsia"/>
-        </w:rPr>
-        <w:t xml:space="preserve">，报备只是留痕和定责的依据：</w:t>
+          <w:b/>
+          <w:bCs/>
+        </w:rPr>
+        <w:t xml:space="preserve">系统现状（已核对代码）：报损和报遗失都不会改变库存数量。</w:t>
       </w:r>
     </w:p>
     <w:p>
@@ -9137,36 +9338,91 @@
         <w:rPr>
           <w:rFonts w:hint="eastAsia"/>
         </w:rPr>
-        <w:t xml:space="preserve">报备</w:t>
-      </w:r>
-      <w:r>
-        <w:t xml:space="preserve"> → 2. </w:t>
-      </w:r>
-      <w:r>
-        <w:rPr>
-          <w:rFonts w:hint="eastAsia"/>
-        </w:rPr>
-        <w:t xml:space="preserve">管理员定责（免责/赔偿）→</w:t>
-      </w:r>
-      <w:r>
-        <w:t xml:space="preserve"> 3.</w:t>
+        <w:t xml:space="preserve">报"损坏"：只把物料状态置为</w:t>
       </w:r>
       <w:r>
         <w:t xml:space="preserve"> </w:t>
       </w:r>
       <w:r>
         <w:rPr>
-          <w:rFonts w:hint="eastAsia"/>
-          <w:b/>
-          <w:bCs/>
-        </w:rPr>
-        <w:t xml:space="preserve">在下一次盘点里把数量改成实物数，入账</w:t>
-      </w:r>
-      <w:r>
-        <w:rPr>
-          <w:rFonts w:hint="eastAsia"/>
-        </w:rPr>
-        <w:t xml:space="preserve">。三步缺一不可，只报备不入账，账永远是错的。</w:t>
+          <w:rStyle w:val="VerbatimChar"/>
+        </w:rPr>
+        <w:t xml:space="preserve">broken</w:t>
+      </w:r>
+      <w:r>
+        <w:rPr>
+          <w:rFonts w:hint="eastAsia"/>
+        </w:rPr>
+        <w:t xml:space="preserve">，</w:t>
+      </w:r>
+      <w:r>
+        <w:rPr>
+          <w:rFonts w:hint="eastAsia"/>
+          <w:b/>
+          <w:bCs/>
+        </w:rPr>
+        <w:t xml:space="preserve">数量一个都不减</w:t>
+      </w:r>
+      <w:r>
+        <w:rPr>
+          <w:rFonts w:hint="eastAsia"/>
+        </w:rPr>
+        <w:t xml:space="preserve">；</w:t>
+      </w:r>
+    </w:p>
+    <w:p>
+      <w:pPr>
+        <w:pStyle w:val="Compact"/>
+        <w:numPr>
+          <w:ilvl w:val="0"/>
+          <w:numId w:val="1025"/>
+        </w:numPr>
+      </w:pPr>
+      <w:r>
+        <w:rPr>
+          <w:rFonts w:hint="eastAsia"/>
+        </w:rPr>
+        <w:t xml:space="preserve">报"遗失"：</w:t>
+      </w:r>
+      <w:r>
+        <w:rPr>
+          <w:rFonts w:hint="eastAsia"/>
+          <w:b/>
+          <w:bCs/>
+        </w:rPr>
+        <w:t xml:space="preserve">连状态都不改</w:t>
+      </w:r>
+      <w:r>
+        <w:rPr>
+          <w:rFonts w:hint="eastAsia"/>
+        </w:rPr>
+        <w:t xml:space="preserve">，只留一条报备记录；</w:t>
+      </w:r>
+    </w:p>
+    <w:p>
+      <w:pPr>
+        <w:pStyle w:val="Compact"/>
+        <w:numPr>
+          <w:ilvl w:val="0"/>
+          <w:numId w:val="1025"/>
+        </w:numPr>
+      </w:pPr>
+      <w:r>
+        <w:rPr>
+          <w:rFonts w:hint="eastAsia"/>
+        </w:rPr>
+        <w:t xml:space="preserve">管理员定责完成：仍然</w:t>
+      </w:r>
+      <w:r>
+        <w:rPr>
+          <w:rFonts w:hint="eastAsia"/>
+          <w:b/>
+          <w:bCs/>
+        </w:rPr>
+        <w:t xml:space="preserve">不动数量、不动状态</w:t>
+      </w:r>
+      <w:r>
+        <w:t xml:space="preserve">。</w:t>
       </w:r>
     </w:p>
     <w:p>
@@ -9175,54 +9431,23 @@
       </w:pPr>
       <w:r>
         <w:rPr>
-          <w:b/>
-          <w:bCs/>
-        </w:rPr>
-        <w:t xml:space="preserve">✅ </w:t>
-      </w:r>
-      <w:r>
-        <w:rPr>
-          <w:rFonts w:hint="eastAsia"/>
-          <w:b/>
-          <w:bCs/>
-        </w:rPr>
-        <w:t xml:space="preserve">损坏件（</w:t>
-      </w:r>
-      <w:r>
-        <w:rPr>
-          <w:rStyle w:val="VerbatimChar"/>
-          <w:b/>
-          <w:bCs/>
-        </w:rPr>
-        <w:t xml:space="preserve">broken</w:t>
-      </w:r>
-      <w:r>
-        <w:rPr>
-          <w:rFonts w:hint="eastAsia"/>
-          <w:b/>
-          <w:bCs/>
-        </w:rPr>
-        <w:t xml:space="preserve">）不能领用</w:t>
-      </w:r>
-      <w:r>
-        <w:rPr>
-          <w:rFonts w:hint="eastAsia"/>
-        </w:rPr>
-        <w:t xml:space="preserve">：系统会直接拒绝，提示"该物料已报损，不能领用"。即便如此，</w:t>
-      </w:r>
-      <w:r>
-        <w:rPr>
-          <w:rFonts w:hint="eastAsia"/>
-          <w:b/>
-          <w:bCs/>
-        </w:rPr>
-        <w:t xml:space="preserve">报备损坏后仍要立即处置实物</w:t>
-      </w:r>
-      <w:r>
-        <w:rPr>
-          <w:rFonts w:hint="eastAsia"/>
-        </w:rPr>
-        <w:t xml:space="preserve">：</w:t>
+          <w:rFonts w:hint="eastAsia"/>
+        </w:rPr>
+        <w:t xml:space="preserve">所以</w:t>
+      </w:r>
+      <w:r>
+        <w:rPr>
+          <w:rFonts w:hint="eastAsia"/>
+          <w:b/>
+          <w:bCs/>
+        </w:rPr>
+        <w:t xml:space="preserve">账实不符必须靠盘点收口</w:t>
+      </w:r>
+      <w:r>
+        <w:rPr>
+          <w:rFonts w:hint="eastAsia"/>
+        </w:rPr>
+        <w:t xml:space="preserve">，报备只是留痕和定责的依据：</w:t>
       </w:r>
     </w:p>
     <w:p>
@@ -9236,119 +9461,93 @@
       <w:r>
         <w:rPr>
           <w:rFonts w:hint="eastAsia"/>
-          <w:b/>
-          <w:bCs/>
-        </w:rPr>
-        <w:t xml:space="preserve">把实物从货位撤下</w:t>
-      </w:r>
-      <w:r>
-        <w:rPr>
-          <w:rFonts w:hint="eastAsia"/>
-        </w:rPr>
-        <w:t xml:space="preserve">，或贴上醒目的"已损坏·禁用"标记——系统拦得住"走流程领用"，拦不住"随手拿走"；</w:t>
-      </w:r>
-    </w:p>
-    <w:p>
-      <w:pPr>
-        <w:pStyle w:val="Compact"/>
-        <w:numPr>
-          <w:ilvl w:val="0"/>
-          <w:numId w:val="1026"/>
-        </w:numPr>
-      </w:pPr>
-      <w:r>
-        <w:rPr>
-          <w:rFonts w:hint="eastAsia"/>
-        </w:rPr>
-        <w:t xml:space="preserve">需要走赔偿/维修流程的，在备注里写明当前实物存放位置；</w:t>
-      </w:r>
-    </w:p>
-    <w:p>
-      <w:pPr>
-        <w:pStyle w:val="Compact"/>
-        <w:numPr>
-          <w:ilvl w:val="0"/>
-          <w:numId w:val="1026"/>
-        </w:numPr>
-      </w:pPr>
-      <w:r>
-        <w:rPr>
-          <w:rFonts w:hint="eastAsia"/>
-          <w:b/>
-          <w:bCs/>
-        </w:rPr>
-        <w:t xml:space="preserve">修复后如何恢复可用</w:t>
-      </w:r>
-      <w:r>
-        <w:rPr>
-          <w:rFonts w:hint="eastAsia"/>
-        </w:rPr>
-        <w:t xml:space="preserve">：由管理员在库存表单里把状态改回</w:t>
+        </w:rPr>
+        <w:t xml:space="preserve">报备</w:t>
+      </w:r>
+      <w:r>
+        <w:t xml:space="preserve"> → 2. </w:t>
+      </w:r>
+      <w:r>
+        <w:rPr>
+          <w:rFonts w:hint="eastAsia"/>
+        </w:rPr>
+        <w:t xml:space="preserve">管理员定责（免责/赔偿）→</w:t>
+      </w:r>
+      <w:r>
+        <w:t xml:space="preserve"> 3.</w:t>
       </w:r>
       <w:r>
         <w:t xml:space="preserve"> </w:t>
       </w:r>
       <w:r>
         <w:rPr>
+          <w:rFonts w:hint="eastAsia"/>
+          <w:b/>
+          <w:bCs/>
+        </w:rPr>
+        <w:t xml:space="preserve">在下一次盘点里把数量改成实物数，入账</w:t>
+      </w:r>
+      <w:r>
+        <w:rPr>
+          <w:rFonts w:hint="eastAsia"/>
+        </w:rPr>
+        <w:t xml:space="preserve">。三步缺一不可，只报备不入账，账永远是错的。</w:t>
+      </w:r>
+    </w:p>
+    <w:p>
+      <w:pPr>
+        <w:pStyle w:val="FirstParagraph"/>
+      </w:pPr>
+      <w:r>
+        <w:rPr>
+          <w:b/>
+          <w:bCs/>
+        </w:rPr>
+        <w:t xml:space="preserve">✅ </w:t>
+      </w:r>
+      <w:r>
+        <w:rPr>
+          <w:rFonts w:hint="eastAsia"/>
+          <w:b/>
+          <w:bCs/>
+        </w:rPr>
+        <w:t xml:space="preserve">损坏件（</w:t>
+      </w:r>
+      <w:r>
+        <w:rPr>
           <w:rStyle w:val="VerbatimChar"/>
-        </w:rPr>
-        <w:t xml:space="preserve">available</w:t>
-      </w:r>
-      <w:r>
-        <w:rPr>
-          <w:rFonts w:hint="eastAsia"/>
-        </w:rPr>
-        <w:t xml:space="preserve">，或在归还流程中按"完好"归还；不要靠再报一次备来抵消；</w:t>
-      </w:r>
-    </w:p>
-    <w:p>
-      <w:pPr>
-        <w:pStyle w:val="Compact"/>
-        <w:numPr>
-          <w:ilvl w:val="0"/>
-          <w:numId w:val="1026"/>
-        </w:numPr>
-      </w:pPr>
-      <w:r>
-        <w:rPr>
-          <w:rFonts w:hint="eastAsia"/>
-        </w:rPr>
-        <w:t xml:space="preserve">部长盘点时优先复核所有</w:t>
-      </w:r>
-      <w:r>
-        <w:t xml:space="preserve"> </w:t>
-      </w:r>
-      <w:r>
-        <w:rPr>
-          <w:rStyle w:val="VerbatimChar"/>
+          <w:b/>
+          <w:bCs/>
         </w:rPr>
         <w:t xml:space="preserve">broken</w:t>
       </w:r>
       <w:r>
-        <w:t xml:space="preserve"> </w:t>
-      </w:r>
-      <w:r>
-        <w:rPr>
-          <w:rFonts w:hint="eastAsia"/>
-        </w:rPr>
-        <w:t xml:space="preserve">状态的物料。</w:t>
-      </w:r>
-    </w:p>
-    <w:bookmarkEnd w:id="38"/>
-    <w:bookmarkEnd w:id="39"/>
-    <w:bookmarkStart w:id="40" w:name="Xdb2ca810d147aaac35ba075480def112b5f7721"/>
-    <w:p>
-      <w:pPr>
-        <w:pStyle w:val="Heading2"/>
-      </w:pPr>
-      <w:r>
-        <w:t xml:space="preserve">11. </w:t>
-      </w:r>
-      <w:r>
-        <w:rPr>
-          <w:rFonts w:hint="eastAsia"/>
-        </w:rPr>
-        <w:t xml:space="preserve">采购规范</w:t>
+        <w:rPr>
+          <w:rFonts w:hint="eastAsia"/>
+          <w:b/>
+          <w:bCs/>
+        </w:rPr>
+        <w:t xml:space="preserve">）不能领用</w:t>
+      </w:r>
+      <w:r>
+        <w:rPr>
+          <w:rFonts w:hint="eastAsia"/>
+        </w:rPr>
+        <w:t xml:space="preserve">：系统会直接拒绝，提示"该物料已报损，不能领用"。即便如此，</w:t>
+      </w:r>
+      <w:r>
+        <w:rPr>
+          <w:rFonts w:hint="eastAsia"/>
+          <w:b/>
+          <w:bCs/>
+        </w:rPr>
+        <w:t xml:space="preserve">报备损坏后仍要立即处置实物</w:t>
+      </w:r>
+      <w:r>
+        <w:rPr>
+          <w:rFonts w:hint="eastAsia"/>
+        </w:rPr>
+        <w:t xml:space="preserve">：</w:t>
       </w:r>
     </w:p>
     <w:p>
@@ -9362,69 +9561,16 @@
       <w:r>
         <w:rPr>
           <w:rFonts w:hint="eastAsia"/>
-        </w:rPr>
-        <w:t xml:space="preserve">流程：</w:t>
-      </w:r>
-      <w:r>
-        <w:rPr>
-          <w:rStyle w:val="VerbatimChar"/>
-          <w:rFonts w:hint="eastAsia"/>
-        </w:rPr>
-        <w:t xml:space="preserve">待审批(pending)</w:t>
-      </w:r>
-      <w:r>
-        <w:rPr>
-          <w:rStyle w:val="VerbatimChar"/>
-        </w:rPr>
-        <w:t xml:space="preserve"> → </w:t>
-      </w:r>
-      <w:r>
-        <w:rPr>
-          <w:rStyle w:val="VerbatimChar"/>
-          <w:rFonts w:hint="eastAsia"/>
-        </w:rPr>
-        <w:t xml:space="preserve">已批准(approved)</w:t>
-      </w:r>
-      <w:r>
-        <w:rPr>
-          <w:rStyle w:val="VerbatimChar"/>
-        </w:rPr>
-        <w:t xml:space="preserve"> → </w:t>
-      </w:r>
-      <w:r>
-        <w:rPr>
-          <w:rStyle w:val="VerbatimChar"/>
-          <w:rFonts w:hint="eastAsia"/>
-        </w:rPr>
-        <w:t xml:space="preserve">已购买(purchased)</w:t>
-      </w:r>
-      <w:r>
-        <w:rPr>
-          <w:rStyle w:val="VerbatimChar"/>
-        </w:rPr>
-        <w:t xml:space="preserve"> → </w:t>
-      </w:r>
-      <w:r>
-        <w:rPr>
-          <w:rStyle w:val="VerbatimChar"/>
-          <w:rFonts w:hint="eastAsia"/>
-        </w:rPr>
-        <w:t xml:space="preserve">已入库(received)</w:t>
-      </w:r>
-      <w:r>
-        <w:rPr>
-          <w:rFonts w:hint="eastAsia"/>
-        </w:rPr>
-        <w:t xml:space="preserve">；驳回为</w:t>
-      </w:r>
-      <w:r>
-        <w:t xml:space="preserve"> </w:t>
-      </w:r>
-      <w:r>
-        <w:rPr>
-          <w:rStyle w:val="VerbatimChar"/>
-        </w:rPr>
-        <w:t xml:space="preserve">rejected</w:t>
+          <w:b/>
+          <w:bCs/>
+        </w:rPr>
+        <w:t xml:space="preserve">把实物从货位撤下</w:t>
+      </w:r>
+      <w:r>
+        <w:rPr>
+          <w:rFonts w:hint="eastAsia"/>
+        </w:rPr>
+        <w:t xml:space="preserve">，或贴上醒目的"已损坏·禁用"标记——系统拦得住"走流程领用"，拦不住"随手拿走"；</w:t>
       </w:r>
     </w:p>
     <w:p>
@@ -9439,15 +9585,7 @@
         <w:rPr>
           <w:rFonts w:hint="eastAsia"/>
         </w:rPr>
-        <w:t xml:space="preserve">申请必填：</w:t>
-      </w:r>
-      <w:r>
-        <w:rPr>
-          <w:rFonts w:hint="eastAsia"/>
-          <w:b/>
-          <w:bCs/>
-        </w:rPr>
-        <w:t xml:space="preserve">名称、数量、预计单价、理由</w:t>
+        <w:t xml:space="preserve">需要走赔偿/维修流程的，在备注里写明当前实物存放位置；</w:t>
       </w:r>
     </w:p>
     <w:p>
@@ -9461,22 +9599,31 @@
       <w:r>
         <w:rPr>
           <w:rFonts w:hint="eastAsia"/>
-        </w:rPr>
-        <w:t xml:space="preserve">入库时</w:t>
-      </w:r>
-      <w:r>
-        <w:rPr>
-          <w:rFonts w:hint="eastAsia"/>
-          <w:b/>
-          <w:bCs/>
-        </w:rPr>
-        <w:t xml:space="preserve">必须在库存里建/更新对应物料</w:t>
-      </w:r>
-      <w:r>
-        <w:rPr>
-          <w:rFonts w:hint="eastAsia"/>
-        </w:rPr>
-        <w:t xml:space="preserve">（含单价与库位），不要只更新采购单状态</w:t>
+          <w:b/>
+          <w:bCs/>
+        </w:rPr>
+        <w:t xml:space="preserve">修复后如何恢复可用</w:t>
+      </w:r>
+      <w:r>
+        <w:rPr>
+          <w:rFonts w:hint="eastAsia"/>
+        </w:rPr>
+        <w:t xml:space="preserve">：由管理员在库存表单里把状态改回</w:t>
+      </w:r>
+      <w:r>
+        <w:t xml:space="preserve"> </w:t>
+      </w:r>
+      <w:r>
+        <w:rPr>
+          <w:rStyle w:val="VerbatimChar"/>
+        </w:rPr>
+        <w:t xml:space="preserve">available</w:t>
+      </w:r>
+      <w:r>
+        <w:rPr>
+          <w:rFonts w:hint="eastAsia"/>
+        </w:rPr>
+        <w:t xml:space="preserve">，或在归还流程中按"完好"归还；不要靠再报一次备来抵消；</w:t>
       </w:r>
     </w:p>
     <w:p>
@@ -9491,23 +9638,42 @@
         <w:rPr>
           <w:rFonts w:hint="eastAsia"/>
         </w:rPr>
-        <w:t xml:space="preserve">审批权限：部长/管理员；报表可查月度支出与待审批单</w:t>
-      </w:r>
-    </w:p>
-    <w:bookmarkEnd w:id="40"/>
-    <w:bookmarkStart w:id="41" w:name="X0bc089413fc7beb86fe3d9e5856bb0f8b310317"/>
+        <w:t xml:space="preserve">部长盘点时优先复核所有</w:t>
+      </w:r>
+      <w:r>
+        <w:t xml:space="preserve"> </w:t>
+      </w:r>
+      <w:r>
+        <w:rPr>
+          <w:rStyle w:val="VerbatimChar"/>
+        </w:rPr>
+        <w:t xml:space="preserve">broken</w:t>
+      </w:r>
+      <w:r>
+        <w:t xml:space="preserve"> </w:t>
+      </w:r>
+      <w:r>
+        <w:rPr>
+          <w:rFonts w:hint="eastAsia"/>
+        </w:rPr>
+        <w:t xml:space="preserve">状态的物料。</w:t>
+      </w:r>
+    </w:p>
+    <w:bookmarkEnd w:id="38"/>
+    <w:bookmarkEnd w:id="39"/>
+    <w:bookmarkStart w:id="40" w:name="Xdb2ca810d147aaac35ba075480def112b5f7721"/>
     <w:p>
       <w:pPr>
         <w:pStyle w:val="Heading2"/>
       </w:pPr>
       <w:r>
-        <w:t xml:space="preserve">12. </w:t>
-      </w:r>
-      <w:r>
-        <w:rPr>
-          <w:rFonts w:hint="eastAsia"/>
-        </w:rPr>
-        <w:t xml:space="preserve">低库存与补货规范</w:t>
+        <w:t xml:space="preserve">11. </w:t>
+      </w:r>
+      <w:r>
+        <w:rPr>
+          <w:rFonts w:hint="eastAsia"/>
+        </w:rPr>
+        <w:t xml:space="preserve">采购规范</w:t>
       </w:r>
     </w:p>
     <w:p>
@@ -9522,61 +9688,68 @@
         <w:rPr>
           <w:rFonts w:hint="eastAsia"/>
         </w:rPr>
-        <w:t xml:space="preserve">判定口径：</w:t>
-      </w:r>
-      <w:r>
-        <w:rPr>
-          <w:rFonts w:hint="eastAsia"/>
-          <w:b/>
-          <w:bCs/>
-        </w:rPr>
-        <w:t xml:space="preserve">数量</w:t>
-      </w:r>
-      <w:r>
-        <w:rPr>
-          <w:b/>
-          <w:bCs/>
-        </w:rPr>
-        <w:t xml:space="preserve"> &lt; </w:t>
-      </w:r>
-      <w:r>
-        <w:rPr>
-          <w:rFonts w:hint="eastAsia"/>
-          <w:b/>
-          <w:bCs/>
-        </w:rPr>
-        <w:t xml:space="preserve">阈值</w:t>
-      </w:r>
-      <w:r>
-        <w:rPr>
-          <w:rFonts w:hint="eastAsia"/>
-        </w:rPr>
-        <w:t xml:space="preserve">（阈值由管理员在「系统设置</w:t>
-      </w:r>
-      <w:r>
+        <w:t xml:space="preserve">流程：</w:t>
+      </w:r>
+      <w:r>
+        <w:rPr>
+          <w:rStyle w:val="VerbatimChar"/>
+          <w:rFonts w:hint="eastAsia"/>
+        </w:rPr>
+        <w:t xml:space="preserve">待审批(pending)</w:t>
+      </w:r>
+      <w:r>
+        <w:rPr>
+          <w:rStyle w:val="VerbatimChar"/>
+        </w:rPr>
         <w:t xml:space="preserve"> → </w:t>
       </w:r>
       <w:r>
         <w:rPr>
-          <w:rFonts w:hint="eastAsia"/>
-        </w:rPr>
-        <w:t xml:space="preserve">库存」配置，默认</w:t>
+          <w:rStyle w:val="VerbatimChar"/>
+          <w:rFonts w:hint="eastAsia"/>
+        </w:rPr>
+        <w:t xml:space="preserve">已批准(approved)</w:t>
+      </w:r>
+      <w:r>
+        <w:rPr>
+          <w:rStyle w:val="VerbatimChar"/>
+        </w:rPr>
+        <w:t xml:space="preserve"> → </w:t>
+      </w:r>
+      <w:r>
+        <w:rPr>
+          <w:rStyle w:val="VerbatimChar"/>
+          <w:rFonts w:hint="eastAsia"/>
+        </w:rPr>
+        <w:t xml:space="preserve">已购买(purchased)</w:t>
+      </w:r>
+      <w:r>
+        <w:rPr>
+          <w:rStyle w:val="VerbatimChar"/>
+        </w:rPr>
+        <w:t xml:space="preserve"> → </w:t>
+      </w:r>
+      <w:r>
+        <w:rPr>
+          <w:rStyle w:val="VerbatimChar"/>
+          <w:rFonts w:hint="eastAsia"/>
+        </w:rPr>
+        <w:t xml:space="preserve">已入库(received)</w:t>
+      </w:r>
+      <w:r>
+        <w:rPr>
+          <w:rFonts w:hint="eastAsia"/>
+        </w:rPr>
+        <w:t xml:space="preserve">；驳回为</w:t>
       </w:r>
       <w:r>
         <w:t xml:space="preserve"> </w:t>
       </w:r>
       <w:r>
         <w:rPr>
-          <w:b/>
-          <w:bCs/>
-        </w:rPr>
-        <w:t xml:space="preserve">5</w:t>
-      </w:r>
-      <w:r>
-        <w:rPr>
-          <w:rFonts w:hint="eastAsia"/>
-        </w:rPr>
-        <w:t xml:space="preserve">）</w:t>
+          <w:rStyle w:val="VerbatimChar"/>
+        </w:rPr>
+        <w:t xml:space="preserve">rejected</w:t>
       </w:r>
     </w:p>
     <w:p>
@@ -9591,49 +9764,15 @@
         <w:rPr>
           <w:rFonts w:hint="eastAsia"/>
         </w:rPr>
-        <w:t xml:space="preserve">仪表盘「低库存预警」默认只列</w:t>
-      </w:r>
-      <w:r>
-        <w:t xml:space="preserve"> </w:t>
-      </w:r>
-      <w:r>
-        <w:rPr>
-          <w:b/>
-          <w:bCs/>
-        </w:rPr>
-        <w:t xml:space="preserve">C </w:t>
-      </w:r>
-      <w:r>
-        <w:rPr>
-          <w:rFonts w:hint="eastAsia"/>
-          <w:b/>
-          <w:bCs/>
-        </w:rPr>
-        <w:t xml:space="preserve">级（耗材）</w:t>
-      </w:r>
-      <w:r>
-        <w:rPr>
-          <w:rFonts w:hint="eastAsia"/>
-        </w:rPr>
-        <w:t xml:space="preserve">（由</w:t>
-      </w:r>
-      <w:r>
-        <w:t xml:space="preserve"> </w:t>
-      </w:r>
-      <w:r>
-        <w:rPr>
-          <w:rStyle w:val="VerbatimChar"/>
-        </w:rPr>
-        <w:t xml:space="preserve">Inventory:LowStockGrade</w:t>
-      </w:r>
-      <w:r>
-        <w:t xml:space="preserve"> </w:t>
-      </w:r>
-      <w:r>
-        <w:rPr>
-          <w:rFonts w:hint="eastAsia"/>
-        </w:rPr>
-        <w:t xml:space="preserve">控制）；库存页的高亮不限等级</w:t>
+        <w:t xml:space="preserve">申请必填：</w:t>
+      </w:r>
+      <w:r>
+        <w:rPr>
+          <w:rFonts w:hint="eastAsia"/>
+          <w:b/>
+          <w:bCs/>
+        </w:rPr>
+        <w:t xml:space="preserve">名称、数量、预计单价、理由</w:t>
       </w:r>
     </w:p>
     <w:p>
@@ -9648,53 +9787,21 @@
         <w:rPr>
           <w:rFonts w:hint="eastAsia"/>
         </w:rPr>
-        <w:t xml:space="preserve">分级显示：数量</w:t>
-      </w:r>
-      <w:r>
-        <w:t xml:space="preserve"> ≤ </w:t>
-      </w:r>
-      <w:r>
-        <w:rPr>
-          <w:rFonts w:hint="eastAsia"/>
-        </w:rPr>
-        <w:t xml:space="preserve">阈值/3</w:t>
-      </w:r>
-      <w:r>
-        <w:t xml:space="preserve"> </w:t>
-      </w:r>
-      <w:r>
-        <w:rPr>
-          <w:rFonts w:hint="eastAsia"/>
-        </w:rPr>
-        <w:t xml:space="preserve">为</w:t>
-      </w:r>
-      <w:r>
-        <w:rPr>
-          <w:rFonts w:hint="eastAsia"/>
-          <w:b/>
-          <w:bCs/>
-        </w:rPr>
-        <w:t xml:space="preserve">严重</w:t>
-      </w:r>
-      <w:r>
-        <w:rPr>
-          <w:rFonts w:hint="eastAsia"/>
-        </w:rPr>
-        <w:t xml:space="preserve">（红），其余低于阈值为</w:t>
-      </w:r>
-      <w:r>
-        <w:rPr>
-          <w:rFonts w:hint="eastAsia"/>
-          <w:b/>
-          <w:bCs/>
-        </w:rPr>
-        <w:t xml:space="preserve">提醒</w:t>
-      </w:r>
-      <w:r>
-        <w:rPr>
-          <w:rFonts w:hint="eastAsia"/>
-        </w:rPr>
-        <w:t xml:space="preserve">（黄）</w:t>
+        <w:t xml:space="preserve">入库时</w:t>
+      </w:r>
+      <w:r>
+        <w:rPr>
+          <w:rFonts w:hint="eastAsia"/>
+          <w:b/>
+          <w:bCs/>
+        </w:rPr>
+        <w:t xml:space="preserve">必须在库存里建/更新对应物料</w:t>
+      </w:r>
+      <w:r>
+        <w:rPr>
+          <w:rFonts w:hint="eastAsia"/>
+        </w:rPr>
+        <w:t xml:space="preserve">（含单价与库位），不要只更新采购单状态</w:t>
       </w:r>
     </w:p>
     <w:p>
@@ -9709,96 +9816,23 @@
         <w:rPr>
           <w:rFonts w:hint="eastAsia"/>
         </w:rPr>
-        <w:t xml:space="preserve">补货时限：</w:t>
-      </w:r>
-      <w:r>
-        <w:rPr>
-          <w:rFonts w:hint="eastAsia"/>
-          <w:b/>
-          <w:bCs/>
-        </w:rPr>
-        <w:t xml:space="preserve">严重</w:t>
-      </w:r>
-      <w:r>
-        <w:rPr>
-          <w:b/>
-          <w:bCs/>
-        </w:rPr>
-        <w:t xml:space="preserve"> → 3 </w:t>
-      </w:r>
-      <w:r>
-        <w:rPr>
-          <w:rFonts w:hint="eastAsia"/>
-          <w:b/>
-          <w:bCs/>
-        </w:rPr>
-        <w:t xml:space="preserve">天内</w:t>
-      </w:r>
-      <w:r>
-        <w:rPr>
-          <w:rFonts w:hint="eastAsia"/>
-        </w:rPr>
-        <w:t xml:space="preserve">提交采购申请；</w:t>
-      </w:r>
-      <w:r>
-        <w:rPr>
-          <w:rFonts w:hint="eastAsia"/>
-          <w:b/>
-          <w:bCs/>
-        </w:rPr>
-        <w:t xml:space="preserve">提醒</w:t>
-      </w:r>
-      <w:r>
-        <w:rPr>
-          <w:b/>
-          <w:bCs/>
-        </w:rPr>
-        <w:t xml:space="preserve"> → </w:t>
-      </w:r>
-      <w:r>
-        <w:rPr>
-          <w:rFonts w:hint="eastAsia"/>
-          <w:b/>
-          <w:bCs/>
-        </w:rPr>
-        <w:t xml:space="preserve">一周内</w:t>
-      </w:r>
-      <w:r>
-        <w:rPr>
-          <w:rFonts w:hint="eastAsia"/>
-        </w:rPr>
-        <w:t xml:space="preserve">处理</w:t>
-      </w:r>
-    </w:p>
-    <w:p>
-      <w:pPr>
-        <w:pStyle w:val="Compact"/>
-        <w:numPr>
-          <w:ilvl w:val="0"/>
-          <w:numId w:val="1028"/>
-        </w:numPr>
-      </w:pPr>
-      <w:r>
-        <w:rPr>
-          <w:rFonts w:hint="eastAsia"/>
-        </w:rPr>
-        <w:t xml:space="preserve">补货后及时更新数量，不要"等盘点时再改"</w:t>
-      </w:r>
-    </w:p>
-    <w:bookmarkEnd w:id="41"/>
-    <w:bookmarkStart w:id="42" w:name="Xda96a7a6813f3423a1b811c198b56004475ebf1"/>
+        <w:t xml:space="preserve">审批权限：部长/管理员；报表可查月度支出与待审批单</w:t>
+      </w:r>
+    </w:p>
+    <w:bookmarkEnd w:id="40"/>
+    <w:bookmarkStart w:id="41" w:name="X0bc089413fc7beb86fe3d9e5856bb0f8b310317"/>
     <w:p>
       <w:pPr>
         <w:pStyle w:val="Heading2"/>
       </w:pPr>
       <w:r>
-        <w:t xml:space="preserve">13. </w:t>
-      </w:r>
-      <w:r>
-        <w:rPr>
-          <w:rFonts w:hint="eastAsia"/>
-        </w:rPr>
-        <w:t xml:space="preserve">数据与审计</w:t>
+        <w:t xml:space="preserve">12. </w:t>
+      </w:r>
+      <w:r>
+        <w:rPr>
+          <w:rFonts w:hint="eastAsia"/>
+        </w:rPr>
+        <w:t xml:space="preserve">低库存与补货规范</w:t>
       </w:r>
     </w:p>
     <w:p>
@@ -9813,24 +9847,61 @@
         <w:rPr>
           <w:rFonts w:hint="eastAsia"/>
         </w:rPr>
-        <w:t xml:space="preserve">所有关键操作（领用、审批、归还、盘点、报备、采购、删除）都会写入</w:t>
-      </w:r>
-      <w:r>
-        <w:rPr>
-          <w:rFonts w:hint="eastAsia"/>
-          <w:b/>
-          <w:bCs/>
-        </w:rPr>
-        <w:t xml:space="preserve">操作日志</w:t>
-      </w:r>
-      <w:r>
-        <w:rPr>
-          <w:rFonts w:hint="eastAsia"/>
-        </w:rPr>
-        <w:t xml:space="preserve">，含操作人、时间与来源</w:t>
-      </w:r>
-      <w:r>
-        <w:t xml:space="preserve"> IP</w:t>
+        <w:t xml:space="preserve">判定口径：</w:t>
+      </w:r>
+      <w:r>
+        <w:rPr>
+          <w:rFonts w:hint="eastAsia"/>
+          <w:b/>
+          <w:bCs/>
+        </w:rPr>
+        <w:t xml:space="preserve">数量</w:t>
+      </w:r>
+      <w:r>
+        <w:rPr>
+          <w:b/>
+          <w:bCs/>
+        </w:rPr>
+        <w:t xml:space="preserve"> &lt; </w:t>
+      </w:r>
+      <w:r>
+        <w:rPr>
+          <w:rFonts w:hint="eastAsia"/>
+          <w:b/>
+          <w:bCs/>
+        </w:rPr>
+        <w:t xml:space="preserve">阈值</w:t>
+      </w:r>
+      <w:r>
+        <w:rPr>
+          <w:rFonts w:hint="eastAsia"/>
+        </w:rPr>
+        <w:t xml:space="preserve">（阈值由管理员在「系统设置</w:t>
+      </w:r>
+      <w:r>
+        <w:t xml:space="preserve"> → </w:t>
+      </w:r>
+      <w:r>
+        <w:rPr>
+          <w:rFonts w:hint="eastAsia"/>
+        </w:rPr>
+        <w:t xml:space="preserve">库存」配置，默认</w:t>
+      </w:r>
+      <w:r>
+        <w:t xml:space="preserve"> </w:t>
+      </w:r>
+      <w:r>
+        <w:rPr>
+          <w:b/>
+          <w:bCs/>
+        </w:rPr>
+        <w:t xml:space="preserve">5</w:t>
+      </w:r>
+      <w:r>
+        <w:rPr>
+          <w:rFonts w:hint="eastAsia"/>
+        </w:rPr>
+        <w:t xml:space="preserve">）</w:t>
       </w:r>
     </w:p>
     <w:p>
@@ -9844,16 +9915,50 @@
       <w:r>
         <w:rPr>
           <w:rFonts w:hint="eastAsia"/>
-          <w:b/>
-          <w:bCs/>
-        </w:rPr>
-        <w:t xml:space="preserve">管理员与部长的操作同样记录在案</w:t>
-      </w:r>
-      <w:r>
-        <w:rPr>
-          <w:rFonts w:hint="eastAsia"/>
-        </w:rPr>
-        <w:t xml:space="preserve">，没有"免审计"的角色；审批人、驳回理由、定责结果都可追溯</w:t>
+        </w:rPr>
+        <w:t xml:space="preserve">仪表盘「低库存预警」默认只列</w:t>
+      </w:r>
+      <w:r>
+        <w:t xml:space="preserve"> </w:t>
+      </w:r>
+      <w:r>
+        <w:rPr>
+          <w:b/>
+          <w:bCs/>
+        </w:rPr>
+        <w:t xml:space="preserve">C </w:t>
+      </w:r>
+      <w:r>
+        <w:rPr>
+          <w:rFonts w:hint="eastAsia"/>
+          <w:b/>
+          <w:bCs/>
+        </w:rPr>
+        <w:t xml:space="preserve">级（耗材）</w:t>
+      </w:r>
+      <w:r>
+        <w:rPr>
+          <w:rFonts w:hint="eastAsia"/>
+        </w:rPr>
+        <w:t xml:space="preserve">（由</w:t>
+      </w:r>
+      <w:r>
+        <w:t xml:space="preserve"> </w:t>
+      </w:r>
+      <w:r>
+        <w:rPr>
+          <w:rStyle w:val="VerbatimChar"/>
+        </w:rPr>
+        <w:t xml:space="preserve">Inventory:LowStockGrade</w:t>
+      </w:r>
+      <w:r>
+        <w:t xml:space="preserve"> </w:t>
+      </w:r>
+      <w:r>
+        <w:rPr>
+          <w:rFonts w:hint="eastAsia"/>
+        </w:rPr>
+        <w:t xml:space="preserve">控制）；库存页的高亮不限等级</w:t>
       </w:r>
     </w:p>
     <w:p>
@@ -9868,39 +9973,53 @@
         <w:rPr>
           <w:rFonts w:hint="eastAsia"/>
         </w:rPr>
-        <w:t xml:space="preserve">记录</w:t>
-      </w:r>
-      <w:r>
-        <w:rPr>
-          <w:rFonts w:hint="eastAsia"/>
-          <w:b/>
-          <w:bCs/>
-        </w:rPr>
-        <w:t xml:space="preserve">不物理删除</w:t>
-      </w:r>
-      <w:r>
-        <w:rPr>
-          <w:rFonts w:hint="eastAsia"/>
-        </w:rPr>
-        <w:t xml:space="preserve">：物料状态用</w:t>
+        <w:t xml:space="preserve">分级显示：数量</w:t>
+      </w:r>
+      <w:r>
+        <w:t xml:space="preserve"> ≤ </w:t>
+      </w:r>
+      <w:r>
+        <w:rPr>
+          <w:rFonts w:hint="eastAsia"/>
+        </w:rPr>
+        <w:t xml:space="preserve">阈值/3</w:t>
       </w:r>
       <w:r>
         <w:t xml:space="preserve"> </w:t>
       </w:r>
       <w:r>
         <w:rPr>
-          <w:rStyle w:val="VerbatimChar"/>
-        </w:rPr>
-        <w:t xml:space="preserve">available / in_use / broken</w:t>
-      </w:r>
-      <w:r>
-        <w:t xml:space="preserve"> </w:t>
-      </w:r>
-      <w:r>
-        <w:rPr>
-          <w:rFonts w:hint="eastAsia"/>
-        </w:rPr>
-        <w:t xml:space="preserve">表达；确需清理走「回收站」</w:t>
+          <w:rFonts w:hint="eastAsia"/>
+        </w:rPr>
+        <w:t xml:space="preserve">为</w:t>
+      </w:r>
+      <w:r>
+        <w:rPr>
+          <w:rFonts w:hint="eastAsia"/>
+          <w:b/>
+          <w:bCs/>
+        </w:rPr>
+        <w:t xml:space="preserve">严重</w:t>
+      </w:r>
+      <w:r>
+        <w:rPr>
+          <w:rFonts w:hint="eastAsia"/>
+        </w:rPr>
+        <w:t xml:space="preserve">（红），其余低于阈值为</w:t>
+      </w:r>
+      <w:r>
+        <w:rPr>
+          <w:rFonts w:hint="eastAsia"/>
+          <w:b/>
+          <w:bCs/>
+        </w:rPr>
+        <w:t xml:space="preserve">提醒</w:t>
+      </w:r>
+      <w:r>
+        <w:rPr>
+          <w:rFonts w:hint="eastAsia"/>
+        </w:rPr>
+        <w:t xml:space="preserve">（黄）</w:t>
       </w:r>
     </w:p>
     <w:p>
@@ -9915,36 +10034,96 @@
         <w:rPr>
           <w:rFonts w:hint="eastAsia"/>
         </w:rPr>
-        <w:t xml:space="preserve">每周由部长抽查一次操作日志与库存差异，异常在队会上说明</w:t>
-      </w:r>
-    </w:p>
-    <w:bookmarkEnd w:id="42"/>
-    <w:bookmarkStart w:id="43" w:name="X2b107a26eaee4ca12a43815593890af1a10de83"/>
+        <w:t xml:space="preserve">补货时限：</w:t>
+      </w:r>
+      <w:r>
+        <w:rPr>
+          <w:rFonts w:hint="eastAsia"/>
+          <w:b/>
+          <w:bCs/>
+        </w:rPr>
+        <w:t xml:space="preserve">严重</w:t>
+      </w:r>
+      <w:r>
+        <w:rPr>
+          <w:b/>
+          <w:bCs/>
+        </w:rPr>
+        <w:t xml:space="preserve"> → 3 </w:t>
+      </w:r>
+      <w:r>
+        <w:rPr>
+          <w:rFonts w:hint="eastAsia"/>
+          <w:b/>
+          <w:bCs/>
+        </w:rPr>
+        <w:t xml:space="preserve">天内</w:t>
+      </w:r>
+      <w:r>
+        <w:rPr>
+          <w:rFonts w:hint="eastAsia"/>
+        </w:rPr>
+        <w:t xml:space="preserve">提交采购申请；</w:t>
+      </w:r>
+      <w:r>
+        <w:rPr>
+          <w:rFonts w:hint="eastAsia"/>
+          <w:b/>
+          <w:bCs/>
+        </w:rPr>
+        <w:t xml:space="preserve">提醒</w:t>
+      </w:r>
+      <w:r>
+        <w:rPr>
+          <w:b/>
+          <w:bCs/>
+        </w:rPr>
+        <w:t xml:space="preserve"> → </w:t>
+      </w:r>
+      <w:r>
+        <w:rPr>
+          <w:rFonts w:hint="eastAsia"/>
+          <w:b/>
+          <w:bCs/>
+        </w:rPr>
+        <w:t xml:space="preserve">一周内</w:t>
+      </w:r>
+      <w:r>
+        <w:rPr>
+          <w:rFonts w:hint="eastAsia"/>
+        </w:rPr>
+        <w:t xml:space="preserve">处理</w:t>
+      </w:r>
+    </w:p>
+    <w:p>
+      <w:pPr>
+        <w:pStyle w:val="Compact"/>
+        <w:numPr>
+          <w:ilvl w:val="0"/>
+          <w:numId w:val="1029"/>
+        </w:numPr>
+      </w:pPr>
+      <w:r>
+        <w:rPr>
+          <w:rFonts w:hint="eastAsia"/>
+        </w:rPr>
+        <w:t xml:space="preserve">补货后及时更新数量，不要"等盘点时再改"</w:t>
+      </w:r>
+    </w:p>
+    <w:bookmarkEnd w:id="41"/>
+    <w:bookmarkStart w:id="42" w:name="Xda96a7a6813f3423a1b811c198b56004475ebf1"/>
     <w:p>
       <w:pPr>
         <w:pStyle w:val="Heading2"/>
       </w:pPr>
       <w:r>
-        <w:t xml:space="preserve">14. </w:t>
-      </w:r>
-      <w:r>
-        <w:rPr>
-          <w:rFonts w:hint="eastAsia"/>
-        </w:rPr>
-        <w:t xml:space="preserve">日常执行清单</w:t>
-      </w:r>
-    </w:p>
-    <w:p>
-      <w:pPr>
-        <w:pStyle w:val="FirstParagraph"/>
-      </w:pPr>
-      <w:r>
-        <w:rPr>
-          <w:rFonts w:hint="eastAsia"/>
-          <w:b/>
-          <w:bCs/>
-        </w:rPr>
-        <w:t xml:space="preserve">每周</w:t>
+        <w:t xml:space="preserve">13. </w:t>
+      </w:r>
+      <w:r>
+        <w:rPr>
+          <w:rFonts w:hint="eastAsia"/>
+        </w:rPr>
+        <w:t xml:space="preserve">数据与审计</w:t>
       </w:r>
     </w:p>
     <w:p>
@@ -9959,16 +10138,138 @@
         <w:rPr>
           <w:rFonts w:hint="eastAsia"/>
         </w:rPr>
-        <w:t xml:space="preserve">处理低库存预警（严重件</w:t>
-      </w:r>
-      <w:r>
-        <w:t xml:space="preserve"> 3 </w:t>
-      </w:r>
-      <w:r>
-        <w:rPr>
-          <w:rFonts w:hint="eastAsia"/>
-        </w:rPr>
-        <w:t xml:space="preserve">天内下单）</w:t>
+        <w:t xml:space="preserve">所有关键操作（领用、审批、归还、盘点、报备、采购、删除）都会写入</w:t>
+      </w:r>
+      <w:r>
+        <w:rPr>
+          <w:rFonts w:hint="eastAsia"/>
+          <w:b/>
+          <w:bCs/>
+        </w:rPr>
+        <w:t xml:space="preserve">操作日志</w:t>
+      </w:r>
+      <w:r>
+        <w:rPr>
+          <w:rFonts w:hint="eastAsia"/>
+        </w:rPr>
+        <w:t xml:space="preserve">，含操作人、时间与来源</w:t>
+      </w:r>
+      <w:r>
+        <w:t xml:space="preserve"> IP</w:t>
+      </w:r>
+    </w:p>
+    <w:p>
+      <w:pPr>
+        <w:pStyle w:val="Compact"/>
+        <w:numPr>
+          <w:ilvl w:val="0"/>
+          <w:numId w:val="1030"/>
+        </w:numPr>
+      </w:pPr>
+      <w:r>
+        <w:rPr>
+          <w:rFonts w:hint="eastAsia"/>
+          <w:b/>
+          <w:bCs/>
+        </w:rPr>
+        <w:t xml:space="preserve">管理员与部长的操作同样记录在案</w:t>
+      </w:r>
+      <w:r>
+        <w:rPr>
+          <w:rFonts w:hint="eastAsia"/>
+        </w:rPr>
+        <w:t xml:space="preserve">，没有"免审计"的角色；审批人、驳回理由、定责结果都可追溯</w:t>
+      </w:r>
+    </w:p>
+    <w:p>
+      <w:pPr>
+        <w:pStyle w:val="Compact"/>
+        <w:numPr>
+          <w:ilvl w:val="0"/>
+          <w:numId w:val="1030"/>
+        </w:numPr>
+      </w:pPr>
+      <w:r>
+        <w:rPr>
+          <w:rFonts w:hint="eastAsia"/>
+        </w:rPr>
+        <w:t xml:space="preserve">记录</w:t>
+      </w:r>
+      <w:r>
+        <w:rPr>
+          <w:rFonts w:hint="eastAsia"/>
+          <w:b/>
+          <w:bCs/>
+        </w:rPr>
+        <w:t xml:space="preserve">不物理删除</w:t>
+      </w:r>
+      <w:r>
+        <w:rPr>
+          <w:rFonts w:hint="eastAsia"/>
+        </w:rPr>
+        <w:t xml:space="preserve">：物料状态用</w:t>
+      </w:r>
+      <w:r>
+        <w:t xml:space="preserve"> </w:t>
+      </w:r>
+      <w:r>
+        <w:rPr>
+          <w:rStyle w:val="VerbatimChar"/>
+        </w:rPr>
+        <w:t xml:space="preserve">available / in_use / broken</w:t>
+      </w:r>
+      <w:r>
+        <w:t xml:space="preserve"> </w:t>
+      </w:r>
+      <w:r>
+        <w:rPr>
+          <w:rFonts w:hint="eastAsia"/>
+        </w:rPr>
+        <w:t xml:space="preserve">表达；确需清理走「回收站」</w:t>
+      </w:r>
+    </w:p>
+    <w:p>
+      <w:pPr>
+        <w:pStyle w:val="Compact"/>
+        <w:numPr>
+          <w:ilvl w:val="0"/>
+          <w:numId w:val="1030"/>
+        </w:numPr>
+      </w:pPr>
+      <w:r>
+        <w:rPr>
+          <w:rFonts w:hint="eastAsia"/>
+        </w:rPr>
+        <w:t xml:space="preserve">每周由部长抽查一次操作日志与库存差异，异常在队会上说明</w:t>
+      </w:r>
+    </w:p>
+    <w:bookmarkEnd w:id="42"/>
+    <w:bookmarkStart w:id="43" w:name="X2b107a26eaee4ca12a43815593890af1a10de83"/>
+    <w:p>
+      <w:pPr>
+        <w:pStyle w:val="Heading2"/>
+      </w:pPr>
+      <w:r>
+        <w:t xml:space="preserve">14. </w:t>
+      </w:r>
+      <w:r>
+        <w:rPr>
+          <w:rFonts w:hint="eastAsia"/>
+        </w:rPr>
+        <w:t xml:space="preserve">日常执行清单</w:t>
+      </w:r>
+    </w:p>
+    <w:p>
+      <w:pPr>
+        <w:pStyle w:val="FirstParagraph"/>
+      </w:pPr>
+      <w:r>
+        <w:rPr>
+          <w:rFonts w:hint="eastAsia"/>
+          <w:b/>
+          <w:bCs/>
+        </w:rPr>
+        <w:t xml:space="preserve">每周</w:t>
       </w:r>
     </w:p>
     <w:p>
@@ -9983,16 +10284,16 @@
         <w:rPr>
           <w:rFonts w:hint="eastAsia"/>
         </w:rPr>
-        <w:t xml:space="preserve">催办逾期未还的</w:t>
-      </w:r>
-      <w:r>
-        <w:t xml:space="preserve"> A/B </w:t>
-      </w:r>
-      <w:r>
-        <w:rPr>
-          <w:rFonts w:hint="eastAsia"/>
-        </w:rPr>
-        <w:t xml:space="preserve">级领用（系统没有"逾期"字段，按领用备注里写的预计归还时间人工盯）</w:t>
+        <w:t xml:space="preserve">处理低库存预警（严重件</w:t>
+      </w:r>
+      <w:r>
+        <w:t xml:space="preserve"> 3 </w:t>
+      </w:r>
+      <w:r>
+        <w:rPr>
+          <w:rFonts w:hint="eastAsia"/>
+        </w:rPr>
+        <w:t xml:space="preserve">天内下单）</w:t>
       </w:r>
     </w:p>
     <w:p>
@@ -10007,7 +10308,16 @@
         <w:rPr>
           <w:rFonts w:hint="eastAsia"/>
         </w:rPr>
-        <w:t xml:space="preserve">完成本周盘点任务并入账差异</w:t>
+        <w:t xml:space="preserve">催办逾期未还的</w:t>
+      </w:r>
+      <w:r>
+        <w:t xml:space="preserve"> A/B </w:t>
+      </w:r>
+      <w:r>
+        <w:rPr>
+          <w:rFonts w:hint="eastAsia"/>
+        </w:rPr>
+        <w:t xml:space="preserve">级领用（系统没有"逾期"字段，按领用备注里写的预计归还时间人工盯）</w:t>
       </w:r>
     </w:p>
     <w:p>
@@ -10022,47 +10332,7 @@
         <w:rPr>
           <w:rFonts w:hint="eastAsia"/>
         </w:rPr>
-        <w:t xml:space="preserve">复核</w:t>
-      </w:r>
-      <w:r>
-        <w:t xml:space="preserve"> </w:t>
-      </w:r>
-      <w:r>
-        <w:rPr>
-          <w:rStyle w:val="VerbatimChar"/>
-        </w:rPr>
-        <w:t xml:space="preserve">broken</w:t>
-      </w:r>
-      <w:r>
-        <w:t xml:space="preserve"> </w:t>
-      </w:r>
-      <w:r>
-        <w:rPr>
-          <w:rFonts w:hint="eastAsia"/>
-        </w:rPr>
-        <w:t xml:space="preserve">状态的物料：是否已定责、实物是否已撤下、修好后有没有及时改回</w:t>
-      </w:r>
-      <w:r>
-        <w:t xml:space="preserve"> </w:t>
-      </w:r>
-      <w:r>
-        <w:rPr>
-          <w:rStyle w:val="VerbatimChar"/>
-        </w:rPr>
-        <w:t xml:space="preserve">available</w:t>
-      </w:r>
-    </w:p>
-    <w:p>
-      <w:pPr>
-        <w:pStyle w:val="FirstParagraph"/>
-      </w:pPr>
-      <w:r>
-        <w:rPr>
-          <w:rFonts w:hint="eastAsia"/>
-          <w:b/>
-          <w:bCs/>
-        </w:rPr>
-        <w:t xml:space="preserve">每月</w:t>
+        <w:t xml:space="preserve">完成本周盘点任务并入账差异</w:t>
       </w:r>
     </w:p>
     <w:p>
@@ -10077,34 +10347,47 @@
         <w:rPr>
           <w:rFonts w:hint="eastAsia"/>
         </w:rPr>
-        <w:t xml:space="preserve">抽查</w:t>
-      </w:r>
-      <w:r>
-        <w:t xml:space="preserve"> 10 </w:t>
-      </w:r>
-      <w:r>
-        <w:rPr>
-          <w:rFonts w:hint="eastAsia"/>
-        </w:rPr>
-        <w:t xml:space="preserve">件物料的"账实库位"一致性（数量</w:t>
-      </w:r>
-      <w:r>
-        <w:t xml:space="preserve"> + </w:t>
-      </w:r>
-      <w:r>
-        <w:rPr>
-          <w:rFonts w:hint="eastAsia"/>
-        </w:rPr>
-        <w:t xml:space="preserve">位置</w:t>
-      </w:r>
-      <w:r>
-        <w:t xml:space="preserve"> + </w:t>
-      </w:r>
-      <w:r>
-        <w:rPr>
-          <w:rFonts w:hint="eastAsia"/>
-        </w:rPr>
-        <w:t xml:space="preserve">状态）</w:t>
+        <w:t xml:space="preserve">复核</w:t>
+      </w:r>
+      <w:r>
+        <w:t xml:space="preserve"> </w:t>
+      </w:r>
+      <w:r>
+        <w:rPr>
+          <w:rStyle w:val="VerbatimChar"/>
+        </w:rPr>
+        <w:t xml:space="preserve">broken</w:t>
+      </w:r>
+      <w:r>
+        <w:t xml:space="preserve"> </w:t>
+      </w:r>
+      <w:r>
+        <w:rPr>
+          <w:rFonts w:hint="eastAsia"/>
+        </w:rPr>
+        <w:t xml:space="preserve">状态的物料：是否已定责、实物是否已撤下、修好后有没有及时改回</w:t>
+      </w:r>
+      <w:r>
+        <w:t xml:space="preserve"> </w:t>
+      </w:r>
+      <w:r>
+        <w:rPr>
+          <w:rStyle w:val="VerbatimChar"/>
+        </w:rPr>
+        <w:t xml:space="preserve">available</w:t>
+      </w:r>
+    </w:p>
+    <w:p>
+      <w:pPr>
+        <w:pStyle w:val="FirstParagraph"/>
+      </w:pPr>
+      <w:r>
+        <w:rPr>
+          <w:rFonts w:hint="eastAsia"/>
+          <w:b/>
+          <w:bCs/>
+        </w:rPr>
+        <w:t xml:space="preserve">每月</w:t>
       </w:r>
     </w:p>
     <w:p>
@@ -10119,7 +10402,34 @@
         <w:rPr>
           <w:rFonts w:hint="eastAsia"/>
         </w:rPr>
-        <w:t xml:space="preserve">整理重复/命名不规范的物料记录</w:t>
+        <w:t xml:space="preserve">抽查</w:t>
+      </w:r>
+      <w:r>
+        <w:t xml:space="preserve"> 10 </w:t>
+      </w:r>
+      <w:r>
+        <w:rPr>
+          <w:rFonts w:hint="eastAsia"/>
+        </w:rPr>
+        <w:t xml:space="preserve">件物料的"账实库位"一致性（数量</w:t>
+      </w:r>
+      <w:r>
+        <w:t xml:space="preserve"> + </w:t>
+      </w:r>
+      <w:r>
+        <w:rPr>
+          <w:rFonts w:hint="eastAsia"/>
+        </w:rPr>
+        <w:t xml:space="preserve">位置</w:t>
+      </w:r>
+      <w:r>
+        <w:t xml:space="preserve"> + </w:t>
+      </w:r>
+      <w:r>
+        <w:rPr>
+          <w:rFonts w:hint="eastAsia"/>
+        </w:rPr>
+        <w:t xml:space="preserve">状态）</w:t>
       </w:r>
     </w:p>
     <w:p>
@@ -10134,7 +10444,7 @@
         <w:rPr>
           <w:rFonts w:hint="eastAsia"/>
         </w:rPr>
-        <w:t xml:space="preserve">核对采购单与库存是否一致</w:t>
+        <w:t xml:space="preserve">整理重复/命名不规范的物料记录</w:t>
       </w:r>
     </w:p>
     <w:p>
@@ -10149,20 +10459,7 @@
         <w:rPr>
           <w:rFonts w:hint="eastAsia"/>
         </w:rPr>
-        <w:t xml:space="preserve">抽查物品编码有没有重号（系统不查重，只能人工）</w:t>
-      </w:r>
-    </w:p>
-    <w:p>
-      <w:pPr>
-        <w:pStyle w:val="FirstParagraph"/>
-      </w:pPr>
-      <w:r>
-        <w:rPr>
-          <w:rFonts w:hint="eastAsia"/>
-          <w:b/>
-          <w:bCs/>
-        </w:rPr>
-        <w:t xml:space="preserve">每学期</w:t>
+        <w:t xml:space="preserve">核对采购单与库存是否一致</w:t>
       </w:r>
     </w:p>
     <w:p>
@@ -10177,16 +10474,20 @@
         <w:rPr>
           <w:rFonts w:hint="eastAsia"/>
         </w:rPr>
-        <w:t xml:space="preserve">学期大盘（全量）+</w:t>
-      </w:r>
-      <w:r>
-        <w:t xml:space="preserve"> </w:t>
-      </w:r>
-      <w:r>
-        <w:rPr>
-          <w:rFonts w:hint="eastAsia"/>
-        </w:rPr>
-        <w:t xml:space="preserve">差异入账</w:t>
+        <w:t xml:space="preserve">抽查物品编码有没有重号（系统不查重，只能人工）</w:t>
+      </w:r>
+    </w:p>
+    <w:p>
+      <w:pPr>
+        <w:pStyle w:val="FirstParagraph"/>
+      </w:pPr>
+      <w:r>
+        <w:rPr>
+          <w:rFonts w:hint="eastAsia"/>
+          <w:b/>
+          <w:bCs/>
+        </w:rPr>
+        <w:t xml:space="preserve">每学期</w:t>
       </w:r>
     </w:p>
     <w:p>
@@ -10201,7 +10502,16 @@
         <w:rPr>
           <w:rFonts w:hint="eastAsia"/>
         </w:rPr>
-        <w:t xml:space="preserve">更新平面图（新增/搬动货架后必须更新）</w:t>
+        <w:t xml:space="preserve">学期大盘（全量）+</w:t>
+      </w:r>
+      <w:r>
+        <w:t xml:space="preserve"> </w:t>
+      </w:r>
+      <w:r>
+        <w:rPr>
+          <w:rFonts w:hint="eastAsia"/>
+        </w:rPr>
+        <w:t xml:space="preserve">差异入账</w:t>
       </w:r>
     </w:p>
     <w:p>
@@ -10210,6 +10520,21 @@
         <w:numPr>
           <w:ilvl w:val="0"/>
           <w:numId w:val="1040"/>
+        </w:numPr>
+      </w:pPr>
+      <w:r>
+        <w:rPr>
+          <w:rFonts w:hint="eastAsia"/>
+        </w:rPr>
+        <w:t xml:space="preserve">更新平面图（新增/搬动货架后必须更新）</w:t>
+      </w:r>
+    </w:p>
+    <w:p>
+      <w:pPr>
+        <w:pStyle w:val="Compact"/>
+        <w:numPr>
+          <w:ilvl w:val="0"/>
+          <w:numId w:val="1041"/>
         </w:numPr>
       </w:pPr>
       <w:r>
@@ -12473,6 +12798,9 @@
     <w:abstractNumId w:val="991"/>
   </w:num>
   <w:num w:numId="1012">
+    <w:abstractNumId w:val="991"/>
+  </w:num>
+  <w:num w:numId="1013">
     <w:abstractNumId w:val="99411"/>
     <w:lvlOverride w:ilvl="0">
       <w:startOverride w:val="1"/>
@@ -12501,9 +12829,6 @@
     <w:lvlOverride w:ilvl="8">
       <w:startOverride w:val="1"/>
     </w:lvlOverride>
-  </w:num>
-  <w:num w:numId="1013">
-    <w:abstractNumId w:val="991"/>
   </w:num>
   <w:num w:numId="1014">
     <w:abstractNumId w:val="991"/>
@@ -12539,6 +12864,9 @@
     <w:abstractNumId w:val="991"/>
   </w:num>
   <w:num w:numId="1025">
+    <w:abstractNumId w:val="991"/>
+  </w:num>
+  <w:num w:numId="1026">
     <w:abstractNumId w:val="99411"/>
     <w:lvlOverride w:ilvl="0">
       <w:startOverride w:val="1"/>
@@ -12568,9 +12896,6 @@
       <w:startOverride w:val="1"/>
     </w:lvlOverride>
   </w:num>
-  <w:num w:numId="1026">
-    <w:abstractNumId w:val="991"/>
-  </w:num>
   <w:num w:numId="1027">
     <w:abstractNumId w:val="991"/>
   </w:num>
@@ -12581,7 +12906,7 @@
     <w:abstractNumId w:val="991"/>
   </w:num>
   <w:num w:numId="1030">
-    <w:abstractNumId w:val="992"/>
+    <w:abstractNumId w:val="991"/>
   </w:num>
   <w:num w:numId="1031">
     <w:abstractNumId w:val="992"/>
@@ -12611,6 +12936,9 @@
     <w:abstractNumId w:val="992"/>
   </w:num>
   <w:num w:numId="1040">
+    <w:abstractNumId w:val="992"/>
+  </w:num>
+  <w:num w:numId="1041">
     <w:abstractNumId w:val="992"/>
   </w:num>
 </w:numbering>

--- a/docs/物料管理规范.docx
+++ b/docs/物料管理规范.docx
@@ -6408,6 +6408,88 @@
           </w:p>
         </w:tc>
       </w:tr>
+      <w:tr>
+        <w:tc>
+          <w:tcPr/>
+          <w:p>
+            <w:pPr>
+              <w:pStyle w:val="Compact"/>
+            </w:pPr>
+            <w:r>
+              <w:rPr>
+                <w:rFonts w:hint="eastAsia"/>
+                <w:b/>
+                <w:bCs/>
+              </w:rPr>
+              <w:t xml:space="preserve">扫码查询</w:t>
+            </w:r>
+          </w:p>
+        </w:tc>
+        <w:tc>
+          <w:tcPr/>
+          <w:p>
+            <w:pPr>
+              <w:pStyle w:val="Compact"/>
+            </w:pPr>
+            <w:r>
+              <w:rPr>
+                <w:rFonts w:hint="eastAsia"/>
+              </w:rPr>
+              <w:t xml:space="preserve">库存页右上角「扫码查询」：摄像头扫码</w:t>
+            </w:r>
+            <w:r>
+              <w:t xml:space="preserve"> / </w:t>
+            </w:r>
+            <w:r>
+              <w:rPr>
+                <w:rFonts w:hint="eastAsia"/>
+              </w:rPr>
+              <w:t xml:space="preserve">扫码枪</w:t>
+            </w:r>
+            <w:r>
+              <w:t xml:space="preserve"> / </w:t>
+            </w:r>
+            <w:r>
+              <w:rPr>
+                <w:rFonts w:hint="eastAsia"/>
+              </w:rPr>
+              <w:t xml:space="preserve">手输或粘贴编码，查出这是哪件物料</w:t>
+            </w:r>
+          </w:p>
+        </w:tc>
+      </w:tr>
+      <w:tr>
+        <w:tc>
+          <w:tcPr/>
+          <w:p>
+            <w:pPr>
+              <w:pStyle w:val="Compact"/>
+            </w:pPr>
+            <w:r>
+              <w:rPr>
+                <w:rFonts w:hint="eastAsia"/>
+                <w:b/>
+                <w:bCs/>
+              </w:rPr>
+              <w:t xml:space="preserve">按编码搜索</w:t>
+            </w:r>
+          </w:p>
+        </w:tc>
+        <w:tc>
+          <w:tcPr/>
+          <w:p>
+            <w:pPr>
+              <w:pStyle w:val="Compact"/>
+            </w:pPr>
+            <w:r>
+              <w:rPr>
+                <w:rFonts w:hint="eastAsia"/>
+              </w:rPr>
+              <w:t xml:space="preserve">库存页搜索框直接输编码（大小写不敏感）</w:t>
+            </w:r>
+          </w:p>
+        </w:tc>
+      </w:tr>
     </w:tbl>
     <w:p>
       <w:pPr>
@@ -6504,6 +6586,86 @@
           <w:rFonts w:hint="eastAsia"/>
         </w:rPr>
         <w:t xml:space="preserve">——先补编码，再打印。</w:t>
+      </w:r>
+    </w:p>
+    <w:p>
+      <w:pPr>
+        <w:pStyle w:val="Compact"/>
+        <w:numPr>
+          <w:ilvl w:val="0"/>
+          <w:numId w:val="1012"/>
+        </w:numPr>
+      </w:pPr>
+      <w:r>
+        <w:rPr>
+          <w:rFonts w:hint="eastAsia"/>
+          <w:b/>
+          <w:bCs/>
+        </w:rPr>
+        <w:t xml:space="preserve">页面内的摄像头扫码需要</w:t>
+      </w:r>
+      <w:r>
+        <w:rPr>
+          <w:b/>
+          <w:bCs/>
+        </w:rPr>
+        <w:t xml:space="preserve"> HTTPS</w:t>
+      </w:r>
+      <w:r>
+        <w:rPr>
+          <w:rFonts w:hint="eastAsia"/>
+        </w:rPr>
+        <w:t xml:space="preserve">：浏览器规定非安全上下文不暴露摄像头</w:t>
+      </w:r>
+      <w:r>
+        <w:t xml:space="preserve"> </w:t>
+      </w:r>
+      <w:r>
+        <w:rPr>
+          <w:rFonts w:hint="eastAsia"/>
+        </w:rPr>
+        <w:t xml:space="preserve">API，当前系统是</w:t>
+      </w:r>
+      <w:r>
+        <w:t xml:space="preserve"> HTTP </w:t>
+      </w:r>
+      <w:r>
+        <w:rPr>
+          <w:rFonts w:hint="eastAsia"/>
+        </w:rPr>
+        <w:t xml:space="preserve">访问，所以那个按钮会写明原因并提示改用手机相机</w:t>
+      </w:r>
+      <w:r>
+        <w:t xml:space="preserve"> / </w:t>
+      </w:r>
+      <w:r>
+        <w:rPr>
+          <w:rFonts w:hint="eastAsia"/>
+        </w:rPr>
+        <w:t xml:space="preserve">扫码枪</w:t>
+      </w:r>
+      <w:r>
+        <w:t xml:space="preserve"> / </w:t>
+      </w:r>
+      <w:r>
+        <w:rPr>
+          <w:rFonts w:hint="eastAsia"/>
+        </w:rPr>
+        <w:t xml:space="preserve">手输。</w:t>
+      </w:r>
+      <w:r>
+        <w:rPr>
+          <w:rFonts w:hint="eastAsia"/>
+          <w:b/>
+          <w:bCs/>
+        </w:rPr>
+        <w:t xml:space="preserve">扫码枪与手输不受影响</w:t>
+      </w:r>
+      <w:r>
+        <w:rPr>
+          <w:rFonts w:hint="eastAsia"/>
+        </w:rPr>
+        <w:t xml:space="preserve">，是现阶段最稳的用法。</w:t>
       </w:r>
     </w:p>
     <w:p>

--- a/docs/物料管理规范.docx
+++ b/docs/物料管理规范.docx
@@ -6490,6 +6490,98 @@
           </w:p>
         </w:tc>
       </w:tr>
+      <w:tr>
+        <w:tc>
+          <w:tcPr/>
+          <w:p>
+            <w:pPr>
+              <w:pStyle w:val="Compact"/>
+            </w:pPr>
+            <w:r>
+              <w:rPr>
+                <w:rFonts w:hint="eastAsia"/>
+                <w:b/>
+                <w:bCs/>
+              </w:rPr>
+              <w:t xml:space="preserve">自动生成短链与二维码</w:t>
+            </w:r>
+          </w:p>
+        </w:tc>
+        <w:tc>
+          <w:tcPr/>
+          <w:p>
+            <w:pPr>
+              <w:pStyle w:val="Compact"/>
+            </w:pPr>
+            <w:r>
+              <w:t xml:space="preserve">① </w:t>
+            </w:r>
+            <w:r>
+              <w:rPr>
+                <w:rFonts w:hint="eastAsia"/>
+              </w:rPr>
+              <w:t xml:space="preserve">新增物料时点「自动生成编码」，短链与二维码</w:t>
+            </w:r>
+            <w:r>
+              <w:rPr>
+                <w:rFonts w:hint="eastAsia"/>
+                <w:b/>
+                <w:bCs/>
+              </w:rPr>
+              <w:t xml:space="preserve">当场</w:t>
+            </w:r>
+            <w:r>
+              <w:rPr>
+                <w:rFonts w:hint="eastAsia"/>
+              </w:rPr>
+              <w:t xml:space="preserve">就显示出来；②</w:t>
+            </w:r>
+            <w:r>
+              <w:t xml:space="preserve"> </w:t>
+            </w:r>
+            <w:r>
+              <w:rPr>
+                <w:rFonts w:hint="eastAsia"/>
+              </w:rPr>
+              <w:t xml:space="preserve">库存列表点二维码图标看/打印标签；③</w:t>
+            </w:r>
+            <w:r>
+              <w:t xml:space="preserve"> </w:t>
+            </w:r>
+            <w:r>
+              <w:rPr>
+                <w:rFonts w:hint="eastAsia"/>
+              </w:rPr>
+              <w:t xml:space="preserve">服务端接口</w:t>
+            </w:r>
+            <w:r>
+              <w:t xml:space="preserve"> </w:t>
+            </w:r>
+            <w:r>
+              <w:rPr>
+                <w:rStyle w:val="VerbatimChar"/>
+              </w:rPr>
+              <w:t xml:space="preserve">GET </w:t>
+            </w:r>
+            <w:r>
+              <w:rPr>
+                <w:rStyle w:val="VerbatimChar"/>
+                <w:rFonts w:hint="eastAsia"/>
+              </w:rPr>
+              <w:t xml:space="preserve">/api/inventory/by-code/{编码}/qr.svg</w:t>
+            </w:r>
+            <w:r>
+              <w:t xml:space="preserve"> </w:t>
+            </w:r>
+            <w:r>
+              <w:rPr>
+                <w:rFonts w:hint="eastAsia"/>
+              </w:rPr>
+              <w:t xml:space="preserve">直接返回二维码图片，供浏览器之外的使用方（打印、导出、MCP）取用</w:t>
+            </w:r>
+          </w:p>
+        </w:tc>
+      </w:tr>
     </w:tbl>
     <w:p>
       <w:pPr>
@@ -6502,6 +6594,129 @@
       <w:r>
         <w:rPr>
           <w:rFonts w:hint="eastAsia"/>
+          <w:b/>
+          <w:bCs/>
+        </w:rPr>
+        <w:t xml:space="preserve">短链用哪个地址，由「系统设置</w:t>
+      </w:r>
+      <w:r>
+        <w:rPr>
+          <w:b/>
+          <w:bCs/>
+        </w:rPr>
+        <w:t xml:space="preserve"> → </w:t>
+      </w:r>
+      <w:r>
+        <w:rPr>
+          <w:rFonts w:hint="eastAsia"/>
+          <w:b/>
+          <w:bCs/>
+        </w:rPr>
+        <w:t xml:space="preserve">对外访问地址」（</w:t>
+      </w:r>
+      <w:r>
+        <w:rPr>
+          <w:rStyle w:val="VerbatimChar"/>
+          <w:b/>
+          <w:bCs/>
+        </w:rPr>
+        <w:t xml:space="preserve">App:PublicBaseUrl</w:t>
+      </w:r>
+      <w:r>
+        <w:rPr>
+          <w:rFonts w:hint="eastAsia"/>
+          <w:b/>
+          <w:bCs/>
+        </w:rPr>
+        <w:t xml:space="preserve">）决定</w:t>
+      </w:r>
+      <w:r>
+        <w:rPr>
+          <w:rFonts w:hint="eastAsia"/>
+        </w:rPr>
+        <w:t xml:space="preserve">，例如</w:t>
+      </w:r>
+      <w:r>
+        <w:t xml:space="preserve"> </w:t>
+      </w:r>
+      <w:r>
+        <w:rPr>
+          <w:rStyle w:val="VerbatimChar"/>
+        </w:rPr>
+        <w:t xml:space="preserve">http://8.137.161.160:3000</w:t>
+      </w:r>
+      <w:r>
+        <w:t xml:space="preserve">。</w:t>
+      </w:r>
+      <w:r>
+        <w:rPr>
+          <w:rFonts w:hint="eastAsia"/>
+          <w:b/>
+          <w:bCs/>
+        </w:rPr>
+        <w:t xml:space="preserve">留空会回退成当前浏览器地址</w:t>
+      </w:r>
+      <w:r>
+        <w:rPr>
+          <w:rFonts w:hint="eastAsia"/>
+        </w:rPr>
+        <w:t xml:space="preserve">——用</w:t>
+      </w:r>
+      <w:r>
+        <w:t xml:space="preserve"> </w:t>
+      </w:r>
+      <w:r>
+        <w:rPr>
+          <w:rStyle w:val="VerbatimChar"/>
+        </w:rPr>
+        <w:t xml:space="preserve">localhost</w:t>
+      </w:r>
+      <w:r>
+        <w:t xml:space="preserve"> </w:t>
+      </w:r>
+      <w:r>
+        <w:rPr>
+          <w:rFonts w:hint="eastAsia"/>
+        </w:rPr>
+        <w:t xml:space="preserve">打开系统去打印标签，印出来的二维码队员手机扫不开。系统检测到这类地址时会在标签弹窗里</w:t>
+      </w:r>
+      <w:r>
+        <w:rPr>
+          <w:rFonts w:hint="eastAsia"/>
+          <w:b/>
+          <w:bCs/>
+        </w:rPr>
+        <w:t xml:space="preserve">明确警告</w:t>
+      </w:r>
+      <w:r>
+        <w:rPr>
+          <w:rFonts w:hint="eastAsia"/>
+        </w:rPr>
+        <w:t xml:space="preserve">，但那只是兜底，</w:t>
+      </w:r>
+      <w:r>
+        <w:rPr>
+          <w:rFonts w:hint="eastAsia"/>
+          <w:b/>
+          <w:bCs/>
+        </w:rPr>
+        <w:t xml:space="preserve">正式贴标前请把这一项设好</w:t>
+      </w:r>
+      <w:r>
+        <w:t xml:space="preserve">。</w:t>
+      </w:r>
+    </w:p>
+    <w:p>
+      <w:pPr>
+        <w:pStyle w:val="Compact"/>
+        <w:numPr>
+          <w:ilvl w:val="0"/>
+          <w:numId w:val="1012"/>
+        </w:numPr>
+      </w:pPr>
+      <w:r>
+        <w:rPr>
+          <w:rFonts w:hint="eastAsia"/>
         </w:rPr>
         <w:t xml:space="preserve">二维码内容是</w:t>
       </w:r>
@@ -6513,7 +6728,7 @@
           <w:rStyle w:val="VerbatimChar"/>
           <w:rFonts w:hint="eastAsia"/>
         </w:rPr>
-        <w:t xml:space="preserve">https://&lt;队里域名&gt;/i/&lt;编码&gt;</w:t>
+        <w:t xml:space="preserve">&lt;对外地址&gt;/i/&lt;编码&gt;</w:t>
       </w:r>
       <w:r>
         <w:rPr>

--- a/docs/物料管理规范.docx
+++ b/docs/物料管理规范.docx
@@ -6654,13 +6654,13 @@
           <w:b/>
           <w:bCs/>
         </w:rPr>
-        <w:t xml:space="preserve">留空会回退成当前浏览器地址</w:t>
-      </w:r>
-      <w:r>
-        <w:rPr>
-          <w:rFonts w:hint="eastAsia"/>
-        </w:rPr>
-        <w:t xml:space="preserve">——用</w:t>
+        <w:t xml:space="preserve">留空会回退成你当前浏览器访问的地址</w:t>
+      </w:r>
+      <w:r>
+        <w:rPr>
+          <w:rFonts w:hint="eastAsia"/>
+        </w:rPr>
+        <w:t xml:space="preserve">——所以用</w:t>
       </w:r>
       <w:r>
         <w:t xml:space="preserve"> </w:t>
@@ -6678,21 +6678,52 @@
         <w:rPr>
           <w:rFonts w:hint="eastAsia"/>
         </w:rPr>
-        <w:t xml:space="preserve">打开系统去打印标签，印出来的二维码队员手机扫不开。系统检测到这类地址时会在标签弹窗里</w:t>
-      </w:r>
-      <w:r>
-        <w:rPr>
-          <w:rFonts w:hint="eastAsia"/>
-          <w:b/>
-          <w:bCs/>
-        </w:rPr>
-        <w:t xml:space="preserve">明确警告</w:t>
-      </w:r>
-      <w:r>
-        <w:rPr>
-          <w:rFonts w:hint="eastAsia"/>
-        </w:rPr>
-        <w:t xml:space="preserve">，但那只是兜底，</w:t>
+        <w:t xml:space="preserve">打开系统去打印标签，印出来的二维码队员手机扫不开（系统会在标签弹窗里明确警告）。</w:t>
+      </w:r>
+    </w:p>
+    <w:p>
+      <w:pPr>
+        <w:pStyle w:val="Compact"/>
+        <w:numPr>
+          <w:ilvl w:val="1"/>
+          <w:numId w:val="1013"/>
+        </w:numPr>
+      </w:pPr>
+      <w:r>
+        <w:rPr>
+          <w:rFonts w:hint="eastAsia"/>
+        </w:rPr>
+        <w:t xml:space="preserve">绝不要指望系统自己猜对外地址：后端收到的请求是前端服务端转发的，它看到的是容器内网地址（</w:t>
+      </w:r>
+      <w:r>
+        <w:rPr>
+          <w:rStyle w:val="VerbatimChar"/>
+        </w:rPr>
+        <w:t xml:space="preserve">backend:8080</w:t>
+      </w:r>
+      <w:r>
+        <w:t xml:space="preserve"> </w:t>
+      </w:r>
+      <w:r>
+        <w:rPr>
+          <w:rFonts w:hint="eastAsia"/>
+        </w:rPr>
+        <w:t xml:space="preserve">之类），拿那个生成短链等于生成一堆扫不开的二维码。</w:t>
+      </w:r>
+    </w:p>
+    <w:p>
+      <w:pPr>
+        <w:pStyle w:val="Compact"/>
+        <w:numPr>
+          <w:ilvl w:val="1"/>
+          <w:numId w:val="1013"/>
+        </w:numPr>
+      </w:pPr>
+      <w:r>
+        <w:rPr>
+          <w:rFonts w:hint="eastAsia"/>
+        </w:rPr>
+        <w:t xml:space="preserve">因此：</w:t>
       </w:r>
       <w:r>
         <w:rPr>
@@ -6703,7 +6734,10 @@
         <w:t xml:space="preserve">正式贴标前请把这一项设好</w:t>
       </w:r>
       <w:r>
-        <w:t xml:space="preserve">。</w:t>
+        <w:rPr>
+          <w:rFonts w:hint="eastAsia"/>
+        </w:rPr>
+        <w:t xml:space="preserve">。设好之后，无论谁用什么地址打开系统，印出来的二维码都是对的。</w:t>
       </w:r>
     </w:p>
     <w:p>
@@ -6717,8 +6751,16 @@
       <w:r>
         <w:rPr>
           <w:rFonts w:hint="eastAsia"/>
-        </w:rPr>
-        <w:t xml:space="preserve">二维码内容是</w:t>
+          <w:b/>
+          <w:bCs/>
+        </w:rPr>
+        <w:t xml:space="preserve">自动生成编码前必须先选分类</w:t>
+      </w:r>
+      <w:r>
+        <w:rPr>
+          <w:rFonts w:hint="eastAsia"/>
+        </w:rPr>
+        <w:t xml:space="preserve">——编码前缀就是由分类决定的（不选只会得到</w:t>
       </w:r>
       <w:r>
         <w:t xml:space="preserve"> </w:t>
@@ -6726,29 +6768,14 @@
       <w:r>
         <w:rPr>
           <w:rStyle w:val="VerbatimChar"/>
-          <w:rFonts w:hint="eastAsia"/>
-        </w:rPr>
-        <w:t xml:space="preserve">&lt;对外地址&gt;/i/&lt;编码&gt;</w:t>
-      </w:r>
-      <w:r>
-        <w:rPr>
-          <w:rFonts w:hint="eastAsia"/>
-        </w:rPr>
-        <w:t xml:space="preserve">，扫码后</w:t>
-      </w:r>
-      <w:r>
-        <w:rPr>
-          <w:rFonts w:hint="eastAsia"/>
-          <w:b/>
-          <w:bCs/>
-        </w:rPr>
-        <w:t xml:space="preserve">需要登录</w:t>
-      </w:r>
-      <w:r>
-        <w:rPr>
-          <w:rFonts w:hint="eastAsia"/>
-        </w:rPr>
-        <w:t xml:space="preserve">（系统是内部系统）；未登录时会先跳到登录页，登录后再进。</w:t>
+        </w:rPr>
+        <w:t xml:space="preserve">XX</w:t>
+      </w:r>
+      <w:r>
+        <w:rPr>
+          <w:rFonts w:hint="eastAsia"/>
+        </w:rPr>
+        <w:t xml:space="preserve">「其他」），这种编码贴到实物上是错的。</w:t>
       </w:r>
     </w:p>
     <w:p>
@@ -6763,21 +6790,37 @@
         <w:rPr>
           <w:rFonts w:hint="eastAsia"/>
         </w:rPr>
-        <w:t xml:space="preserve">标签上</w:t>
-      </w:r>
-      <w:r>
-        <w:rPr>
-          <w:rFonts w:hint="eastAsia"/>
-          <w:b/>
-          <w:bCs/>
-        </w:rPr>
-        <w:t xml:space="preserve">必须同时印可读编码</w:t>
-      </w:r>
-      <w:r>
-        <w:rPr>
-          <w:rFonts w:hint="eastAsia"/>
-        </w:rPr>
-        <w:t xml:space="preserve">（弹窗里已经带了），扫码枪坏了或二维码磨损时靠它手输。</w:t>
+        <w:t xml:space="preserve">二维码内容是</w:t>
+      </w:r>
+      <w:r>
+        <w:t xml:space="preserve"> </w:t>
+      </w:r>
+      <w:r>
+        <w:rPr>
+          <w:rStyle w:val="VerbatimChar"/>
+          <w:rFonts w:hint="eastAsia"/>
+        </w:rPr>
+        <w:t xml:space="preserve">&lt;对外地址&gt;/i/&lt;编码&gt;</w:t>
+      </w:r>
+      <w:r>
+        <w:rPr>
+          <w:rFonts w:hint="eastAsia"/>
+        </w:rPr>
+        <w:t xml:space="preserve">，扫码后</w:t>
+      </w:r>
+      <w:r>
+        <w:rPr>
+          <w:rFonts w:hint="eastAsia"/>
+          <w:b/>
+          <w:bCs/>
+        </w:rPr>
+        <w:t xml:space="preserve">需要登录</w:t>
+      </w:r>
+      <w:r>
+        <w:rPr>
+          <w:rFonts w:hint="eastAsia"/>
+        </w:rPr>
+        <w:t xml:space="preserve">（系统是内部系统）；未登录时会先跳到登录页，登录后再进。</w:t>
       </w:r>
     </w:p>
     <w:p>
@@ -6791,16 +6834,22 @@
       <w:r>
         <w:rPr>
           <w:rFonts w:hint="eastAsia"/>
-          <w:b/>
-          <w:bCs/>
-        </w:rPr>
-        <w:t xml:space="preserve">没有编码的物料不显示二维码入口</w:t>
-      </w:r>
-      <w:r>
-        <w:rPr>
-          <w:rFonts w:hint="eastAsia"/>
-        </w:rPr>
-        <w:t xml:space="preserve">——先补编码，再打印。</w:t>
+        </w:rPr>
+        <w:t xml:space="preserve">标签上</w:t>
+      </w:r>
+      <w:r>
+        <w:rPr>
+          <w:rFonts w:hint="eastAsia"/>
+          <w:b/>
+          <w:bCs/>
+        </w:rPr>
+        <w:t xml:space="preserve">必须同时印可读编码</w:t>
+      </w:r>
+      <w:r>
+        <w:rPr>
+          <w:rFonts w:hint="eastAsia"/>
+        </w:rPr>
+        <w:t xml:space="preserve">（弹窗里已经带了），扫码枪坏了或二维码磨损时靠它手输。</w:t>
       </w:r>
     </w:p>
     <w:p>
@@ -6817,6 +6866,29 @@
           <w:b/>
           <w:bCs/>
         </w:rPr>
+        <w:t xml:space="preserve">没有编码的物料不显示二维码入口</w:t>
+      </w:r>
+      <w:r>
+        <w:rPr>
+          <w:rFonts w:hint="eastAsia"/>
+        </w:rPr>
+        <w:t xml:space="preserve">——先补编码，再打印。</w:t>
+      </w:r>
+    </w:p>
+    <w:p>
+      <w:pPr>
+        <w:pStyle w:val="Compact"/>
+        <w:numPr>
+          <w:ilvl w:val="0"/>
+          <w:numId w:val="1012"/>
+        </w:numPr>
+      </w:pPr>
+      <w:r>
+        <w:rPr>
+          <w:rFonts w:hint="eastAsia"/>
+          <w:b/>
+          <w:bCs/>
+        </w:rPr>
         <w:t xml:space="preserve">页面内的摄像头扫码需要</w:t>
       </w:r>
       <w:r>
@@ -6941,222 +7013,6 @@
           <w:rFonts w:hint="eastAsia"/>
         </w:rPr>
         <w:t xml:space="preserve">单件新增（表单）</w:t>
-      </w:r>
-    </w:p>
-    <w:p>
-      <w:pPr>
-        <w:pStyle w:val="Compact"/>
-        <w:numPr>
-          <w:ilvl w:val="0"/>
-          <w:numId w:val="1013"/>
-        </w:numPr>
-      </w:pPr>
-      <w:r>
-        <w:rPr>
-          <w:rFonts w:hint="eastAsia"/>
-        </w:rPr>
-        <w:t xml:space="preserve">名称按第</w:t>
-      </w:r>
-      <w:r>
-        <w:t xml:space="preserve"> 4 </w:t>
-      </w:r>
-      <w:r>
-        <w:rPr>
-          <w:rFonts w:hint="eastAsia"/>
-        </w:rPr>
-        <w:t xml:space="preserve">节命名规范填写</w:t>
-      </w:r>
-    </w:p>
-    <w:p>
-      <w:pPr>
-        <w:pStyle w:val="Compact"/>
-        <w:numPr>
-          <w:ilvl w:val="0"/>
-          <w:numId w:val="1013"/>
-        </w:numPr>
-      </w:pPr>
-      <w:r>
-        <w:rPr>
-          <w:rFonts w:hint="eastAsia"/>
-        </w:rPr>
-        <w:t xml:space="preserve">选分类</w:t>
-      </w:r>
-      <w:r>
-        <w:t xml:space="preserve"> → </w:t>
-      </w:r>
-      <w:r>
-        <w:rPr>
-          <w:rFonts w:hint="eastAsia"/>
-        </w:rPr>
-        <w:t xml:space="preserve">填数量与</w:t>
-      </w:r>
-      <w:r>
-        <w:rPr>
-          <w:rFonts w:hint="eastAsia"/>
-          <w:b/>
-          <w:bCs/>
-        </w:rPr>
-        <w:t xml:space="preserve">单价</w:t>
-      </w:r>
-      <w:r>
-        <w:t xml:space="preserve"> </w:t>
-      </w:r>
-      <w:r>
-        <w:t xml:space="preserve">→ </w:t>
-      </w:r>
-      <w:r>
-        <w:rPr>
-          <w:rFonts w:hint="eastAsia"/>
-        </w:rPr>
-        <w:t xml:space="preserve">系统自动定级（</w:t>
-      </w:r>
-      <w:r>
-        <w:rPr>
-          <w:rFonts w:hint="eastAsia"/>
-          <w:b/>
-          <w:bCs/>
-        </w:rPr>
-        <w:t xml:space="preserve">单价必填</w:t>
-      </w:r>
-      <w:r>
-        <w:rPr>
-          <w:rFonts w:hint="eastAsia"/>
-        </w:rPr>
-        <w:t xml:space="preserve">，见第</w:t>
-      </w:r>
-      <w:r>
-        <w:t xml:space="preserve"> 3 </w:t>
-      </w:r>
-      <w:r>
-        <w:rPr>
-          <w:rFonts w:hint="eastAsia"/>
-        </w:rPr>
-        <w:t xml:space="preserve">节）</w:t>
-      </w:r>
-    </w:p>
-    <w:p>
-      <w:pPr>
-        <w:pStyle w:val="Compact"/>
-        <w:numPr>
-          <w:ilvl w:val="0"/>
-          <w:numId w:val="1013"/>
-        </w:numPr>
-      </w:pPr>
-      <w:r>
-        <w:rPr>
-          <w:rFonts w:hint="eastAsia"/>
-        </w:rPr>
-        <w:t xml:space="preserve">选「房间</w:t>
-      </w:r>
-      <w:r>
-        <w:t xml:space="preserve"> → </w:t>
-      </w:r>
-      <w:r>
-        <w:rPr>
-          <w:rFonts w:hint="eastAsia"/>
-        </w:rPr>
-        <w:t xml:space="preserve">元素</w:t>
-      </w:r>
-      <w:r>
-        <w:t xml:space="preserve"> → </w:t>
-      </w:r>
-      <w:r>
-        <w:rPr>
-          <w:rFonts w:hint="eastAsia"/>
-        </w:rPr>
-        <w:t xml:space="preserve">层</w:t>
-      </w:r>
-      <w:r>
-        <w:t xml:space="preserve"> → </w:t>
-      </w:r>
-      <w:r>
-        <w:rPr>
-          <w:rFonts w:hint="eastAsia"/>
-        </w:rPr>
-        <w:t xml:space="preserve">位」生成库位（找不到元素说明平面图没画，先去「物料布局」补）</w:t>
-      </w:r>
-    </w:p>
-    <w:p>
-      <w:pPr>
-        <w:pStyle w:val="Compact"/>
-        <w:numPr>
-          <w:ilvl w:val="0"/>
-          <w:numId w:val="1013"/>
-        </w:numPr>
-      </w:pPr>
-      <w:r>
-        <w:rPr>
-          <w:rFonts w:hint="eastAsia"/>
-        </w:rPr>
-        <w:t xml:space="preserve">需要时补照片、部门、</w:t>
-      </w:r>
-      <w:r>
-        <w:rPr>
-          <w:rFonts w:hint="eastAsia"/>
-          <w:b/>
-          <w:bCs/>
-        </w:rPr>
-        <w:t xml:space="preserve">物料编码</w:t>
-      </w:r>
-      <w:r>
-        <w:rPr>
-          <w:rFonts w:hint="eastAsia"/>
-        </w:rPr>
-        <w:t xml:space="preserve">（见第</w:t>
-      </w:r>
-      <w:r>
-        <w:t xml:space="preserve"> 6 </w:t>
-      </w:r>
-      <w:r>
-        <w:rPr>
-          <w:rFonts w:hint="eastAsia"/>
-        </w:rPr>
-        <w:t xml:space="preserve">节）</w:t>
-      </w:r>
-    </w:p>
-    <w:p>
-      <w:pPr>
-        <w:pStyle w:val="Compact"/>
-        <w:numPr>
-          <w:ilvl w:val="0"/>
-          <w:numId w:val="1013"/>
-        </w:numPr>
-      </w:pPr>
-      <w:r>
-        <w:rPr>
-          <w:rFonts w:hint="eastAsia"/>
-        </w:rPr>
-        <w:t xml:space="preserve">保存后</w:t>
-      </w:r>
-      <w:r>
-        <w:rPr>
-          <w:rFonts w:hint="eastAsia"/>
-          <w:b/>
-          <w:bCs/>
-        </w:rPr>
-        <w:t xml:space="preserve">当场复核</w:t>
-      </w:r>
-      <w:r>
-        <w:rPr>
-          <w:rFonts w:hint="eastAsia"/>
-        </w:rPr>
-        <w:t xml:space="preserve">列表里的数量与库位</w:t>
-      </w:r>
-    </w:p>
-    <w:bookmarkEnd w:id="25"/>
-    <w:bookmarkStart w:id="26" w:name="X86c0fea95dd3a22afe86fed69f7726a114a59e9"/>
-    <w:p>
-      <w:pPr>
-        <w:pStyle w:val="Heading3"/>
-      </w:pPr>
-      <w:r>
-        <w:t xml:space="preserve">7.2 </w:t>
-      </w:r>
-      <w:r>
-        <w:rPr>
-          <w:rFonts w:hint="eastAsia"/>
-        </w:rPr>
-        <w:t xml:space="preserve">批量导入（Excel）</w:t>
       </w:r>
     </w:p>
     <w:p>
@@ -7171,84 +7027,16 @@
         <w:rPr>
           <w:rFonts w:hint="eastAsia"/>
         </w:rPr>
-        <w:t xml:space="preserve">表头（首行，可中英文）：</w:t>
-      </w:r>
-      <w:r>
-        <w:rPr>
-          <w:rStyle w:val="VerbatimChar"/>
-          <w:rFonts w:hint="eastAsia"/>
-        </w:rPr>
-        <w:t xml:space="preserve">名称/Name</w:t>
-      </w:r>
-      <w:r>
-        <w:t xml:space="preserve">、</w:t>
-      </w:r>
-      <w:r>
-        <w:rPr>
-          <w:rStyle w:val="VerbatimChar"/>
-          <w:rFonts w:hint="eastAsia"/>
-        </w:rPr>
-        <w:t xml:space="preserve">分类/Category</w:t>
-      </w:r>
-      <w:r>
-        <w:t xml:space="preserve">、</w:t>
-      </w:r>
-      <w:r>
-        <w:rPr>
-          <w:rStyle w:val="VerbatimChar"/>
-          <w:rFonts w:hint="eastAsia"/>
-        </w:rPr>
-        <w:t xml:space="preserve">数量/Qty</w:t>
-      </w:r>
-      <w:r>
-        <w:t xml:space="preserve">、</w:t>
-      </w:r>
-      <w:r>
-        <w:rPr>
-          <w:rStyle w:val="VerbatimChar"/>
-          <w:rFonts w:hint="eastAsia"/>
-        </w:rPr>
-        <w:t xml:space="preserve">库位/Location/位置</w:t>
-      </w:r>
-      <w:r>
-        <w:t xml:space="preserve">、</w:t>
-      </w:r>
-      <w:r>
-        <w:rPr>
-          <w:rStyle w:val="VerbatimChar"/>
-          <w:rFonts w:hint="eastAsia"/>
-        </w:rPr>
-        <w:t xml:space="preserve">状态/Status</w:t>
-      </w:r>
-      <w:r>
-        <w:t xml:space="preserve">、</w:t>
-      </w:r>
-      <w:r>
-        <w:rPr>
-          <w:rStyle w:val="VerbatimChar"/>
-          <w:rFonts w:hint="eastAsia"/>
-        </w:rPr>
-        <w:t xml:space="preserve">等级/Grade</w:t>
-      </w:r>
-      <w:r>
-        <w:t xml:space="preserve">、</w:t>
-      </w:r>
-      <w:r>
-        <w:rPr>
-          <w:rStyle w:val="VerbatimChar"/>
-          <w:rFonts w:hint="eastAsia"/>
-        </w:rPr>
-        <w:t xml:space="preserve">单价/UnitPrice</w:t>
-      </w:r>
-      <w:r>
-        <w:t xml:space="preserve">、</w:t>
-      </w:r>
-      <w:r>
-        <w:rPr>
-          <w:rStyle w:val="VerbatimChar"/>
-          <w:rFonts w:hint="eastAsia"/>
-        </w:rPr>
-        <w:t xml:space="preserve">编码/Code</w:t>
+        <w:t xml:space="preserve">名称按第</w:t>
+      </w:r>
+      <w:r>
+        <w:t xml:space="preserve"> 4 </w:t>
+      </w:r>
+      <w:r>
+        <w:rPr>
+          <w:rFonts w:hint="eastAsia"/>
+        </w:rPr>
+        <w:t xml:space="preserve">节命名规范填写</w:t>
       </w:r>
     </w:p>
     <w:p>
@@ -7263,68 +7051,59 @@
         <w:rPr>
           <w:rFonts w:hint="eastAsia"/>
         </w:rPr>
-        <w:t xml:space="preserve">规则：名称为空的行跳过；分类为空记</w:t>
+        <w:t xml:space="preserve">选分类</w:t>
+      </w:r>
+      <w:r>
+        <w:t xml:space="preserve"> → </w:t>
+      </w:r>
+      <w:r>
+        <w:rPr>
+          <w:rFonts w:hint="eastAsia"/>
+        </w:rPr>
+        <w:t xml:space="preserve">填数量与</w:t>
+      </w:r>
+      <w:r>
+        <w:rPr>
+          <w:rFonts w:hint="eastAsia"/>
+          <w:b/>
+          <w:bCs/>
+        </w:rPr>
+        <w:t xml:space="preserve">单价</w:t>
       </w:r>
       <w:r>
         <w:t xml:space="preserve"> </w:t>
       </w:r>
       <w:r>
-        <w:rPr>
-          <w:rStyle w:val="VerbatimChar"/>
-          <w:rFonts w:hint="eastAsia"/>
-        </w:rPr>
-        <w:t xml:space="preserve">未分类</w:t>
-      </w:r>
-      <w:r>
-        <w:rPr>
-          <w:rFonts w:hint="eastAsia"/>
-        </w:rPr>
-        <w:t xml:space="preserve">；状态为空记</w:t>
-      </w:r>
-      <w:r>
-        <w:t xml:space="preserve"> </w:t>
-      </w:r>
-      <w:r>
-        <w:rPr>
-          <w:rStyle w:val="VerbatimChar"/>
-        </w:rPr>
-        <w:t xml:space="preserve">available</w:t>
-      </w:r>
-      <w:r>
-        <w:rPr>
-          <w:rFonts w:hint="eastAsia"/>
-        </w:rPr>
-        <w:t xml:space="preserve">；</w:t>
-      </w:r>
-      <w:r>
-        <w:rPr>
-          <w:rFonts w:hint="eastAsia"/>
-          <w:b/>
-          <w:bCs/>
-        </w:rPr>
-        <w:t xml:space="preserve">等级列优先</w:t>
-      </w:r>
-      <w:r>
-        <w:rPr>
-          <w:rFonts w:hint="eastAsia"/>
-        </w:rPr>
-        <w:t xml:space="preserve">，没有等级列就按单价自动判（&lt;¥100→C）；</w:t>
-      </w:r>
-      <w:r>
-        <w:rPr>
-          <w:rStyle w:val="VerbatimChar"/>
-          <w:rFonts w:hint="eastAsia"/>
-        </w:rPr>
-        <w:t xml:space="preserve">编码</w:t>
-      </w:r>
-      <w:r>
-        <w:t xml:space="preserve"> </w:t>
-      </w:r>
-      <w:r>
-        <w:rPr>
-          <w:rFonts w:hint="eastAsia"/>
-        </w:rPr>
-        <w:t xml:space="preserve">列可空，填了会转大写，重复会在导入时报错</w:t>
+        <w:t xml:space="preserve">→ </w:t>
+      </w:r>
+      <w:r>
+        <w:rPr>
+          <w:rFonts w:hint="eastAsia"/>
+        </w:rPr>
+        <w:t xml:space="preserve">系统自动定级（</w:t>
+      </w:r>
+      <w:r>
+        <w:rPr>
+          <w:rFonts w:hint="eastAsia"/>
+          <w:b/>
+          <w:bCs/>
+        </w:rPr>
+        <w:t xml:space="preserve">单价必填</w:t>
+      </w:r>
+      <w:r>
+        <w:rPr>
+          <w:rFonts w:hint="eastAsia"/>
+        </w:rPr>
+        <w:t xml:space="preserve">，见第</w:t>
+      </w:r>
+      <w:r>
+        <w:t xml:space="preserve"> 3 </w:t>
+      </w:r>
+      <w:r>
+        <w:rPr>
+          <w:rFonts w:hint="eastAsia"/>
+        </w:rPr>
+        <w:t xml:space="preserve">节）</w:t>
       </w:r>
     </w:p>
     <w:p>
@@ -7338,34 +7117,35 @@
       <w:r>
         <w:rPr>
           <w:rFonts w:hint="eastAsia"/>
-          <w:b/>
-          <w:bCs/>
-        </w:rPr>
-        <w:t xml:space="preserve">导入前必须确认「单价」列非空</w:t>
-      </w:r>
-      <w:r>
-        <w:rPr>
-          <w:rFonts w:hint="eastAsia"/>
-        </w:rPr>
-        <w:t xml:space="preserve">：导入时单价为空同样会落</w:t>
-      </w:r>
-      <w:r>
-        <w:t xml:space="preserve"> C </w:t>
-      </w:r>
-      <w:r>
-        <w:rPr>
-          <w:rFonts w:hint="eastAsia"/>
-        </w:rPr>
-        <w:t xml:space="preserve">级，批量的</w:t>
-      </w:r>
-      <w:r>
-        <w:t xml:space="preserve"> C </w:t>
-      </w:r>
-      <w:r>
-        <w:rPr>
-          <w:rFonts w:hint="eastAsia"/>
-        </w:rPr>
-        <w:t xml:space="preserve">级贵重件是最难追回的事故</w:t>
+        </w:rPr>
+        <w:t xml:space="preserve">选「房间</w:t>
+      </w:r>
+      <w:r>
+        <w:t xml:space="preserve"> → </w:t>
+      </w:r>
+      <w:r>
+        <w:rPr>
+          <w:rFonts w:hint="eastAsia"/>
+        </w:rPr>
+        <w:t xml:space="preserve">元素</w:t>
+      </w:r>
+      <w:r>
+        <w:t xml:space="preserve"> → </w:t>
+      </w:r>
+      <w:r>
+        <w:rPr>
+          <w:rFonts w:hint="eastAsia"/>
+        </w:rPr>
+        <w:t xml:space="preserve">层</w:t>
+      </w:r>
+      <w:r>
+        <w:t xml:space="preserve"> → </w:t>
+      </w:r>
+      <w:r>
+        <w:rPr>
+          <w:rFonts w:hint="eastAsia"/>
+        </w:rPr>
+        <w:t xml:space="preserve">位」生成库位（找不到元素说明平面图没画，先去「物料布局」补）</w:t>
       </w:r>
     </w:p>
     <w:p>
@@ -7380,30 +7160,30 @@
         <w:rPr>
           <w:rFonts w:hint="eastAsia"/>
         </w:rPr>
-        <w:t xml:space="preserve">导入前</w:t>
-      </w:r>
-      <w:r>
-        <w:rPr>
-          <w:rFonts w:hint="eastAsia"/>
-          <w:b/>
-          <w:bCs/>
-        </w:rPr>
-        <w:t xml:space="preserve">先核对列名与单位</w:t>
-      </w:r>
-      <w:r>
-        <w:rPr>
-          <w:rFonts w:hint="eastAsia"/>
-        </w:rPr>
-        <w:t xml:space="preserve">，导入后抽查</w:t>
-      </w:r>
-      <w:r>
-        <w:t xml:space="preserve"> 5 </w:t>
-      </w:r>
-      <w:r>
-        <w:rPr>
-          <w:rFonts w:hint="eastAsia"/>
-        </w:rPr>
-        <w:t xml:space="preserve">行；批量导入产生的低库存提醒同批共用同一阈值</w:t>
+        <w:t xml:space="preserve">需要时补照片、部门、</w:t>
+      </w:r>
+      <w:r>
+        <w:rPr>
+          <w:rFonts w:hint="eastAsia"/>
+          <w:b/>
+          <w:bCs/>
+        </w:rPr>
+        <w:t xml:space="preserve">物料编码</w:t>
+      </w:r>
+      <w:r>
+        <w:rPr>
+          <w:rFonts w:hint="eastAsia"/>
+        </w:rPr>
+        <w:t xml:space="preserve">（见第</w:t>
+      </w:r>
+      <w:r>
+        <w:t xml:space="preserve"> 6 </w:t>
+      </w:r>
+      <w:r>
+        <w:rPr>
+          <w:rFonts w:hint="eastAsia"/>
+        </w:rPr>
+        <w:t xml:space="preserve">节）</w:t>
       </w:r>
     </w:p>
     <w:p>
@@ -7412,6 +7192,298 @@
         <w:numPr>
           <w:ilvl w:val="0"/>
           <w:numId w:val="1014"/>
+        </w:numPr>
+      </w:pPr>
+      <w:r>
+        <w:rPr>
+          <w:rFonts w:hint="eastAsia"/>
+        </w:rPr>
+        <w:t xml:space="preserve">保存后</w:t>
+      </w:r>
+      <w:r>
+        <w:rPr>
+          <w:rFonts w:hint="eastAsia"/>
+          <w:b/>
+          <w:bCs/>
+        </w:rPr>
+        <w:t xml:space="preserve">当场复核</w:t>
+      </w:r>
+      <w:r>
+        <w:rPr>
+          <w:rFonts w:hint="eastAsia"/>
+        </w:rPr>
+        <w:t xml:space="preserve">列表里的数量与库位</w:t>
+      </w:r>
+    </w:p>
+    <w:bookmarkEnd w:id="25"/>
+    <w:bookmarkStart w:id="26" w:name="X86c0fea95dd3a22afe86fed69f7726a114a59e9"/>
+    <w:p>
+      <w:pPr>
+        <w:pStyle w:val="Heading3"/>
+      </w:pPr>
+      <w:r>
+        <w:t xml:space="preserve">7.2 </w:t>
+      </w:r>
+      <w:r>
+        <w:rPr>
+          <w:rFonts w:hint="eastAsia"/>
+        </w:rPr>
+        <w:t xml:space="preserve">批量导入（Excel）</w:t>
+      </w:r>
+    </w:p>
+    <w:p>
+      <w:pPr>
+        <w:pStyle w:val="Compact"/>
+        <w:numPr>
+          <w:ilvl w:val="0"/>
+          <w:numId w:val="1015"/>
+        </w:numPr>
+      </w:pPr>
+      <w:r>
+        <w:rPr>
+          <w:rFonts w:hint="eastAsia"/>
+        </w:rPr>
+        <w:t xml:space="preserve">表头（首行，可中英文）：</w:t>
+      </w:r>
+      <w:r>
+        <w:rPr>
+          <w:rStyle w:val="VerbatimChar"/>
+          <w:rFonts w:hint="eastAsia"/>
+        </w:rPr>
+        <w:t xml:space="preserve">名称/Name</w:t>
+      </w:r>
+      <w:r>
+        <w:t xml:space="preserve">、</w:t>
+      </w:r>
+      <w:r>
+        <w:rPr>
+          <w:rStyle w:val="VerbatimChar"/>
+          <w:rFonts w:hint="eastAsia"/>
+        </w:rPr>
+        <w:t xml:space="preserve">分类/Category</w:t>
+      </w:r>
+      <w:r>
+        <w:t xml:space="preserve">、</w:t>
+      </w:r>
+      <w:r>
+        <w:rPr>
+          <w:rStyle w:val="VerbatimChar"/>
+          <w:rFonts w:hint="eastAsia"/>
+        </w:rPr>
+        <w:t xml:space="preserve">数量/Qty</w:t>
+      </w:r>
+      <w:r>
+        <w:t xml:space="preserve">、</w:t>
+      </w:r>
+      <w:r>
+        <w:rPr>
+          <w:rStyle w:val="VerbatimChar"/>
+          <w:rFonts w:hint="eastAsia"/>
+        </w:rPr>
+        <w:t xml:space="preserve">库位/Location/位置</w:t>
+      </w:r>
+      <w:r>
+        <w:t xml:space="preserve">、</w:t>
+      </w:r>
+      <w:r>
+        <w:rPr>
+          <w:rStyle w:val="VerbatimChar"/>
+          <w:rFonts w:hint="eastAsia"/>
+        </w:rPr>
+        <w:t xml:space="preserve">状态/Status</w:t>
+      </w:r>
+      <w:r>
+        <w:t xml:space="preserve">、</w:t>
+      </w:r>
+      <w:r>
+        <w:rPr>
+          <w:rStyle w:val="VerbatimChar"/>
+          <w:rFonts w:hint="eastAsia"/>
+        </w:rPr>
+        <w:t xml:space="preserve">等级/Grade</w:t>
+      </w:r>
+      <w:r>
+        <w:t xml:space="preserve">、</w:t>
+      </w:r>
+      <w:r>
+        <w:rPr>
+          <w:rStyle w:val="VerbatimChar"/>
+          <w:rFonts w:hint="eastAsia"/>
+        </w:rPr>
+        <w:t xml:space="preserve">单价/UnitPrice</w:t>
+      </w:r>
+      <w:r>
+        <w:t xml:space="preserve">、</w:t>
+      </w:r>
+      <w:r>
+        <w:rPr>
+          <w:rStyle w:val="VerbatimChar"/>
+          <w:rFonts w:hint="eastAsia"/>
+        </w:rPr>
+        <w:t xml:space="preserve">编码/Code</w:t>
+      </w:r>
+    </w:p>
+    <w:p>
+      <w:pPr>
+        <w:pStyle w:val="Compact"/>
+        <w:numPr>
+          <w:ilvl w:val="0"/>
+          <w:numId w:val="1015"/>
+        </w:numPr>
+      </w:pPr>
+      <w:r>
+        <w:rPr>
+          <w:rFonts w:hint="eastAsia"/>
+        </w:rPr>
+        <w:t xml:space="preserve">规则：名称为空的行跳过；分类为空记</w:t>
+      </w:r>
+      <w:r>
+        <w:t xml:space="preserve"> </w:t>
+      </w:r>
+      <w:r>
+        <w:rPr>
+          <w:rStyle w:val="VerbatimChar"/>
+          <w:rFonts w:hint="eastAsia"/>
+        </w:rPr>
+        <w:t xml:space="preserve">未分类</w:t>
+      </w:r>
+      <w:r>
+        <w:rPr>
+          <w:rFonts w:hint="eastAsia"/>
+        </w:rPr>
+        <w:t xml:space="preserve">；状态为空记</w:t>
+      </w:r>
+      <w:r>
+        <w:t xml:space="preserve"> </w:t>
+      </w:r>
+      <w:r>
+        <w:rPr>
+          <w:rStyle w:val="VerbatimChar"/>
+        </w:rPr>
+        <w:t xml:space="preserve">available</w:t>
+      </w:r>
+      <w:r>
+        <w:rPr>
+          <w:rFonts w:hint="eastAsia"/>
+        </w:rPr>
+        <w:t xml:space="preserve">；</w:t>
+      </w:r>
+      <w:r>
+        <w:rPr>
+          <w:rFonts w:hint="eastAsia"/>
+          <w:b/>
+          <w:bCs/>
+        </w:rPr>
+        <w:t xml:space="preserve">等级列优先</w:t>
+      </w:r>
+      <w:r>
+        <w:rPr>
+          <w:rFonts w:hint="eastAsia"/>
+        </w:rPr>
+        <w:t xml:space="preserve">，没有等级列就按单价自动判（&lt;¥100→C）；</w:t>
+      </w:r>
+      <w:r>
+        <w:rPr>
+          <w:rStyle w:val="VerbatimChar"/>
+          <w:rFonts w:hint="eastAsia"/>
+        </w:rPr>
+        <w:t xml:space="preserve">编码</w:t>
+      </w:r>
+      <w:r>
+        <w:t xml:space="preserve"> </w:t>
+      </w:r>
+      <w:r>
+        <w:rPr>
+          <w:rFonts w:hint="eastAsia"/>
+        </w:rPr>
+        <w:t xml:space="preserve">列可空，填了会转大写，重复会在导入时报错</w:t>
+      </w:r>
+    </w:p>
+    <w:p>
+      <w:pPr>
+        <w:pStyle w:val="Compact"/>
+        <w:numPr>
+          <w:ilvl w:val="0"/>
+          <w:numId w:val="1015"/>
+        </w:numPr>
+      </w:pPr>
+      <w:r>
+        <w:rPr>
+          <w:rFonts w:hint="eastAsia"/>
+          <w:b/>
+          <w:bCs/>
+        </w:rPr>
+        <w:t xml:space="preserve">导入前必须确认「单价」列非空</w:t>
+      </w:r>
+      <w:r>
+        <w:rPr>
+          <w:rFonts w:hint="eastAsia"/>
+        </w:rPr>
+        <w:t xml:space="preserve">：导入时单价为空同样会落</w:t>
+      </w:r>
+      <w:r>
+        <w:t xml:space="preserve"> C </w:t>
+      </w:r>
+      <w:r>
+        <w:rPr>
+          <w:rFonts w:hint="eastAsia"/>
+        </w:rPr>
+        <w:t xml:space="preserve">级，批量的</w:t>
+      </w:r>
+      <w:r>
+        <w:t xml:space="preserve"> C </w:t>
+      </w:r>
+      <w:r>
+        <w:rPr>
+          <w:rFonts w:hint="eastAsia"/>
+        </w:rPr>
+        <w:t xml:space="preserve">级贵重件是最难追回的事故</w:t>
+      </w:r>
+    </w:p>
+    <w:p>
+      <w:pPr>
+        <w:pStyle w:val="Compact"/>
+        <w:numPr>
+          <w:ilvl w:val="0"/>
+          <w:numId w:val="1015"/>
+        </w:numPr>
+      </w:pPr>
+      <w:r>
+        <w:rPr>
+          <w:rFonts w:hint="eastAsia"/>
+        </w:rPr>
+        <w:t xml:space="preserve">导入前</w:t>
+      </w:r>
+      <w:r>
+        <w:rPr>
+          <w:rFonts w:hint="eastAsia"/>
+          <w:b/>
+          <w:bCs/>
+        </w:rPr>
+        <w:t xml:space="preserve">先核对列名与单位</w:t>
+      </w:r>
+      <w:r>
+        <w:rPr>
+          <w:rFonts w:hint="eastAsia"/>
+        </w:rPr>
+        <w:t xml:space="preserve">，导入后抽查</w:t>
+      </w:r>
+      <w:r>
+        <w:t xml:space="preserve"> 5 </w:t>
+      </w:r>
+      <w:r>
+        <w:rPr>
+          <w:rFonts w:hint="eastAsia"/>
+        </w:rPr>
+        <w:t xml:space="preserve">行；批量导入产生的低库存提醒同批共用同一阈值</w:t>
+      </w:r>
+    </w:p>
+    <w:p>
+      <w:pPr>
+        <w:pStyle w:val="Compact"/>
+        <w:numPr>
+          <w:ilvl w:val="0"/>
+          <w:numId w:val="1015"/>
         </w:numPr>
       </w:pPr>
       <w:r>
@@ -7862,7 +7934,7 @@
         <w:pStyle w:val="Compact"/>
         <w:numPr>
           <w:ilvl w:val="0"/>
-          <w:numId w:val="1015"/>
+          <w:numId w:val="1016"/>
         </w:numPr>
       </w:pPr>
       <w:r>
@@ -7898,169 +7970,6 @@
           <w:rFonts w:hint="eastAsia"/>
         </w:rPr>
         <w:t xml:space="preserve">——只要申请人有部长，就走部长审批。</w:t>
-      </w:r>
-    </w:p>
-    <w:p>
-      <w:pPr>
-        <w:pStyle w:val="Compact"/>
-        <w:numPr>
-          <w:ilvl w:val="0"/>
-          <w:numId w:val="1015"/>
-        </w:numPr>
-      </w:pPr>
-      <w:r>
-        <w:rPr>
-          <w:rFonts w:hint="eastAsia"/>
-        </w:rPr>
-        <w:t xml:space="preserve">触发"直接进管理员"的条件是：</w:t>
-      </w:r>
-      <w:r>
-        <w:rPr>
-          <w:rFonts w:hint="eastAsia"/>
-          <w:b/>
-          <w:bCs/>
-        </w:rPr>
-        <w:t xml:space="preserve">申请人本人</w:t>
-      </w:r>
-      <w:r>
-        <w:rPr>
-          <w:rFonts w:hint="eastAsia"/>
-        </w:rPr>
-        <w:t xml:space="preserve">没有部门，或申请人所在部门当前</w:t>
-      </w:r>
-      <w:r>
-        <w:rPr>
-          <w:rFonts w:hint="eastAsia"/>
-          <w:b/>
-          <w:bCs/>
-        </w:rPr>
-        <w:t xml:space="preserve">没有任命部长</w:t>
-      </w:r>
-      <w:r>
-        <w:t xml:space="preserve">。</w:t>
-      </w:r>
-    </w:p>
-    <w:p>
-      <w:pPr>
-        <w:pStyle w:val="Compact"/>
-        <w:numPr>
-          <w:ilvl w:val="0"/>
-          <w:numId w:val="1015"/>
-        </w:numPr>
-      </w:pPr>
-      <w:r>
-        <w:rPr>
-          <w:rFonts w:hint="eastAsia"/>
-        </w:rPr>
-        <w:t xml:space="preserve">部长只能审批</w:t>
-      </w:r>
-      <w:r>
-        <w:rPr>
-          <w:rFonts w:hint="eastAsia"/>
-          <w:b/>
-          <w:bCs/>
-        </w:rPr>
-        <w:t xml:space="preserve">本部门成员</w:t>
-      </w:r>
-      <w:r>
-        <w:rPr>
-          <w:rFonts w:hint="eastAsia"/>
-        </w:rPr>
-        <w:t xml:space="preserve">的领用；跨部门的申请请找对应部门部长或管理员。</w:t>
-      </w:r>
-    </w:p>
-    <w:p>
-      <w:pPr>
-        <w:pStyle w:val="FirstParagraph"/>
-      </w:pPr>
-      <w:r>
-        <w:rPr>
-          <w:rFonts w:hint="eastAsia"/>
-        </w:rPr>
-        <w:t xml:space="preserve">状态：</w:t>
-      </w:r>
-      <w:r>
-        <w:rPr>
-          <w:rStyle w:val="VerbatimChar"/>
-          <w:rFonts w:hint="eastAsia"/>
-        </w:rPr>
-        <w:t xml:space="preserve">待部门审批(pending_dept)</w:t>
-      </w:r>
-      <w:r>
-        <w:rPr>
-          <w:rStyle w:val="VerbatimChar"/>
-        </w:rPr>
-        <w:t xml:space="preserve"> → </w:t>
-      </w:r>
-      <w:r>
-        <w:rPr>
-          <w:rStyle w:val="VerbatimChar"/>
-          <w:rFonts w:hint="eastAsia"/>
-        </w:rPr>
-        <w:t xml:space="preserve">待管理员审批(pending_admin)</w:t>
-      </w:r>
-      <w:r>
-        <w:rPr>
-          <w:rStyle w:val="VerbatimChar"/>
-        </w:rPr>
-        <w:t xml:space="preserve"> → </w:t>
-      </w:r>
-      <w:r>
-        <w:rPr>
-          <w:rStyle w:val="VerbatimChar"/>
-          <w:rFonts w:hint="eastAsia"/>
-        </w:rPr>
-        <w:t xml:space="preserve">已批准(approved)</w:t>
-      </w:r>
-      <w:r>
-        <w:rPr>
-          <w:rStyle w:val="VerbatimChar"/>
-        </w:rPr>
-        <w:t xml:space="preserve"> → </w:t>
-      </w:r>
-      <w:r>
-        <w:rPr>
-          <w:rStyle w:val="VerbatimChar"/>
-          <w:rFonts w:hint="eastAsia"/>
-        </w:rPr>
-        <w:t xml:space="preserve">已归还(returned)</w:t>
-      </w:r>
-      <w:r>
-        <w:rPr>
-          <w:rFonts w:hint="eastAsia"/>
-        </w:rPr>
-        <w:t xml:space="preserve">；被驳回为</w:t>
-      </w:r>
-      <w:r>
-        <w:t xml:space="preserve"> </w:t>
-      </w:r>
-      <w:r>
-        <w:rPr>
-          <w:rStyle w:val="VerbatimChar"/>
-        </w:rPr>
-        <w:t xml:space="preserve">rejected</w:t>
-      </w:r>
-      <w:r>
-        <w:rPr>
-          <w:rFonts w:hint="eastAsia"/>
-        </w:rPr>
-        <w:t xml:space="preserve">（必须写驳回理由）。</w:t>
-      </w:r>
-    </w:p>
-    <w:bookmarkEnd w:id="28"/>
-    <w:bookmarkStart w:id="29" w:name="X13c2b99bb1a4d9c22b7b108a14ba1610525d826"/>
-    <w:p>
-      <w:pPr>
-        <w:pStyle w:val="Heading3"/>
-      </w:pPr>
-      <w:r>
-        <w:t xml:space="preserve">8.2 </w:t>
-      </w:r>
-      <w:r>
-        <w:rPr>
-          <w:rFonts w:hint="eastAsia"/>
-        </w:rPr>
-        <w:t xml:space="preserve">提交领用</w:t>
       </w:r>
     </w:p>
     <w:p>
@@ -8075,46 +7984,32 @@
         <w:rPr>
           <w:rFonts w:hint="eastAsia"/>
         </w:rPr>
-        <w:t xml:space="preserve">数量必须</w:t>
-      </w:r>
-      <w:r>
-        <w:t xml:space="preserve"> </w:t>
-      </w:r>
-      <w:r>
-        <w:rPr>
-          <w:b/>
-          <w:bCs/>
-        </w:rPr>
-        <w:t xml:space="preserve">&gt; 0 </w:t>
-      </w:r>
-      <w:r>
-        <w:rPr>
-          <w:rFonts w:hint="eastAsia"/>
-          <w:b/>
-          <w:bCs/>
-        </w:rPr>
-        <w:t xml:space="preserve">且</w:t>
-      </w:r>
-      <w:r>
-        <w:rPr>
-          <w:b/>
-          <w:bCs/>
-        </w:rPr>
-        <w:t xml:space="preserve"> ≤ </w:t>
-      </w:r>
-      <w:r>
-        <w:rPr>
-          <w:rFonts w:hint="eastAsia"/>
-          <w:b/>
-          <w:bCs/>
-        </w:rPr>
-        <w:t xml:space="preserve">当前可用库存</w:t>
-      </w:r>
-      <w:r>
-        <w:rPr>
-          <w:rFonts w:hint="eastAsia"/>
-        </w:rPr>
-        <w:t xml:space="preserve">（系统会拦）</w:t>
+        <w:t xml:space="preserve">触发"直接进管理员"的条件是：</w:t>
+      </w:r>
+      <w:r>
+        <w:rPr>
+          <w:rFonts w:hint="eastAsia"/>
+          <w:b/>
+          <w:bCs/>
+        </w:rPr>
+        <w:t xml:space="preserve">申请人本人</w:t>
+      </w:r>
+      <w:r>
+        <w:rPr>
+          <w:rFonts w:hint="eastAsia"/>
+        </w:rPr>
+        <w:t xml:space="preserve">没有部门，或申请人所在部门当前</w:t>
+      </w:r>
+      <w:r>
+        <w:rPr>
+          <w:rFonts w:hint="eastAsia"/>
+          <w:b/>
+          <w:bCs/>
+        </w:rPr>
+        <w:t xml:space="preserve">没有任命部长</w:t>
+      </w:r>
+      <w:r>
+        <w:t xml:space="preserve">。</w:t>
       </w:r>
     </w:p>
     <w:p>
@@ -8129,21 +8024,84 @@
         <w:rPr>
           <w:rFonts w:hint="eastAsia"/>
         </w:rPr>
-        <w:t xml:space="preserve">备注写清</w:t>
-      </w:r>
-      <w:r>
-        <w:rPr>
-          <w:rFonts w:hint="eastAsia"/>
-          <w:b/>
-          <w:bCs/>
-        </w:rPr>
-        <w:t xml:space="preserve">用途/项目/预计归还时间</w:t>
-      </w:r>
-      <w:r>
-        <w:rPr>
-          <w:rFonts w:hint="eastAsia"/>
-        </w:rPr>
-        <w:t xml:space="preserve">（如</w:t>
+        <w:t xml:space="preserve">部长只能审批</w:t>
+      </w:r>
+      <w:r>
+        <w:rPr>
+          <w:rFonts w:hint="eastAsia"/>
+          <w:b/>
+          <w:bCs/>
+        </w:rPr>
+        <w:t xml:space="preserve">本部门成员</w:t>
+      </w:r>
+      <w:r>
+        <w:rPr>
+          <w:rFonts w:hint="eastAsia"/>
+        </w:rPr>
+        <w:t xml:space="preserve">的领用；跨部门的申请请找对应部门部长或管理员。</w:t>
+      </w:r>
+    </w:p>
+    <w:p>
+      <w:pPr>
+        <w:pStyle w:val="FirstParagraph"/>
+      </w:pPr>
+      <w:r>
+        <w:rPr>
+          <w:rFonts w:hint="eastAsia"/>
+        </w:rPr>
+        <w:t xml:space="preserve">状态：</w:t>
+      </w:r>
+      <w:r>
+        <w:rPr>
+          <w:rStyle w:val="VerbatimChar"/>
+          <w:rFonts w:hint="eastAsia"/>
+        </w:rPr>
+        <w:t xml:space="preserve">待部门审批(pending_dept)</w:t>
+      </w:r>
+      <w:r>
+        <w:rPr>
+          <w:rStyle w:val="VerbatimChar"/>
+        </w:rPr>
+        <w:t xml:space="preserve"> → </w:t>
+      </w:r>
+      <w:r>
+        <w:rPr>
+          <w:rStyle w:val="VerbatimChar"/>
+          <w:rFonts w:hint="eastAsia"/>
+        </w:rPr>
+        <w:t xml:space="preserve">待管理员审批(pending_admin)</w:t>
+      </w:r>
+      <w:r>
+        <w:rPr>
+          <w:rStyle w:val="VerbatimChar"/>
+        </w:rPr>
+        <w:t xml:space="preserve"> → </w:t>
+      </w:r>
+      <w:r>
+        <w:rPr>
+          <w:rStyle w:val="VerbatimChar"/>
+          <w:rFonts w:hint="eastAsia"/>
+        </w:rPr>
+        <w:t xml:space="preserve">已批准(approved)</w:t>
+      </w:r>
+      <w:r>
+        <w:rPr>
+          <w:rStyle w:val="VerbatimChar"/>
+        </w:rPr>
+        <w:t xml:space="preserve"> → </w:t>
+      </w:r>
+      <w:r>
+        <w:rPr>
+          <w:rStyle w:val="VerbatimChar"/>
+          <w:rFonts w:hint="eastAsia"/>
+        </w:rPr>
+        <w:t xml:space="preserve">已归还(returned)</w:t>
+      </w:r>
+      <w:r>
+        <w:rPr>
+          <w:rFonts w:hint="eastAsia"/>
+        </w:rPr>
+        <w:t xml:space="preserve">；被驳回为</w:t>
       </w:r>
       <w:r>
         <w:t xml:space="preserve"> </w:t>
@@ -8152,20 +8110,29 @@
         <w:rPr>
           <w:rStyle w:val="VerbatimChar"/>
         </w:rPr>
-        <w:t xml:space="preserve">CUADC </w:t>
-      </w:r>
-      <w:r>
-        <w:rPr>
-          <w:rStyle w:val="VerbatimChar"/>
-          <w:rFonts w:hint="eastAsia"/>
-        </w:rPr>
-        <w:t xml:space="preserve">备赛多旋翼，赛后归还</w:t>
-      </w:r>
-      <w:r>
-        <w:rPr>
-          <w:rFonts w:hint="eastAsia"/>
-        </w:rPr>
-        <w:t xml:space="preserve">）</w:t>
+        <w:t xml:space="preserve">rejected</w:t>
+      </w:r>
+      <w:r>
+        <w:rPr>
+          <w:rFonts w:hint="eastAsia"/>
+        </w:rPr>
+        <w:t xml:space="preserve">（必须写驳回理由）。</w:t>
+      </w:r>
+    </w:p>
+    <w:bookmarkEnd w:id="28"/>
+    <w:bookmarkStart w:id="29" w:name="X13c2b99bb1a4d9c22b7b108a14ba1610525d826"/>
+    <w:p>
+      <w:pPr>
+        <w:pStyle w:val="Heading3"/>
+      </w:pPr>
+      <w:r>
+        <w:t xml:space="preserve">8.2 </w:t>
+      </w:r>
+      <w:r>
+        <w:rPr>
+          <w:rFonts w:hint="eastAsia"/>
+        </w:rPr>
+        <w:t xml:space="preserve">提交领用</w:t>
       </w:r>
     </w:p>
     <w:p>
@@ -8173,37 +8140,53 @@
         <w:pStyle w:val="Compact"/>
         <w:numPr>
           <w:ilvl w:val="0"/>
-          <w:numId w:val="1016"/>
+          <w:numId w:val="1017"/>
         </w:numPr>
       </w:pPr>
       <w:r>
         <w:rPr>
           <w:rFonts w:hint="eastAsia"/>
         </w:rPr>
-        <w:t xml:space="preserve">领用一经批准，库存</w:t>
-      </w:r>
-      <w:r>
-        <w:rPr>
-          <w:rFonts w:hint="eastAsia"/>
-          <w:b/>
-          <w:bCs/>
-        </w:rPr>
-        <w:t xml:space="preserve">立即扣减</w:t>
-      </w:r>
-      <w:r>
-        <w:rPr>
-          <w:rFonts w:hint="eastAsia"/>
-        </w:rPr>
-        <w:t xml:space="preserve">；扣到</w:t>
-      </w:r>
-      <w:r>
-        <w:t xml:space="preserve"> 0 </w:t>
-      </w:r>
-      <w:r>
-        <w:rPr>
-          <w:rFonts w:hint="eastAsia"/>
-        </w:rPr>
-        <w:t xml:space="preserve">时该物料状态自动变为"使用中"</w:t>
+        <w:t xml:space="preserve">数量必须</w:t>
+      </w:r>
+      <w:r>
+        <w:t xml:space="preserve"> </w:t>
+      </w:r>
+      <w:r>
+        <w:rPr>
+          <w:b/>
+          <w:bCs/>
+        </w:rPr>
+        <w:t xml:space="preserve">&gt; 0 </w:t>
+      </w:r>
+      <w:r>
+        <w:rPr>
+          <w:rFonts w:hint="eastAsia"/>
+          <w:b/>
+          <w:bCs/>
+        </w:rPr>
+        <w:t xml:space="preserve">且</w:t>
+      </w:r>
+      <w:r>
+        <w:rPr>
+          <w:b/>
+          <w:bCs/>
+        </w:rPr>
+        <w:t xml:space="preserve"> ≤ </w:t>
+      </w:r>
+      <w:r>
+        <w:rPr>
+          <w:rFonts w:hint="eastAsia"/>
+          <w:b/>
+          <w:bCs/>
+        </w:rPr>
+        <w:t xml:space="preserve">当前可用库存</w:t>
+      </w:r>
+      <w:r>
+        <w:rPr>
+          <w:rFonts w:hint="eastAsia"/>
+        </w:rPr>
+        <w:t xml:space="preserve">（系统会拦）</w:t>
       </w:r>
     </w:p>
     <w:p>
@@ -8211,7 +8194,96 @@
         <w:pStyle w:val="Compact"/>
         <w:numPr>
           <w:ilvl w:val="0"/>
-          <w:numId w:val="1016"/>
+          <w:numId w:val="1017"/>
+        </w:numPr>
+      </w:pPr>
+      <w:r>
+        <w:rPr>
+          <w:rFonts w:hint="eastAsia"/>
+        </w:rPr>
+        <w:t xml:space="preserve">备注写清</w:t>
+      </w:r>
+      <w:r>
+        <w:rPr>
+          <w:rFonts w:hint="eastAsia"/>
+          <w:b/>
+          <w:bCs/>
+        </w:rPr>
+        <w:t xml:space="preserve">用途/项目/预计归还时间</w:t>
+      </w:r>
+      <w:r>
+        <w:rPr>
+          <w:rFonts w:hint="eastAsia"/>
+        </w:rPr>
+        <w:t xml:space="preserve">（如</w:t>
+      </w:r>
+      <w:r>
+        <w:t xml:space="preserve"> </w:t>
+      </w:r>
+      <w:r>
+        <w:rPr>
+          <w:rStyle w:val="VerbatimChar"/>
+        </w:rPr>
+        <w:t xml:space="preserve">CUADC </w:t>
+      </w:r>
+      <w:r>
+        <w:rPr>
+          <w:rStyle w:val="VerbatimChar"/>
+          <w:rFonts w:hint="eastAsia"/>
+        </w:rPr>
+        <w:t xml:space="preserve">备赛多旋翼，赛后归还</w:t>
+      </w:r>
+      <w:r>
+        <w:rPr>
+          <w:rFonts w:hint="eastAsia"/>
+        </w:rPr>
+        <w:t xml:space="preserve">）</w:t>
+      </w:r>
+    </w:p>
+    <w:p>
+      <w:pPr>
+        <w:pStyle w:val="Compact"/>
+        <w:numPr>
+          <w:ilvl w:val="0"/>
+          <w:numId w:val="1017"/>
+        </w:numPr>
+      </w:pPr>
+      <w:r>
+        <w:rPr>
+          <w:rFonts w:hint="eastAsia"/>
+        </w:rPr>
+        <w:t xml:space="preserve">领用一经批准，库存</w:t>
+      </w:r>
+      <w:r>
+        <w:rPr>
+          <w:rFonts w:hint="eastAsia"/>
+          <w:b/>
+          <w:bCs/>
+        </w:rPr>
+        <w:t xml:space="preserve">立即扣减</w:t>
+      </w:r>
+      <w:r>
+        <w:rPr>
+          <w:rFonts w:hint="eastAsia"/>
+        </w:rPr>
+        <w:t xml:space="preserve">；扣到</w:t>
+      </w:r>
+      <w:r>
+        <w:t xml:space="preserve"> 0 </w:t>
+      </w:r>
+      <w:r>
+        <w:rPr>
+          <w:rFonts w:hint="eastAsia"/>
+        </w:rPr>
+        <w:t xml:space="preserve">时该物料状态自动变为"使用中"</w:t>
+      </w:r>
+    </w:p>
+    <w:p>
+      <w:pPr>
+        <w:pStyle w:val="Compact"/>
+        <w:numPr>
+          <w:ilvl w:val="0"/>
+          <w:numId w:val="1017"/>
         </w:numPr>
       </w:pPr>
       <w:r>
@@ -8258,7 +8330,7 @@
         <w:pStyle w:val="Compact"/>
         <w:numPr>
           <w:ilvl w:val="1"/>
-          <w:numId w:val="1017"/>
+          <w:numId w:val="1018"/>
         </w:numPr>
       </w:pPr>
       <w:r>
@@ -8287,7 +8359,7 @@
         <w:pStyle w:val="Compact"/>
         <w:numPr>
           <w:ilvl w:val="1"/>
-          <w:numId w:val="1017"/>
+          <w:numId w:val="1018"/>
         </w:numPr>
       </w:pPr>
       <w:r>
@@ -8318,7 +8390,7 @@
         <w:pStyle w:val="Compact"/>
         <w:numPr>
           <w:ilvl w:val="0"/>
-          <w:numId w:val="1018"/>
+          <w:numId w:val="1019"/>
         </w:numPr>
       </w:pPr>
       <w:r>
@@ -8348,7 +8420,7 @@
         <w:pStyle w:val="Compact"/>
         <w:numPr>
           <w:ilvl w:val="0"/>
-          <w:numId w:val="1018"/>
+          <w:numId w:val="1019"/>
         </w:numPr>
       </w:pPr>
       <w:r>
@@ -8401,7 +8473,7 @@
         <w:pStyle w:val="Compact"/>
         <w:numPr>
           <w:ilvl w:val="0"/>
-          <w:numId w:val="1018"/>
+          <w:numId w:val="1019"/>
         </w:numPr>
       </w:pPr>
       <w:r>
@@ -8419,7 +8491,7 @@
         <w:pStyle w:val="Compact"/>
         <w:numPr>
           <w:ilvl w:val="0"/>
-          <w:numId w:val="1018"/>
+          <w:numId w:val="1019"/>
         </w:numPr>
       </w:pPr>
       <w:r>
@@ -8448,7 +8520,7 @@
         <w:pStyle w:val="Compact"/>
         <w:numPr>
           <w:ilvl w:val="0"/>
-          <w:numId w:val="1018"/>
+          <w:numId w:val="1019"/>
         </w:numPr>
       </w:pPr>
       <w:r>
@@ -8492,7 +8564,7 @@
         <w:pStyle w:val="Compact"/>
         <w:numPr>
           <w:ilvl w:val="1"/>
-          <w:numId w:val="1019"/>
+          <w:numId w:val="1020"/>
         </w:numPr>
       </w:pPr>
       <w:r>
@@ -8604,7 +8676,7 @@
         <w:pStyle w:val="Compact"/>
         <w:numPr>
           <w:ilvl w:val="1"/>
-          <w:numId w:val="1019"/>
+          <w:numId w:val="1020"/>
         </w:numPr>
       </w:pPr>
       <w:r>
@@ -8628,7 +8700,7 @@
         <w:pStyle w:val="Compact"/>
         <w:numPr>
           <w:ilvl w:val="1"/>
-          <w:numId w:val="1019"/>
+          <w:numId w:val="1020"/>
         </w:numPr>
       </w:pPr>
       <w:r>
@@ -8667,7 +8739,7 @@
         <w:pStyle w:val="Compact"/>
         <w:numPr>
           <w:ilvl w:val="0"/>
-          <w:numId w:val="1020"/>
+          <w:numId w:val="1021"/>
         </w:numPr>
       </w:pPr>
       <w:r>
@@ -8694,7 +8766,7 @@
         <w:pStyle w:val="Compact"/>
         <w:numPr>
           <w:ilvl w:val="0"/>
-          <w:numId w:val="1020"/>
+          <w:numId w:val="1021"/>
         </w:numPr>
       </w:pPr>
       <w:r>
@@ -8712,7 +8784,7 @@
         <w:pStyle w:val="Compact"/>
         <w:numPr>
           <w:ilvl w:val="0"/>
-          <w:numId w:val="1020"/>
+          <w:numId w:val="1021"/>
         </w:numPr>
       </w:pPr>
       <w:r>
@@ -8730,7 +8802,7 @@
         <w:pStyle w:val="Compact"/>
         <w:numPr>
           <w:ilvl w:val="0"/>
-          <w:numId w:val="1020"/>
+          <w:numId w:val="1021"/>
         </w:numPr>
       </w:pPr>
       <w:r>
@@ -9090,7 +9162,7 @@
         <w:pStyle w:val="Compact"/>
         <w:numPr>
           <w:ilvl w:val="0"/>
-          <w:numId w:val="1021"/>
+          <w:numId w:val="1022"/>
         </w:numPr>
       </w:pPr>
       <w:r>
@@ -9112,190 +9184,6 @@
           <w:rFonts w:hint="eastAsia"/>
         </w:rPr>
         <w:t xml:space="preserve">后填实盘数，不得照抄系统数</w:t>
-      </w:r>
-    </w:p>
-    <w:p>
-      <w:pPr>
-        <w:pStyle w:val="Compact"/>
-        <w:numPr>
-          <w:ilvl w:val="0"/>
-          <w:numId w:val="1021"/>
-        </w:numPr>
-      </w:pPr>
-      <w:r>
-        <w:rPr>
-          <w:rFonts w:hint="eastAsia"/>
-        </w:rPr>
-        <w:t xml:space="preserve">有差异的项要写</w:t>
-      </w:r>
-      <w:r>
-        <w:rPr>
-          <w:rFonts w:hint="eastAsia"/>
-          <w:b/>
-          <w:bCs/>
-        </w:rPr>
-        <w:t xml:space="preserve">备注</w:t>
-      </w:r>
-      <w:r>
-        <w:rPr>
-          <w:rFonts w:hint="eastAsia"/>
-        </w:rPr>
-        <w:t xml:space="preserve">（如</w:t>
-      </w:r>
-      <w:r>
-        <w:t xml:space="preserve"> </w:t>
-      </w:r>
-      <w:r>
-        <w:rPr>
-          <w:rStyle w:val="VerbatimChar"/>
-          <w:rFonts w:hint="eastAsia"/>
-        </w:rPr>
-        <w:t xml:space="preserve">少了</w:t>
-      </w:r>
-      <w:r>
-        <w:rPr>
-          <w:rStyle w:val="VerbatimChar"/>
-        </w:rPr>
-        <w:t xml:space="preserve"> 2 </w:t>
-      </w:r>
-      <w:r>
-        <w:rPr>
-          <w:rStyle w:val="VerbatimChar"/>
-          <w:rFonts w:hint="eastAsia"/>
-        </w:rPr>
-        <w:t xml:space="preserve">个，疑上次未登记</w:t>
-      </w:r>
-      <w:r>
-        <w:rPr>
-          <w:rFonts w:hint="eastAsia"/>
-        </w:rPr>
-        <w:t xml:space="preserve">）</w:t>
-      </w:r>
-    </w:p>
-    <w:p>
-      <w:pPr>
-        <w:pStyle w:val="Compact"/>
-        <w:numPr>
-          <w:ilvl w:val="0"/>
-          <w:numId w:val="1021"/>
-        </w:numPr>
-      </w:pPr>
-      <w:r>
-        <w:rPr>
-          <w:rFonts w:hint="eastAsia"/>
-          <w:b/>
-          <w:bCs/>
-        </w:rPr>
-        <w:t xml:space="preserve">冻结后差异以实盘为准入账</w:t>
-      </w:r>
-      <w:r>
-        <w:rPr>
-          <w:rFonts w:hint="eastAsia"/>
-        </w:rPr>
-        <w:t xml:space="preserve">；任何人不许在盘点中途私自改库存来"消灭差异"</w:t>
-      </w:r>
-    </w:p>
-    <w:p>
-      <w:pPr>
-        <w:pStyle w:val="Compact"/>
-        <w:numPr>
-          <w:ilvl w:val="0"/>
-          <w:numId w:val="1021"/>
-        </w:numPr>
-      </w:pPr>
-      <w:r>
-        <w:rPr>
-          <w:rFonts w:hint="eastAsia"/>
-        </w:rPr>
-        <w:t xml:space="preserve">完成后由发起者核对差异清单再入账</w:t>
-      </w:r>
-    </w:p>
-    <w:bookmarkEnd w:id="35"/>
-    <w:bookmarkStart w:id="36" w:name="X068e82d8cec12a296fb1ded319f8e4c1be2c2e9"/>
-    <w:p>
-      <w:pPr>
-        <w:pStyle w:val="Heading3"/>
-      </w:pPr>
-      <w:r>
-        <w:t xml:space="preserve">9.4 </w:t>
-      </w:r>
-      <w:r>
-        <w:rPr>
-          <w:rFonts w:hint="eastAsia"/>
-        </w:rPr>
-        <w:t xml:space="preserve">盘点期间的并发领用（必须知道）</w:t>
-      </w:r>
-    </w:p>
-    <w:p>
-      <w:pPr>
-        <w:pStyle w:val="FirstParagraph"/>
-      </w:pPr>
-      <w:r>
-        <w:rPr>
-          <w:rFonts w:hint="eastAsia"/>
-          <w:b/>
-          <w:bCs/>
-        </w:rPr>
-        <w:t xml:space="preserve">系统数的快照是在"发起盘点"那一刻拍下的，不是在"冻结"那一刻。</w:t>
-      </w:r>
-      <w:r>
-        <w:t xml:space="preserve"> </w:t>
-      </w:r>
-      <w:r>
-        <w:rPr>
-          <w:rFonts w:hint="eastAsia"/>
-        </w:rPr>
-        <w:t xml:space="preserve">而入账的动作是</w:t>
-      </w:r>
-      <w:r>
-        <w:rPr>
-          <w:rFonts w:hint="eastAsia"/>
-          <w:b/>
-          <w:bCs/>
-        </w:rPr>
-        <w:t xml:space="preserve">用实盘数直接覆盖库存数量</w:t>
-      </w:r>
-      <w:r>
-        <w:rPr>
-          <w:rFonts w:hint="eastAsia"/>
-        </w:rPr>
-        <w:t xml:space="preserve">。两者合起来的后果是：</w:t>
-      </w:r>
-    </w:p>
-    <w:p>
-      <w:pPr>
-        <w:pStyle w:val="BlockText"/>
-      </w:pPr>
-      <w:r>
-        <w:rPr>
-          <w:rFonts w:hint="eastAsia"/>
-        </w:rPr>
-        <w:t xml:space="preserve">盘点进行中发生的任何领用、归还、采购入库，</w:t>
-      </w:r>
-      <w:r>
-        <w:rPr>
-          <w:rFonts w:hint="eastAsia"/>
-          <w:b/>
-          <w:bCs/>
-        </w:rPr>
-        <w:t xml:space="preserve">都不会体现在这次的差异里，还会在入账时被实盘数覆盖掉</w:t>
-      </w:r>
-      <w:r>
-        <w:rPr>
-          <w:rFonts w:hint="eastAsia"/>
-        </w:rPr>
-        <w:t xml:space="preserve">——那几笔账等于白记。</w:t>
-      </w:r>
-    </w:p>
-    <w:p>
-      <w:pPr>
-        <w:pStyle w:val="FirstParagraph"/>
-      </w:pPr>
-      <w:r>
-        <w:rPr>
-          <w:rFonts w:hint="eastAsia"/>
-        </w:rPr>
-        <w:t xml:space="preserve">对应的执行要求：</w:t>
       </w:r>
     </w:p>
     <w:p>
@@ -9309,25 +9197,51 @@
       <w:r>
         <w:rPr>
           <w:rFonts w:hint="eastAsia"/>
-          <w:b/>
-          <w:bCs/>
-        </w:rPr>
-        <w:t xml:space="preserve">发起盘点前先催还</w:t>
-      </w:r>
-      <w:r>
-        <w:rPr>
-          <w:rFonts w:hint="eastAsia"/>
-        </w:rPr>
-        <w:t xml:space="preserve">：把在借的</w:t>
-      </w:r>
-      <w:r>
-        <w:t xml:space="preserve"> A/B </w:t>
-      </w:r>
-      <w:r>
-        <w:rPr>
-          <w:rFonts w:hint="eastAsia"/>
-        </w:rPr>
-        <w:t xml:space="preserve">级尽量收回，减少期间变动；</w:t>
+        </w:rPr>
+        <w:t xml:space="preserve">有差异的项要写</w:t>
+      </w:r>
+      <w:r>
+        <w:rPr>
+          <w:rFonts w:hint="eastAsia"/>
+          <w:b/>
+          <w:bCs/>
+        </w:rPr>
+        <w:t xml:space="preserve">备注</w:t>
+      </w:r>
+      <w:r>
+        <w:rPr>
+          <w:rFonts w:hint="eastAsia"/>
+        </w:rPr>
+        <w:t xml:space="preserve">（如</w:t>
+      </w:r>
+      <w:r>
+        <w:t xml:space="preserve"> </w:t>
+      </w:r>
+      <w:r>
+        <w:rPr>
+          <w:rStyle w:val="VerbatimChar"/>
+          <w:rFonts w:hint="eastAsia"/>
+        </w:rPr>
+        <w:t xml:space="preserve">少了</w:t>
+      </w:r>
+      <w:r>
+        <w:rPr>
+          <w:rStyle w:val="VerbatimChar"/>
+        </w:rPr>
+        <w:t xml:space="preserve"> 2 </w:t>
+      </w:r>
+      <w:r>
+        <w:rPr>
+          <w:rStyle w:val="VerbatimChar"/>
+          <w:rFonts w:hint="eastAsia"/>
+        </w:rPr>
+        <w:t xml:space="preserve">个，疑上次未登记</w:t>
+      </w:r>
+      <w:r>
+        <w:rPr>
+          <w:rFonts w:hint="eastAsia"/>
+        </w:rPr>
+        <w:t xml:space="preserve">）</w:t>
       </w:r>
     </w:p>
     <w:p>
@@ -9344,27 +9258,13 @@
           <w:b/>
           <w:bCs/>
         </w:rPr>
-        <w:t xml:space="preserve">盘点期间尽量冻结相关物料的领用与归还</w:t>
-      </w:r>
-      <w:r>
-        <w:rPr>
-          <w:rFonts w:hint="eastAsia"/>
-        </w:rPr>
-        <w:t xml:space="preserve">（尤其是正在盘的那一级）；确需领用的，先领用、</w:t>
-      </w:r>
-      <w:r>
-        <w:rPr>
-          <w:rFonts w:hint="eastAsia"/>
-          <w:b/>
-          <w:bCs/>
-        </w:rPr>
-        <w:t xml:space="preserve">再开始数</w:t>
-      </w:r>
-      <w:r>
-        <w:rPr>
-          <w:rFonts w:hint="eastAsia"/>
-        </w:rPr>
-        <w:t xml:space="preserve">；</w:t>
+        <w:t xml:space="preserve">冻结后差异以实盘为准入账</w:t>
+      </w:r>
+      <w:r>
+        <w:rPr>
+          <w:rFonts w:hint="eastAsia"/>
+        </w:rPr>
+        <w:t xml:space="preserve">；任何人不许在盘点中途私自改库存来"消灭差异"</w:t>
       </w:r>
     </w:p>
     <w:p>
@@ -9378,97 +9278,96 @@
       <w:r>
         <w:rPr>
           <w:rFonts w:hint="eastAsia"/>
-          <w:b/>
-          <w:bCs/>
-        </w:rPr>
-        <w:t xml:space="preserve">凡在盘点期间发生的变动，必须写进该项的差异备注</w:t>
-      </w:r>
-      <w:r>
-        <w:rPr>
-          <w:rFonts w:hint="eastAsia"/>
-        </w:rPr>
-        <w:t xml:space="preserve">（如</w:t>
+        </w:rPr>
+        <w:t xml:space="preserve">完成后由发起者核对差异清单再入账</w:t>
+      </w:r>
+    </w:p>
+    <w:bookmarkEnd w:id="35"/>
+    <w:bookmarkStart w:id="36" w:name="X068e82d8cec12a296fb1ded319f8e4c1be2c2e9"/>
+    <w:p>
+      <w:pPr>
+        <w:pStyle w:val="Heading3"/>
+      </w:pPr>
+      <w:r>
+        <w:t xml:space="preserve">9.4 </w:t>
+      </w:r>
+      <w:r>
+        <w:rPr>
+          <w:rFonts w:hint="eastAsia"/>
+        </w:rPr>
+        <w:t xml:space="preserve">盘点期间的并发领用（必须知道）</w:t>
+      </w:r>
+    </w:p>
+    <w:p>
+      <w:pPr>
+        <w:pStyle w:val="FirstParagraph"/>
+      </w:pPr>
+      <w:r>
+        <w:rPr>
+          <w:rFonts w:hint="eastAsia"/>
+          <w:b/>
+          <w:bCs/>
+        </w:rPr>
+        <w:t xml:space="preserve">系统数的快照是在"发起盘点"那一刻拍下的，不是在"冻结"那一刻。</w:t>
       </w:r>
       <w:r>
         <w:t xml:space="preserve"> </w:t>
       </w:r>
       <w:r>
         <w:rPr>
-          <w:rStyle w:val="VerbatimChar"/>
-          <w:rFonts w:hint="eastAsia"/>
-        </w:rPr>
-        <w:t xml:space="preserve">实盘</w:t>
-      </w:r>
-      <w:r>
-        <w:rPr>
-          <w:rStyle w:val="VerbatimChar"/>
-        </w:rPr>
-        <w:t xml:space="preserve"> </w:t>
-      </w:r>
-      <w:r>
-        <w:rPr>
-          <w:rStyle w:val="VerbatimChar"/>
-          <w:rFonts w:hint="eastAsia"/>
-        </w:rPr>
-        <w:t xml:space="preserve">3，期间小李领走</w:t>
-      </w:r>
-      <w:r>
-        <w:rPr>
-          <w:rStyle w:val="VerbatimChar"/>
-        </w:rPr>
-        <w:t xml:space="preserve"> 1</w:t>
-      </w:r>
-      <w:r>
-        <w:rPr>
-          <w:rFonts w:hint="eastAsia"/>
-        </w:rPr>
-        <w:t xml:space="preserve">），发起者入账前逐条核对；</w:t>
-      </w:r>
-    </w:p>
-    <w:p>
-      <w:pPr>
-        <w:pStyle w:val="Compact"/>
-        <w:numPr>
-          <w:ilvl w:val="0"/>
-          <w:numId w:val="1022"/>
-        </w:numPr>
-      </w:pPr>
-      <w:r>
-        <w:rPr>
-          <w:rFonts w:hint="eastAsia"/>
-        </w:rPr>
-        <w:t xml:space="preserve">入账前</w:t>
-      </w:r>
-      <w:r>
-        <w:rPr>
-          <w:rFonts w:hint="eastAsia"/>
-          <w:b/>
-          <w:bCs/>
-        </w:rPr>
-        <w:t xml:space="preserve">先看一遍操作日志</w:t>
-      </w:r>
-      <w:r>
-        <w:rPr>
-          <w:rFonts w:hint="eastAsia"/>
-        </w:rPr>
-        <w:t xml:space="preserve">里这段时间的领用/归还记录，与差异清单对得上再点"入账"。</w:t>
-      </w:r>
-    </w:p>
-    <w:bookmarkEnd w:id="36"/>
-    <w:bookmarkEnd w:id="37"/>
-    <w:bookmarkStart w:id="39" w:name="X9324988d3a74ce8087b4d1264afee6c825562d8"/>
-    <w:p>
-      <w:pPr>
-        <w:pStyle w:val="Heading2"/>
-      </w:pPr>
-      <w:r>
-        <w:t xml:space="preserve">10. </w:t>
-      </w:r>
-      <w:r>
-        <w:rPr>
-          <w:rFonts w:hint="eastAsia"/>
-        </w:rPr>
-        <w:t xml:space="preserve">损坏与遗失报备规范</w:t>
+          <w:rFonts w:hint="eastAsia"/>
+        </w:rPr>
+        <w:t xml:space="preserve">而入账的动作是</w:t>
+      </w:r>
+      <w:r>
+        <w:rPr>
+          <w:rFonts w:hint="eastAsia"/>
+          <w:b/>
+          <w:bCs/>
+        </w:rPr>
+        <w:t xml:space="preserve">用实盘数直接覆盖库存数量</w:t>
+      </w:r>
+      <w:r>
+        <w:rPr>
+          <w:rFonts w:hint="eastAsia"/>
+        </w:rPr>
+        <w:t xml:space="preserve">。两者合起来的后果是：</w:t>
+      </w:r>
+    </w:p>
+    <w:p>
+      <w:pPr>
+        <w:pStyle w:val="BlockText"/>
+      </w:pPr>
+      <w:r>
+        <w:rPr>
+          <w:rFonts w:hint="eastAsia"/>
+        </w:rPr>
+        <w:t xml:space="preserve">盘点进行中发生的任何领用、归还、采购入库，</w:t>
+      </w:r>
+      <w:r>
+        <w:rPr>
+          <w:rFonts w:hint="eastAsia"/>
+          <w:b/>
+          <w:bCs/>
+        </w:rPr>
+        <w:t xml:space="preserve">都不会体现在这次的差异里，还会在入账时被实盘数覆盖掉</w:t>
+      </w:r>
+      <w:r>
+        <w:rPr>
+          <w:rFonts w:hint="eastAsia"/>
+        </w:rPr>
+        <w:t xml:space="preserve">——那几笔账等于白记。</w:t>
+      </w:r>
+    </w:p>
+    <w:p>
+      <w:pPr>
+        <w:pStyle w:val="FirstParagraph"/>
+      </w:pPr>
+      <w:r>
+        <w:rPr>
+          <w:rFonts w:hint="eastAsia"/>
+        </w:rPr>
+        <w:t xml:space="preserve">对应的执行要求：</w:t>
       </w:r>
     </w:p>
     <w:p>
@@ -9482,39 +9381,25 @@
       <w:r>
         <w:rPr>
           <w:rFonts w:hint="eastAsia"/>
-        </w:rPr>
-        <w:t xml:space="preserve">类型：</w:t>
-      </w:r>
-      <w:r>
-        <w:rPr>
-          <w:rFonts w:hint="eastAsia"/>
-          <w:b/>
-          <w:bCs/>
-        </w:rPr>
-        <w:t xml:space="preserve">损坏(damage)</w:t>
-      </w:r>
-      <w:r>
-        <w:t xml:space="preserve"> </w:t>
-      </w:r>
-      <w:r>
-        <w:t xml:space="preserve">/</w:t>
-      </w:r>
-      <w:r>
-        <w:t xml:space="preserve"> </w:t>
-      </w:r>
-      <w:r>
-        <w:rPr>
-          <w:rFonts w:hint="eastAsia"/>
-          <w:b/>
-          <w:bCs/>
-        </w:rPr>
-        <w:t xml:space="preserve">遗失(loss)</w:t>
-      </w:r>
-      <w:r>
-        <w:rPr>
-          <w:rFonts w:hint="eastAsia"/>
-        </w:rPr>
-        <w:t xml:space="preserve">；报备损坏时物料状态自动置为"损坏"</w:t>
+          <w:b/>
+          <w:bCs/>
+        </w:rPr>
+        <w:t xml:space="preserve">发起盘点前先催还</w:t>
+      </w:r>
+      <w:r>
+        <w:rPr>
+          <w:rFonts w:hint="eastAsia"/>
+        </w:rPr>
+        <w:t xml:space="preserve">：把在借的</w:t>
+      </w:r>
+      <w:r>
+        <w:t xml:space="preserve"> A/B </w:t>
+      </w:r>
+      <w:r>
+        <w:rPr>
+          <w:rFonts w:hint="eastAsia"/>
+        </w:rPr>
+        <w:t xml:space="preserve">级尽量收回，减少期间变动；</w:t>
       </w:r>
     </w:p>
     <w:p>
@@ -9528,41 +9413,30 @@
       <w:r>
         <w:rPr>
           <w:rFonts w:hint="eastAsia"/>
-        </w:rPr>
-        <w:t xml:space="preserve">描述必须写清：</w:t>
-      </w:r>
-      <w:r>
-        <w:rPr>
-          <w:rFonts w:hint="eastAsia"/>
-          <w:b/>
-          <w:bCs/>
-        </w:rPr>
-        <w:t xml:space="preserve">时间、地点、经过、已采取措施</w:t>
-      </w:r>
-      <w:r>
-        <w:rPr>
-          <w:rFonts w:hint="eastAsia"/>
-        </w:rPr>
-        <w:t xml:space="preserve">（例：</w:t>
-      </w:r>
-      <w:r>
-        <w:rPr>
-          <w:rStyle w:val="VerbatimChar"/>
-        </w:rPr>
-        <w:t xml:space="preserve">9/11 </w:t>
-      </w:r>
-      <w:r>
-        <w:rPr>
-          <w:rStyle w:val="VerbatimChar"/>
-          <w:rFonts w:hint="eastAsia"/>
-        </w:rPr>
-        <w:t xml:space="preserve">试飞时电机桨叶擦地，桨叶断裂，已回收碎片</w:t>
-      </w:r>
-      <w:r>
-        <w:rPr>
-          <w:rFonts w:hint="eastAsia"/>
-        </w:rPr>
-        <w:t xml:space="preserve">）</w:t>
+          <w:b/>
+          <w:bCs/>
+        </w:rPr>
+        <w:t xml:space="preserve">盘点期间尽量冻结相关物料的领用与归还</w:t>
+      </w:r>
+      <w:r>
+        <w:rPr>
+          <w:rFonts w:hint="eastAsia"/>
+        </w:rPr>
+        <w:t xml:space="preserve">（尤其是正在盘的那一级）；确需领用的，先领用、</w:t>
+      </w:r>
+      <w:r>
+        <w:rPr>
+          <w:rFonts w:hint="eastAsia"/>
+          <w:b/>
+          <w:bCs/>
+        </w:rPr>
+        <w:t xml:space="preserve">再开始数</w:t>
+      </w:r>
+      <w:r>
+        <w:rPr>
+          <w:rFonts w:hint="eastAsia"/>
+        </w:rPr>
+        <w:t xml:space="preserve">；</w:t>
       </w:r>
     </w:p>
     <w:p>
@@ -9576,80 +9450,51 @@
       <w:r>
         <w:rPr>
           <w:rFonts w:hint="eastAsia"/>
-        </w:rPr>
-        <w:t xml:space="preserve">定责（管理员操作）：</w:t>
-      </w:r>
-    </w:p>
-    <w:p>
-      <w:pPr>
-        <w:pStyle w:val="Compact"/>
-        <w:numPr>
-          <w:ilvl w:val="1"/>
-          <w:numId w:val="1024"/>
-        </w:numPr>
-      </w:pPr>
+          <w:b/>
+          <w:bCs/>
+        </w:rPr>
+        <w:t xml:space="preserve">凡在盘点期间发生的变动，必须写进该项的差异备注</w:t>
+      </w:r>
+      <w:r>
+        <w:rPr>
+          <w:rFonts w:hint="eastAsia"/>
+        </w:rPr>
+        <w:t xml:space="preserve">（如</w:t>
+      </w:r>
+      <w:r>
+        <w:t xml:space="preserve"> </w:t>
+      </w:r>
       <w:r>
         <w:rPr>
           <w:rStyle w:val="VerbatimChar"/>
           <w:rFonts w:hint="eastAsia"/>
         </w:rPr>
-        <w:t xml:space="preserve">待定责(pending)</w:t>
-      </w:r>
-      <w:r>
+        <w:t xml:space="preserve">实盘</w:t>
+      </w:r>
+      <w:r>
+        <w:rPr>
+          <w:rStyle w:val="VerbatimChar"/>
+        </w:rPr>
         <w:t xml:space="preserve"> </w:t>
       </w:r>
       <w:r>
-        <w:t xml:space="preserve">→ </w:t>
-      </w:r>
-      <w:r>
-        <w:rPr>
-          <w:rFonts w:hint="eastAsia"/>
-        </w:rPr>
-        <w:t xml:space="preserve">核查后二选一</w:t>
-      </w:r>
-    </w:p>
-    <w:p>
-      <w:pPr>
-        <w:pStyle w:val="Compact"/>
-        <w:numPr>
-          <w:ilvl w:val="1"/>
-          <w:numId w:val="1024"/>
-        </w:numPr>
-      </w:pPr>
-      <w:r>
         <w:rPr>
           <w:rStyle w:val="VerbatimChar"/>
           <w:rFonts w:hint="eastAsia"/>
         </w:rPr>
-        <w:t xml:space="preserve">免责(exempt)</w:t>
-      </w:r>
-      <w:r>
-        <w:rPr>
-          <w:rFonts w:hint="eastAsia"/>
-        </w:rPr>
-        <w:t xml:space="preserve">：正常损耗/意外</w:t>
-      </w:r>
-    </w:p>
-    <w:p>
-      <w:pPr>
-        <w:pStyle w:val="Compact"/>
-        <w:numPr>
-          <w:ilvl w:val="1"/>
-          <w:numId w:val="1024"/>
-        </w:numPr>
-      </w:pPr>
+        <w:t xml:space="preserve">3，期间小李领走</w:t>
+      </w:r>
       <w:r>
         <w:rPr>
           <w:rStyle w:val="VerbatimChar"/>
-          <w:rFonts w:hint="eastAsia"/>
-        </w:rPr>
-        <w:t xml:space="preserve">需赔偿(compensate)</w:t>
-      </w:r>
-      <w:r>
-        <w:rPr>
-          <w:rFonts w:hint="eastAsia"/>
-        </w:rPr>
-        <w:t xml:space="preserve">：填赔偿金额，并写处理说明</w:t>
+        </w:rPr>
+        <w:t xml:space="preserve"> 1</w:t>
+      </w:r>
+      <w:r>
+        <w:rPr>
+          <w:rFonts w:hint="eastAsia"/>
+        </w:rPr>
+        <w:t xml:space="preserve">），发起者入账前逐条核对；</w:t>
       </w:r>
     </w:p>
     <w:p>
@@ -9663,44 +9508,39 @@
       <w:r>
         <w:rPr>
           <w:rFonts w:hint="eastAsia"/>
-          <w:b/>
-          <w:bCs/>
-        </w:rPr>
-        <w:t xml:space="preserve">时限</w:t>
-      </w:r>
-      <w:r>
-        <w:rPr>
-          <w:rFonts w:hint="eastAsia"/>
-        </w:rPr>
-        <w:t xml:space="preserve">：事故/损坏当天报备，最迟次日；涉及安全的同步在「事故与安全」登记</w:t>
-      </w:r>
-    </w:p>
-    <w:bookmarkStart w:id="38" w:name="X351d7101a7d97fc9111e571a09d523b6b69acf7"/>
-    <w:p>
-      <w:pPr>
-        <w:pStyle w:val="Heading3"/>
-      </w:pPr>
-      <w:r>
-        <w:t xml:space="preserve">10.1 </w:t>
-      </w:r>
-      <w:r>
-        <w:rPr>
-          <w:rFonts w:hint="eastAsia"/>
-        </w:rPr>
-        <w:t xml:space="preserve">报备不会自动扣账（最容易误解的一条）</w:t>
-      </w:r>
-    </w:p>
-    <w:p>
-      <w:pPr>
-        <w:pStyle w:val="FirstParagraph"/>
-      </w:pPr>
-      <w:r>
-        <w:rPr>
-          <w:rFonts w:hint="eastAsia"/>
-          <w:b/>
-          <w:bCs/>
-        </w:rPr>
-        <w:t xml:space="preserve">系统现状（已核对代码）：报损和报遗失都不会改变库存数量。</w:t>
+        </w:rPr>
+        <w:t xml:space="preserve">入账前</w:t>
+      </w:r>
+      <w:r>
+        <w:rPr>
+          <w:rFonts w:hint="eastAsia"/>
+          <w:b/>
+          <w:bCs/>
+        </w:rPr>
+        <w:t xml:space="preserve">先看一遍操作日志</w:t>
+      </w:r>
+      <w:r>
+        <w:rPr>
+          <w:rFonts w:hint="eastAsia"/>
+        </w:rPr>
+        <w:t xml:space="preserve">里这段时间的领用/归还记录，与差异清单对得上再点"入账"。</w:t>
+      </w:r>
+    </w:p>
+    <w:bookmarkEnd w:id="36"/>
+    <w:bookmarkEnd w:id="37"/>
+    <w:bookmarkStart w:id="39" w:name="X9324988d3a74ce8087b4d1264afee6c825562d8"/>
+    <w:p>
+      <w:pPr>
+        <w:pStyle w:val="Heading2"/>
+      </w:pPr>
+      <w:r>
+        <w:t xml:space="preserve">10. </w:t>
+      </w:r>
+      <w:r>
+        <w:rPr>
+          <w:rFonts w:hint="eastAsia"/>
+        </w:rPr>
+        <w:t xml:space="preserve">损坏与遗失报备规范</w:t>
       </w:r>
     </w:p>
     <w:p>
@@ -9708,43 +9548,45 @@
         <w:pStyle w:val="Compact"/>
         <w:numPr>
           <w:ilvl w:val="0"/>
-          <w:numId w:val="1025"/>
+          <w:numId w:val="1024"/>
         </w:numPr>
       </w:pPr>
       <w:r>
         <w:rPr>
           <w:rFonts w:hint="eastAsia"/>
         </w:rPr>
-        <w:t xml:space="preserve">报"损坏"：只把物料状态置为</w:t>
+        <w:t xml:space="preserve">类型：</w:t>
+      </w:r>
+      <w:r>
+        <w:rPr>
+          <w:rFonts w:hint="eastAsia"/>
+          <w:b/>
+          <w:bCs/>
+        </w:rPr>
+        <w:t xml:space="preserve">损坏(damage)</w:t>
       </w:r>
       <w:r>
         <w:t xml:space="preserve"> </w:t>
       </w:r>
       <w:r>
-        <w:rPr>
-          <w:rStyle w:val="VerbatimChar"/>
-        </w:rPr>
-        <w:t xml:space="preserve">broken</w:t>
-      </w:r>
-      <w:r>
-        <w:rPr>
-          <w:rFonts w:hint="eastAsia"/>
-        </w:rPr>
-        <w:t xml:space="preserve">，</w:t>
-      </w:r>
-      <w:r>
-        <w:rPr>
-          <w:rFonts w:hint="eastAsia"/>
-          <w:b/>
-          <w:bCs/>
-        </w:rPr>
-        <w:t xml:space="preserve">数量一个都不减</w:t>
-      </w:r>
-      <w:r>
-        <w:rPr>
-          <w:rFonts w:hint="eastAsia"/>
-        </w:rPr>
-        <w:t xml:space="preserve">；</w:t>
+        <w:t xml:space="preserve">/</w:t>
+      </w:r>
+      <w:r>
+        <w:t xml:space="preserve"> </w:t>
+      </w:r>
+      <w:r>
+        <w:rPr>
+          <w:rFonts w:hint="eastAsia"/>
+          <w:b/>
+          <w:bCs/>
+        </w:rPr>
+        <w:t xml:space="preserve">遗失(loss)</w:t>
+      </w:r>
+      <w:r>
+        <w:rPr>
+          <w:rFonts w:hint="eastAsia"/>
+        </w:rPr>
+        <w:t xml:space="preserve">；报备损坏时物料状态自动置为"损坏"</w:t>
       </w:r>
     </w:p>
     <w:p>
@@ -9752,28 +9594,47 @@
         <w:pStyle w:val="Compact"/>
         <w:numPr>
           <w:ilvl w:val="0"/>
-          <w:numId w:val="1025"/>
+          <w:numId w:val="1024"/>
         </w:numPr>
       </w:pPr>
       <w:r>
         <w:rPr>
           <w:rFonts w:hint="eastAsia"/>
         </w:rPr>
-        <w:t xml:space="preserve">报"遗失"：</w:t>
-      </w:r>
-      <w:r>
-        <w:rPr>
-          <w:rFonts w:hint="eastAsia"/>
-          <w:b/>
-          <w:bCs/>
-        </w:rPr>
-        <w:t xml:space="preserve">连状态都不改</w:t>
-      </w:r>
-      <w:r>
-        <w:rPr>
-          <w:rFonts w:hint="eastAsia"/>
-        </w:rPr>
-        <w:t xml:space="preserve">，只留一条报备记录；</w:t>
+        <w:t xml:space="preserve">描述必须写清：</w:t>
+      </w:r>
+      <w:r>
+        <w:rPr>
+          <w:rFonts w:hint="eastAsia"/>
+          <w:b/>
+          <w:bCs/>
+        </w:rPr>
+        <w:t xml:space="preserve">时间、地点、经过、已采取措施</w:t>
+      </w:r>
+      <w:r>
+        <w:rPr>
+          <w:rFonts w:hint="eastAsia"/>
+        </w:rPr>
+        <w:t xml:space="preserve">（例：</w:t>
+      </w:r>
+      <w:r>
+        <w:rPr>
+          <w:rStyle w:val="VerbatimChar"/>
+        </w:rPr>
+        <w:t xml:space="preserve">9/11 </w:t>
+      </w:r>
+      <w:r>
+        <w:rPr>
+          <w:rStyle w:val="VerbatimChar"/>
+          <w:rFonts w:hint="eastAsia"/>
+        </w:rPr>
+        <w:t xml:space="preserve">试飞时电机桨叶擦地，桨叶断裂，已回收碎片</w:t>
+      </w:r>
+      <w:r>
+        <w:rPr>
+          <w:rFonts w:hint="eastAsia"/>
+        </w:rPr>
+        <w:t xml:space="preserve">）</w:t>
       </w:r>
     </w:p>
     <w:p>
@@ -9781,25 +9642,124 @@
         <w:pStyle w:val="Compact"/>
         <w:numPr>
           <w:ilvl w:val="0"/>
+          <w:numId w:val="1024"/>
+        </w:numPr>
+      </w:pPr>
+      <w:r>
+        <w:rPr>
+          <w:rFonts w:hint="eastAsia"/>
+        </w:rPr>
+        <w:t xml:space="preserve">定责（管理员操作）：</w:t>
+      </w:r>
+    </w:p>
+    <w:p>
+      <w:pPr>
+        <w:pStyle w:val="Compact"/>
+        <w:numPr>
+          <w:ilvl w:val="1"/>
           <w:numId w:val="1025"/>
         </w:numPr>
       </w:pPr>
       <w:r>
         <w:rPr>
-          <w:rFonts w:hint="eastAsia"/>
-        </w:rPr>
-        <w:t xml:space="preserve">管理员定责完成：仍然</w:t>
-      </w:r>
-      <w:r>
-        <w:rPr>
-          <w:rFonts w:hint="eastAsia"/>
-          <w:b/>
-          <w:bCs/>
-        </w:rPr>
-        <w:t xml:space="preserve">不动数量、不动状态</w:t>
-      </w:r>
-      <w:r>
-        <w:t xml:space="preserve">。</w:t>
+          <w:rStyle w:val="VerbatimChar"/>
+          <w:rFonts w:hint="eastAsia"/>
+        </w:rPr>
+        <w:t xml:space="preserve">待定责(pending)</w:t>
+      </w:r>
+      <w:r>
+        <w:t xml:space="preserve"> </w:t>
+      </w:r>
+      <w:r>
+        <w:t xml:space="preserve">→ </w:t>
+      </w:r>
+      <w:r>
+        <w:rPr>
+          <w:rFonts w:hint="eastAsia"/>
+        </w:rPr>
+        <w:t xml:space="preserve">核查后二选一</w:t>
+      </w:r>
+    </w:p>
+    <w:p>
+      <w:pPr>
+        <w:pStyle w:val="Compact"/>
+        <w:numPr>
+          <w:ilvl w:val="1"/>
+          <w:numId w:val="1025"/>
+        </w:numPr>
+      </w:pPr>
+      <w:r>
+        <w:rPr>
+          <w:rStyle w:val="VerbatimChar"/>
+          <w:rFonts w:hint="eastAsia"/>
+        </w:rPr>
+        <w:t xml:space="preserve">免责(exempt)</w:t>
+      </w:r>
+      <w:r>
+        <w:rPr>
+          <w:rFonts w:hint="eastAsia"/>
+        </w:rPr>
+        <w:t xml:space="preserve">：正常损耗/意外</w:t>
+      </w:r>
+    </w:p>
+    <w:p>
+      <w:pPr>
+        <w:pStyle w:val="Compact"/>
+        <w:numPr>
+          <w:ilvl w:val="1"/>
+          <w:numId w:val="1025"/>
+        </w:numPr>
+      </w:pPr>
+      <w:r>
+        <w:rPr>
+          <w:rStyle w:val="VerbatimChar"/>
+          <w:rFonts w:hint="eastAsia"/>
+        </w:rPr>
+        <w:t xml:space="preserve">需赔偿(compensate)</w:t>
+      </w:r>
+      <w:r>
+        <w:rPr>
+          <w:rFonts w:hint="eastAsia"/>
+        </w:rPr>
+        <w:t xml:space="preserve">：填赔偿金额，并写处理说明</w:t>
+      </w:r>
+    </w:p>
+    <w:p>
+      <w:pPr>
+        <w:pStyle w:val="Compact"/>
+        <w:numPr>
+          <w:ilvl w:val="0"/>
+          <w:numId w:val="1024"/>
+        </w:numPr>
+      </w:pPr>
+      <w:r>
+        <w:rPr>
+          <w:rFonts w:hint="eastAsia"/>
+          <w:b/>
+          <w:bCs/>
+        </w:rPr>
+        <w:t xml:space="preserve">时限</w:t>
+      </w:r>
+      <w:r>
+        <w:rPr>
+          <w:rFonts w:hint="eastAsia"/>
+        </w:rPr>
+        <w:t xml:space="preserve">：事故/损坏当天报备，最迟次日；涉及安全的同步在「事故与安全」登记</w:t>
+      </w:r>
+    </w:p>
+    <w:bookmarkStart w:id="38" w:name="X351d7101a7d97fc9111e571a09d523b6b69acf7"/>
+    <w:p>
+      <w:pPr>
+        <w:pStyle w:val="Heading3"/>
+      </w:pPr>
+      <w:r>
+        <w:t xml:space="preserve">10.1 </w:t>
+      </w:r>
+      <w:r>
+        <w:rPr>
+          <w:rFonts w:hint="eastAsia"/>
+        </w:rPr>
+        <w:t xml:space="preserve">报备不会自动扣账（最容易误解的一条）</w:t>
       </w:r>
     </w:p>
     <w:p>
@@ -9809,22 +9769,10 @@
       <w:r>
         <w:rPr>
           <w:rFonts w:hint="eastAsia"/>
-        </w:rPr>
-        <w:t xml:space="preserve">所以</w:t>
-      </w:r>
-      <w:r>
-        <w:rPr>
-          <w:rFonts w:hint="eastAsia"/>
-          <w:b/>
-          <w:bCs/>
-        </w:rPr>
-        <w:t xml:space="preserve">账实不符必须靠盘点收口</w:t>
-      </w:r>
-      <w:r>
-        <w:rPr>
-          <w:rFonts w:hint="eastAsia"/>
-        </w:rPr>
-        <w:t xml:space="preserve">，报备只是留痕和定责的依据：</w:t>
+          <w:b/>
+          <w:bCs/>
+        </w:rPr>
+        <w:t xml:space="preserve">系统现状（已核对代码）：报损和报遗失都不会改变库存数量。</w:t>
       </w:r>
     </w:p>
     <w:p>
@@ -9839,36 +9787,91 @@
         <w:rPr>
           <w:rFonts w:hint="eastAsia"/>
         </w:rPr>
-        <w:t xml:space="preserve">报备</w:t>
-      </w:r>
-      <w:r>
-        <w:t xml:space="preserve"> → 2. </w:t>
-      </w:r>
-      <w:r>
-        <w:rPr>
-          <w:rFonts w:hint="eastAsia"/>
-        </w:rPr>
-        <w:t xml:space="preserve">管理员定责（免责/赔偿）→</w:t>
-      </w:r>
-      <w:r>
-        <w:t xml:space="preserve"> 3.</w:t>
+        <w:t xml:space="preserve">报"损坏"：只把物料状态置为</w:t>
       </w:r>
       <w:r>
         <w:t xml:space="preserve"> </w:t>
       </w:r>
       <w:r>
         <w:rPr>
-          <w:rFonts w:hint="eastAsia"/>
-          <w:b/>
-          <w:bCs/>
-        </w:rPr>
-        <w:t xml:space="preserve">在下一次盘点里把数量改成实物数，入账</w:t>
-      </w:r>
-      <w:r>
-        <w:rPr>
-          <w:rFonts w:hint="eastAsia"/>
-        </w:rPr>
-        <w:t xml:space="preserve">。三步缺一不可，只报备不入账，账永远是错的。</w:t>
+          <w:rStyle w:val="VerbatimChar"/>
+        </w:rPr>
+        <w:t xml:space="preserve">broken</w:t>
+      </w:r>
+      <w:r>
+        <w:rPr>
+          <w:rFonts w:hint="eastAsia"/>
+        </w:rPr>
+        <w:t xml:space="preserve">，</w:t>
+      </w:r>
+      <w:r>
+        <w:rPr>
+          <w:rFonts w:hint="eastAsia"/>
+          <w:b/>
+          <w:bCs/>
+        </w:rPr>
+        <w:t xml:space="preserve">数量一个都不减</w:t>
+      </w:r>
+      <w:r>
+        <w:rPr>
+          <w:rFonts w:hint="eastAsia"/>
+        </w:rPr>
+        <w:t xml:space="preserve">；</w:t>
+      </w:r>
+    </w:p>
+    <w:p>
+      <w:pPr>
+        <w:pStyle w:val="Compact"/>
+        <w:numPr>
+          <w:ilvl w:val="0"/>
+          <w:numId w:val="1026"/>
+        </w:numPr>
+      </w:pPr>
+      <w:r>
+        <w:rPr>
+          <w:rFonts w:hint="eastAsia"/>
+        </w:rPr>
+        <w:t xml:space="preserve">报"遗失"：</w:t>
+      </w:r>
+      <w:r>
+        <w:rPr>
+          <w:rFonts w:hint="eastAsia"/>
+          <w:b/>
+          <w:bCs/>
+        </w:rPr>
+        <w:t xml:space="preserve">连状态都不改</w:t>
+      </w:r>
+      <w:r>
+        <w:rPr>
+          <w:rFonts w:hint="eastAsia"/>
+        </w:rPr>
+        <w:t xml:space="preserve">，只留一条报备记录；</w:t>
+      </w:r>
+    </w:p>
+    <w:p>
+      <w:pPr>
+        <w:pStyle w:val="Compact"/>
+        <w:numPr>
+          <w:ilvl w:val="0"/>
+          <w:numId w:val="1026"/>
+        </w:numPr>
+      </w:pPr>
+      <w:r>
+        <w:rPr>
+          <w:rFonts w:hint="eastAsia"/>
+        </w:rPr>
+        <w:t xml:space="preserve">管理员定责完成：仍然</w:t>
+      </w:r>
+      <w:r>
+        <w:rPr>
+          <w:rFonts w:hint="eastAsia"/>
+          <w:b/>
+          <w:bCs/>
+        </w:rPr>
+        <w:t xml:space="preserve">不动数量、不动状态</w:t>
+      </w:r>
+      <w:r>
+        <w:t xml:space="preserve">。</w:t>
       </w:r>
     </w:p>
     <w:p>
@@ -9877,54 +9880,23 @@
       </w:pPr>
       <w:r>
         <w:rPr>
-          <w:b/>
-          <w:bCs/>
-        </w:rPr>
-        <w:t xml:space="preserve">✅ </w:t>
-      </w:r>
-      <w:r>
-        <w:rPr>
-          <w:rFonts w:hint="eastAsia"/>
-          <w:b/>
-          <w:bCs/>
-        </w:rPr>
-        <w:t xml:space="preserve">损坏件（</w:t>
-      </w:r>
-      <w:r>
-        <w:rPr>
-          <w:rStyle w:val="VerbatimChar"/>
-          <w:b/>
-          <w:bCs/>
-        </w:rPr>
-        <w:t xml:space="preserve">broken</w:t>
-      </w:r>
-      <w:r>
-        <w:rPr>
-          <w:rFonts w:hint="eastAsia"/>
-          <w:b/>
-          <w:bCs/>
-        </w:rPr>
-        <w:t xml:space="preserve">）不能领用</w:t>
-      </w:r>
-      <w:r>
-        <w:rPr>
-          <w:rFonts w:hint="eastAsia"/>
-        </w:rPr>
-        <w:t xml:space="preserve">：系统会直接拒绝，提示"该物料已报损，不能领用"。即便如此，</w:t>
-      </w:r>
-      <w:r>
-        <w:rPr>
-          <w:rFonts w:hint="eastAsia"/>
-          <w:b/>
-          <w:bCs/>
-        </w:rPr>
-        <w:t xml:space="preserve">报备损坏后仍要立即处置实物</w:t>
-      </w:r>
-      <w:r>
-        <w:rPr>
-          <w:rFonts w:hint="eastAsia"/>
-        </w:rPr>
-        <w:t xml:space="preserve">：</w:t>
+          <w:rFonts w:hint="eastAsia"/>
+        </w:rPr>
+        <w:t xml:space="preserve">所以</w:t>
+      </w:r>
+      <w:r>
+        <w:rPr>
+          <w:rFonts w:hint="eastAsia"/>
+          <w:b/>
+          <w:bCs/>
+        </w:rPr>
+        <w:t xml:space="preserve">账实不符必须靠盘点收口</w:t>
+      </w:r>
+      <w:r>
+        <w:rPr>
+          <w:rFonts w:hint="eastAsia"/>
+        </w:rPr>
+        <w:t xml:space="preserve">，报备只是留痕和定责的依据：</w:t>
       </w:r>
     </w:p>
     <w:p>
@@ -9938,119 +9910,93 @@
       <w:r>
         <w:rPr>
           <w:rFonts w:hint="eastAsia"/>
-          <w:b/>
-          <w:bCs/>
-        </w:rPr>
-        <w:t xml:space="preserve">把实物从货位撤下</w:t>
-      </w:r>
-      <w:r>
-        <w:rPr>
-          <w:rFonts w:hint="eastAsia"/>
-        </w:rPr>
-        <w:t xml:space="preserve">，或贴上醒目的"已损坏·禁用"标记——系统拦得住"走流程领用"，拦不住"随手拿走"；</w:t>
-      </w:r>
-    </w:p>
-    <w:p>
-      <w:pPr>
-        <w:pStyle w:val="Compact"/>
-        <w:numPr>
-          <w:ilvl w:val="0"/>
-          <w:numId w:val="1027"/>
-        </w:numPr>
-      </w:pPr>
-      <w:r>
-        <w:rPr>
-          <w:rFonts w:hint="eastAsia"/>
-        </w:rPr>
-        <w:t xml:space="preserve">需要走赔偿/维修流程的，在备注里写明当前实物存放位置；</w:t>
-      </w:r>
-    </w:p>
-    <w:p>
-      <w:pPr>
-        <w:pStyle w:val="Compact"/>
-        <w:numPr>
-          <w:ilvl w:val="0"/>
-          <w:numId w:val="1027"/>
-        </w:numPr>
-      </w:pPr>
-      <w:r>
-        <w:rPr>
-          <w:rFonts w:hint="eastAsia"/>
-          <w:b/>
-          <w:bCs/>
-        </w:rPr>
-        <w:t xml:space="preserve">修复后如何恢复可用</w:t>
-      </w:r>
-      <w:r>
-        <w:rPr>
-          <w:rFonts w:hint="eastAsia"/>
-        </w:rPr>
-        <w:t xml:space="preserve">：由管理员在库存表单里把状态改回</w:t>
+        </w:rPr>
+        <w:t xml:space="preserve">报备</w:t>
+      </w:r>
+      <w:r>
+        <w:t xml:space="preserve"> → 2. </w:t>
+      </w:r>
+      <w:r>
+        <w:rPr>
+          <w:rFonts w:hint="eastAsia"/>
+        </w:rPr>
+        <w:t xml:space="preserve">管理员定责（免责/赔偿）→</w:t>
+      </w:r>
+      <w:r>
+        <w:t xml:space="preserve"> 3.</w:t>
       </w:r>
       <w:r>
         <w:t xml:space="preserve"> </w:t>
       </w:r>
       <w:r>
         <w:rPr>
+          <w:rFonts w:hint="eastAsia"/>
+          <w:b/>
+          <w:bCs/>
+        </w:rPr>
+        <w:t xml:space="preserve">在下一次盘点里把数量改成实物数，入账</w:t>
+      </w:r>
+      <w:r>
+        <w:rPr>
+          <w:rFonts w:hint="eastAsia"/>
+        </w:rPr>
+        <w:t xml:space="preserve">。三步缺一不可，只报备不入账，账永远是错的。</w:t>
+      </w:r>
+    </w:p>
+    <w:p>
+      <w:pPr>
+        <w:pStyle w:val="FirstParagraph"/>
+      </w:pPr>
+      <w:r>
+        <w:rPr>
+          <w:b/>
+          <w:bCs/>
+        </w:rPr>
+        <w:t xml:space="preserve">✅ </w:t>
+      </w:r>
+      <w:r>
+        <w:rPr>
+          <w:rFonts w:hint="eastAsia"/>
+          <w:b/>
+          <w:bCs/>
+        </w:rPr>
+        <w:t xml:space="preserve">损坏件（</w:t>
+      </w:r>
+      <w:r>
+        <w:rPr>
           <w:rStyle w:val="VerbatimChar"/>
-        </w:rPr>
-        <w:t xml:space="preserve">available</w:t>
-      </w:r>
-      <w:r>
-        <w:rPr>
-          <w:rFonts w:hint="eastAsia"/>
-        </w:rPr>
-        <w:t xml:space="preserve">，或在归还流程中按"完好"归还；不要靠再报一次备来抵消；</w:t>
-      </w:r>
-    </w:p>
-    <w:p>
-      <w:pPr>
-        <w:pStyle w:val="Compact"/>
-        <w:numPr>
-          <w:ilvl w:val="0"/>
-          <w:numId w:val="1027"/>
-        </w:numPr>
-      </w:pPr>
-      <w:r>
-        <w:rPr>
-          <w:rFonts w:hint="eastAsia"/>
-        </w:rPr>
-        <w:t xml:space="preserve">部长盘点时优先复核所有</w:t>
-      </w:r>
-      <w:r>
-        <w:t xml:space="preserve"> </w:t>
-      </w:r>
-      <w:r>
-        <w:rPr>
-          <w:rStyle w:val="VerbatimChar"/>
+          <w:b/>
+          <w:bCs/>
         </w:rPr>
         <w:t xml:space="preserve">broken</w:t>
       </w:r>
       <w:r>
-        <w:t xml:space="preserve"> </w:t>
-      </w:r>
-      <w:r>
-        <w:rPr>
-          <w:rFonts w:hint="eastAsia"/>
-        </w:rPr>
-        <w:t xml:space="preserve">状态的物料。</w:t>
-      </w:r>
-    </w:p>
-    <w:bookmarkEnd w:id="38"/>
-    <w:bookmarkEnd w:id="39"/>
-    <w:bookmarkStart w:id="40" w:name="Xdb2ca810d147aaac35ba075480def112b5f7721"/>
-    <w:p>
-      <w:pPr>
-        <w:pStyle w:val="Heading2"/>
-      </w:pPr>
-      <w:r>
-        <w:t xml:space="preserve">11. </w:t>
-      </w:r>
-      <w:r>
-        <w:rPr>
-          <w:rFonts w:hint="eastAsia"/>
-        </w:rPr>
-        <w:t xml:space="preserve">采购规范</w:t>
+        <w:rPr>
+          <w:rFonts w:hint="eastAsia"/>
+          <w:b/>
+          <w:bCs/>
+        </w:rPr>
+        <w:t xml:space="preserve">）不能领用</w:t>
+      </w:r>
+      <w:r>
+        <w:rPr>
+          <w:rFonts w:hint="eastAsia"/>
+        </w:rPr>
+        <w:t xml:space="preserve">：系统会直接拒绝，提示"该物料已报损，不能领用"。即便如此，</w:t>
+      </w:r>
+      <w:r>
+        <w:rPr>
+          <w:rFonts w:hint="eastAsia"/>
+          <w:b/>
+          <w:bCs/>
+        </w:rPr>
+        <w:t xml:space="preserve">报备损坏后仍要立即处置实物</w:t>
+      </w:r>
+      <w:r>
+        <w:rPr>
+          <w:rFonts w:hint="eastAsia"/>
+        </w:rPr>
+        <w:t xml:space="preserve">：</w:t>
       </w:r>
     </w:p>
     <w:p>
@@ -10064,69 +10010,16 @@
       <w:r>
         <w:rPr>
           <w:rFonts w:hint="eastAsia"/>
-        </w:rPr>
-        <w:t xml:space="preserve">流程：</w:t>
-      </w:r>
-      <w:r>
-        <w:rPr>
-          <w:rStyle w:val="VerbatimChar"/>
-          <w:rFonts w:hint="eastAsia"/>
-        </w:rPr>
-        <w:t xml:space="preserve">待审批(pending)</w:t>
-      </w:r>
-      <w:r>
-        <w:rPr>
-          <w:rStyle w:val="VerbatimChar"/>
-        </w:rPr>
-        <w:t xml:space="preserve"> → </w:t>
-      </w:r>
-      <w:r>
-        <w:rPr>
-          <w:rStyle w:val="VerbatimChar"/>
-          <w:rFonts w:hint="eastAsia"/>
-        </w:rPr>
-        <w:t xml:space="preserve">已批准(approved)</w:t>
-      </w:r>
-      <w:r>
-        <w:rPr>
-          <w:rStyle w:val="VerbatimChar"/>
-        </w:rPr>
-        <w:t xml:space="preserve"> → </w:t>
-      </w:r>
-      <w:r>
-        <w:rPr>
-          <w:rStyle w:val="VerbatimChar"/>
-          <w:rFonts w:hint="eastAsia"/>
-        </w:rPr>
-        <w:t xml:space="preserve">已购买(purchased)</w:t>
-      </w:r>
-      <w:r>
-        <w:rPr>
-          <w:rStyle w:val="VerbatimChar"/>
-        </w:rPr>
-        <w:t xml:space="preserve"> → </w:t>
-      </w:r>
-      <w:r>
-        <w:rPr>
-          <w:rStyle w:val="VerbatimChar"/>
-          <w:rFonts w:hint="eastAsia"/>
-        </w:rPr>
-        <w:t xml:space="preserve">已入库(received)</w:t>
-      </w:r>
-      <w:r>
-        <w:rPr>
-          <w:rFonts w:hint="eastAsia"/>
-        </w:rPr>
-        <w:t xml:space="preserve">；驳回为</w:t>
-      </w:r>
-      <w:r>
-        <w:t xml:space="preserve"> </w:t>
-      </w:r>
-      <w:r>
-        <w:rPr>
-          <w:rStyle w:val="VerbatimChar"/>
-        </w:rPr>
-        <w:t xml:space="preserve">rejected</w:t>
+          <w:b/>
+          <w:bCs/>
+        </w:rPr>
+        <w:t xml:space="preserve">把实物从货位撤下</w:t>
+      </w:r>
+      <w:r>
+        <w:rPr>
+          <w:rFonts w:hint="eastAsia"/>
+        </w:rPr>
+        <w:t xml:space="preserve">，或贴上醒目的"已损坏·禁用"标记——系统拦得住"走流程领用"，拦不住"随手拿走"；</w:t>
       </w:r>
     </w:p>
     <w:p>
@@ -10141,15 +10034,7 @@
         <w:rPr>
           <w:rFonts w:hint="eastAsia"/>
         </w:rPr>
-        <w:t xml:space="preserve">申请必填：</w:t>
-      </w:r>
-      <w:r>
-        <w:rPr>
-          <w:rFonts w:hint="eastAsia"/>
-          <w:b/>
-          <w:bCs/>
-        </w:rPr>
-        <w:t xml:space="preserve">名称、数量、预计单价、理由</w:t>
+        <w:t xml:space="preserve">需要走赔偿/维修流程的，在备注里写明当前实物存放位置；</w:t>
       </w:r>
     </w:p>
     <w:p>
@@ -10163,22 +10048,31 @@
       <w:r>
         <w:rPr>
           <w:rFonts w:hint="eastAsia"/>
-        </w:rPr>
-        <w:t xml:space="preserve">入库时</w:t>
-      </w:r>
-      <w:r>
-        <w:rPr>
-          <w:rFonts w:hint="eastAsia"/>
-          <w:b/>
-          <w:bCs/>
-        </w:rPr>
-        <w:t xml:space="preserve">必须在库存里建/更新对应物料</w:t>
-      </w:r>
-      <w:r>
-        <w:rPr>
-          <w:rFonts w:hint="eastAsia"/>
-        </w:rPr>
-        <w:t xml:space="preserve">（含单价与库位），不要只更新采购单状态</w:t>
+          <w:b/>
+          <w:bCs/>
+        </w:rPr>
+        <w:t xml:space="preserve">修复后如何恢复可用</w:t>
+      </w:r>
+      <w:r>
+        <w:rPr>
+          <w:rFonts w:hint="eastAsia"/>
+        </w:rPr>
+        <w:t xml:space="preserve">：由管理员在库存表单里把状态改回</w:t>
+      </w:r>
+      <w:r>
+        <w:t xml:space="preserve"> </w:t>
+      </w:r>
+      <w:r>
+        <w:rPr>
+          <w:rStyle w:val="VerbatimChar"/>
+        </w:rPr>
+        <w:t xml:space="preserve">available</w:t>
+      </w:r>
+      <w:r>
+        <w:rPr>
+          <w:rFonts w:hint="eastAsia"/>
+        </w:rPr>
+        <w:t xml:space="preserve">，或在归还流程中按"完好"归还；不要靠再报一次备来抵消；</w:t>
       </w:r>
     </w:p>
     <w:p>
@@ -10193,23 +10087,42 @@
         <w:rPr>
           <w:rFonts w:hint="eastAsia"/>
         </w:rPr>
-        <w:t xml:space="preserve">审批权限：部长/管理员；报表可查月度支出与待审批单</w:t>
-      </w:r>
-    </w:p>
-    <w:bookmarkEnd w:id="40"/>
-    <w:bookmarkStart w:id="41" w:name="X0bc089413fc7beb86fe3d9e5856bb0f8b310317"/>
+        <w:t xml:space="preserve">部长盘点时优先复核所有</w:t>
+      </w:r>
+      <w:r>
+        <w:t xml:space="preserve"> </w:t>
+      </w:r>
+      <w:r>
+        <w:rPr>
+          <w:rStyle w:val="VerbatimChar"/>
+        </w:rPr>
+        <w:t xml:space="preserve">broken</w:t>
+      </w:r>
+      <w:r>
+        <w:t xml:space="preserve"> </w:t>
+      </w:r>
+      <w:r>
+        <w:rPr>
+          <w:rFonts w:hint="eastAsia"/>
+        </w:rPr>
+        <w:t xml:space="preserve">状态的物料。</w:t>
+      </w:r>
+    </w:p>
+    <w:bookmarkEnd w:id="38"/>
+    <w:bookmarkEnd w:id="39"/>
+    <w:bookmarkStart w:id="40" w:name="Xdb2ca810d147aaac35ba075480def112b5f7721"/>
     <w:p>
       <w:pPr>
         <w:pStyle w:val="Heading2"/>
       </w:pPr>
       <w:r>
-        <w:t xml:space="preserve">12. </w:t>
-      </w:r>
-      <w:r>
-        <w:rPr>
-          <w:rFonts w:hint="eastAsia"/>
-        </w:rPr>
-        <w:t xml:space="preserve">低库存与补货规范</w:t>
+        <w:t xml:space="preserve">11. </w:t>
+      </w:r>
+      <w:r>
+        <w:rPr>
+          <w:rFonts w:hint="eastAsia"/>
+        </w:rPr>
+        <w:t xml:space="preserve">采购规范</w:t>
       </w:r>
     </w:p>
     <w:p>
@@ -10224,61 +10137,68 @@
         <w:rPr>
           <w:rFonts w:hint="eastAsia"/>
         </w:rPr>
-        <w:t xml:space="preserve">判定口径：</w:t>
-      </w:r>
-      <w:r>
-        <w:rPr>
-          <w:rFonts w:hint="eastAsia"/>
-          <w:b/>
-          <w:bCs/>
-        </w:rPr>
-        <w:t xml:space="preserve">数量</w:t>
-      </w:r>
-      <w:r>
-        <w:rPr>
-          <w:b/>
-          <w:bCs/>
-        </w:rPr>
-        <w:t xml:space="preserve"> &lt; </w:t>
-      </w:r>
-      <w:r>
-        <w:rPr>
-          <w:rFonts w:hint="eastAsia"/>
-          <w:b/>
-          <w:bCs/>
-        </w:rPr>
-        <w:t xml:space="preserve">阈值</w:t>
-      </w:r>
-      <w:r>
-        <w:rPr>
-          <w:rFonts w:hint="eastAsia"/>
-        </w:rPr>
-        <w:t xml:space="preserve">（阈值由管理员在「系统设置</w:t>
-      </w:r>
-      <w:r>
+        <w:t xml:space="preserve">流程：</w:t>
+      </w:r>
+      <w:r>
+        <w:rPr>
+          <w:rStyle w:val="VerbatimChar"/>
+          <w:rFonts w:hint="eastAsia"/>
+        </w:rPr>
+        <w:t xml:space="preserve">待审批(pending)</w:t>
+      </w:r>
+      <w:r>
+        <w:rPr>
+          <w:rStyle w:val="VerbatimChar"/>
+        </w:rPr>
         <w:t xml:space="preserve"> → </w:t>
       </w:r>
       <w:r>
         <w:rPr>
-          <w:rFonts w:hint="eastAsia"/>
-        </w:rPr>
-        <w:t xml:space="preserve">库存」配置，默认</w:t>
+          <w:rStyle w:val="VerbatimChar"/>
+          <w:rFonts w:hint="eastAsia"/>
+        </w:rPr>
+        <w:t xml:space="preserve">已批准(approved)</w:t>
+      </w:r>
+      <w:r>
+        <w:rPr>
+          <w:rStyle w:val="VerbatimChar"/>
+        </w:rPr>
+        <w:t xml:space="preserve"> → </w:t>
+      </w:r>
+      <w:r>
+        <w:rPr>
+          <w:rStyle w:val="VerbatimChar"/>
+          <w:rFonts w:hint="eastAsia"/>
+        </w:rPr>
+        <w:t xml:space="preserve">已购买(purchased)</w:t>
+      </w:r>
+      <w:r>
+        <w:rPr>
+          <w:rStyle w:val="VerbatimChar"/>
+        </w:rPr>
+        <w:t xml:space="preserve"> → </w:t>
+      </w:r>
+      <w:r>
+        <w:rPr>
+          <w:rStyle w:val="VerbatimChar"/>
+          <w:rFonts w:hint="eastAsia"/>
+        </w:rPr>
+        <w:t xml:space="preserve">已入库(received)</w:t>
+      </w:r>
+      <w:r>
+        <w:rPr>
+          <w:rFonts w:hint="eastAsia"/>
+        </w:rPr>
+        <w:t xml:space="preserve">；驳回为</w:t>
       </w:r>
       <w:r>
         <w:t xml:space="preserve"> </w:t>
       </w:r>
       <w:r>
         <w:rPr>
-          <w:b/>
-          <w:bCs/>
-        </w:rPr>
-        <w:t xml:space="preserve">5</w:t>
-      </w:r>
-      <w:r>
-        <w:rPr>
-          <w:rFonts w:hint="eastAsia"/>
-        </w:rPr>
-        <w:t xml:space="preserve">）</w:t>
+          <w:rStyle w:val="VerbatimChar"/>
+        </w:rPr>
+        <w:t xml:space="preserve">rejected</w:t>
       </w:r>
     </w:p>
     <w:p>
@@ -10293,49 +10213,15 @@
         <w:rPr>
           <w:rFonts w:hint="eastAsia"/>
         </w:rPr>
-        <w:t xml:space="preserve">仪表盘「低库存预警」默认只列</w:t>
-      </w:r>
-      <w:r>
-        <w:t xml:space="preserve"> </w:t>
-      </w:r>
-      <w:r>
-        <w:rPr>
-          <w:b/>
-          <w:bCs/>
-        </w:rPr>
-        <w:t xml:space="preserve">C </w:t>
-      </w:r>
-      <w:r>
-        <w:rPr>
-          <w:rFonts w:hint="eastAsia"/>
-          <w:b/>
-          <w:bCs/>
-        </w:rPr>
-        <w:t xml:space="preserve">级（耗材）</w:t>
-      </w:r>
-      <w:r>
-        <w:rPr>
-          <w:rFonts w:hint="eastAsia"/>
-        </w:rPr>
-        <w:t xml:space="preserve">（由</w:t>
-      </w:r>
-      <w:r>
-        <w:t xml:space="preserve"> </w:t>
-      </w:r>
-      <w:r>
-        <w:rPr>
-          <w:rStyle w:val="VerbatimChar"/>
-        </w:rPr>
-        <w:t xml:space="preserve">Inventory:LowStockGrade</w:t>
-      </w:r>
-      <w:r>
-        <w:t xml:space="preserve"> </w:t>
-      </w:r>
-      <w:r>
-        <w:rPr>
-          <w:rFonts w:hint="eastAsia"/>
-        </w:rPr>
-        <w:t xml:space="preserve">控制）；库存页的高亮不限等级</w:t>
+        <w:t xml:space="preserve">申请必填：</w:t>
+      </w:r>
+      <w:r>
+        <w:rPr>
+          <w:rFonts w:hint="eastAsia"/>
+          <w:b/>
+          <w:bCs/>
+        </w:rPr>
+        <w:t xml:space="preserve">名称、数量、预计单价、理由</w:t>
       </w:r>
     </w:p>
     <w:p>
@@ -10350,53 +10236,21 @@
         <w:rPr>
           <w:rFonts w:hint="eastAsia"/>
         </w:rPr>
-        <w:t xml:space="preserve">分级显示：数量</w:t>
-      </w:r>
-      <w:r>
-        <w:t xml:space="preserve"> ≤ </w:t>
-      </w:r>
-      <w:r>
-        <w:rPr>
-          <w:rFonts w:hint="eastAsia"/>
-        </w:rPr>
-        <w:t xml:space="preserve">阈值/3</w:t>
-      </w:r>
-      <w:r>
-        <w:t xml:space="preserve"> </w:t>
-      </w:r>
-      <w:r>
-        <w:rPr>
-          <w:rFonts w:hint="eastAsia"/>
-        </w:rPr>
-        <w:t xml:space="preserve">为</w:t>
-      </w:r>
-      <w:r>
-        <w:rPr>
-          <w:rFonts w:hint="eastAsia"/>
-          <w:b/>
-          <w:bCs/>
-        </w:rPr>
-        <w:t xml:space="preserve">严重</w:t>
-      </w:r>
-      <w:r>
-        <w:rPr>
-          <w:rFonts w:hint="eastAsia"/>
-        </w:rPr>
-        <w:t xml:space="preserve">（红），其余低于阈值为</w:t>
-      </w:r>
-      <w:r>
-        <w:rPr>
-          <w:rFonts w:hint="eastAsia"/>
-          <w:b/>
-          <w:bCs/>
-        </w:rPr>
-        <w:t xml:space="preserve">提醒</w:t>
-      </w:r>
-      <w:r>
-        <w:rPr>
-          <w:rFonts w:hint="eastAsia"/>
-        </w:rPr>
-        <w:t xml:space="preserve">（黄）</w:t>
+        <w:t xml:space="preserve">入库时</w:t>
+      </w:r>
+      <w:r>
+        <w:rPr>
+          <w:rFonts w:hint="eastAsia"/>
+          <w:b/>
+          <w:bCs/>
+        </w:rPr>
+        <w:t xml:space="preserve">必须在库存里建/更新对应物料</w:t>
+      </w:r>
+      <w:r>
+        <w:rPr>
+          <w:rFonts w:hint="eastAsia"/>
+        </w:rPr>
+        <w:t xml:space="preserve">（含单价与库位），不要只更新采购单状态</w:t>
       </w:r>
     </w:p>
     <w:p>
@@ -10411,96 +10265,23 @@
         <w:rPr>
           <w:rFonts w:hint="eastAsia"/>
         </w:rPr>
-        <w:t xml:space="preserve">补货时限：</w:t>
-      </w:r>
-      <w:r>
-        <w:rPr>
-          <w:rFonts w:hint="eastAsia"/>
-          <w:b/>
-          <w:bCs/>
-        </w:rPr>
-        <w:t xml:space="preserve">严重</w:t>
-      </w:r>
-      <w:r>
-        <w:rPr>
-          <w:b/>
-          <w:bCs/>
-        </w:rPr>
-        <w:t xml:space="preserve"> → 3 </w:t>
-      </w:r>
-      <w:r>
-        <w:rPr>
-          <w:rFonts w:hint="eastAsia"/>
-          <w:b/>
-          <w:bCs/>
-        </w:rPr>
-        <w:t xml:space="preserve">天内</w:t>
-      </w:r>
-      <w:r>
-        <w:rPr>
-          <w:rFonts w:hint="eastAsia"/>
-        </w:rPr>
-        <w:t xml:space="preserve">提交采购申请；</w:t>
-      </w:r>
-      <w:r>
-        <w:rPr>
-          <w:rFonts w:hint="eastAsia"/>
-          <w:b/>
-          <w:bCs/>
-        </w:rPr>
-        <w:t xml:space="preserve">提醒</w:t>
-      </w:r>
-      <w:r>
-        <w:rPr>
-          <w:b/>
-          <w:bCs/>
-        </w:rPr>
-        <w:t xml:space="preserve"> → </w:t>
-      </w:r>
-      <w:r>
-        <w:rPr>
-          <w:rFonts w:hint="eastAsia"/>
-          <w:b/>
-          <w:bCs/>
-        </w:rPr>
-        <w:t xml:space="preserve">一周内</w:t>
-      </w:r>
-      <w:r>
-        <w:rPr>
-          <w:rFonts w:hint="eastAsia"/>
-        </w:rPr>
-        <w:t xml:space="preserve">处理</w:t>
-      </w:r>
-    </w:p>
-    <w:p>
-      <w:pPr>
-        <w:pStyle w:val="Compact"/>
-        <w:numPr>
-          <w:ilvl w:val="0"/>
-          <w:numId w:val="1029"/>
-        </w:numPr>
-      </w:pPr>
-      <w:r>
-        <w:rPr>
-          <w:rFonts w:hint="eastAsia"/>
-        </w:rPr>
-        <w:t xml:space="preserve">补货后及时更新数量，不要"等盘点时再改"</w:t>
-      </w:r>
-    </w:p>
-    <w:bookmarkEnd w:id="41"/>
-    <w:bookmarkStart w:id="42" w:name="Xda96a7a6813f3423a1b811c198b56004475ebf1"/>
+        <w:t xml:space="preserve">审批权限：部长/管理员；报表可查月度支出与待审批单</w:t>
+      </w:r>
+    </w:p>
+    <w:bookmarkEnd w:id="40"/>
+    <w:bookmarkStart w:id="41" w:name="X0bc089413fc7beb86fe3d9e5856bb0f8b310317"/>
     <w:p>
       <w:pPr>
         <w:pStyle w:val="Heading2"/>
       </w:pPr>
       <w:r>
-        <w:t xml:space="preserve">13. </w:t>
-      </w:r>
-      <w:r>
-        <w:rPr>
-          <w:rFonts w:hint="eastAsia"/>
-        </w:rPr>
-        <w:t xml:space="preserve">数据与审计</w:t>
+        <w:t xml:space="preserve">12. </w:t>
+      </w:r>
+      <w:r>
+        <w:rPr>
+          <w:rFonts w:hint="eastAsia"/>
+        </w:rPr>
+        <w:t xml:space="preserve">低库存与补货规范</w:t>
       </w:r>
     </w:p>
     <w:p>
@@ -10515,24 +10296,61 @@
         <w:rPr>
           <w:rFonts w:hint="eastAsia"/>
         </w:rPr>
-        <w:t xml:space="preserve">所有关键操作（领用、审批、归还、盘点、报备、采购、删除）都会写入</w:t>
-      </w:r>
-      <w:r>
-        <w:rPr>
-          <w:rFonts w:hint="eastAsia"/>
-          <w:b/>
-          <w:bCs/>
-        </w:rPr>
-        <w:t xml:space="preserve">操作日志</w:t>
-      </w:r>
-      <w:r>
-        <w:rPr>
-          <w:rFonts w:hint="eastAsia"/>
-        </w:rPr>
-        <w:t xml:space="preserve">，含操作人、时间与来源</w:t>
-      </w:r>
-      <w:r>
-        <w:t xml:space="preserve"> IP</w:t>
+        <w:t xml:space="preserve">判定口径：</w:t>
+      </w:r>
+      <w:r>
+        <w:rPr>
+          <w:rFonts w:hint="eastAsia"/>
+          <w:b/>
+          <w:bCs/>
+        </w:rPr>
+        <w:t xml:space="preserve">数量</w:t>
+      </w:r>
+      <w:r>
+        <w:rPr>
+          <w:b/>
+          <w:bCs/>
+        </w:rPr>
+        <w:t xml:space="preserve"> &lt; </w:t>
+      </w:r>
+      <w:r>
+        <w:rPr>
+          <w:rFonts w:hint="eastAsia"/>
+          <w:b/>
+          <w:bCs/>
+        </w:rPr>
+        <w:t xml:space="preserve">阈值</w:t>
+      </w:r>
+      <w:r>
+        <w:rPr>
+          <w:rFonts w:hint="eastAsia"/>
+        </w:rPr>
+        <w:t xml:space="preserve">（阈值由管理员在「系统设置</w:t>
+      </w:r>
+      <w:r>
+        <w:t xml:space="preserve"> → </w:t>
+      </w:r>
+      <w:r>
+        <w:rPr>
+          <w:rFonts w:hint="eastAsia"/>
+        </w:rPr>
+        <w:t xml:space="preserve">库存」配置，默认</w:t>
+      </w:r>
+      <w:r>
+        <w:t xml:space="preserve"> </w:t>
+      </w:r>
+      <w:r>
+        <w:rPr>
+          <w:b/>
+          <w:bCs/>
+        </w:rPr>
+        <w:t xml:space="preserve">5</w:t>
+      </w:r>
+      <w:r>
+        <w:rPr>
+          <w:rFonts w:hint="eastAsia"/>
+        </w:rPr>
+        <w:t xml:space="preserve">）</w:t>
       </w:r>
     </w:p>
     <w:p>
@@ -10546,16 +10364,50 @@
       <w:r>
         <w:rPr>
           <w:rFonts w:hint="eastAsia"/>
-          <w:b/>
-          <w:bCs/>
-        </w:rPr>
-        <w:t xml:space="preserve">管理员与部长的操作同样记录在案</w:t>
-      </w:r>
-      <w:r>
-        <w:rPr>
-          <w:rFonts w:hint="eastAsia"/>
-        </w:rPr>
-        <w:t xml:space="preserve">，没有"免审计"的角色；审批人、驳回理由、定责结果都可追溯</w:t>
+        </w:rPr>
+        <w:t xml:space="preserve">仪表盘「低库存预警」默认只列</w:t>
+      </w:r>
+      <w:r>
+        <w:t xml:space="preserve"> </w:t>
+      </w:r>
+      <w:r>
+        <w:rPr>
+          <w:b/>
+          <w:bCs/>
+        </w:rPr>
+        <w:t xml:space="preserve">C </w:t>
+      </w:r>
+      <w:r>
+        <w:rPr>
+          <w:rFonts w:hint="eastAsia"/>
+          <w:b/>
+          <w:bCs/>
+        </w:rPr>
+        <w:t xml:space="preserve">级（耗材）</w:t>
+      </w:r>
+      <w:r>
+        <w:rPr>
+          <w:rFonts w:hint="eastAsia"/>
+        </w:rPr>
+        <w:t xml:space="preserve">（由</w:t>
+      </w:r>
+      <w:r>
+        <w:t xml:space="preserve"> </w:t>
+      </w:r>
+      <w:r>
+        <w:rPr>
+          <w:rStyle w:val="VerbatimChar"/>
+        </w:rPr>
+        <w:t xml:space="preserve">Inventory:LowStockGrade</w:t>
+      </w:r>
+      <w:r>
+        <w:t xml:space="preserve"> </w:t>
+      </w:r>
+      <w:r>
+        <w:rPr>
+          <w:rFonts w:hint="eastAsia"/>
+        </w:rPr>
+        <w:t xml:space="preserve">控制）；库存页的高亮不限等级</w:t>
       </w:r>
     </w:p>
     <w:p>
@@ -10570,39 +10422,53 @@
         <w:rPr>
           <w:rFonts w:hint="eastAsia"/>
         </w:rPr>
-        <w:t xml:space="preserve">记录</w:t>
-      </w:r>
-      <w:r>
-        <w:rPr>
-          <w:rFonts w:hint="eastAsia"/>
-          <w:b/>
-          <w:bCs/>
-        </w:rPr>
-        <w:t xml:space="preserve">不物理删除</w:t>
-      </w:r>
-      <w:r>
-        <w:rPr>
-          <w:rFonts w:hint="eastAsia"/>
-        </w:rPr>
-        <w:t xml:space="preserve">：物料状态用</w:t>
+        <w:t xml:space="preserve">分级显示：数量</w:t>
+      </w:r>
+      <w:r>
+        <w:t xml:space="preserve"> ≤ </w:t>
+      </w:r>
+      <w:r>
+        <w:rPr>
+          <w:rFonts w:hint="eastAsia"/>
+        </w:rPr>
+        <w:t xml:space="preserve">阈值/3</w:t>
       </w:r>
       <w:r>
         <w:t xml:space="preserve"> </w:t>
       </w:r>
       <w:r>
         <w:rPr>
-          <w:rStyle w:val="VerbatimChar"/>
-        </w:rPr>
-        <w:t xml:space="preserve">available / in_use / broken</w:t>
-      </w:r>
-      <w:r>
-        <w:t xml:space="preserve"> </w:t>
-      </w:r>
-      <w:r>
-        <w:rPr>
-          <w:rFonts w:hint="eastAsia"/>
-        </w:rPr>
-        <w:t xml:space="preserve">表达；确需清理走「回收站」</w:t>
+          <w:rFonts w:hint="eastAsia"/>
+        </w:rPr>
+        <w:t xml:space="preserve">为</w:t>
+      </w:r>
+      <w:r>
+        <w:rPr>
+          <w:rFonts w:hint="eastAsia"/>
+          <w:b/>
+          <w:bCs/>
+        </w:rPr>
+        <w:t xml:space="preserve">严重</w:t>
+      </w:r>
+      <w:r>
+        <w:rPr>
+          <w:rFonts w:hint="eastAsia"/>
+        </w:rPr>
+        <w:t xml:space="preserve">（红），其余低于阈值为</w:t>
+      </w:r>
+      <w:r>
+        <w:rPr>
+          <w:rFonts w:hint="eastAsia"/>
+          <w:b/>
+          <w:bCs/>
+        </w:rPr>
+        <w:t xml:space="preserve">提醒</w:t>
+      </w:r>
+      <w:r>
+        <w:rPr>
+          <w:rFonts w:hint="eastAsia"/>
+        </w:rPr>
+        <w:t xml:space="preserve">（黄）</w:t>
       </w:r>
     </w:p>
     <w:p>
@@ -10617,36 +10483,96 @@
         <w:rPr>
           <w:rFonts w:hint="eastAsia"/>
         </w:rPr>
-        <w:t xml:space="preserve">每周由部长抽查一次操作日志与库存差异，异常在队会上说明</w:t>
-      </w:r>
-    </w:p>
-    <w:bookmarkEnd w:id="42"/>
-    <w:bookmarkStart w:id="43" w:name="X2b107a26eaee4ca12a43815593890af1a10de83"/>
+        <w:t xml:space="preserve">补货时限：</w:t>
+      </w:r>
+      <w:r>
+        <w:rPr>
+          <w:rFonts w:hint="eastAsia"/>
+          <w:b/>
+          <w:bCs/>
+        </w:rPr>
+        <w:t xml:space="preserve">严重</w:t>
+      </w:r>
+      <w:r>
+        <w:rPr>
+          <w:b/>
+          <w:bCs/>
+        </w:rPr>
+        <w:t xml:space="preserve"> → 3 </w:t>
+      </w:r>
+      <w:r>
+        <w:rPr>
+          <w:rFonts w:hint="eastAsia"/>
+          <w:b/>
+          <w:bCs/>
+        </w:rPr>
+        <w:t xml:space="preserve">天内</w:t>
+      </w:r>
+      <w:r>
+        <w:rPr>
+          <w:rFonts w:hint="eastAsia"/>
+        </w:rPr>
+        <w:t xml:space="preserve">提交采购申请；</w:t>
+      </w:r>
+      <w:r>
+        <w:rPr>
+          <w:rFonts w:hint="eastAsia"/>
+          <w:b/>
+          <w:bCs/>
+        </w:rPr>
+        <w:t xml:space="preserve">提醒</w:t>
+      </w:r>
+      <w:r>
+        <w:rPr>
+          <w:b/>
+          <w:bCs/>
+        </w:rPr>
+        <w:t xml:space="preserve"> → </w:t>
+      </w:r>
+      <w:r>
+        <w:rPr>
+          <w:rFonts w:hint="eastAsia"/>
+          <w:b/>
+          <w:bCs/>
+        </w:rPr>
+        <w:t xml:space="preserve">一周内</w:t>
+      </w:r>
+      <w:r>
+        <w:rPr>
+          <w:rFonts w:hint="eastAsia"/>
+        </w:rPr>
+        <w:t xml:space="preserve">处理</w:t>
+      </w:r>
+    </w:p>
+    <w:p>
+      <w:pPr>
+        <w:pStyle w:val="Compact"/>
+        <w:numPr>
+          <w:ilvl w:val="0"/>
+          <w:numId w:val="1030"/>
+        </w:numPr>
+      </w:pPr>
+      <w:r>
+        <w:rPr>
+          <w:rFonts w:hint="eastAsia"/>
+        </w:rPr>
+        <w:t xml:space="preserve">补货后及时更新数量，不要"等盘点时再改"</w:t>
+      </w:r>
+    </w:p>
+    <w:bookmarkEnd w:id="41"/>
+    <w:bookmarkStart w:id="42" w:name="Xda96a7a6813f3423a1b811c198b56004475ebf1"/>
     <w:p>
       <w:pPr>
         <w:pStyle w:val="Heading2"/>
       </w:pPr>
       <w:r>
-        <w:t xml:space="preserve">14. </w:t>
-      </w:r>
-      <w:r>
-        <w:rPr>
-          <w:rFonts w:hint="eastAsia"/>
-        </w:rPr>
-        <w:t xml:space="preserve">日常执行清单</w:t>
-      </w:r>
-    </w:p>
-    <w:p>
-      <w:pPr>
-        <w:pStyle w:val="FirstParagraph"/>
-      </w:pPr>
-      <w:r>
-        <w:rPr>
-          <w:rFonts w:hint="eastAsia"/>
-          <w:b/>
-          <w:bCs/>
-        </w:rPr>
-        <w:t xml:space="preserve">每周</w:t>
+        <w:t xml:space="preserve">13. </w:t>
+      </w:r>
+      <w:r>
+        <w:rPr>
+          <w:rFonts w:hint="eastAsia"/>
+        </w:rPr>
+        <w:t xml:space="preserve">数据与审计</w:t>
       </w:r>
     </w:p>
     <w:p>
@@ -10661,16 +10587,138 @@
         <w:rPr>
           <w:rFonts w:hint="eastAsia"/>
         </w:rPr>
-        <w:t xml:space="preserve">处理低库存预警（严重件</w:t>
-      </w:r>
-      <w:r>
-        <w:t xml:space="preserve"> 3 </w:t>
-      </w:r>
-      <w:r>
-        <w:rPr>
-          <w:rFonts w:hint="eastAsia"/>
-        </w:rPr>
-        <w:t xml:space="preserve">天内下单）</w:t>
+        <w:t xml:space="preserve">所有关键操作（领用、审批、归还、盘点、报备、采购、删除）都会写入</w:t>
+      </w:r>
+      <w:r>
+        <w:rPr>
+          <w:rFonts w:hint="eastAsia"/>
+          <w:b/>
+          <w:bCs/>
+        </w:rPr>
+        <w:t xml:space="preserve">操作日志</w:t>
+      </w:r>
+      <w:r>
+        <w:rPr>
+          <w:rFonts w:hint="eastAsia"/>
+        </w:rPr>
+        <w:t xml:space="preserve">，含操作人、时间与来源</w:t>
+      </w:r>
+      <w:r>
+        <w:t xml:space="preserve"> IP</w:t>
+      </w:r>
+    </w:p>
+    <w:p>
+      <w:pPr>
+        <w:pStyle w:val="Compact"/>
+        <w:numPr>
+          <w:ilvl w:val="0"/>
+          <w:numId w:val="1031"/>
+        </w:numPr>
+      </w:pPr>
+      <w:r>
+        <w:rPr>
+          <w:rFonts w:hint="eastAsia"/>
+          <w:b/>
+          <w:bCs/>
+        </w:rPr>
+        <w:t xml:space="preserve">管理员与部长的操作同样记录在案</w:t>
+      </w:r>
+      <w:r>
+        <w:rPr>
+          <w:rFonts w:hint="eastAsia"/>
+        </w:rPr>
+        <w:t xml:space="preserve">，没有"免审计"的角色；审批人、驳回理由、定责结果都可追溯</w:t>
+      </w:r>
+    </w:p>
+    <w:p>
+      <w:pPr>
+        <w:pStyle w:val="Compact"/>
+        <w:numPr>
+          <w:ilvl w:val="0"/>
+          <w:numId w:val="1031"/>
+        </w:numPr>
+      </w:pPr>
+      <w:r>
+        <w:rPr>
+          <w:rFonts w:hint="eastAsia"/>
+        </w:rPr>
+        <w:t xml:space="preserve">记录</w:t>
+      </w:r>
+      <w:r>
+        <w:rPr>
+          <w:rFonts w:hint="eastAsia"/>
+          <w:b/>
+          <w:bCs/>
+        </w:rPr>
+        <w:t xml:space="preserve">不物理删除</w:t>
+      </w:r>
+      <w:r>
+        <w:rPr>
+          <w:rFonts w:hint="eastAsia"/>
+        </w:rPr>
+        <w:t xml:space="preserve">：物料状态用</w:t>
+      </w:r>
+      <w:r>
+        <w:t xml:space="preserve"> </w:t>
+      </w:r>
+      <w:r>
+        <w:rPr>
+          <w:rStyle w:val="VerbatimChar"/>
+        </w:rPr>
+        <w:t xml:space="preserve">available / in_use / broken</w:t>
+      </w:r>
+      <w:r>
+        <w:t xml:space="preserve"> </w:t>
+      </w:r>
+      <w:r>
+        <w:rPr>
+          <w:rFonts w:hint="eastAsia"/>
+        </w:rPr>
+        <w:t xml:space="preserve">表达；确需清理走「回收站」</w:t>
+      </w:r>
+    </w:p>
+    <w:p>
+      <w:pPr>
+        <w:pStyle w:val="Compact"/>
+        <w:numPr>
+          <w:ilvl w:val="0"/>
+          <w:numId w:val="1031"/>
+        </w:numPr>
+      </w:pPr>
+      <w:r>
+        <w:rPr>
+          <w:rFonts w:hint="eastAsia"/>
+        </w:rPr>
+        <w:t xml:space="preserve">每周由部长抽查一次操作日志与库存差异，异常在队会上说明</w:t>
+      </w:r>
+    </w:p>
+    <w:bookmarkEnd w:id="42"/>
+    <w:bookmarkStart w:id="43" w:name="X2b107a26eaee4ca12a43815593890af1a10de83"/>
+    <w:p>
+      <w:pPr>
+        <w:pStyle w:val="Heading2"/>
+      </w:pPr>
+      <w:r>
+        <w:t xml:space="preserve">14. </w:t>
+      </w:r>
+      <w:r>
+        <w:rPr>
+          <w:rFonts w:hint="eastAsia"/>
+        </w:rPr>
+        <w:t xml:space="preserve">日常执行清单</w:t>
+      </w:r>
+    </w:p>
+    <w:p>
+      <w:pPr>
+        <w:pStyle w:val="FirstParagraph"/>
+      </w:pPr>
+      <w:r>
+        <w:rPr>
+          <w:rFonts w:hint="eastAsia"/>
+          <w:b/>
+          <w:bCs/>
+        </w:rPr>
+        <w:t xml:space="preserve">每周</w:t>
       </w:r>
     </w:p>
     <w:p>
@@ -10685,16 +10733,16 @@
         <w:rPr>
           <w:rFonts w:hint="eastAsia"/>
         </w:rPr>
-        <w:t xml:space="preserve">催办逾期未还的</w:t>
-      </w:r>
-      <w:r>
-        <w:t xml:space="preserve"> A/B </w:t>
-      </w:r>
-      <w:r>
-        <w:rPr>
-          <w:rFonts w:hint="eastAsia"/>
-        </w:rPr>
-        <w:t xml:space="preserve">级领用（系统没有"逾期"字段，按领用备注里写的预计归还时间人工盯）</w:t>
+        <w:t xml:space="preserve">处理低库存预警（严重件</w:t>
+      </w:r>
+      <w:r>
+        <w:t xml:space="preserve"> 3 </w:t>
+      </w:r>
+      <w:r>
+        <w:rPr>
+          <w:rFonts w:hint="eastAsia"/>
+        </w:rPr>
+        <w:t xml:space="preserve">天内下单）</w:t>
       </w:r>
     </w:p>
     <w:p>
@@ -10709,7 +10757,16 @@
         <w:rPr>
           <w:rFonts w:hint="eastAsia"/>
         </w:rPr>
-        <w:t xml:space="preserve">完成本周盘点任务并入账差异</w:t>
+        <w:t xml:space="preserve">催办逾期未还的</w:t>
+      </w:r>
+      <w:r>
+        <w:t xml:space="preserve"> A/B </w:t>
+      </w:r>
+      <w:r>
+        <w:rPr>
+          <w:rFonts w:hint="eastAsia"/>
+        </w:rPr>
+        <w:t xml:space="preserve">级领用（系统没有"逾期"字段，按领用备注里写的预计归还时间人工盯）</w:t>
       </w:r>
     </w:p>
     <w:p>
@@ -10724,47 +10781,7 @@
         <w:rPr>
           <w:rFonts w:hint="eastAsia"/>
         </w:rPr>
-        <w:t xml:space="preserve">复核</w:t>
-      </w:r>
-      <w:r>
-        <w:t xml:space="preserve"> </w:t>
-      </w:r>
-      <w:r>
-        <w:rPr>
-          <w:rStyle w:val="VerbatimChar"/>
-        </w:rPr>
-        <w:t xml:space="preserve">broken</w:t>
-      </w:r>
-      <w:r>
-        <w:t xml:space="preserve"> </w:t>
-      </w:r>
-      <w:r>
-        <w:rPr>
-          <w:rFonts w:hint="eastAsia"/>
-        </w:rPr>
-        <w:t xml:space="preserve">状态的物料：是否已定责、实物是否已撤下、修好后有没有及时改回</w:t>
-      </w:r>
-      <w:r>
-        <w:t xml:space="preserve"> </w:t>
-      </w:r>
-      <w:r>
-        <w:rPr>
-          <w:rStyle w:val="VerbatimChar"/>
-        </w:rPr>
-        <w:t xml:space="preserve">available</w:t>
-      </w:r>
-    </w:p>
-    <w:p>
-      <w:pPr>
-        <w:pStyle w:val="FirstParagraph"/>
-      </w:pPr>
-      <w:r>
-        <w:rPr>
-          <w:rFonts w:hint="eastAsia"/>
-          <w:b/>
-          <w:bCs/>
-        </w:rPr>
-        <w:t xml:space="preserve">每月</w:t>
+        <w:t xml:space="preserve">完成本周盘点任务并入账差异</w:t>
       </w:r>
     </w:p>
     <w:p>
@@ -10779,34 +10796,47 @@
         <w:rPr>
           <w:rFonts w:hint="eastAsia"/>
         </w:rPr>
-        <w:t xml:space="preserve">抽查</w:t>
-      </w:r>
-      <w:r>
-        <w:t xml:space="preserve"> 10 </w:t>
-      </w:r>
-      <w:r>
-        <w:rPr>
-          <w:rFonts w:hint="eastAsia"/>
-        </w:rPr>
-        <w:t xml:space="preserve">件物料的"账实库位"一致性（数量</w:t>
-      </w:r>
-      <w:r>
-        <w:t xml:space="preserve"> + </w:t>
-      </w:r>
-      <w:r>
-        <w:rPr>
-          <w:rFonts w:hint="eastAsia"/>
-        </w:rPr>
-        <w:t xml:space="preserve">位置</w:t>
-      </w:r>
-      <w:r>
-        <w:t xml:space="preserve"> + </w:t>
-      </w:r>
-      <w:r>
-        <w:rPr>
-          <w:rFonts w:hint="eastAsia"/>
-        </w:rPr>
-        <w:t xml:space="preserve">状态）</w:t>
+        <w:t xml:space="preserve">复核</w:t>
+      </w:r>
+      <w:r>
+        <w:t xml:space="preserve"> </w:t>
+      </w:r>
+      <w:r>
+        <w:rPr>
+          <w:rStyle w:val="VerbatimChar"/>
+        </w:rPr>
+        <w:t xml:space="preserve">broken</w:t>
+      </w:r>
+      <w:r>
+        <w:t xml:space="preserve"> </w:t>
+      </w:r>
+      <w:r>
+        <w:rPr>
+          <w:rFonts w:hint="eastAsia"/>
+        </w:rPr>
+        <w:t xml:space="preserve">状态的物料：是否已定责、实物是否已撤下、修好后有没有及时改回</w:t>
+      </w:r>
+      <w:r>
+        <w:t xml:space="preserve"> </w:t>
+      </w:r>
+      <w:r>
+        <w:rPr>
+          <w:rStyle w:val="VerbatimChar"/>
+        </w:rPr>
+        <w:t xml:space="preserve">available</w:t>
+      </w:r>
+    </w:p>
+    <w:p>
+      <w:pPr>
+        <w:pStyle w:val="FirstParagraph"/>
+      </w:pPr>
+      <w:r>
+        <w:rPr>
+          <w:rFonts w:hint="eastAsia"/>
+          <w:b/>
+          <w:bCs/>
+        </w:rPr>
+        <w:t xml:space="preserve">每月</w:t>
       </w:r>
     </w:p>
     <w:p>
@@ -10821,7 +10851,34 @@
         <w:rPr>
           <w:rFonts w:hint="eastAsia"/>
         </w:rPr>
-        <w:t xml:space="preserve">整理重复/命名不规范的物料记录</w:t>
+        <w:t xml:space="preserve">抽查</w:t>
+      </w:r>
+      <w:r>
+        <w:t xml:space="preserve"> 10 </w:t>
+      </w:r>
+      <w:r>
+        <w:rPr>
+          <w:rFonts w:hint="eastAsia"/>
+        </w:rPr>
+        <w:t xml:space="preserve">件物料的"账实库位"一致性（数量</w:t>
+      </w:r>
+      <w:r>
+        <w:t xml:space="preserve"> + </w:t>
+      </w:r>
+      <w:r>
+        <w:rPr>
+          <w:rFonts w:hint="eastAsia"/>
+        </w:rPr>
+        <w:t xml:space="preserve">位置</w:t>
+      </w:r>
+      <w:r>
+        <w:t xml:space="preserve"> + </w:t>
+      </w:r>
+      <w:r>
+        <w:rPr>
+          <w:rFonts w:hint="eastAsia"/>
+        </w:rPr>
+        <w:t xml:space="preserve">状态）</w:t>
       </w:r>
     </w:p>
     <w:p>
@@ -10836,7 +10893,7 @@
         <w:rPr>
           <w:rFonts w:hint="eastAsia"/>
         </w:rPr>
-        <w:t xml:space="preserve">核对采购单与库存是否一致</w:t>
+        <w:t xml:space="preserve">整理重复/命名不规范的物料记录</w:t>
       </w:r>
     </w:p>
     <w:p>
@@ -10851,20 +10908,7 @@
         <w:rPr>
           <w:rFonts w:hint="eastAsia"/>
         </w:rPr>
-        <w:t xml:space="preserve">抽查物品编码有没有重号（系统不查重，只能人工）</w:t>
-      </w:r>
-    </w:p>
-    <w:p>
-      <w:pPr>
-        <w:pStyle w:val="FirstParagraph"/>
-      </w:pPr>
-      <w:r>
-        <w:rPr>
-          <w:rFonts w:hint="eastAsia"/>
-          <w:b/>
-          <w:bCs/>
-        </w:rPr>
-        <w:t xml:space="preserve">每学期</w:t>
+        <w:t xml:space="preserve">核对采购单与库存是否一致</w:t>
       </w:r>
     </w:p>
     <w:p>
@@ -10879,16 +10923,20 @@
         <w:rPr>
           <w:rFonts w:hint="eastAsia"/>
         </w:rPr>
-        <w:t xml:space="preserve">学期大盘（全量）+</w:t>
-      </w:r>
-      <w:r>
-        <w:t xml:space="preserve"> </w:t>
-      </w:r>
-      <w:r>
-        <w:rPr>
-          <w:rFonts w:hint="eastAsia"/>
-        </w:rPr>
-        <w:t xml:space="preserve">差异入账</w:t>
+        <w:t xml:space="preserve">抽查物品编码有没有重号（系统不查重，只能人工）</w:t>
+      </w:r>
+    </w:p>
+    <w:p>
+      <w:pPr>
+        <w:pStyle w:val="FirstParagraph"/>
+      </w:pPr>
+      <w:r>
+        <w:rPr>
+          <w:rFonts w:hint="eastAsia"/>
+          <w:b/>
+          <w:bCs/>
+        </w:rPr>
+        <w:t xml:space="preserve">每学期</w:t>
       </w:r>
     </w:p>
     <w:p>
@@ -10903,7 +10951,16 @@
         <w:rPr>
           <w:rFonts w:hint="eastAsia"/>
         </w:rPr>
-        <w:t xml:space="preserve">更新平面图（新增/搬动货架后必须更新）</w:t>
+        <w:t xml:space="preserve">学期大盘（全量）+</w:t>
+      </w:r>
+      <w:r>
+        <w:t xml:space="preserve"> </w:t>
+      </w:r>
+      <w:r>
+        <w:rPr>
+          <w:rFonts w:hint="eastAsia"/>
+        </w:rPr>
+        <w:t xml:space="preserve">差异入账</w:t>
       </w:r>
     </w:p>
     <w:p>
@@ -10912,6 +10969,21 @@
         <w:numPr>
           <w:ilvl w:val="0"/>
           <w:numId w:val="1041"/>
+        </w:numPr>
+      </w:pPr>
+      <w:r>
+        <w:rPr>
+          <w:rFonts w:hint="eastAsia"/>
+        </w:rPr>
+        <w:t xml:space="preserve">更新平面图（新增/搬动货架后必须更新）</w:t>
+      </w:r>
+    </w:p>
+    <w:p>
+      <w:pPr>
+        <w:pStyle w:val="Compact"/>
+        <w:numPr>
+          <w:ilvl w:val="0"/>
+          <w:numId w:val="1042"/>
         </w:numPr>
       </w:pPr>
       <w:r>
@@ -13178,6 +13250,9 @@
     <w:abstractNumId w:val="991"/>
   </w:num>
   <w:num w:numId="1013">
+    <w:abstractNumId w:val="991"/>
+  </w:num>
+  <w:num w:numId="1014">
     <w:abstractNumId w:val="99411"/>
     <w:lvlOverride w:ilvl="0">
       <w:startOverride w:val="1"/>
@@ -13206,9 +13281,6 @@
     <w:lvlOverride w:ilvl="8">
       <w:startOverride w:val="1"/>
     </w:lvlOverride>
-  </w:num>
-  <w:num w:numId="1014">
-    <w:abstractNumId w:val="991"/>
   </w:num>
   <w:num w:numId="1015">
     <w:abstractNumId w:val="991"/>
@@ -13244,6 +13316,9 @@
     <w:abstractNumId w:val="991"/>
   </w:num>
   <w:num w:numId="1026">
+    <w:abstractNumId w:val="991"/>
+  </w:num>
+  <w:num w:numId="1027">
     <w:abstractNumId w:val="99411"/>
     <w:lvlOverride w:ilvl="0">
       <w:startOverride w:val="1"/>
@@ -13273,9 +13348,6 @@
       <w:startOverride w:val="1"/>
     </w:lvlOverride>
   </w:num>
-  <w:num w:numId="1027">
-    <w:abstractNumId w:val="991"/>
-  </w:num>
   <w:num w:numId="1028">
     <w:abstractNumId w:val="991"/>
   </w:num>
@@ -13286,7 +13358,7 @@
     <w:abstractNumId w:val="991"/>
   </w:num>
   <w:num w:numId="1031">
-    <w:abstractNumId w:val="992"/>
+    <w:abstractNumId w:val="991"/>
   </w:num>
   <w:num w:numId="1032">
     <w:abstractNumId w:val="992"/>
@@ -13316,6 +13388,9 @@
     <w:abstractNumId w:val="992"/>
   </w:num>
   <w:num w:numId="1041">
+    <w:abstractNumId w:val="992"/>
+  </w:num>
+  <w:num w:numId="1042">
     <w:abstractNumId w:val="992"/>
   </w:num>
 </w:numbering>

--- a/docs/物料管理规范.docx
+++ b/docs/物料管理规范.docx
@@ -430,13 +430,7 @@
               <w:t xml:space="preserve">队员全部</w:t>
             </w:r>
             <w:r>
-              <w:t xml:space="preserve"> + </w:t>
-            </w:r>
-            <w:r>
-              <w:rPr>
-                <w:rFonts w:hint="eastAsia"/>
-              </w:rPr>
-              <w:t xml:space="preserve">新增/编辑物料、导入</w:t>
+              <w:t xml:space="preserve"> +</w:t>
             </w:r>
             <w:r>
               <w:t xml:space="preserve"> </w:t>
@@ -444,8 +438,25 @@
             <w:r>
               <w:rPr>
                 <w:rFonts w:hint="eastAsia"/>
-              </w:rPr>
-              <w:t xml:space="preserve">Excel、审批本部门领用、发起与分派盘点、审批采购</w:t>
+                <w:b/>
+                <w:bCs/>
+              </w:rPr>
+              <w:t xml:space="preserve">新增物料</w:t>
+            </w:r>
+            <w:r>
+              <w:rPr>
+                <w:rFonts w:hint="eastAsia"/>
+              </w:rPr>
+              <w:t xml:space="preserve">、导入</w:t>
+            </w:r>
+            <w:r>
+              <w:t xml:space="preserve"> </w:t>
+            </w:r>
+            <w:r>
+              <w:rPr>
+                <w:rFonts w:hint="eastAsia"/>
+              </w:rPr>
+              <w:t xml:space="preserve">Excel、审批本部门领用、发起与分派盘点、审批采购、执行领用/归还</w:t>
             </w:r>
           </w:p>
         </w:tc>
@@ -468,7 +479,21 @@
               <w:rPr>
                 <w:rFonts w:hint="eastAsia"/>
               </w:rPr>
-              <w:t xml:space="preserve">级领用的终审</w:t>
+              <w:t xml:space="preserve">级领用的终审；</w:t>
+            </w:r>
+            <w:r>
+              <w:rPr>
+                <w:rFonts w:hint="eastAsia"/>
+                <w:b/>
+                <w:bCs/>
+              </w:rPr>
+              <w:t xml:space="preserve">修改或删除已有物料</w:t>
+            </w:r>
+            <w:r>
+              <w:rPr>
+                <w:rFonts w:hint="eastAsia"/>
+              </w:rPr>
+              <w:t xml:space="preserve">（改名/改价/改编码/改库位/删除，都只有管理员能做）</w:t>
             </w:r>
           </w:p>
         </w:tc>
@@ -1390,7 +1415,21 @@
         <w:rPr>
           <w:rFonts w:hint="eastAsia"/>
         </w:rPr>
-        <w:t xml:space="preserve">等级不是"重要程度标签"，不要凭感觉改；确有必要时由部长/管理员修改并在备注说明理由。</w:t>
+        <w:t xml:space="preserve">等级不是"重要程度标签"，不要凭感觉改；确有必要时由</w:t>
+      </w:r>
+      <w:r>
+        <w:rPr>
+          <w:rFonts w:hint="eastAsia"/>
+          <w:b/>
+          <w:bCs/>
+        </w:rPr>
+        <w:t xml:space="preserve">管理员</w:t>
+      </w:r>
+      <w:r>
+        <w:rPr>
+          <w:rFonts w:hint="eastAsia"/>
+        </w:rPr>
+        <w:t xml:space="preserve">修改并在备注说明理由。</w:t>
       </w:r>
     </w:p>
     <w:bookmarkEnd w:id="11"/>
@@ -1869,72 +1908,6 @@
             </w:r>
             <w:r>
               <w:t xml:space="preserve"> A</w:t>
-            </w:r>
-          </w:p>
-        </w:tc>
-      </w:tr>
-      <w:tr>
-        <w:tc>
-          <w:tcPr/>
-          <w:p>
-            <w:pPr>
-              <w:pStyle w:val="Compact"/>
-            </w:pPr>
-            <w:r>
-              <w:rPr>
-                <w:rFonts w:hint="eastAsia"/>
-                <w:b/>
-                <w:bCs/>
-              </w:rPr>
-              <w:t xml:space="preserve">归属部门</w:t>
-            </w:r>
-          </w:p>
-        </w:tc>
-        <w:tc>
-          <w:tcPr/>
-          <w:p>
-            <w:pPr>
-              <w:pStyle w:val="Compact"/>
-            </w:pPr>
-            <w:r>
-              <w:rPr>
-                <w:rFonts w:hint="eastAsia"/>
-              </w:rPr>
-              <w:t xml:space="preserve">该物料的主要使用部门；共用件留空。</w:t>
-            </w:r>
-            <w:r>
-              <w:rPr>
-                <w:rFonts w:hint="eastAsia"/>
-                <w:b/>
-                <w:bCs/>
-              </w:rPr>
-              <w:t xml:space="preserve">仅用于说明归属，不参与审批流转</w:t>
-            </w:r>
-            <w:r>
-              <w:rPr>
-                <w:rFonts w:hint="eastAsia"/>
-              </w:rPr>
-              <w:t xml:space="preserve">（见第</w:t>
-            </w:r>
-            <w:r>
-              <w:t xml:space="preserve"> 8.1 </w:t>
-            </w:r>
-            <w:r>
-              <w:rPr>
-                <w:rFonts w:hint="eastAsia"/>
-              </w:rPr>
-              <w:t xml:space="preserve">节）</w:t>
-            </w:r>
-          </w:p>
-        </w:tc>
-        <w:tc>
-          <w:tcPr/>
-          <w:p>
-            <w:pPr>
-              <w:pStyle w:val="Compact"/>
-            </w:pPr>
-            <w:r>
-              <w:t xml:space="preserve">——</w:t>
             </w:r>
           </w:p>
         </w:tc>
@@ -7926,7 +7899,7 @@
           <w:b/>
           <w:bCs/>
         </w:rPr>
-        <w:t xml:space="preserve">关键澄清：审批看的是「申请人的部门」，不是「物料的归属部门」。</w:t>
+        <w:t xml:space="preserve">关键澄清：审批只看「申请人的部门」，与物料本身无关。</w:t>
       </w:r>
     </w:p>
     <w:p>
@@ -7941,35 +7914,30 @@
         <w:rPr>
           <w:rFonts w:hint="eastAsia"/>
         </w:rPr>
-        <w:t xml:space="preserve">物料表单里的</w:t>
-      </w:r>
-      <w:r>
-        <w:rPr>
-          <w:rFonts w:hint="eastAsia"/>
-          <w:b/>
-          <w:bCs/>
-        </w:rPr>
-        <w:t xml:space="preserve">归属部门只表示这件东西主要给谁用，完全不参与审批流转</w:t>
-      </w:r>
-      <w:r>
-        <w:rPr>
-          <w:rFonts w:hint="eastAsia"/>
-        </w:rPr>
-        <w:t xml:space="preserve">。所以</w:t>
-      </w:r>
-      <w:r>
-        <w:rPr>
-          <w:rFonts w:hint="eastAsia"/>
-          <w:b/>
-          <w:bCs/>
-        </w:rPr>
-        <w:t xml:space="preserve">共用件（归属部门留空）不会导致没人审批</w:t>
-      </w:r>
-      <w:r>
-        <w:rPr>
-          <w:rFonts w:hint="eastAsia"/>
-        </w:rPr>
-        <w:t xml:space="preserve">——只要申请人有部长，就走部长审批。</w:t>
+        <w:t xml:space="preserve">物料</w:t>
+      </w:r>
+      <w:r>
+        <w:rPr>
+          <w:rFonts w:hint="eastAsia"/>
+          <w:b/>
+          <w:bCs/>
+        </w:rPr>
+        <w:t xml:space="preserve">不挂任何部门</w:t>
+      </w:r>
+      <w:r>
+        <w:rPr>
+          <w:rFonts w:hint="eastAsia"/>
+        </w:rPr>
+        <w:t xml:space="preserve">（归属部门已于</w:t>
+      </w:r>
+      <w:r>
+        <w:t xml:space="preserve"> 2026-09 </w:t>
+      </w:r>
+      <w:r>
+        <w:rPr>
+          <w:rFonts w:hint="eastAsia"/>
+        </w:rPr>
+        <w:t xml:space="preserve">移除）：物料是队内共享资源，件件挂部门既没人维护，又会让"谁审谁"变得含糊。</w:t>
       </w:r>
     </w:p>
     <w:p>
@@ -7984,7 +7952,7 @@
         <w:rPr>
           <w:rFonts w:hint="eastAsia"/>
         </w:rPr>
-        <w:t xml:space="preserve">触发"直接进管理员"的条件是：</w:t>
+        <w:t xml:space="preserve">触发"直接进管理员"的条件只有两个：</w:t>
       </w:r>
       <w:r>
         <w:rPr>
@@ -8039,6 +8007,52 @@
           <w:rFonts w:hint="eastAsia"/>
         </w:rPr>
         <w:t xml:space="preserve">的领用；跨部门的申请请找对应部门部长或管理员。</w:t>
+      </w:r>
+    </w:p>
+    <w:p>
+      <w:pPr>
+        <w:pStyle w:val="Compact"/>
+        <w:numPr>
+          <w:ilvl w:val="0"/>
+          <w:numId w:val="1016"/>
+        </w:numPr>
+      </w:pPr>
+      <w:r>
+        <w:rPr>
+          <w:rFonts w:hint="eastAsia"/>
+          <w:b/>
+          <w:bCs/>
+        </w:rPr>
+        <w:t xml:space="preserve">部长对物料记录只读</w:t>
+      </w:r>
+      <w:r>
+        <w:rPr>
+          <w:rFonts w:hint="eastAsia"/>
+        </w:rPr>
+        <w:t xml:space="preserve">：可以新增物料、导入</w:t>
+      </w:r>
+      <w:r>
+        <w:t xml:space="preserve"> </w:t>
+      </w:r>
+      <w:r>
+        <w:rPr>
+          <w:rFonts w:hint="eastAsia"/>
+        </w:rPr>
+        <w:t xml:space="preserve">Excel、执行领用/归还，但</w:t>
+      </w:r>
+      <w:r>
+        <w:rPr>
+          <w:rFonts w:hint="eastAsia"/>
+          <w:b/>
+          <w:bCs/>
+        </w:rPr>
+        <w:t xml:space="preserve">改名/改价/改编码/改库位/删除都需要管理员</w:t>
+      </w:r>
+      <w:r>
+        <w:rPr>
+          <w:rFonts w:hint="eastAsia"/>
+        </w:rPr>
+        <w:t xml:space="preserve">。物料不影响审批流转，所以这不会挡住任何审批职责。</w:t>
       </w:r>
     </w:p>
     <w:p>

--- a/docs/物料管理规范.docx
+++ b/docs/物料管理规范.docx
@@ -441,7 +441,7 @@
                 <w:b/>
                 <w:bCs/>
               </w:rPr>
-              <w:t xml:space="preserve">新增物料</w:t>
+              <w:t xml:space="preserve">新增/修改物料</w:t>
             </w:r>
             <w:r>
               <w:rPr>
@@ -487,13 +487,13 @@
                 <w:b/>
                 <w:bCs/>
               </w:rPr>
-              <w:t xml:space="preserve">修改或删除已有物料</w:t>
-            </w:r>
-            <w:r>
-              <w:rPr>
-                <w:rFonts w:hint="eastAsia"/>
-              </w:rPr>
-              <w:t xml:space="preserve">（改名/改价/改编码/改库位/删除，都只有管理员能做）</w:t>
+              <w:t xml:space="preserve">删除物料</w:t>
+            </w:r>
+            <w:r>
+              <w:rPr>
+                <w:rFonts w:hint="eastAsia"/>
+              </w:rPr>
+              <w:t xml:space="preserve">（只有管理员能删）</w:t>
             </w:r>
           </w:p>
         </w:tc>
@@ -8023,36 +8023,56 @@
           <w:b/>
           <w:bCs/>
         </w:rPr>
-        <w:t xml:space="preserve">部长对物料记录只读</w:t>
-      </w:r>
-      <w:r>
-        <w:rPr>
-          <w:rFonts w:hint="eastAsia"/>
-        </w:rPr>
-        <w:t xml:space="preserve">：可以新增物料、导入</w:t>
-      </w:r>
-      <w:r>
-        <w:t xml:space="preserve"> </w:t>
-      </w:r>
-      <w:r>
-        <w:rPr>
-          <w:rFonts w:hint="eastAsia"/>
-        </w:rPr>
-        <w:t xml:space="preserve">Excel、执行领用/归还，但</w:t>
-      </w:r>
-      <w:r>
-        <w:rPr>
-          <w:rFonts w:hint="eastAsia"/>
-          <w:b/>
-          <w:bCs/>
-        </w:rPr>
-        <w:t xml:space="preserve">改名/改价/改编码/改库位/删除都需要管理员</w:t>
-      </w:r>
-      <w:r>
-        <w:rPr>
-          <w:rFonts w:hint="eastAsia"/>
-        </w:rPr>
-        <w:t xml:space="preserve">。物料不影响审批流转，所以这不会挡住任何审批职责。</w:t>
+        <w:t xml:space="preserve">改物料</w:t>
+      </w:r>
+      <w:r>
+        <w:rPr>
+          <w:b/>
+          <w:bCs/>
+        </w:rPr>
+        <w:t xml:space="preserve"> vs </w:t>
+      </w:r>
+      <w:r>
+        <w:rPr>
+          <w:rFonts w:hint="eastAsia"/>
+          <w:b/>
+          <w:bCs/>
+        </w:rPr>
+        <w:t xml:space="preserve">删物料</w:t>
+      </w:r>
+      <w:r>
+        <w:rPr>
+          <w:rFonts w:hint="eastAsia"/>
+        </w:rPr>
+        <w:t xml:space="preserve">（权限是分开的）：</w:t>
+      </w:r>
+      <w:r>
+        <w:rPr>
+          <w:rFonts w:hint="eastAsia"/>
+          <w:b/>
+          <w:bCs/>
+        </w:rPr>
+        <w:t xml:space="preserve">改</w:t>
+      </w:r>
+      <w:r>
+        <w:rPr>
+          <w:rFonts w:hint="eastAsia"/>
+        </w:rPr>
+        <w:t xml:space="preserve">——部长可以订正物料的任何字段（名称/单价/编码/库位/等级/数量），也能在「物料布局」里把物料挂到货位上；</w:t>
+      </w:r>
+      <w:r>
+        <w:rPr>
+          <w:rFonts w:hint="eastAsia"/>
+          <w:b/>
+          <w:bCs/>
+        </w:rPr>
+        <w:t xml:space="preserve">删</w:t>
+      </w:r>
+      <w:r>
+        <w:rPr>
+          <w:rFonts w:hint="eastAsia"/>
+        </w:rPr>
+        <w:t xml:space="preserve">——只有管理员能做。理由是改错了还能再改回来，删了就没了（连带它的领用/盘点记录一起失去关联）。</w:t>
       </w:r>
     </w:p>
     <w:p>
